--- a/data/outputs/v2/Maths/SS3.1_Trigonometry_I/Mathematics_Trigonometry_I_CBE_LessonSequence.docx
+++ b/data/outputs/v2/Maths/SS3.1_Trigonometry_I/Mathematics_Trigonometry_I_CBE_LessonSequence.docx
@@ -3104,7 +3104,25 @@
             </w:tcMar>
             <w:vAlign w:val="top"/>
           </w:tcPr>
-          <w:p/>
+          <w:p>
+            <w:pPr>
+              <w:spacing w:after="40" w:before="0"/>
+              <w:jc w:val="left"/>
+            </w:pPr>
+            <w:r>
+              <w:rPr>
+                <w:rFonts w:ascii="Arial" w:cs="Arial" w:eastAsia="Arial" w:hAnsi="Arial"/>
+                <w:b w:val="false"/>
+                <w:bCs w:val="false"/>
+                <w:i w:val="false"/>
+                <w:iCs w:val="false"/>
+                <w:color w:val="000000"/>
+                <w:sz w:val="18"/>
+                <w:szCs w:val="18"/>
+              </w:rPr>
+              <w:t xml:space="preserve">Ensure rulers and pencils are used safely during the drawing activity. If the lesson is taken outdoors to observe shadows, learners should not stare directly at the sun. No significant hazards are anticipated for an indoor lesson.</w:t>
+            </w:r>
+          </w:p>
         </w:tc>
       </w:tr>
     </w:tbl>
@@ -3478,7 +3496,7 @@
             <w:pPr>
               <w:spacing w:after="20" w:before="0"/>
             </w:pPr>
-            <w:hyperlink w:history="1" r:id="rIdxoumnlwoluabjphndiwnv">
+            <w:hyperlink w:history="1" r:id="rIdgp9saipzfzunxyknqlzwc">
               <w:r>
                 <w:rPr>
                   <w:rFonts w:ascii="Arial" w:cs="Arial" w:eastAsia="Arial" w:hAnsi="Arial"/>
@@ -3511,7 +3529,7 @@
               <w:spacing w:after="10" w:before="0"/>
               <w:ind w:left="120"/>
             </w:pPr>
-            <w:hyperlink w:history="1" r:id="rId_qfgurbv9ktmsadvacmyt">
+            <w:hyperlink w:history="1" r:id="rId13b5ts8zhi8grsbxor3i4">
               <w:r>
                 <w:rPr>
                   <w:rFonts w:ascii="Arial" w:cs="Arial" w:eastAsia="Arial" w:hAnsi="Arial"/>
@@ -3556,7 +3574,7 @@
             <w:pPr>
               <w:spacing w:after="20" w:before="0"/>
             </w:pPr>
-            <w:hyperlink w:history="1" r:id="rId1l4lkufttb1l03zvpusfo">
+            <w:hyperlink w:history="1" r:id="rIdatuua8uciqtimyzevfpyc">
               <w:r>
                 <w:rPr>
                   <w:rFonts w:ascii="Arial" w:cs="Arial" w:eastAsia="Arial" w:hAnsi="Arial"/>
@@ -3589,7 +3607,7 @@
               <w:spacing w:after="10" w:before="0"/>
               <w:ind w:left="120"/>
             </w:pPr>
-            <w:hyperlink w:history="1" r:id="rIdbulvuccnp5bax2_odkljg">
+            <w:hyperlink w:history="1" r:id="rId2w67pk4fcj1w_70zegbuy">
               <w:r>
                 <w:rPr>
                   <w:rFonts w:ascii="Arial" w:cs="Arial" w:eastAsia="Arial" w:hAnsi="Arial"/>
@@ -3784,7 +3802,7 @@
             <w:pPr>
               <w:spacing w:after="20" w:before="0"/>
             </w:pPr>
-            <w:hyperlink w:history="1" r:id="rId_w0ybbwniadjxsnwsbei0">
+            <w:hyperlink w:history="1" r:id="rIduojw7dxd-akxgrcwywyv9">
               <w:r>
                 <w:rPr>
                   <w:rFonts w:ascii="Arial" w:cs="Arial" w:eastAsia="Arial" w:hAnsi="Arial"/>
@@ -3817,7 +3835,7 @@
               <w:spacing w:after="10" w:before="0"/>
               <w:ind w:left="120"/>
             </w:pPr>
-            <w:hyperlink w:history="1" r:id="rIdvnprepytjt-dr_yiwtohx">
+            <w:hyperlink w:history="1" r:id="rId0y1yzlmi5vpp1tqukfl2x">
               <w:r>
                 <w:rPr>
                   <w:rFonts w:ascii="Arial" w:cs="Arial" w:eastAsia="Arial" w:hAnsi="Arial"/>
@@ -3862,7 +3880,7 @@
             <w:pPr>
               <w:spacing w:after="20" w:before="0"/>
             </w:pPr>
-            <w:hyperlink w:history="1" r:id="rIdpml0fdwqfrbrruknewfxi">
+            <w:hyperlink w:history="1" r:id="rIdsskcp3hzzbmccsubhbrg-">
               <w:r>
                 <w:rPr>
                   <w:rFonts w:ascii="Arial" w:cs="Arial" w:eastAsia="Arial" w:hAnsi="Arial"/>
@@ -3895,7 +3913,7 @@
               <w:spacing w:after="10" w:before="0"/>
               <w:ind w:left="120"/>
             </w:pPr>
-            <w:hyperlink w:history="1" r:id="rIdgg6kbx3_kkolmieodfbbu">
+            <w:hyperlink w:history="1" r:id="rIdgkkodkq63f2lgjdximebi">
               <w:r>
                 <w:rPr>
                   <w:rFonts w:ascii="Arial" w:cs="Arial" w:eastAsia="Arial" w:hAnsi="Arial"/>
@@ -4090,7 +4108,7 @@
             <w:pPr>
               <w:spacing w:after="20" w:before="0"/>
             </w:pPr>
-            <w:hyperlink w:history="1" r:id="rIdqex7rkl6iy19c-xjfml17">
+            <w:hyperlink w:history="1" r:id="rIdmfgdehanhtebhb-3uvzdu">
               <w:r>
                 <w:rPr>
                   <w:rFonts w:ascii="Arial" w:cs="Arial" w:eastAsia="Arial" w:hAnsi="Arial"/>
@@ -4123,7 +4141,7 @@
               <w:spacing w:after="10" w:before="0"/>
               <w:ind w:left="120"/>
             </w:pPr>
-            <w:hyperlink w:history="1" r:id="rId6ltnn2ycfeusxiwoyylvh">
+            <w:hyperlink w:history="1" r:id="rIdl6sy_aly9ox8cjwrx0tec">
               <w:r>
                 <w:rPr>
                   <w:rFonts w:ascii="Arial" w:cs="Arial" w:eastAsia="Arial" w:hAnsi="Arial"/>
@@ -4168,7 +4186,7 @@
             <w:pPr>
               <w:spacing w:after="20" w:before="0"/>
             </w:pPr>
-            <w:hyperlink w:history="1" r:id="rIdwceycwl65l0tpq01sylzn">
+            <w:hyperlink w:history="1" r:id="rIdxl7plzcmnef5zmd9cqbvc">
               <w:r>
                 <w:rPr>
                   <w:rFonts w:ascii="Arial" w:cs="Arial" w:eastAsia="Arial" w:hAnsi="Arial"/>
@@ -4201,7 +4219,7 @@
               <w:spacing w:after="10" w:before="0"/>
               <w:ind w:left="120"/>
             </w:pPr>
-            <w:hyperlink w:history="1" r:id="rIduw-08excwc4ovcypwizyt">
+            <w:hyperlink w:history="1" r:id="rIdg-kjex8dq_plwf5vjkom3">
               <w:r>
                 <w:rPr>
                   <w:rFonts w:ascii="Arial" w:cs="Arial" w:eastAsia="Arial" w:hAnsi="Arial"/>
@@ -4396,7 +4414,7 @@
             <w:pPr>
               <w:spacing w:after="20" w:before="0"/>
             </w:pPr>
-            <w:hyperlink w:history="1" r:id="rId-qg0kd8qrskdr0wlvsoki">
+            <w:hyperlink w:history="1" r:id="rIdlcu7ov10jd0qtth4mkpbj">
               <w:r>
                 <w:rPr>
                   <w:rFonts w:ascii="Arial" w:cs="Arial" w:eastAsia="Arial" w:hAnsi="Arial"/>
@@ -4429,7 +4447,7 @@
               <w:spacing w:after="10" w:before="0"/>
               <w:ind w:left="120"/>
             </w:pPr>
-            <w:hyperlink w:history="1" r:id="rIdjcjvfub5mdxagwsprf3bv">
+            <w:hyperlink w:history="1" r:id="rIdkyxdqcwusrmm8r2j3fdv4">
               <w:r>
                 <w:rPr>
                   <w:rFonts w:ascii="Arial" w:cs="Arial" w:eastAsia="Arial" w:hAnsi="Arial"/>
@@ -4474,7 +4492,7 @@
             <w:pPr>
               <w:spacing w:after="20" w:before="0"/>
             </w:pPr>
-            <w:hyperlink w:history="1" r:id="rIdxl9eghtwqxhmjurucuyie">
+            <w:hyperlink w:history="1" r:id="rIdehb9zsrhusbmul6psacfa">
               <w:r>
                 <w:rPr>
                   <w:rFonts w:ascii="Arial" w:cs="Arial" w:eastAsia="Arial" w:hAnsi="Arial"/>
@@ -4507,7 +4525,7 @@
               <w:spacing w:after="10" w:before="0"/>
               <w:ind w:left="120"/>
             </w:pPr>
-            <w:hyperlink w:history="1" r:id="rIdqb0dwl0kl3kckhwbebqju">
+            <w:hyperlink w:history="1" r:id="rIdvivi1vicvfjowmqocgbwa">
               <w:r>
                 <w:rPr>
                   <w:rFonts w:ascii="Arial" w:cs="Arial" w:eastAsia="Arial" w:hAnsi="Arial"/>
@@ -4702,7 +4720,7 @@
             <w:pPr>
               <w:spacing w:after="20" w:before="0"/>
             </w:pPr>
-            <w:hyperlink w:history="1" r:id="rIdcl_pxv_-c16f2htilyxue">
+            <w:hyperlink w:history="1" r:id="rIdpsk91i8rh3rtxsxtxmhwl">
               <w:r>
                 <w:rPr>
                   <w:rFonts w:ascii="Arial" w:cs="Arial" w:eastAsia="Arial" w:hAnsi="Arial"/>
@@ -4735,7 +4753,7 @@
               <w:spacing w:after="10" w:before="0"/>
               <w:ind w:left="120"/>
             </w:pPr>
-            <w:hyperlink w:history="1" r:id="rIdrcrairsvak_iaqt0pkvoa">
+            <w:hyperlink w:history="1" r:id="rIdsukjunqek9xcu0alx65ra">
               <w:r>
                 <w:rPr>
                   <w:rFonts w:ascii="Arial" w:cs="Arial" w:eastAsia="Arial" w:hAnsi="Arial"/>
@@ -4780,7 +4798,7 @@
             <w:pPr>
               <w:spacing w:after="20" w:before="0"/>
             </w:pPr>
-            <w:hyperlink w:history="1" r:id="rId9cbxxklfklyfeuhrbk_gj">
+            <w:hyperlink w:history="1" r:id="rId4l4hbot76unih_hxwolac">
               <w:r>
                 <w:rPr>
                   <w:rFonts w:ascii="Arial" w:cs="Arial" w:eastAsia="Arial" w:hAnsi="Arial"/>
@@ -4813,7 +4831,7 @@
               <w:spacing w:after="10" w:before="0"/>
               <w:ind w:left="120"/>
             </w:pPr>
-            <w:hyperlink w:history="1" r:id="rIdapvzxjwljtsg6dms_r42w">
+            <w:hyperlink w:history="1" r:id="rIdvnupi3xdsxabtmxsevh47">
               <w:r>
                 <w:rPr>
                   <w:rFonts w:ascii="Arial" w:cs="Arial" w:eastAsia="Arial" w:hAnsi="Arial"/>
@@ -6252,32 +6270,32 @@
         <w:tc>
           <w:tcPr>
             <w:tcW w:type="dxa" w:w="1520"/>
-            <w:shd w:fill="F2F2F2" w:color="auto" w:val="clear"/>
-            <w:tcMar>
-              <w:top w:type="dxa" w:w="60"/>
-              <w:left w:type="dxa" w:w="120"/>
-              <w:bottom w:type="dxa" w:w="60"/>
-              <w:right w:type="dxa" w:w="120"/>
-            </w:tcMar>
-            <w:vAlign w:val="top"/>
-          </w:tcPr>
-          <w:p>
-            <w:pPr>
-              <w:spacing w:after="40" w:before="0"/>
-              <w:jc w:val="left"/>
-            </w:pPr>
-            <w:r>
-              <w:rPr>
-                <w:rFonts w:ascii="Arial" w:cs="Arial" w:eastAsia="Arial" w:hAnsi="Arial"/>
-                <w:b/>
-                <w:bCs/>
-                <w:i w:val="false"/>
-                <w:iCs w:val="false"/>
-                <w:color w:val="000000"/>
-                <w:sz w:val="18"/>
-                <w:szCs w:val="18"/>
-              </w:rPr>
-              <w:t xml:space="preserve">Phase 1 — Predict</w:t>
+            <w:shd w:fill="EAD1F5" w:color="auto" w:val="clear"/>
+            <w:tcMar>
+              <w:top w:type="dxa" w:w="60"/>
+              <w:left w:type="dxa" w:w="120"/>
+              <w:bottom w:type="dxa" w:w="60"/>
+              <w:right w:type="dxa" w:w="120"/>
+            </w:tcMar>
+            <w:vAlign w:val="top"/>
+          </w:tcPr>
+          <w:p>
+            <w:pPr>
+              <w:spacing w:after="40" w:before="0"/>
+              <w:jc w:val="left"/>
+            </w:pPr>
+            <w:r>
+              <w:rPr>
+                <w:rFonts w:ascii="Arial" w:cs="Arial" w:eastAsia="Arial" w:hAnsi="Arial"/>
+                <w:b/>
+                <w:bCs/>
+                <w:i w:val="false"/>
+                <w:iCs w:val="false"/>
+                <w:color w:val="000000"/>
+                <w:sz w:val="18"/>
+                <w:szCs w:val="18"/>
+              </w:rPr>
+              <w:t xml:space="preserve">Predict Phase</w:t>
             </w:r>
           </w:p>
           <w:p>
@@ -6300,7 +6318,7 @@
             <w:pPr>
               <w:spacing w:after="20" w:before="0"/>
             </w:pPr>
-            <w:hyperlink w:history="1" r:id="rIdi6bteqhswctz2_bnohhc7">
+            <w:hyperlink w:history="1" r:id="rIdkazu4cbefu8rgtkplxkhs">
               <w:r>
                 <w:rPr>
                   <w:rFonts w:ascii="Arial" w:cs="Arial" w:eastAsia="Arial" w:hAnsi="Arial"/>
@@ -6333,7 +6351,7 @@
               <w:spacing w:after="10" w:before="0"/>
               <w:ind w:left="120"/>
             </w:pPr>
-            <w:hyperlink w:history="1" r:id="rIdhuab91ff-wbasschewceg">
+            <w:hyperlink w:history="1" r:id="rIdcb3lqkgsxar4fksecyilm">
               <w:r>
                 <w:rPr>
                   <w:rFonts w:ascii="Arial" w:cs="Arial" w:eastAsia="Arial" w:hAnsi="Arial"/>
@@ -6378,7 +6396,7 @@
             <w:pPr>
               <w:spacing w:after="20" w:before="0"/>
             </w:pPr>
-            <w:hyperlink w:history="1" r:id="rIdu_ijm_lavpdtn8cmfcbzo">
+            <w:hyperlink w:history="1" r:id="rId0zmyn3wfe19evsgaijwnd">
               <w:r>
                 <w:rPr>
                   <w:rFonts w:ascii="Arial" w:cs="Arial" w:eastAsia="Arial" w:hAnsi="Arial"/>
@@ -6411,7 +6429,7 @@
               <w:spacing w:after="10" w:before="0"/>
               <w:ind w:left="120"/>
             </w:pPr>
-            <w:hyperlink w:history="1" r:id="rIdz0epi2idwmdrrkihekmbz">
+            <w:hyperlink w:history="1" r:id="rId0meuy_qumslk0o0dvs0jg">
               <w:r>
                 <w:rPr>
                   <w:rFonts w:ascii="Arial" w:cs="Arial" w:eastAsia="Arial" w:hAnsi="Arial"/>
@@ -6558,32 +6576,32 @@
         <w:tc>
           <w:tcPr>
             <w:tcW w:type="dxa" w:w="1520"/>
-            <w:shd w:fill="F2F2F2" w:color="auto" w:val="clear"/>
-            <w:tcMar>
-              <w:top w:type="dxa" w:w="60"/>
-              <w:left w:type="dxa" w:w="120"/>
-              <w:bottom w:type="dxa" w:w="60"/>
-              <w:right w:type="dxa" w:w="120"/>
-            </w:tcMar>
-            <w:vAlign w:val="top"/>
-          </w:tcPr>
-          <w:p>
-            <w:pPr>
-              <w:spacing w:after="40" w:before="0"/>
-              <w:jc w:val="left"/>
-            </w:pPr>
-            <w:r>
-              <w:rPr>
-                <w:rFonts w:ascii="Arial" w:cs="Arial" w:eastAsia="Arial" w:hAnsi="Arial"/>
-                <w:b/>
-                <w:bCs/>
-                <w:i w:val="false"/>
-                <w:iCs w:val="false"/>
-                <w:color w:val="000000"/>
-                <w:sz w:val="18"/>
-                <w:szCs w:val="18"/>
-              </w:rPr>
-              <w:t xml:space="preserve">Phase 2 — Observe</w:t>
+            <w:shd w:fill="D9EEF1" w:color="auto" w:val="clear"/>
+            <w:tcMar>
+              <w:top w:type="dxa" w:w="60"/>
+              <w:left w:type="dxa" w:w="120"/>
+              <w:bottom w:type="dxa" w:w="60"/>
+              <w:right w:type="dxa" w:w="120"/>
+            </w:tcMar>
+            <w:vAlign w:val="top"/>
+          </w:tcPr>
+          <w:p>
+            <w:pPr>
+              <w:spacing w:after="40" w:before="0"/>
+              <w:jc w:val="left"/>
+            </w:pPr>
+            <w:r>
+              <w:rPr>
+                <w:rFonts w:ascii="Arial" w:cs="Arial" w:eastAsia="Arial" w:hAnsi="Arial"/>
+                <w:b/>
+                <w:bCs/>
+                <w:i w:val="false"/>
+                <w:iCs w:val="false"/>
+                <w:color w:val="000000"/>
+                <w:sz w:val="18"/>
+                <w:szCs w:val="18"/>
+              </w:rPr>
+              <w:t xml:space="preserve">Observe Phase</w:t>
             </w:r>
           </w:p>
           <w:p>
@@ -6606,7 +6624,7 @@
             <w:pPr>
               <w:spacing w:after="20" w:before="0"/>
             </w:pPr>
-            <w:hyperlink w:history="1" r:id="rId6vkc3edmdlmprvqksizr_">
+            <w:hyperlink w:history="1" r:id="rIdlh6siuqhkcqpeokjb3-no">
               <w:r>
                 <w:rPr>
                   <w:rFonts w:ascii="Arial" w:cs="Arial" w:eastAsia="Arial" w:hAnsi="Arial"/>
@@ -6639,7 +6657,7 @@
               <w:spacing w:after="10" w:before="0"/>
               <w:ind w:left="120"/>
             </w:pPr>
-            <w:hyperlink w:history="1" r:id="rIdqt9b4_d8e0cizbwee0e4t">
+            <w:hyperlink w:history="1" r:id="rIdopwxpitkgydezlegtxhjf">
               <w:r>
                 <w:rPr>
                   <w:rFonts w:ascii="Arial" w:cs="Arial" w:eastAsia="Arial" w:hAnsi="Arial"/>
@@ -6684,7 +6702,7 @@
             <w:pPr>
               <w:spacing w:after="20" w:before="0"/>
             </w:pPr>
-            <w:hyperlink w:history="1" r:id="rIdet2cn_oaq678d1ecosfdm">
+            <w:hyperlink w:history="1" r:id="rIdyes-9crwfiufovoawcfl7">
               <w:r>
                 <w:rPr>
                   <w:rFonts w:ascii="Arial" w:cs="Arial" w:eastAsia="Arial" w:hAnsi="Arial"/>
@@ -6717,7 +6735,7 @@
               <w:spacing w:after="10" w:before="0"/>
               <w:ind w:left="120"/>
             </w:pPr>
-            <w:hyperlink w:history="1" r:id="rIdgi2pgrldpsosxyigng3rr">
+            <w:hyperlink w:history="1" r:id="rIdafzhfmjs4xdyjym4cnezp">
               <w:r>
                 <w:rPr>
                   <w:rFonts w:ascii="Arial" w:cs="Arial" w:eastAsia="Arial" w:hAnsi="Arial"/>
@@ -6864,32 +6882,32 @@
         <w:tc>
           <w:tcPr>
             <w:tcW w:type="dxa" w:w="1520"/>
-            <w:shd w:fill="F2F2F2" w:color="auto" w:val="clear"/>
-            <w:tcMar>
-              <w:top w:type="dxa" w:w="60"/>
-              <w:left w:type="dxa" w:w="120"/>
-              <w:bottom w:type="dxa" w:w="60"/>
-              <w:right w:type="dxa" w:w="120"/>
-            </w:tcMar>
-            <w:vAlign w:val="top"/>
-          </w:tcPr>
-          <w:p>
-            <w:pPr>
-              <w:spacing w:after="40" w:before="0"/>
-              <w:jc w:val="left"/>
-            </w:pPr>
-            <w:r>
-              <w:rPr>
-                <w:rFonts w:ascii="Arial" w:cs="Arial" w:eastAsia="Arial" w:hAnsi="Arial"/>
-                <w:b/>
-                <w:bCs/>
-                <w:i w:val="false"/>
-                <w:iCs w:val="false"/>
-                <w:color w:val="000000"/>
-                <w:sz w:val="18"/>
-                <w:szCs w:val="18"/>
-              </w:rPr>
-              <w:t xml:space="preserve">Phase 3 — Explain</w:t>
+            <w:shd w:fill="E2EFDA" w:color="auto" w:val="clear"/>
+            <w:tcMar>
+              <w:top w:type="dxa" w:w="60"/>
+              <w:left w:type="dxa" w:w="120"/>
+              <w:bottom w:type="dxa" w:w="60"/>
+              <w:right w:type="dxa" w:w="120"/>
+            </w:tcMar>
+            <w:vAlign w:val="top"/>
+          </w:tcPr>
+          <w:p>
+            <w:pPr>
+              <w:spacing w:after="40" w:before="0"/>
+              <w:jc w:val="left"/>
+            </w:pPr>
+            <w:r>
+              <w:rPr>
+                <w:rFonts w:ascii="Arial" w:cs="Arial" w:eastAsia="Arial" w:hAnsi="Arial"/>
+                <w:b/>
+                <w:bCs/>
+                <w:i w:val="false"/>
+                <w:iCs w:val="false"/>
+                <w:color w:val="000000"/>
+                <w:sz w:val="18"/>
+                <w:szCs w:val="18"/>
+              </w:rPr>
+              <w:t xml:space="preserve">Explain Phase</w:t>
             </w:r>
           </w:p>
           <w:p>
@@ -6912,7 +6930,7 @@
             <w:pPr>
               <w:spacing w:after="20" w:before="0"/>
             </w:pPr>
-            <w:hyperlink w:history="1" r:id="rIdwo1zrjqrthnraxoed5xd7">
+            <w:hyperlink w:history="1" r:id="rIdchxlo58td37hfivu7p4vb">
               <w:r>
                 <w:rPr>
                   <w:rFonts w:ascii="Arial" w:cs="Arial" w:eastAsia="Arial" w:hAnsi="Arial"/>
@@ -6945,7 +6963,7 @@
               <w:spacing w:after="10" w:before="0"/>
               <w:ind w:left="120"/>
             </w:pPr>
-            <w:hyperlink w:history="1" r:id="rIddwlzlaa9onst2bqkj774y">
+            <w:hyperlink w:history="1" r:id="rIdhed_hxgaw3_j8068fh6gq">
               <w:r>
                 <w:rPr>
                   <w:rFonts w:ascii="Arial" w:cs="Arial" w:eastAsia="Arial" w:hAnsi="Arial"/>
@@ -6990,7 +7008,7 @@
             <w:pPr>
               <w:spacing w:after="20" w:before="0"/>
             </w:pPr>
-            <w:hyperlink w:history="1" r:id="rIdsrru5ga_sho7ladcogxnv">
+            <w:hyperlink w:history="1" r:id="rIdtx1caclyzlasbduw-nsyl">
               <w:r>
                 <w:rPr>
                   <w:rFonts w:ascii="Arial" w:cs="Arial" w:eastAsia="Arial" w:hAnsi="Arial"/>
@@ -7023,7 +7041,7 @@
               <w:spacing w:after="10" w:before="0"/>
               <w:ind w:left="120"/>
             </w:pPr>
-            <w:hyperlink w:history="1" r:id="rIdn83uvgvwpr9clflttzfoi">
+            <w:hyperlink w:history="1" r:id="rIdr1esie5v3ixkd1njrcso9">
               <w:r>
                 <w:rPr>
                   <w:rFonts w:ascii="Arial" w:cs="Arial" w:eastAsia="Arial" w:hAnsi="Arial"/>
@@ -7170,32 +7188,32 @@
         <w:tc>
           <w:tcPr>
             <w:tcW w:type="dxa" w:w="1520"/>
-            <w:shd w:fill="F2F2F2" w:color="auto" w:val="clear"/>
-            <w:tcMar>
-              <w:top w:type="dxa" w:w="60"/>
-              <w:left w:type="dxa" w:w="120"/>
-              <w:bottom w:type="dxa" w:w="60"/>
-              <w:right w:type="dxa" w:w="120"/>
-            </w:tcMar>
-            <w:vAlign w:val="top"/>
-          </w:tcPr>
-          <w:p>
-            <w:pPr>
-              <w:spacing w:after="40" w:before="0"/>
-              <w:jc w:val="left"/>
-            </w:pPr>
-            <w:r>
-              <w:rPr>
-                <w:rFonts w:ascii="Arial" w:cs="Arial" w:eastAsia="Arial" w:hAnsi="Arial"/>
-                <w:b/>
-                <w:bCs/>
-                <w:i w:val="false"/>
-                <w:iCs w:val="false"/>
-                <w:color w:val="000000"/>
-                <w:sz w:val="18"/>
-                <w:szCs w:val="18"/>
-              </w:rPr>
-              <w:t xml:space="preserve">Phase 4 — Driving Question Board (DQB) Creation</w:t>
+            <w:shd w:fill="FCE4D6" w:color="auto" w:val="clear"/>
+            <w:tcMar>
+              <w:top w:type="dxa" w:w="60"/>
+              <w:left w:type="dxa" w:w="120"/>
+              <w:bottom w:type="dxa" w:w="60"/>
+              <w:right w:type="dxa" w:w="120"/>
+            </w:tcMar>
+            <w:vAlign w:val="top"/>
+          </w:tcPr>
+          <w:p>
+            <w:pPr>
+              <w:spacing w:after="40" w:before="0"/>
+              <w:jc w:val="left"/>
+            </w:pPr>
+            <w:r>
+              <w:rPr>
+                <w:rFonts w:ascii="Arial" w:cs="Arial" w:eastAsia="Arial" w:hAnsi="Arial"/>
+                <w:b/>
+                <w:bCs/>
+                <w:i w:val="false"/>
+                <w:iCs w:val="false"/>
+                <w:color w:val="000000"/>
+                <w:sz w:val="18"/>
+                <w:szCs w:val="18"/>
+              </w:rPr>
+              <w:t xml:space="preserve">Driving Question Board (DQB) Creation</w:t>
             </w:r>
           </w:p>
           <w:p>
@@ -7218,7 +7236,7 @@
             <w:pPr>
               <w:spacing w:after="20" w:before="0"/>
             </w:pPr>
-            <w:hyperlink w:history="1" r:id="rIdlaxpkwvtxtnpf7twaa60q">
+            <w:hyperlink w:history="1" r:id="rIdgql_mxitsrg9tshccbmtq">
               <w:r>
                 <w:rPr>
                   <w:rFonts w:ascii="Arial" w:cs="Arial" w:eastAsia="Arial" w:hAnsi="Arial"/>
@@ -7251,7 +7269,7 @@
               <w:spacing w:after="10" w:before="0"/>
               <w:ind w:left="120"/>
             </w:pPr>
-            <w:hyperlink w:history="1" r:id="rIdtv3wc4afkcaoifcxtv6ml">
+            <w:hyperlink w:history="1" r:id="rIdwu5byjyt9at4e47_1_9u6">
               <w:r>
                 <w:rPr>
                   <w:rFonts w:ascii="Arial" w:cs="Arial" w:eastAsia="Arial" w:hAnsi="Arial"/>
@@ -7296,7 +7314,7 @@
             <w:pPr>
               <w:spacing w:after="20" w:before="0"/>
             </w:pPr>
-            <w:hyperlink w:history="1" r:id="rIdxwj7j-3qdvhcydmmrjhgn">
+            <w:hyperlink w:history="1" r:id="rIdnj1umt8n33oinne1dgr3y">
               <w:r>
                 <w:rPr>
                   <w:rFonts w:ascii="Arial" w:cs="Arial" w:eastAsia="Arial" w:hAnsi="Arial"/>
@@ -7329,7 +7347,7 @@
               <w:spacing w:after="10" w:before="0"/>
               <w:ind w:left="120"/>
             </w:pPr>
-            <w:hyperlink w:history="1" r:id="rIdmosymzncfon26gmkraagx">
+            <w:hyperlink w:history="1" r:id="rId4tv8pjdf2b8zd24otjitu">
               <w:r>
                 <w:rPr>
                   <w:rFonts w:ascii="Arial" w:cs="Arial" w:eastAsia="Arial" w:hAnsi="Arial"/>
@@ -7476,32 +7494,32 @@
         <w:tc>
           <w:tcPr>
             <w:tcW w:type="dxa" w:w="1520"/>
-            <w:shd w:fill="F2F2F2" w:color="auto" w:val="clear"/>
-            <w:tcMar>
-              <w:top w:type="dxa" w:w="60"/>
-              <w:left w:type="dxa" w:w="120"/>
-              <w:bottom w:type="dxa" w:w="60"/>
-              <w:right w:type="dxa" w:w="120"/>
-            </w:tcMar>
-            <w:vAlign w:val="top"/>
-          </w:tcPr>
-          <w:p>
-            <w:pPr>
-              <w:spacing w:after="40" w:before="0"/>
-              <w:jc w:val="left"/>
-            </w:pPr>
-            <w:r>
-              <w:rPr>
-                <w:rFonts w:ascii="Arial" w:cs="Arial" w:eastAsia="Arial" w:hAnsi="Arial"/>
-                <w:b/>
-                <w:bCs/>
-                <w:i w:val="false"/>
-                <w:iCs w:val="false"/>
-                <w:color w:val="000000"/>
-                <w:sz w:val="18"/>
-                <w:szCs w:val="18"/>
-              </w:rPr>
-              <w:t xml:space="preserve">Phase 5 — Model Building</w:t>
+            <w:shd w:fill="D5E8F0" w:color="auto" w:val="clear"/>
+            <w:tcMar>
+              <w:top w:type="dxa" w:w="60"/>
+              <w:left w:type="dxa" w:w="120"/>
+              <w:bottom w:type="dxa" w:w="60"/>
+              <w:right w:type="dxa" w:w="120"/>
+            </w:tcMar>
+            <w:vAlign w:val="top"/>
+          </w:tcPr>
+          <w:p>
+            <w:pPr>
+              <w:spacing w:after="40" w:before="0"/>
+              <w:jc w:val="left"/>
+            </w:pPr>
+            <w:r>
+              <w:rPr>
+                <w:rFonts w:ascii="Arial" w:cs="Arial" w:eastAsia="Arial" w:hAnsi="Arial"/>
+                <w:b/>
+                <w:bCs/>
+                <w:i w:val="false"/>
+                <w:iCs w:val="false"/>
+                <w:color w:val="000000"/>
+                <w:sz w:val="18"/>
+                <w:szCs w:val="18"/>
+              </w:rPr>
+              <w:t xml:space="preserve">Model Building Phase</w:t>
             </w:r>
           </w:p>
           <w:p>
@@ -7524,7 +7542,7 @@
             <w:pPr>
               <w:spacing w:after="20" w:before="0"/>
             </w:pPr>
-            <w:hyperlink w:history="1" r:id="rIddswux9frstramzcfzy30x">
+            <w:hyperlink w:history="1" r:id="rIdwos-axardwspajoexggx9">
               <w:r>
                 <w:rPr>
                   <w:rFonts w:ascii="Arial" w:cs="Arial" w:eastAsia="Arial" w:hAnsi="Arial"/>
@@ -7557,7 +7575,7 @@
               <w:spacing w:after="10" w:before="0"/>
               <w:ind w:left="120"/>
             </w:pPr>
-            <w:hyperlink w:history="1" r:id="rIdlhqang_rzgd4tmjyzwxrg">
+            <w:hyperlink w:history="1" r:id="rIdz9hm6b2z1e1obq7s3sisp">
               <w:r>
                 <w:rPr>
                   <w:rFonts w:ascii="Arial" w:cs="Arial" w:eastAsia="Arial" w:hAnsi="Arial"/>
@@ -7602,7 +7620,7 @@
             <w:pPr>
               <w:spacing w:after="20" w:before="0"/>
             </w:pPr>
-            <w:hyperlink w:history="1" r:id="rIdcrzlm5ec2d1kqqivmlxet">
+            <w:hyperlink w:history="1" r:id="rIdb60mpbddhfdy7blv1zku8">
               <w:r>
                 <w:rPr>
                   <w:rFonts w:ascii="Arial" w:cs="Arial" w:eastAsia="Arial" w:hAnsi="Arial"/>
@@ -7635,7 +7653,7 @@
               <w:spacing w:after="10" w:before="0"/>
               <w:ind w:left="120"/>
             </w:pPr>
-            <w:hyperlink w:history="1" r:id="rIda4glru6pzce1troz-osnw">
+            <w:hyperlink w:history="1" r:id="rIdf-gomcgzzgcaxjmukrndh">
               <w:r>
                 <w:rPr>
                   <w:rFonts w:ascii="Arial" w:cs="Arial" w:eastAsia="Arial" w:hAnsi="Arial"/>
@@ -8730,7 +8748,25 @@
             </w:tcMar>
             <w:vAlign w:val="top"/>
           </w:tcPr>
-          <w:p/>
+          <w:p>
+            <w:pPr>
+              <w:spacing w:after="40" w:before="0"/>
+              <w:jc w:val="left"/>
+            </w:pPr>
+            <w:r>
+              <w:rPr>
+                <w:rFonts w:ascii="Arial" w:cs="Arial" w:eastAsia="Arial" w:hAnsi="Arial"/>
+                <w:b w:val="false"/>
+                <w:bCs w:val="false"/>
+                <w:i w:val="false"/>
+                <w:iCs w:val="false"/>
+                <w:color w:val="000000"/>
+                <w:sz w:val="18"/>
+                <w:szCs w:val="18"/>
+              </w:rPr>
+              <w:t xml:space="preserve">No physical hazards. Remind learners to handle mathematical tables booklets with care to avoid tearing; rulers used for underlining table rows should be kept flat on desks.</w:t>
+            </w:r>
+          </w:p>
         </w:tc>
       </w:tr>
     </w:tbl>
@@ -9104,7 +9140,7 @@
             <w:pPr>
               <w:spacing w:after="20" w:before="0"/>
             </w:pPr>
-            <w:hyperlink w:history="1" r:id="rIdu04th3wc4utsa3ootfspf">
+            <w:hyperlink w:history="1" r:id="rId8_x38ouojiaee7pnp9kag">
               <w:r>
                 <w:rPr>
                   <w:rFonts w:ascii="Arial" w:cs="Arial" w:eastAsia="Arial" w:hAnsi="Arial"/>
@@ -9137,7 +9173,7 @@
               <w:spacing w:after="10" w:before="0"/>
               <w:ind w:left="120"/>
             </w:pPr>
-            <w:hyperlink w:history="1" r:id="rIdfrb29dlbqshhqxmrzucro">
+            <w:hyperlink w:history="1" r:id="rIdgkz847zrhzpmkv37vgdfr">
               <w:r>
                 <w:rPr>
                   <w:rFonts w:ascii="Arial" w:cs="Arial" w:eastAsia="Arial" w:hAnsi="Arial"/>
@@ -9182,7 +9218,7 @@
             <w:pPr>
               <w:spacing w:after="20" w:before="0"/>
             </w:pPr>
-            <w:hyperlink w:history="1" r:id="rIdibb2bffmdh_ohvvn3vndj">
+            <w:hyperlink w:history="1" r:id="rIdjzzrq8pjig7xytglovaze">
               <w:r>
                 <w:rPr>
                   <w:rFonts w:ascii="Arial" w:cs="Arial" w:eastAsia="Arial" w:hAnsi="Arial"/>
@@ -9215,7 +9251,7 @@
               <w:spacing w:after="10" w:before="0"/>
               <w:ind w:left="120"/>
             </w:pPr>
-            <w:hyperlink w:history="1" r:id="rIdirxyaxlacfql2ihsr6b90">
+            <w:hyperlink w:history="1" r:id="rIdimyajptqfcvc1ltcbdbzs">
               <w:r>
                 <w:rPr>
                   <w:rFonts w:ascii="Arial" w:cs="Arial" w:eastAsia="Arial" w:hAnsi="Arial"/>
@@ -9410,7 +9446,7 @@
             <w:pPr>
               <w:spacing w:after="20" w:before="0"/>
             </w:pPr>
-            <w:hyperlink w:history="1" r:id="rIdrgfl5qj28tthn7wrsp5fv">
+            <w:hyperlink w:history="1" r:id="rIdxqe-qxjjxig16l9c-2naa">
               <w:r>
                 <w:rPr>
                   <w:rFonts w:ascii="Arial" w:cs="Arial" w:eastAsia="Arial" w:hAnsi="Arial"/>
@@ -9443,7 +9479,7 @@
               <w:spacing w:after="10" w:before="0"/>
               <w:ind w:left="120"/>
             </w:pPr>
-            <w:hyperlink w:history="1" r:id="rIdfhnnkesyaawqb3xjytupx">
+            <w:hyperlink w:history="1" r:id="rIdm76osd_ierigzutkzcdeu">
               <w:r>
                 <w:rPr>
                   <w:rFonts w:ascii="Arial" w:cs="Arial" w:eastAsia="Arial" w:hAnsi="Arial"/>
@@ -9488,7 +9524,7 @@
             <w:pPr>
               <w:spacing w:after="20" w:before="0"/>
             </w:pPr>
-            <w:hyperlink w:history="1" r:id="rId8h3m1uwuqqe_yke_skhiy">
+            <w:hyperlink w:history="1" r:id="rId4atput6kuzilbe1-3qcoa">
               <w:r>
                 <w:rPr>
                   <w:rFonts w:ascii="Arial" w:cs="Arial" w:eastAsia="Arial" w:hAnsi="Arial"/>
@@ -9521,7 +9557,7 @@
               <w:spacing w:after="10" w:before="0"/>
               <w:ind w:left="120"/>
             </w:pPr>
-            <w:hyperlink w:history="1" r:id="rIdenzuedelf3a-ss2dmepoj">
+            <w:hyperlink w:history="1" r:id="rIdmlikwdeatifawber0arvw">
               <w:r>
                 <w:rPr>
                   <w:rFonts w:ascii="Arial" w:cs="Arial" w:eastAsia="Arial" w:hAnsi="Arial"/>
@@ -9716,7 +9752,7 @@
             <w:pPr>
               <w:spacing w:after="20" w:before="0"/>
             </w:pPr>
-            <w:hyperlink w:history="1" r:id="rId4nokwa67mpnzaltxpxxro">
+            <w:hyperlink w:history="1" r:id="rIddpro8z6cmo1icidirau7m">
               <w:r>
                 <w:rPr>
                   <w:rFonts w:ascii="Arial" w:cs="Arial" w:eastAsia="Arial" w:hAnsi="Arial"/>
@@ -9749,7 +9785,7 @@
               <w:spacing w:after="10" w:before="0"/>
               <w:ind w:left="120"/>
             </w:pPr>
-            <w:hyperlink w:history="1" r:id="rIdoqpxwdcsbldix3l14rmh0">
+            <w:hyperlink w:history="1" r:id="rIdxewdb35drhcs0_witqu1e">
               <w:r>
                 <w:rPr>
                   <w:rFonts w:ascii="Arial" w:cs="Arial" w:eastAsia="Arial" w:hAnsi="Arial"/>
@@ -9794,7 +9830,7 @@
             <w:pPr>
               <w:spacing w:after="20" w:before="0"/>
             </w:pPr>
-            <w:hyperlink w:history="1" r:id="rIdf-x-sj4-mzkuemegpkkhl">
+            <w:hyperlink w:history="1" r:id="rId9d1inlexbleg54xvejjl3">
               <w:r>
                 <w:rPr>
                   <w:rFonts w:ascii="Arial" w:cs="Arial" w:eastAsia="Arial" w:hAnsi="Arial"/>
@@ -9827,7 +9863,7 @@
               <w:spacing w:after="10" w:before="0"/>
               <w:ind w:left="120"/>
             </w:pPr>
-            <w:hyperlink w:history="1" r:id="rIdqj_xdaynlmfqryhfqm60g">
+            <w:hyperlink w:history="1" r:id="rIdcfjfecu-eorolqwj9agvp">
               <w:r>
                 <w:rPr>
                   <w:rFonts w:ascii="Arial" w:cs="Arial" w:eastAsia="Arial" w:hAnsi="Arial"/>
@@ -10022,7 +10058,7 @@
             <w:pPr>
               <w:spacing w:after="20" w:before="0"/>
             </w:pPr>
-            <w:hyperlink w:history="1" r:id="rId9llisnrag03pwls5fashw">
+            <w:hyperlink w:history="1" r:id="rIdwlx-skoql7nkkkb8nqf9q">
               <w:r>
                 <w:rPr>
                   <w:rFonts w:ascii="Arial" w:cs="Arial" w:eastAsia="Arial" w:hAnsi="Arial"/>
@@ -10055,7 +10091,7 @@
               <w:spacing w:after="10" w:before="0"/>
               <w:ind w:left="120"/>
             </w:pPr>
-            <w:hyperlink w:history="1" r:id="rIdnnnxregrna4ge42k9w3d0">
+            <w:hyperlink w:history="1" r:id="rIdkpmuhgatejkotemjntdmp">
               <w:r>
                 <w:rPr>
                   <w:rFonts w:ascii="Arial" w:cs="Arial" w:eastAsia="Arial" w:hAnsi="Arial"/>
@@ -10100,7 +10136,7 @@
             <w:pPr>
               <w:spacing w:after="20" w:before="0"/>
             </w:pPr>
-            <w:hyperlink w:history="1" r:id="rIdk__smjjga9nunrfucjutz">
+            <w:hyperlink w:history="1" r:id="rId-pnljdeiixgnth5wzd4v6">
               <w:r>
                 <w:rPr>
                   <w:rFonts w:ascii="Arial" w:cs="Arial" w:eastAsia="Arial" w:hAnsi="Arial"/>
@@ -10133,7 +10169,7 @@
               <w:spacing w:after="10" w:before="0"/>
               <w:ind w:left="120"/>
             </w:pPr>
-            <w:hyperlink w:history="1" r:id="rIdshohk7mbixdp4pawfc1uq">
+            <w:hyperlink w:history="1" r:id="rIdqwvcozhqd74cufddzwejf">
               <w:r>
                 <w:rPr>
                   <w:rFonts w:ascii="Arial" w:cs="Arial" w:eastAsia="Arial" w:hAnsi="Arial"/>
@@ -10328,7 +10364,7 @@
             <w:pPr>
               <w:spacing w:after="20" w:before="0"/>
             </w:pPr>
-            <w:hyperlink w:history="1" r:id="rIdziy9jwsahkatxatfkfy44">
+            <w:hyperlink w:history="1" r:id="rIdyv0iotonlbruu0y4iqzeg">
               <w:r>
                 <w:rPr>
                   <w:rFonts w:ascii="Arial" w:cs="Arial" w:eastAsia="Arial" w:hAnsi="Arial"/>
@@ -10361,7 +10397,7 @@
               <w:spacing w:after="10" w:before="0"/>
               <w:ind w:left="120"/>
             </w:pPr>
-            <w:hyperlink w:history="1" r:id="rId32cfqreriuaa4ybus1k73">
+            <w:hyperlink w:history="1" r:id="rId6ezhazhtfelhe-oea1izx">
               <w:r>
                 <w:rPr>
                   <w:rFonts w:ascii="Arial" w:cs="Arial" w:eastAsia="Arial" w:hAnsi="Arial"/>
@@ -10406,7 +10442,7 @@
             <w:pPr>
               <w:spacing w:after="20" w:before="0"/>
             </w:pPr>
-            <w:hyperlink w:history="1" r:id="rId8vfixo2trfln2k-9j0d16">
+            <w:hyperlink w:history="1" r:id="rId3pfc5obqg3jreadlxk0fm">
               <w:r>
                 <w:rPr>
                   <w:rFonts w:ascii="Arial" w:cs="Arial" w:eastAsia="Arial" w:hAnsi="Arial"/>
@@ -10439,7 +10475,7 @@
               <w:spacing w:after="10" w:before="0"/>
               <w:ind w:left="120"/>
             </w:pPr>
-            <w:hyperlink w:history="1" r:id="rIdzb4yq8pzmnxgkdbxsjyp3">
+            <w:hyperlink w:history="1" r:id="rIdmmbfherolizapa5mwdpv2">
               <w:r>
                 <w:rPr>
                   <w:rFonts w:ascii="Arial" w:cs="Arial" w:eastAsia="Arial" w:hAnsi="Arial"/>
@@ -11878,32 +11914,32 @@
         <w:tc>
           <w:tcPr>
             <w:tcW w:type="dxa" w:w="1520"/>
-            <w:shd w:fill="F2F2F2" w:color="auto" w:val="clear"/>
-            <w:tcMar>
-              <w:top w:type="dxa" w:w="60"/>
-              <w:left w:type="dxa" w:w="120"/>
-              <w:bottom w:type="dxa" w:w="60"/>
-              <w:right w:type="dxa" w:w="120"/>
-            </w:tcMar>
-            <w:vAlign w:val="top"/>
-          </w:tcPr>
-          <w:p>
-            <w:pPr>
-              <w:spacing w:after="40" w:before="0"/>
-              <w:jc w:val="left"/>
-            </w:pPr>
-            <w:r>
-              <w:rPr>
-                <w:rFonts w:ascii="Arial" w:cs="Arial" w:eastAsia="Arial" w:hAnsi="Arial"/>
-                <w:b/>
-                <w:bCs/>
-                <w:i w:val="false"/>
-                <w:iCs w:val="false"/>
-                <w:color w:val="000000"/>
-                <w:sz w:val="18"/>
-                <w:szCs w:val="18"/>
-              </w:rPr>
-              <w:t xml:space="preserve">Phase 1 — Predict</w:t>
+            <w:shd w:fill="EAD1F5" w:color="auto" w:val="clear"/>
+            <w:tcMar>
+              <w:top w:type="dxa" w:w="60"/>
+              <w:left w:type="dxa" w:w="120"/>
+              <w:bottom w:type="dxa" w:w="60"/>
+              <w:right w:type="dxa" w:w="120"/>
+            </w:tcMar>
+            <w:vAlign w:val="top"/>
+          </w:tcPr>
+          <w:p>
+            <w:pPr>
+              <w:spacing w:after="40" w:before="0"/>
+              <w:jc w:val="left"/>
+            </w:pPr>
+            <w:r>
+              <w:rPr>
+                <w:rFonts w:ascii="Arial" w:cs="Arial" w:eastAsia="Arial" w:hAnsi="Arial"/>
+                <w:b/>
+                <w:bCs/>
+                <w:i w:val="false"/>
+                <w:iCs w:val="false"/>
+                <w:color w:val="000000"/>
+                <w:sz w:val="18"/>
+                <w:szCs w:val="18"/>
+              </w:rPr>
+              <w:t xml:space="preserve">Predict Phase</w:t>
             </w:r>
           </w:p>
           <w:p>
@@ -11926,7 +11962,7 @@
             <w:pPr>
               <w:spacing w:after="20" w:before="0"/>
             </w:pPr>
-            <w:hyperlink w:history="1" r:id="rIdqpwj45dxpi3ybpigx6xda">
+            <w:hyperlink w:history="1" r:id="rIdachbp6hpfztmwc2a0mwzy">
               <w:r>
                 <w:rPr>
                   <w:rFonts w:ascii="Arial" w:cs="Arial" w:eastAsia="Arial" w:hAnsi="Arial"/>
@@ -11959,7 +11995,7 @@
               <w:spacing w:after="10" w:before="0"/>
               <w:ind w:left="120"/>
             </w:pPr>
-            <w:hyperlink w:history="1" r:id="rIdtt2qofvepxd9wvqqehwsf">
+            <w:hyperlink w:history="1" r:id="rIdmifdbkwcqzahxv_cr03mg">
               <w:r>
                 <w:rPr>
                   <w:rFonts w:ascii="Arial" w:cs="Arial" w:eastAsia="Arial" w:hAnsi="Arial"/>
@@ -12004,7 +12040,7 @@
             <w:pPr>
               <w:spacing w:after="20" w:before="0"/>
             </w:pPr>
-            <w:hyperlink w:history="1" r:id="rIdv7ubyrvba720hltrrad6e">
+            <w:hyperlink w:history="1" r:id="rIdyhitjmskybwqmjr2z8erx">
               <w:r>
                 <w:rPr>
                   <w:rFonts w:ascii="Arial" w:cs="Arial" w:eastAsia="Arial" w:hAnsi="Arial"/>
@@ -12037,7 +12073,7 @@
               <w:spacing w:after="10" w:before="0"/>
               <w:ind w:left="120"/>
             </w:pPr>
-            <w:hyperlink w:history="1" r:id="rIdxmj96-ooenfzvqhtngyip">
+            <w:hyperlink w:history="1" r:id="rIdt_c9i4hwzmirf5e1sapyc">
               <w:r>
                 <w:rPr>
                   <w:rFonts w:ascii="Arial" w:cs="Arial" w:eastAsia="Arial" w:hAnsi="Arial"/>
@@ -12184,32 +12220,32 @@
         <w:tc>
           <w:tcPr>
             <w:tcW w:type="dxa" w:w="1520"/>
-            <w:shd w:fill="F2F2F2" w:color="auto" w:val="clear"/>
-            <w:tcMar>
-              <w:top w:type="dxa" w:w="60"/>
-              <w:left w:type="dxa" w:w="120"/>
-              <w:bottom w:type="dxa" w:w="60"/>
-              <w:right w:type="dxa" w:w="120"/>
-            </w:tcMar>
-            <w:vAlign w:val="top"/>
-          </w:tcPr>
-          <w:p>
-            <w:pPr>
-              <w:spacing w:after="40" w:before="0"/>
-              <w:jc w:val="left"/>
-            </w:pPr>
-            <w:r>
-              <w:rPr>
-                <w:rFonts w:ascii="Arial" w:cs="Arial" w:eastAsia="Arial" w:hAnsi="Arial"/>
-                <w:b/>
-                <w:bCs/>
-                <w:i w:val="false"/>
-                <w:iCs w:val="false"/>
-                <w:color w:val="000000"/>
-                <w:sz w:val="18"/>
-                <w:szCs w:val="18"/>
-              </w:rPr>
-              <w:t xml:space="preserve">Phase 2 — Observe (Algebraic Derivation + Numerical Verification)</w:t>
+            <w:shd w:fill="D9EEF1" w:color="auto" w:val="clear"/>
+            <w:tcMar>
+              <w:top w:type="dxa" w:w="60"/>
+              <w:left w:type="dxa" w:w="120"/>
+              <w:bottom w:type="dxa" w:w="60"/>
+              <w:right w:type="dxa" w:w="120"/>
+            </w:tcMar>
+            <w:vAlign w:val="top"/>
+          </w:tcPr>
+          <w:p>
+            <w:pPr>
+              <w:spacing w:after="40" w:before="0"/>
+              <w:jc w:val="left"/>
+            </w:pPr>
+            <w:r>
+              <w:rPr>
+                <w:rFonts w:ascii="Arial" w:cs="Arial" w:eastAsia="Arial" w:hAnsi="Arial"/>
+                <w:b/>
+                <w:bCs/>
+                <w:i w:val="false"/>
+                <w:iCs w:val="false"/>
+                <w:color w:val="000000"/>
+                <w:sz w:val="18"/>
+                <w:szCs w:val="18"/>
+              </w:rPr>
+              <w:t xml:space="preserve">Observe Phase</w:t>
             </w:r>
           </w:p>
           <w:p>
@@ -12232,7 +12268,7 @@
             <w:pPr>
               <w:spacing w:after="20" w:before="0"/>
             </w:pPr>
-            <w:hyperlink w:history="1" r:id="rIdwvsajyczav2vcgyqzcu1h">
+            <w:hyperlink w:history="1" r:id="rIdyv9ttwlzkdeqz0oi3oxdv">
               <w:r>
                 <w:rPr>
                   <w:rFonts w:ascii="Arial" w:cs="Arial" w:eastAsia="Arial" w:hAnsi="Arial"/>
@@ -12265,7 +12301,7 @@
               <w:spacing w:after="10" w:before="0"/>
               <w:ind w:left="120"/>
             </w:pPr>
-            <w:hyperlink w:history="1" r:id="rId0bwjtcjzhgneyvibvecnq">
+            <w:hyperlink w:history="1" r:id="rIdhluaujitrd_kihueq7zp5">
               <w:r>
                 <w:rPr>
                   <w:rFonts w:ascii="Arial" w:cs="Arial" w:eastAsia="Arial" w:hAnsi="Arial"/>
@@ -12310,7 +12346,7 @@
             <w:pPr>
               <w:spacing w:after="20" w:before="0"/>
             </w:pPr>
-            <w:hyperlink w:history="1" r:id="rId6imm9xb59lu8edcpcpzgc">
+            <w:hyperlink w:history="1" r:id="rIdg_-mqw6mfs7vq7gn-jjfn">
               <w:r>
                 <w:rPr>
                   <w:rFonts w:ascii="Arial" w:cs="Arial" w:eastAsia="Arial" w:hAnsi="Arial"/>
@@ -12343,7 +12379,7 @@
               <w:spacing w:after="10" w:before="0"/>
               <w:ind w:left="120"/>
             </w:pPr>
-            <w:hyperlink w:history="1" r:id="rIdr_aimj0mahghmeuzit-8h">
+            <w:hyperlink w:history="1" r:id="rId8b_obcnvl9miixbc1obgf">
               <w:r>
                 <w:rPr>
                   <w:rFonts w:ascii="Arial" w:cs="Arial" w:eastAsia="Arial" w:hAnsi="Arial"/>
@@ -12566,32 +12602,32 @@
         <w:tc>
           <w:tcPr>
             <w:tcW w:type="dxa" w:w="1520"/>
-            <w:shd w:fill="F2F2F2" w:color="auto" w:val="clear"/>
-            <w:tcMar>
-              <w:top w:type="dxa" w:w="60"/>
-              <w:left w:type="dxa" w:w="120"/>
-              <w:bottom w:type="dxa" w:w="60"/>
-              <w:right w:type="dxa" w:w="120"/>
-            </w:tcMar>
-            <w:vAlign w:val="top"/>
-          </w:tcPr>
-          <w:p>
-            <w:pPr>
-              <w:spacing w:after="40" w:before="0"/>
-              <w:jc w:val="left"/>
-            </w:pPr>
-            <w:r>
-              <w:rPr>
-                <w:rFonts w:ascii="Arial" w:cs="Arial" w:eastAsia="Arial" w:hAnsi="Arial"/>
-                <w:b/>
-                <w:bCs/>
-                <w:i w:val="false"/>
-                <w:iCs w:val="false"/>
-                <w:color w:val="000000"/>
-                <w:sz w:val="18"/>
-                <w:szCs w:val="18"/>
-              </w:rPr>
-              <w:t xml:space="preserve">Phase 3 — Explain (Whole-Class Sensemaking Discussion + Mango-Tree Application)</w:t>
+            <w:shd w:fill="E2EFDA" w:color="auto" w:val="clear"/>
+            <w:tcMar>
+              <w:top w:type="dxa" w:w="60"/>
+              <w:left w:type="dxa" w:w="120"/>
+              <w:bottom w:type="dxa" w:w="60"/>
+              <w:right w:type="dxa" w:w="120"/>
+            </w:tcMar>
+            <w:vAlign w:val="top"/>
+          </w:tcPr>
+          <w:p>
+            <w:pPr>
+              <w:spacing w:after="40" w:before="0"/>
+              <w:jc w:val="left"/>
+            </w:pPr>
+            <w:r>
+              <w:rPr>
+                <w:rFonts w:ascii="Arial" w:cs="Arial" w:eastAsia="Arial" w:hAnsi="Arial"/>
+                <w:b/>
+                <w:bCs/>
+                <w:i w:val="false"/>
+                <w:iCs w:val="false"/>
+                <w:color w:val="000000"/>
+                <w:sz w:val="18"/>
+                <w:szCs w:val="18"/>
+              </w:rPr>
+              <w:t xml:space="preserve">Explain Phase</w:t>
             </w:r>
           </w:p>
           <w:p>
@@ -12614,7 +12650,7 @@
             <w:pPr>
               <w:spacing w:after="20" w:before="0"/>
             </w:pPr>
-            <w:hyperlink w:history="1" r:id="rIdnbkwlgkc80mcheffs1vvw">
+            <w:hyperlink w:history="1" r:id="rIdsakts8q0ftajolc9ytqr8">
               <w:r>
                 <w:rPr>
                   <w:rFonts w:ascii="Arial" w:cs="Arial" w:eastAsia="Arial" w:hAnsi="Arial"/>
@@ -12647,7 +12683,7 @@
               <w:spacing w:after="10" w:before="0"/>
               <w:ind w:left="120"/>
             </w:pPr>
-            <w:hyperlink w:history="1" r:id="rIdncwdox0agavhbwluqyck7">
+            <w:hyperlink w:history="1" r:id="rIdz-sthdbyfanvkmzfvlb8x">
               <w:r>
                 <w:rPr>
                   <w:rFonts w:ascii="Arial" w:cs="Arial" w:eastAsia="Arial" w:hAnsi="Arial"/>
@@ -12692,7 +12728,7 @@
             <w:pPr>
               <w:spacing w:after="20" w:before="0"/>
             </w:pPr>
-            <w:hyperlink w:history="1" r:id="rIdcplzxohcawqtgutazdtws">
+            <w:hyperlink w:history="1" r:id="rId-kwcccsmxzeo885kf-a_n">
               <w:r>
                 <w:rPr>
                   <w:rFonts w:ascii="Arial" w:cs="Arial" w:eastAsia="Arial" w:hAnsi="Arial"/>
@@ -12725,7 +12761,7 @@
               <w:spacing w:after="10" w:before="0"/>
               <w:ind w:left="120"/>
             </w:pPr>
-            <w:hyperlink w:history="1" r:id="rIddbyrjmiuxeyxxbof5akcd">
+            <w:hyperlink w:history="1" r:id="rIdq-w6j2yxrnjgnkook32-r">
               <w:r>
                 <w:rPr>
                   <w:rFonts w:ascii="Arial" w:cs="Arial" w:eastAsia="Arial" w:hAnsi="Arial"/>
@@ -13024,32 +13060,32 @@
         <w:tc>
           <w:tcPr>
             <w:tcW w:type="dxa" w:w="1520"/>
-            <w:shd w:fill="F2F2F2" w:color="auto" w:val="clear"/>
-            <w:tcMar>
-              <w:top w:type="dxa" w:w="60"/>
-              <w:left w:type="dxa" w:w="120"/>
-              <w:bottom w:type="dxa" w:w="60"/>
-              <w:right w:type="dxa" w:w="120"/>
-            </w:tcMar>
-            <w:vAlign w:val="top"/>
-          </w:tcPr>
-          <w:p>
-            <w:pPr>
-              <w:spacing w:after="40" w:before="0"/>
-              <w:jc w:val="left"/>
-            </w:pPr>
-            <w:r>
-              <w:rPr>
-                <w:rFonts w:ascii="Arial" w:cs="Arial" w:eastAsia="Arial" w:hAnsi="Arial"/>
-                <w:b/>
-                <w:bCs/>
-                <w:i w:val="false"/>
-                <w:iCs w:val="false"/>
-                <w:color w:val="000000"/>
-                <w:sz w:val="18"/>
-                <w:szCs w:val="18"/>
-              </w:rPr>
-              <w:t xml:space="preserve">Phase 4 — Driving Question Board (DQB) Update</w:t>
+            <w:shd w:fill="FCE4D6" w:color="auto" w:val="clear"/>
+            <w:tcMar>
+              <w:top w:type="dxa" w:w="60"/>
+              <w:left w:type="dxa" w:w="120"/>
+              <w:bottom w:type="dxa" w:w="60"/>
+              <w:right w:type="dxa" w:w="120"/>
+            </w:tcMar>
+            <w:vAlign w:val="top"/>
+          </w:tcPr>
+          <w:p>
+            <w:pPr>
+              <w:spacing w:after="40" w:before="0"/>
+              <w:jc w:val="left"/>
+            </w:pPr>
+            <w:r>
+              <w:rPr>
+                <w:rFonts w:ascii="Arial" w:cs="Arial" w:eastAsia="Arial" w:hAnsi="Arial"/>
+                <w:b/>
+                <w:bCs/>
+                <w:i w:val="false"/>
+                <w:iCs w:val="false"/>
+                <w:color w:val="000000"/>
+                <w:sz w:val="18"/>
+                <w:szCs w:val="18"/>
+              </w:rPr>
+              <w:t xml:space="preserve">Driving Question Board (DQB) Creation</w:t>
             </w:r>
           </w:p>
           <w:p>
@@ -13072,7 +13108,7 @@
             <w:pPr>
               <w:spacing w:after="20" w:before="0"/>
             </w:pPr>
-            <w:hyperlink w:history="1" r:id="rIdnasahqbvegg68jzyhoaf4">
+            <w:hyperlink w:history="1" r:id="rIdxssl5fmq_jdhbqxo_3tom">
               <w:r>
                 <w:rPr>
                   <w:rFonts w:ascii="Arial" w:cs="Arial" w:eastAsia="Arial" w:hAnsi="Arial"/>
@@ -13105,7 +13141,7 @@
               <w:spacing w:after="10" w:before="0"/>
               <w:ind w:left="120"/>
             </w:pPr>
-            <w:hyperlink w:history="1" r:id="rIdvc3d0ypmlvx9a4nj3il3n">
+            <w:hyperlink w:history="1" r:id="rIdps5xeicgxzoaodnopcdrx">
               <w:r>
                 <w:rPr>
                   <w:rFonts w:ascii="Arial" w:cs="Arial" w:eastAsia="Arial" w:hAnsi="Arial"/>
@@ -13150,7 +13186,7 @@
             <w:pPr>
               <w:spacing w:after="20" w:before="0"/>
             </w:pPr>
-            <w:hyperlink w:history="1" r:id="rIdmoplh7c0bpnxoo804diy9">
+            <w:hyperlink w:history="1" r:id="rIdtrv1u9c_wvfcyddeh5d7g">
               <w:r>
                 <w:rPr>
                   <w:rFonts w:ascii="Arial" w:cs="Arial" w:eastAsia="Arial" w:hAnsi="Arial"/>
@@ -13183,7 +13219,7 @@
               <w:spacing w:after="10" w:before="0"/>
               <w:ind w:left="120"/>
             </w:pPr>
-            <w:hyperlink w:history="1" r:id="rIdn4ed9l9f8nvbsngrw38yz">
+            <w:hyperlink w:history="1" r:id="rIdp-umd-xknqw3erueca2nh">
               <w:r>
                 <w:rPr>
                   <w:rFonts w:ascii="Arial" w:cs="Arial" w:eastAsia="Arial" w:hAnsi="Arial"/>
@@ -13330,32 +13366,32 @@
         <w:tc>
           <w:tcPr>
             <w:tcW w:type="dxa" w:w="1520"/>
-            <w:shd w:fill="F2F2F2" w:color="auto" w:val="clear"/>
-            <w:tcMar>
-              <w:top w:type="dxa" w:w="60"/>
-              <w:left w:type="dxa" w:w="120"/>
-              <w:bottom w:type="dxa" w:w="60"/>
-              <w:right w:type="dxa" w:w="120"/>
-            </w:tcMar>
-            <w:vAlign w:val="top"/>
-          </w:tcPr>
-          <w:p>
-            <w:pPr>
-              <w:spacing w:after="40" w:before="0"/>
-              <w:jc w:val="left"/>
-            </w:pPr>
-            <w:r>
-              <w:rPr>
-                <w:rFonts w:ascii="Arial" w:cs="Arial" w:eastAsia="Arial" w:hAnsi="Arial"/>
-                <w:b/>
-                <w:bCs/>
-                <w:i w:val="false"/>
-                <w:iCs w:val="false"/>
-                <w:color w:val="000000"/>
-                <w:sz w:val="18"/>
-                <w:szCs w:val="18"/>
-              </w:rPr>
-              <w:t xml:space="preserve">Phase 5 — Model Building</w:t>
+            <w:shd w:fill="D5E8F0" w:color="auto" w:val="clear"/>
+            <w:tcMar>
+              <w:top w:type="dxa" w:w="60"/>
+              <w:left w:type="dxa" w:w="120"/>
+              <w:bottom w:type="dxa" w:w="60"/>
+              <w:right w:type="dxa" w:w="120"/>
+            </w:tcMar>
+            <w:vAlign w:val="top"/>
+          </w:tcPr>
+          <w:p>
+            <w:pPr>
+              <w:spacing w:after="40" w:before="0"/>
+              <w:jc w:val="left"/>
+            </w:pPr>
+            <w:r>
+              <w:rPr>
+                <w:rFonts w:ascii="Arial" w:cs="Arial" w:eastAsia="Arial" w:hAnsi="Arial"/>
+                <w:b/>
+                <w:bCs/>
+                <w:i w:val="false"/>
+                <w:iCs w:val="false"/>
+                <w:color w:val="000000"/>
+                <w:sz w:val="18"/>
+                <w:szCs w:val="18"/>
+              </w:rPr>
+              <w:t xml:space="preserve">Model Building Phase</w:t>
             </w:r>
           </w:p>
           <w:p>
@@ -13378,7 +13414,7 @@
             <w:pPr>
               <w:spacing w:after="20" w:before="0"/>
             </w:pPr>
-            <w:hyperlink w:history="1" r:id="rIde2bvd8faoivtgvz2_ss9n">
+            <w:hyperlink w:history="1" r:id="rIdtlognwpnuefkefgkxlgdu">
               <w:r>
                 <w:rPr>
                   <w:rFonts w:ascii="Arial" w:cs="Arial" w:eastAsia="Arial" w:hAnsi="Arial"/>
@@ -13411,7 +13447,7 @@
               <w:spacing w:after="10" w:before="0"/>
               <w:ind w:left="120"/>
             </w:pPr>
-            <w:hyperlink w:history="1" r:id="rIdt3wnojo4s24h0gjvwt40a">
+            <w:hyperlink w:history="1" r:id="rIdjaid5bjtd-z90rqpilcfj">
               <w:r>
                 <w:rPr>
                   <w:rFonts w:ascii="Arial" w:cs="Arial" w:eastAsia="Arial" w:hAnsi="Arial"/>
@@ -13456,7 +13492,7 @@
             <w:pPr>
               <w:spacing w:after="20" w:before="0"/>
             </w:pPr>
-            <w:hyperlink w:history="1" r:id="rId2johzndimsoicmicg8umo">
+            <w:hyperlink w:history="1" r:id="rIdhwyusakterpea_f1fohl7">
               <w:r>
                 <w:rPr>
                   <w:rFonts w:ascii="Arial" w:cs="Arial" w:eastAsia="Arial" w:hAnsi="Arial"/>
@@ -13489,7 +13525,7 @@
               <w:spacing w:after="10" w:before="0"/>
               <w:ind w:left="120"/>
             </w:pPr>
-            <w:hyperlink w:history="1" r:id="rId4rjjluxad_t_q_cyeup3_">
+            <w:hyperlink w:history="1" r:id="rIdjgxph-gt14l_bbgmqnsm1">
               <w:r>
                 <w:rPr>
                   <w:rFonts w:ascii="Arial" w:cs="Arial" w:eastAsia="Arial" w:hAnsi="Arial"/>
@@ -14928,32 +14964,32 @@
         <w:tc>
           <w:tcPr>
             <w:tcW w:type="dxa" w:w="1520"/>
-            <w:shd w:fill="F2F2F2" w:color="auto" w:val="clear"/>
-            <w:tcMar>
-              <w:top w:type="dxa" w:w="60"/>
-              <w:left w:type="dxa" w:w="120"/>
-              <w:bottom w:type="dxa" w:w="60"/>
-              <w:right w:type="dxa" w:w="120"/>
-            </w:tcMar>
-            <w:vAlign w:val="top"/>
-          </w:tcPr>
-          <w:p>
-            <w:pPr>
-              <w:spacing w:after="40" w:before="0"/>
-              <w:jc w:val="left"/>
-            </w:pPr>
-            <w:r>
-              <w:rPr>
-                <w:rFonts w:ascii="Arial" w:cs="Arial" w:eastAsia="Arial" w:hAnsi="Arial"/>
-                <w:b/>
-                <w:bCs/>
-                <w:i w:val="false"/>
-                <w:iCs w:val="false"/>
-                <w:color w:val="000000"/>
-                <w:sz w:val="18"/>
-                <w:szCs w:val="18"/>
-              </w:rPr>
-              <w:t xml:space="preserve">Phase 1 — Predict</w:t>
+            <w:shd w:fill="EAD1F5" w:color="auto" w:val="clear"/>
+            <w:tcMar>
+              <w:top w:type="dxa" w:w="60"/>
+              <w:left w:type="dxa" w:w="120"/>
+              <w:bottom w:type="dxa" w:w="60"/>
+              <w:right w:type="dxa" w:w="120"/>
+            </w:tcMar>
+            <w:vAlign w:val="top"/>
+          </w:tcPr>
+          <w:p>
+            <w:pPr>
+              <w:spacing w:after="40" w:before="0"/>
+              <w:jc w:val="left"/>
+            </w:pPr>
+            <w:r>
+              <w:rPr>
+                <w:rFonts w:ascii="Arial" w:cs="Arial" w:eastAsia="Arial" w:hAnsi="Arial"/>
+                <w:b/>
+                <w:bCs/>
+                <w:i w:val="false"/>
+                <w:iCs w:val="false"/>
+                <w:color w:val="000000"/>
+                <w:sz w:val="18"/>
+                <w:szCs w:val="18"/>
+              </w:rPr>
+              <w:t xml:space="preserve">Predict Phase</w:t>
             </w:r>
           </w:p>
           <w:p>
@@ -14976,7 +15012,7 @@
             <w:pPr>
               <w:spacing w:after="20" w:before="0"/>
             </w:pPr>
-            <w:hyperlink w:history="1" r:id="rId-gaq8yrc5j9klhs74va3o">
+            <w:hyperlink w:history="1" r:id="rIdbsypyrg8_gocpcsnxmxum">
               <w:r>
                 <w:rPr>
                   <w:rFonts w:ascii="Arial" w:cs="Arial" w:eastAsia="Arial" w:hAnsi="Arial"/>
@@ -15009,7 +15045,7 @@
               <w:spacing w:after="10" w:before="0"/>
               <w:ind w:left="120"/>
             </w:pPr>
-            <w:hyperlink w:history="1" r:id="rId3dgopybocbweeqt5usqhp">
+            <w:hyperlink w:history="1" r:id="rId3w4hrsdmugggbllmw4_o_">
               <w:r>
                 <w:rPr>
                   <w:rFonts w:ascii="Arial" w:cs="Arial" w:eastAsia="Arial" w:hAnsi="Arial"/>
@@ -15054,7 +15090,7 @@
             <w:pPr>
               <w:spacing w:after="20" w:before="0"/>
             </w:pPr>
-            <w:hyperlink w:history="1" r:id="rIdardfkrxmwlt_tggd1_zic">
+            <w:hyperlink w:history="1" r:id="rId29rvm8twuvxiodgxoriie">
               <w:r>
                 <w:rPr>
                   <w:rFonts w:ascii="Arial" w:cs="Arial" w:eastAsia="Arial" w:hAnsi="Arial"/>
@@ -15087,7 +15123,7 @@
               <w:spacing w:after="10" w:before="0"/>
               <w:ind w:left="120"/>
             </w:pPr>
-            <w:hyperlink w:history="1" r:id="rIdtqituw9rtn_4ije1kbiir">
+            <w:hyperlink w:history="1" r:id="rIde5atzmb3siqah6up2qu9j">
               <w:r>
                 <w:rPr>
                   <w:rFonts w:ascii="Arial" w:cs="Arial" w:eastAsia="Arial" w:hAnsi="Arial"/>
@@ -15234,32 +15270,32 @@
         <w:tc>
           <w:tcPr>
             <w:tcW w:type="dxa" w:w="1520"/>
-            <w:shd w:fill="F2F2F2" w:color="auto" w:val="clear"/>
-            <w:tcMar>
-              <w:top w:type="dxa" w:w="60"/>
-              <w:left w:type="dxa" w:w="120"/>
-              <w:bottom w:type="dxa" w:w="60"/>
-              <w:right w:type="dxa" w:w="120"/>
-            </w:tcMar>
-            <w:vAlign w:val="top"/>
-          </w:tcPr>
-          <w:p>
-            <w:pPr>
-              <w:spacing w:after="40" w:before="0"/>
-              <w:jc w:val="left"/>
-            </w:pPr>
-            <w:r>
-              <w:rPr>
-                <w:rFonts w:ascii="Arial" w:cs="Arial" w:eastAsia="Arial" w:hAnsi="Arial"/>
-                <w:b/>
-                <w:bCs/>
-                <w:i w:val="false"/>
-                <w:iCs w:val="false"/>
-                <w:color w:val="000000"/>
-                <w:sz w:val="18"/>
-                <w:szCs w:val="18"/>
-              </w:rPr>
-              <w:t xml:space="preserve">Phase 2 — Observe</w:t>
+            <w:shd w:fill="D9EEF1" w:color="auto" w:val="clear"/>
+            <w:tcMar>
+              <w:top w:type="dxa" w:w="60"/>
+              <w:left w:type="dxa" w:w="120"/>
+              <w:bottom w:type="dxa" w:w="60"/>
+              <w:right w:type="dxa" w:w="120"/>
+            </w:tcMar>
+            <w:vAlign w:val="top"/>
+          </w:tcPr>
+          <w:p>
+            <w:pPr>
+              <w:spacing w:after="40" w:before="0"/>
+              <w:jc w:val="left"/>
+            </w:pPr>
+            <w:r>
+              <w:rPr>
+                <w:rFonts w:ascii="Arial" w:cs="Arial" w:eastAsia="Arial" w:hAnsi="Arial"/>
+                <w:b/>
+                <w:bCs/>
+                <w:i w:val="false"/>
+                <w:iCs w:val="false"/>
+                <w:color w:val="000000"/>
+                <w:sz w:val="18"/>
+                <w:szCs w:val="18"/>
+              </w:rPr>
+              <w:t xml:space="preserve">Observe Phase</w:t>
             </w:r>
           </w:p>
           <w:p>
@@ -15282,7 +15318,7 @@
             <w:pPr>
               <w:spacing w:after="20" w:before="0"/>
             </w:pPr>
-            <w:hyperlink w:history="1" r:id="rIdquvnme2qdxd9fs9bkjjvm">
+            <w:hyperlink w:history="1" r:id="rId-lpw2u0gxd-bh-jvo8oa8">
               <w:r>
                 <w:rPr>
                   <w:rFonts w:ascii="Arial" w:cs="Arial" w:eastAsia="Arial" w:hAnsi="Arial"/>
@@ -15315,7 +15351,7 @@
               <w:spacing w:after="10" w:before="0"/>
               <w:ind w:left="120"/>
             </w:pPr>
-            <w:hyperlink w:history="1" r:id="rIdvr0cm_djn9obxhra5i1v4">
+            <w:hyperlink w:history="1" r:id="rIdkmfiehickivwxu5hdwcs1">
               <w:r>
                 <w:rPr>
                   <w:rFonts w:ascii="Arial" w:cs="Arial" w:eastAsia="Arial" w:hAnsi="Arial"/>
@@ -15360,7 +15396,7 @@
             <w:pPr>
               <w:spacing w:after="20" w:before="0"/>
             </w:pPr>
-            <w:hyperlink w:history="1" r:id="rId7ho4q36eu_p2cr9tp_fse">
+            <w:hyperlink w:history="1" r:id="rIdycb75pmtshoycfihdwdmd">
               <w:r>
                 <w:rPr>
                   <w:rFonts w:ascii="Arial" w:cs="Arial" w:eastAsia="Arial" w:hAnsi="Arial"/>
@@ -15393,7 +15429,7 @@
               <w:spacing w:after="10" w:before="0"/>
               <w:ind w:left="120"/>
             </w:pPr>
-            <w:hyperlink w:history="1" r:id="rIdhv-eyovelwwbki8gax15g">
+            <w:hyperlink w:history="1" r:id="rId8nuhe-cbll2fuzgz3lwe9">
               <w:r>
                 <w:rPr>
                   <w:rFonts w:ascii="Arial" w:cs="Arial" w:eastAsia="Arial" w:hAnsi="Arial"/>
@@ -15540,32 +15576,32 @@
         <w:tc>
           <w:tcPr>
             <w:tcW w:type="dxa" w:w="1520"/>
-            <w:shd w:fill="F2F2F2" w:color="auto" w:val="clear"/>
-            <w:tcMar>
-              <w:top w:type="dxa" w:w="60"/>
-              <w:left w:type="dxa" w:w="120"/>
-              <w:bottom w:type="dxa" w:w="60"/>
-              <w:right w:type="dxa" w:w="120"/>
-            </w:tcMar>
-            <w:vAlign w:val="top"/>
-          </w:tcPr>
-          <w:p>
-            <w:pPr>
-              <w:spacing w:after="40" w:before="0"/>
-              <w:jc w:val="left"/>
-            </w:pPr>
-            <w:r>
-              <w:rPr>
-                <w:rFonts w:ascii="Arial" w:cs="Arial" w:eastAsia="Arial" w:hAnsi="Arial"/>
-                <w:b/>
-                <w:bCs/>
-                <w:i w:val="false"/>
-                <w:iCs w:val="false"/>
-                <w:color w:val="000000"/>
-                <w:sz w:val="18"/>
-                <w:szCs w:val="18"/>
-              </w:rPr>
-              <w:t xml:space="preserve">Phase 3 — Explain</w:t>
+            <w:shd w:fill="E2EFDA" w:color="auto" w:val="clear"/>
+            <w:tcMar>
+              <w:top w:type="dxa" w:w="60"/>
+              <w:left w:type="dxa" w:w="120"/>
+              <w:bottom w:type="dxa" w:w="60"/>
+              <w:right w:type="dxa" w:w="120"/>
+            </w:tcMar>
+            <w:vAlign w:val="top"/>
+          </w:tcPr>
+          <w:p>
+            <w:pPr>
+              <w:spacing w:after="40" w:before="0"/>
+              <w:jc w:val="left"/>
+            </w:pPr>
+            <w:r>
+              <w:rPr>
+                <w:rFonts w:ascii="Arial" w:cs="Arial" w:eastAsia="Arial" w:hAnsi="Arial"/>
+                <w:b/>
+                <w:bCs/>
+                <w:i w:val="false"/>
+                <w:iCs w:val="false"/>
+                <w:color w:val="000000"/>
+                <w:sz w:val="18"/>
+                <w:szCs w:val="18"/>
+              </w:rPr>
+              <w:t xml:space="preserve">Explain Phase</w:t>
             </w:r>
           </w:p>
           <w:p>
@@ -15588,7 +15624,7 @@
             <w:pPr>
               <w:spacing w:after="20" w:before="0"/>
             </w:pPr>
-            <w:hyperlink w:history="1" r:id="rIdddfp5rcsl_tmrlvxhxzfj">
+            <w:hyperlink w:history="1" r:id="rIdmbooacwls6ezq-gpysc-r">
               <w:r>
                 <w:rPr>
                   <w:rFonts w:ascii="Arial" w:cs="Arial" w:eastAsia="Arial" w:hAnsi="Arial"/>
@@ -15621,7 +15657,7 @@
               <w:spacing w:after="10" w:before="0"/>
               <w:ind w:left="120"/>
             </w:pPr>
-            <w:hyperlink w:history="1" r:id="rId8ng3jmj0r9iujznzt5f7s">
+            <w:hyperlink w:history="1" r:id="rIdcdi90oydrcb7lmlvughfe">
               <w:r>
                 <w:rPr>
                   <w:rFonts w:ascii="Arial" w:cs="Arial" w:eastAsia="Arial" w:hAnsi="Arial"/>
@@ -15666,7 +15702,7 @@
             <w:pPr>
               <w:spacing w:after="20" w:before="0"/>
             </w:pPr>
-            <w:hyperlink w:history="1" r:id="rIdxuawqpnftefd-vrnzgrba">
+            <w:hyperlink w:history="1" r:id="rIdgsep6yfaex4vmpfu3ssbb">
               <w:r>
                 <w:rPr>
                   <w:rFonts w:ascii="Arial" w:cs="Arial" w:eastAsia="Arial" w:hAnsi="Arial"/>
@@ -15699,7 +15735,7 @@
               <w:spacing w:after="10" w:before="0"/>
               <w:ind w:left="120"/>
             </w:pPr>
-            <w:hyperlink w:history="1" r:id="rIdafccuynhz_91xjqnpyrji">
+            <w:hyperlink w:history="1" r:id="rIdhy1sqx9mhohfb7pmyuzhj">
               <w:r>
                 <w:rPr>
                   <w:rFonts w:ascii="Arial" w:cs="Arial" w:eastAsia="Arial" w:hAnsi="Arial"/>
@@ -15846,32 +15882,32 @@
         <w:tc>
           <w:tcPr>
             <w:tcW w:type="dxa" w:w="1520"/>
-            <w:shd w:fill="F2F2F2" w:color="auto" w:val="clear"/>
-            <w:tcMar>
-              <w:top w:type="dxa" w:w="60"/>
-              <w:left w:type="dxa" w:w="120"/>
-              <w:bottom w:type="dxa" w:w="60"/>
-              <w:right w:type="dxa" w:w="120"/>
-            </w:tcMar>
-            <w:vAlign w:val="top"/>
-          </w:tcPr>
-          <w:p>
-            <w:pPr>
-              <w:spacing w:after="40" w:before="0"/>
-              <w:jc w:val="left"/>
-            </w:pPr>
-            <w:r>
-              <w:rPr>
-                <w:rFonts w:ascii="Arial" w:cs="Arial" w:eastAsia="Arial" w:hAnsi="Arial"/>
-                <w:b/>
-                <w:bCs/>
-                <w:i w:val="false"/>
-                <w:iCs w:val="false"/>
-                <w:color w:val="000000"/>
-                <w:sz w:val="18"/>
-                <w:szCs w:val="18"/>
-              </w:rPr>
-              <w:t xml:space="preserve">Phase 4 — Driving Question Board (DQB) Update</w:t>
+            <w:shd w:fill="FCE4D6" w:color="auto" w:val="clear"/>
+            <w:tcMar>
+              <w:top w:type="dxa" w:w="60"/>
+              <w:left w:type="dxa" w:w="120"/>
+              <w:bottom w:type="dxa" w:w="60"/>
+              <w:right w:type="dxa" w:w="120"/>
+            </w:tcMar>
+            <w:vAlign w:val="top"/>
+          </w:tcPr>
+          <w:p>
+            <w:pPr>
+              <w:spacing w:after="40" w:before="0"/>
+              <w:jc w:val="left"/>
+            </w:pPr>
+            <w:r>
+              <w:rPr>
+                <w:rFonts w:ascii="Arial" w:cs="Arial" w:eastAsia="Arial" w:hAnsi="Arial"/>
+                <w:b/>
+                <w:bCs/>
+                <w:i w:val="false"/>
+                <w:iCs w:val="false"/>
+                <w:color w:val="000000"/>
+                <w:sz w:val="18"/>
+                <w:szCs w:val="18"/>
+              </w:rPr>
+              <w:t xml:space="preserve">Driving Question Board (DQB) Creation</w:t>
             </w:r>
           </w:p>
           <w:p>
@@ -15894,7 +15930,7 @@
             <w:pPr>
               <w:spacing w:after="20" w:before="0"/>
             </w:pPr>
-            <w:hyperlink w:history="1" r:id="rId7krtaikev7zdw6gcgu6p-">
+            <w:hyperlink w:history="1" r:id="rIdfqmlsvjxelsokzjw-qsqh">
               <w:r>
                 <w:rPr>
                   <w:rFonts w:ascii="Arial" w:cs="Arial" w:eastAsia="Arial" w:hAnsi="Arial"/>
@@ -15927,7 +15963,7 @@
               <w:spacing w:after="10" w:before="0"/>
               <w:ind w:left="120"/>
             </w:pPr>
-            <w:hyperlink w:history="1" r:id="rId0sgp6ax_n77mliodnewde">
+            <w:hyperlink w:history="1" r:id="rIdydpjrljixt21w6nhr19qm">
               <w:r>
                 <w:rPr>
                   <w:rFonts w:ascii="Arial" w:cs="Arial" w:eastAsia="Arial" w:hAnsi="Arial"/>
@@ -15972,7 +16008,7 @@
             <w:pPr>
               <w:spacing w:after="20" w:before="0"/>
             </w:pPr>
-            <w:hyperlink w:history="1" r:id="rId_9wxzooeddmylja0dd11d">
+            <w:hyperlink w:history="1" r:id="rIdtazoujh5gsmnzrx1ytzrg">
               <w:r>
                 <w:rPr>
                   <w:rFonts w:ascii="Arial" w:cs="Arial" w:eastAsia="Arial" w:hAnsi="Arial"/>
@@ -16005,7 +16041,7 @@
               <w:spacing w:after="10" w:before="0"/>
               <w:ind w:left="120"/>
             </w:pPr>
-            <w:hyperlink w:history="1" r:id="rIdq8u4-byvlrn7zsqrtyeer">
+            <w:hyperlink w:history="1" r:id="rIdf1mjpzrmb5hlflzjsglva">
               <w:r>
                 <w:rPr>
                   <w:rFonts w:ascii="Arial" w:cs="Arial" w:eastAsia="Arial" w:hAnsi="Arial"/>
@@ -16152,32 +16188,32 @@
         <w:tc>
           <w:tcPr>
             <w:tcW w:type="dxa" w:w="1520"/>
-            <w:shd w:fill="F2F2F2" w:color="auto" w:val="clear"/>
-            <w:tcMar>
-              <w:top w:type="dxa" w:w="60"/>
-              <w:left w:type="dxa" w:w="120"/>
-              <w:bottom w:type="dxa" w:w="60"/>
-              <w:right w:type="dxa" w:w="120"/>
-            </w:tcMar>
-            <w:vAlign w:val="top"/>
-          </w:tcPr>
-          <w:p>
-            <w:pPr>
-              <w:spacing w:after="40" w:before="0"/>
-              <w:jc w:val="left"/>
-            </w:pPr>
-            <w:r>
-              <w:rPr>
-                <w:rFonts w:ascii="Arial" w:cs="Arial" w:eastAsia="Arial" w:hAnsi="Arial"/>
-                <w:b/>
-                <w:bCs/>
-                <w:i w:val="false"/>
-                <w:iCs w:val="false"/>
-                <w:color w:val="000000"/>
-                <w:sz w:val="18"/>
-                <w:szCs w:val="18"/>
-              </w:rPr>
-              <w:t xml:space="preserve">Phase 5 — Model Building</w:t>
+            <w:shd w:fill="D5E8F0" w:color="auto" w:val="clear"/>
+            <w:tcMar>
+              <w:top w:type="dxa" w:w="60"/>
+              <w:left w:type="dxa" w:w="120"/>
+              <w:bottom w:type="dxa" w:w="60"/>
+              <w:right w:type="dxa" w:w="120"/>
+            </w:tcMar>
+            <w:vAlign w:val="top"/>
+          </w:tcPr>
+          <w:p>
+            <w:pPr>
+              <w:spacing w:after="40" w:before="0"/>
+              <w:jc w:val="left"/>
+            </w:pPr>
+            <w:r>
+              <w:rPr>
+                <w:rFonts w:ascii="Arial" w:cs="Arial" w:eastAsia="Arial" w:hAnsi="Arial"/>
+                <w:b/>
+                <w:bCs/>
+                <w:i w:val="false"/>
+                <w:iCs w:val="false"/>
+                <w:color w:val="000000"/>
+                <w:sz w:val="18"/>
+                <w:szCs w:val="18"/>
+              </w:rPr>
+              <w:t xml:space="preserve">Model Building Phase</w:t>
             </w:r>
           </w:p>
           <w:p>
@@ -16200,7 +16236,7 @@
             <w:pPr>
               <w:spacing w:after="20" w:before="0"/>
             </w:pPr>
-            <w:hyperlink w:history="1" r:id="rIdhtbizflk74krbwt6_nrel">
+            <w:hyperlink w:history="1" r:id="rIdmeasvaqwwb46kio7cquqv">
               <w:r>
                 <w:rPr>
                   <w:rFonts w:ascii="Arial" w:cs="Arial" w:eastAsia="Arial" w:hAnsi="Arial"/>
@@ -16233,7 +16269,7 @@
               <w:spacing w:after="10" w:before="0"/>
               <w:ind w:left="120"/>
             </w:pPr>
-            <w:hyperlink w:history="1" r:id="rIdkqc0ify6qceu9zn4bxs2n">
+            <w:hyperlink w:history="1" r:id="rId56ukamsgwdj4kjv2yzdau">
               <w:r>
                 <w:rPr>
                   <w:rFonts w:ascii="Arial" w:cs="Arial" w:eastAsia="Arial" w:hAnsi="Arial"/>
@@ -16278,7 +16314,7 @@
             <w:pPr>
               <w:spacing w:after="20" w:before="0"/>
             </w:pPr>
-            <w:hyperlink w:history="1" r:id="rIdpu8o918kjzeazte09ehk3">
+            <w:hyperlink w:history="1" r:id="rIduad2byahjzf7goji30qc-">
               <w:r>
                 <w:rPr>
                   <w:rFonts w:ascii="Arial" w:cs="Arial" w:eastAsia="Arial" w:hAnsi="Arial"/>
@@ -16311,7 +16347,7 @@
               <w:spacing w:after="10" w:before="0"/>
               <w:ind w:left="120"/>
             </w:pPr>
-            <w:hyperlink w:history="1" r:id="rIdysqb52rqyvuuxjofayzzm">
+            <w:hyperlink w:history="1" r:id="rIdxn2xxw27xoip7qnih7gq4">
               <w:r>
                 <w:rPr>
                   <w:rFonts w:ascii="Arial" w:cs="Arial" w:eastAsia="Arial" w:hAnsi="Arial"/>
@@ -17845,32 +17881,32 @@
         <w:tc>
           <w:tcPr>
             <w:tcW w:type="dxa" w:w="1520"/>
-            <w:shd w:fill="F2F2F2" w:color="auto" w:val="clear"/>
-            <w:tcMar>
-              <w:top w:type="dxa" w:w="60"/>
-              <w:left w:type="dxa" w:w="120"/>
-              <w:bottom w:type="dxa" w:w="60"/>
-              <w:right w:type="dxa" w:w="120"/>
-            </w:tcMar>
-            <w:vAlign w:val="top"/>
-          </w:tcPr>
-          <w:p>
-            <w:pPr>
-              <w:spacing w:after="40" w:before="0"/>
-              <w:jc w:val="left"/>
-            </w:pPr>
-            <w:r>
-              <w:rPr>
-                <w:rFonts w:ascii="Arial" w:cs="Arial" w:eastAsia="Arial" w:hAnsi="Arial"/>
-                <w:b/>
-                <w:bCs/>
-                <w:i w:val="false"/>
-                <w:iCs w:val="false"/>
-                <w:color w:val="000000"/>
-                <w:sz w:val="18"/>
-                <w:szCs w:val="18"/>
-              </w:rPr>
-              <w:t xml:space="preserve">Phase 1 — Predict</w:t>
+            <w:shd w:fill="EAD1F5" w:color="auto" w:val="clear"/>
+            <w:tcMar>
+              <w:top w:type="dxa" w:w="60"/>
+              <w:left w:type="dxa" w:w="120"/>
+              <w:bottom w:type="dxa" w:w="60"/>
+              <w:right w:type="dxa" w:w="120"/>
+            </w:tcMar>
+            <w:vAlign w:val="top"/>
+          </w:tcPr>
+          <w:p>
+            <w:pPr>
+              <w:spacing w:after="40" w:before="0"/>
+              <w:jc w:val="left"/>
+            </w:pPr>
+            <w:r>
+              <w:rPr>
+                <w:rFonts w:ascii="Arial" w:cs="Arial" w:eastAsia="Arial" w:hAnsi="Arial"/>
+                <w:b/>
+                <w:bCs/>
+                <w:i w:val="false"/>
+                <w:iCs w:val="false"/>
+                <w:color w:val="000000"/>
+                <w:sz w:val="18"/>
+                <w:szCs w:val="18"/>
+              </w:rPr>
+              <w:t xml:space="preserve">Predict Phase</w:t>
             </w:r>
           </w:p>
           <w:p>
@@ -17893,7 +17929,7 @@
             <w:pPr>
               <w:spacing w:after="20" w:before="0"/>
             </w:pPr>
-            <w:hyperlink w:history="1" r:id="rIdmmmf1azzartid9idomdmn">
+            <w:hyperlink w:history="1" r:id="rIdhu6yuu919ya80nn8vmzv_">
               <w:r>
                 <w:rPr>
                   <w:rFonts w:ascii="Arial" w:cs="Arial" w:eastAsia="Arial" w:hAnsi="Arial"/>
@@ -17926,7 +17962,7 @@
               <w:spacing w:after="10" w:before="0"/>
               <w:ind w:left="120"/>
             </w:pPr>
-            <w:hyperlink w:history="1" r:id="rIdmiepskwllkkrl4gh304ir">
+            <w:hyperlink w:history="1" r:id="rIdt4q-qcghuq7onpaiflsyf">
               <w:r>
                 <w:rPr>
                   <w:rFonts w:ascii="Arial" w:cs="Arial" w:eastAsia="Arial" w:hAnsi="Arial"/>
@@ -17971,7 +18007,7 @@
             <w:pPr>
               <w:spacing w:after="20" w:before="0"/>
             </w:pPr>
-            <w:hyperlink w:history="1" r:id="rIdeydirsrd7krbwlylkhdzz">
+            <w:hyperlink w:history="1" r:id="rIdbrcep0kp0i_0jkbg5xfrh">
               <w:r>
                 <w:rPr>
                   <w:rFonts w:ascii="Arial" w:cs="Arial" w:eastAsia="Arial" w:hAnsi="Arial"/>
@@ -18004,7 +18040,7 @@
               <w:spacing w:after="10" w:before="0"/>
               <w:ind w:left="120"/>
             </w:pPr>
-            <w:hyperlink w:history="1" r:id="rId2hkhczmmmony6inxck1lh">
+            <w:hyperlink w:history="1" r:id="rId1cskapyitbbkbcoq1iimz">
               <w:r>
                 <w:rPr>
                   <w:rFonts w:ascii="Arial" w:cs="Arial" w:eastAsia="Arial" w:hAnsi="Arial"/>
@@ -18151,32 +18187,32 @@
         <w:tc>
           <w:tcPr>
             <w:tcW w:type="dxa" w:w="1520"/>
-            <w:shd w:fill="F2F2F2" w:color="auto" w:val="clear"/>
-            <w:tcMar>
-              <w:top w:type="dxa" w:w="60"/>
-              <w:left w:type="dxa" w:w="120"/>
-              <w:bottom w:type="dxa" w:w="60"/>
-              <w:right w:type="dxa" w:w="120"/>
-            </w:tcMar>
-            <w:vAlign w:val="top"/>
-          </w:tcPr>
-          <w:p>
-            <w:pPr>
-              <w:spacing w:after="40" w:before="0"/>
-              <w:jc w:val="left"/>
-            </w:pPr>
-            <w:r>
-              <w:rPr>
-                <w:rFonts w:ascii="Arial" w:cs="Arial" w:eastAsia="Arial" w:hAnsi="Arial"/>
-                <w:b/>
-                <w:bCs/>
-                <w:i w:val="false"/>
-                <w:iCs w:val="false"/>
-                <w:color w:val="000000"/>
-                <w:sz w:val="18"/>
-                <w:szCs w:val="18"/>
-              </w:rPr>
-              <w:t xml:space="preserve">Phase 2 — Observe</w:t>
+            <w:shd w:fill="D9EEF1" w:color="auto" w:val="clear"/>
+            <w:tcMar>
+              <w:top w:type="dxa" w:w="60"/>
+              <w:left w:type="dxa" w:w="120"/>
+              <w:bottom w:type="dxa" w:w="60"/>
+              <w:right w:type="dxa" w:w="120"/>
+            </w:tcMar>
+            <w:vAlign w:val="top"/>
+          </w:tcPr>
+          <w:p>
+            <w:pPr>
+              <w:spacing w:after="40" w:before="0"/>
+              <w:jc w:val="left"/>
+            </w:pPr>
+            <w:r>
+              <w:rPr>
+                <w:rFonts w:ascii="Arial" w:cs="Arial" w:eastAsia="Arial" w:hAnsi="Arial"/>
+                <w:b/>
+                <w:bCs/>
+                <w:i w:val="false"/>
+                <w:iCs w:val="false"/>
+                <w:color w:val="000000"/>
+                <w:sz w:val="18"/>
+                <w:szCs w:val="18"/>
+              </w:rPr>
+              <w:t xml:space="preserve">Observe Phase</w:t>
             </w:r>
           </w:p>
           <w:p>
@@ -18199,7 +18235,7 @@
             <w:pPr>
               <w:spacing w:after="20" w:before="0"/>
             </w:pPr>
-            <w:hyperlink w:history="1" r:id="rIdimwywibguzcz19gvb8igu">
+            <w:hyperlink w:history="1" r:id="rIdepwkfmxyxed0ksahyipu9">
               <w:r>
                 <w:rPr>
                   <w:rFonts w:ascii="Arial" w:cs="Arial" w:eastAsia="Arial" w:hAnsi="Arial"/>
@@ -18232,7 +18268,7 @@
               <w:spacing w:after="10" w:before="0"/>
               <w:ind w:left="120"/>
             </w:pPr>
-            <w:hyperlink w:history="1" r:id="rIdyutc9r7_kqh01sdrnar7h">
+            <w:hyperlink w:history="1" r:id="rIdys3hamfystvotokwpuraw">
               <w:r>
                 <w:rPr>
                   <w:rFonts w:ascii="Arial" w:cs="Arial" w:eastAsia="Arial" w:hAnsi="Arial"/>
@@ -18277,7 +18313,7 @@
             <w:pPr>
               <w:spacing w:after="20" w:before="0"/>
             </w:pPr>
-            <w:hyperlink w:history="1" r:id="rIdptb_etqrqlug-zsix5-te">
+            <w:hyperlink w:history="1" r:id="rId2x7km00a3lu8gyaf1tqvp">
               <w:r>
                 <w:rPr>
                   <w:rFonts w:ascii="Arial" w:cs="Arial" w:eastAsia="Arial" w:hAnsi="Arial"/>
@@ -18310,7 +18346,7 @@
               <w:spacing w:after="10" w:before="0"/>
               <w:ind w:left="120"/>
             </w:pPr>
-            <w:hyperlink w:history="1" r:id="rId4dyww2kyboa9igept1liq">
+            <w:hyperlink w:history="1" r:id="rIdy-wnsn00it_z0hu2ljhvd">
               <w:r>
                 <w:rPr>
                   <w:rFonts w:ascii="Arial" w:cs="Arial" w:eastAsia="Arial" w:hAnsi="Arial"/>
@@ -18609,32 +18645,32 @@
         <w:tc>
           <w:tcPr>
             <w:tcW w:type="dxa" w:w="1520"/>
-            <w:shd w:fill="F2F2F2" w:color="auto" w:val="clear"/>
-            <w:tcMar>
-              <w:top w:type="dxa" w:w="60"/>
-              <w:left w:type="dxa" w:w="120"/>
-              <w:bottom w:type="dxa" w:w="60"/>
-              <w:right w:type="dxa" w:w="120"/>
-            </w:tcMar>
-            <w:vAlign w:val="top"/>
-          </w:tcPr>
-          <w:p>
-            <w:pPr>
-              <w:spacing w:after="40" w:before="0"/>
-              <w:jc w:val="left"/>
-            </w:pPr>
-            <w:r>
-              <w:rPr>
-                <w:rFonts w:ascii="Arial" w:cs="Arial" w:eastAsia="Arial" w:hAnsi="Arial"/>
-                <w:b/>
-                <w:bCs/>
-                <w:i w:val="false"/>
-                <w:iCs w:val="false"/>
-                <w:color w:val="000000"/>
-                <w:sz w:val="18"/>
-                <w:szCs w:val="18"/>
-              </w:rPr>
-              <w:t xml:space="preserve">Phase 3 — Explain</w:t>
+            <w:shd w:fill="E2EFDA" w:color="auto" w:val="clear"/>
+            <w:tcMar>
+              <w:top w:type="dxa" w:w="60"/>
+              <w:left w:type="dxa" w:w="120"/>
+              <w:bottom w:type="dxa" w:w="60"/>
+              <w:right w:type="dxa" w:w="120"/>
+            </w:tcMar>
+            <w:vAlign w:val="top"/>
+          </w:tcPr>
+          <w:p>
+            <w:pPr>
+              <w:spacing w:after="40" w:before="0"/>
+              <w:jc w:val="left"/>
+            </w:pPr>
+            <w:r>
+              <w:rPr>
+                <w:rFonts w:ascii="Arial" w:cs="Arial" w:eastAsia="Arial" w:hAnsi="Arial"/>
+                <w:b/>
+                <w:bCs/>
+                <w:i w:val="false"/>
+                <w:iCs w:val="false"/>
+                <w:color w:val="000000"/>
+                <w:sz w:val="18"/>
+                <w:szCs w:val="18"/>
+              </w:rPr>
+              <w:t xml:space="preserve">Explain Phase</w:t>
             </w:r>
           </w:p>
           <w:p>
@@ -18657,7 +18693,7 @@
             <w:pPr>
               <w:spacing w:after="20" w:before="0"/>
             </w:pPr>
-            <w:hyperlink w:history="1" r:id="rId5vbi_cu0kx3ky-52mf8ei">
+            <w:hyperlink w:history="1" r:id="rIdmavtok2eqkj_mohogabzf">
               <w:r>
                 <w:rPr>
                   <w:rFonts w:ascii="Arial" w:cs="Arial" w:eastAsia="Arial" w:hAnsi="Arial"/>
@@ -18690,7 +18726,7 @@
               <w:spacing w:after="10" w:before="0"/>
               <w:ind w:left="120"/>
             </w:pPr>
-            <w:hyperlink w:history="1" r:id="rIdimrhlrg2hda4wqjb9lzcw">
+            <w:hyperlink w:history="1" r:id="rIddg0dip8sfhx9uxyevy2la">
               <w:r>
                 <w:rPr>
                   <w:rFonts w:ascii="Arial" w:cs="Arial" w:eastAsia="Arial" w:hAnsi="Arial"/>
@@ -18735,7 +18771,7 @@
             <w:pPr>
               <w:spacing w:after="20" w:before="0"/>
             </w:pPr>
-            <w:hyperlink w:history="1" r:id="rIdyr8qbvgcqwqy6cgcodtv9">
+            <w:hyperlink w:history="1" r:id="rIdu1pnd17yuyr0yzwlsgoz9">
               <w:r>
                 <w:rPr>
                   <w:rFonts w:ascii="Arial" w:cs="Arial" w:eastAsia="Arial" w:hAnsi="Arial"/>
@@ -18768,7 +18804,7 @@
               <w:spacing w:after="10" w:before="0"/>
               <w:ind w:left="120"/>
             </w:pPr>
-            <w:hyperlink w:history="1" r:id="rId8mbaoqt4pnsfbhox7d4ic">
+            <w:hyperlink w:history="1" r:id="rIdbrwgb0hgj4wtl4m2hxlmj">
               <w:r>
                 <w:rPr>
                   <w:rFonts w:ascii="Arial" w:cs="Arial" w:eastAsia="Arial" w:hAnsi="Arial"/>
@@ -19067,32 +19103,32 @@
         <w:tc>
           <w:tcPr>
             <w:tcW w:type="dxa" w:w="1520"/>
-            <w:shd w:fill="F2F2F2" w:color="auto" w:val="clear"/>
-            <w:tcMar>
-              <w:top w:type="dxa" w:w="60"/>
-              <w:left w:type="dxa" w:w="120"/>
-              <w:bottom w:type="dxa" w:w="60"/>
-              <w:right w:type="dxa" w:w="120"/>
-            </w:tcMar>
-            <w:vAlign w:val="top"/>
-          </w:tcPr>
-          <w:p>
-            <w:pPr>
-              <w:spacing w:after="40" w:before="0"/>
-              <w:jc w:val="left"/>
-            </w:pPr>
-            <w:r>
-              <w:rPr>
-                <w:rFonts w:ascii="Arial" w:cs="Arial" w:eastAsia="Arial" w:hAnsi="Arial"/>
-                <w:b/>
-                <w:bCs/>
-                <w:i w:val="false"/>
-                <w:iCs w:val="false"/>
-                <w:color w:val="000000"/>
-                <w:sz w:val="18"/>
-                <w:szCs w:val="18"/>
-              </w:rPr>
-              <w:t xml:space="preserve">Phase 4 — Driving Question Board (DQB) Update</w:t>
+            <w:shd w:fill="FCE4D6" w:color="auto" w:val="clear"/>
+            <w:tcMar>
+              <w:top w:type="dxa" w:w="60"/>
+              <w:left w:type="dxa" w:w="120"/>
+              <w:bottom w:type="dxa" w:w="60"/>
+              <w:right w:type="dxa" w:w="120"/>
+            </w:tcMar>
+            <w:vAlign w:val="top"/>
+          </w:tcPr>
+          <w:p>
+            <w:pPr>
+              <w:spacing w:after="40" w:before="0"/>
+              <w:jc w:val="left"/>
+            </w:pPr>
+            <w:r>
+              <w:rPr>
+                <w:rFonts w:ascii="Arial" w:cs="Arial" w:eastAsia="Arial" w:hAnsi="Arial"/>
+                <w:b/>
+                <w:bCs/>
+                <w:i w:val="false"/>
+                <w:iCs w:val="false"/>
+                <w:color w:val="000000"/>
+                <w:sz w:val="18"/>
+                <w:szCs w:val="18"/>
+              </w:rPr>
+              <w:t xml:space="preserve">Driving Question Board (DQB) Creation</w:t>
             </w:r>
           </w:p>
           <w:p>
@@ -19115,7 +19151,7 @@
             <w:pPr>
               <w:spacing w:after="20" w:before="0"/>
             </w:pPr>
-            <w:hyperlink w:history="1" r:id="rIdduuyqh3ylhjalgjikalm-">
+            <w:hyperlink w:history="1" r:id="rId1ooaomztt_f-5k7nbrujr">
               <w:r>
                 <w:rPr>
                   <w:rFonts w:ascii="Arial" w:cs="Arial" w:eastAsia="Arial" w:hAnsi="Arial"/>
@@ -19148,7 +19184,7 @@
               <w:spacing w:after="10" w:before="0"/>
               <w:ind w:left="120"/>
             </w:pPr>
-            <w:hyperlink w:history="1" r:id="rIdh_g-jkaq62fmracia5yoa">
+            <w:hyperlink w:history="1" r:id="rIdqpbl3covvh54m7bjtthbt">
               <w:r>
                 <w:rPr>
                   <w:rFonts w:ascii="Arial" w:cs="Arial" w:eastAsia="Arial" w:hAnsi="Arial"/>
@@ -19193,7 +19229,7 @@
             <w:pPr>
               <w:spacing w:after="20" w:before="0"/>
             </w:pPr>
-            <w:hyperlink w:history="1" r:id="rId8gzn5yvdvn5j_x725fuff">
+            <w:hyperlink w:history="1" r:id="rIdq0ftvnni0x-fpfkt2og9i">
               <w:r>
                 <w:rPr>
                   <w:rFonts w:ascii="Arial" w:cs="Arial" w:eastAsia="Arial" w:hAnsi="Arial"/>
@@ -19226,7 +19262,7 @@
               <w:spacing w:after="10" w:before="0"/>
               <w:ind w:left="120"/>
             </w:pPr>
-            <w:hyperlink w:history="1" r:id="rIdc6k5uxgeg5mcwacbhezic">
+            <w:hyperlink w:history="1" r:id="rIdzsdd6g7hcvcxp5bs55vgh">
               <w:r>
                 <w:rPr>
                   <w:rFonts w:ascii="Arial" w:cs="Arial" w:eastAsia="Arial" w:hAnsi="Arial"/>
@@ -19373,32 +19409,32 @@
         <w:tc>
           <w:tcPr>
             <w:tcW w:type="dxa" w:w="1520"/>
-            <w:shd w:fill="F2F2F2" w:color="auto" w:val="clear"/>
-            <w:tcMar>
-              <w:top w:type="dxa" w:w="60"/>
-              <w:left w:type="dxa" w:w="120"/>
-              <w:bottom w:type="dxa" w:w="60"/>
-              <w:right w:type="dxa" w:w="120"/>
-            </w:tcMar>
-            <w:vAlign w:val="top"/>
-          </w:tcPr>
-          <w:p>
-            <w:pPr>
-              <w:spacing w:after="40" w:before="0"/>
-              <w:jc w:val="left"/>
-            </w:pPr>
-            <w:r>
-              <w:rPr>
-                <w:rFonts w:ascii="Arial" w:cs="Arial" w:eastAsia="Arial" w:hAnsi="Arial"/>
-                <w:b/>
-                <w:bCs/>
-                <w:i w:val="false"/>
-                <w:iCs w:val="false"/>
-                <w:color w:val="000000"/>
-                <w:sz w:val="18"/>
-                <w:szCs w:val="18"/>
-              </w:rPr>
-              <w:t xml:space="preserve">Phase 5 — Model Building</w:t>
+            <w:shd w:fill="D5E8F0" w:color="auto" w:val="clear"/>
+            <w:tcMar>
+              <w:top w:type="dxa" w:w="60"/>
+              <w:left w:type="dxa" w:w="120"/>
+              <w:bottom w:type="dxa" w:w="60"/>
+              <w:right w:type="dxa" w:w="120"/>
+            </w:tcMar>
+            <w:vAlign w:val="top"/>
+          </w:tcPr>
+          <w:p>
+            <w:pPr>
+              <w:spacing w:after="40" w:before="0"/>
+              <w:jc w:val="left"/>
+            </w:pPr>
+            <w:r>
+              <w:rPr>
+                <w:rFonts w:ascii="Arial" w:cs="Arial" w:eastAsia="Arial" w:hAnsi="Arial"/>
+                <w:b/>
+                <w:bCs/>
+                <w:i w:val="false"/>
+                <w:iCs w:val="false"/>
+                <w:color w:val="000000"/>
+                <w:sz w:val="18"/>
+                <w:szCs w:val="18"/>
+              </w:rPr>
+              <w:t xml:space="preserve">Model Building Phase</w:t>
             </w:r>
           </w:p>
           <w:p>
@@ -19421,7 +19457,7 @@
             <w:pPr>
               <w:spacing w:after="20" w:before="0"/>
             </w:pPr>
-            <w:hyperlink w:history="1" r:id="rIdsbdjqe58ziliss3om3dad">
+            <w:hyperlink w:history="1" r:id="rIdh4l4xmy03cvvqijxjvwx-">
               <w:r>
                 <w:rPr>
                   <w:rFonts w:ascii="Arial" w:cs="Arial" w:eastAsia="Arial" w:hAnsi="Arial"/>
@@ -19454,7 +19490,7 @@
               <w:spacing w:after="10" w:before="0"/>
               <w:ind w:left="120"/>
             </w:pPr>
-            <w:hyperlink w:history="1" r:id="rId88juxkt5ornx28rnvbkhz">
+            <w:hyperlink w:history="1" r:id="rIdz53-rw2pkozsrddm3zbix">
               <w:r>
                 <w:rPr>
                   <w:rFonts w:ascii="Arial" w:cs="Arial" w:eastAsia="Arial" w:hAnsi="Arial"/>
@@ -19499,7 +19535,7 @@
             <w:pPr>
               <w:spacing w:after="20" w:before="0"/>
             </w:pPr>
-            <w:hyperlink w:history="1" r:id="rIdvpzxyasrqbvxwljwttw-g">
+            <w:hyperlink w:history="1" r:id="rId7tkm78zuc5io34v9suz0k">
               <w:r>
                 <w:rPr>
                   <w:rFonts w:ascii="Arial" w:cs="Arial" w:eastAsia="Arial" w:hAnsi="Arial"/>
@@ -19532,7 +19568,7 @@
               <w:spacing w:after="10" w:before="0"/>
               <w:ind w:left="120"/>
             </w:pPr>
-            <w:hyperlink w:history="1" r:id="rIdetf7pnujatiyvljiithme">
+            <w:hyperlink w:history="1" r:id="rIdgrvxaenzrksqovgkjsub5">
               <w:r>
                 <w:rPr>
                   <w:rFonts w:ascii="Arial" w:cs="Arial" w:eastAsia="Arial" w:hAnsi="Arial"/>
@@ -21161,32 +21197,32 @@
         <w:tc>
           <w:tcPr>
             <w:tcW w:type="dxa" w:w="1520"/>
-            <w:shd w:fill="F2F2F2" w:color="auto" w:val="clear"/>
-            <w:tcMar>
-              <w:top w:type="dxa" w:w="60"/>
-              <w:left w:type="dxa" w:w="120"/>
-              <w:bottom w:type="dxa" w:w="60"/>
-              <w:right w:type="dxa" w:w="120"/>
-            </w:tcMar>
-            <w:vAlign w:val="top"/>
-          </w:tcPr>
-          <w:p>
-            <w:pPr>
-              <w:spacing w:after="40" w:before="0"/>
-              <w:jc w:val="left"/>
-            </w:pPr>
-            <w:r>
-              <w:rPr>
-                <w:rFonts w:ascii="Arial" w:cs="Arial" w:eastAsia="Arial" w:hAnsi="Arial"/>
-                <w:b/>
-                <w:bCs/>
-                <w:i w:val="false"/>
-                <w:iCs w:val="false"/>
-                <w:color w:val="000000"/>
-                <w:sz w:val="18"/>
-                <w:szCs w:val="18"/>
-              </w:rPr>
-              <w:t xml:space="preserve">Phase 1 — Predict (10 minutes)</w:t>
+            <w:shd w:fill="EAD1F5" w:color="auto" w:val="clear"/>
+            <w:tcMar>
+              <w:top w:type="dxa" w:w="60"/>
+              <w:left w:type="dxa" w:w="120"/>
+              <w:bottom w:type="dxa" w:w="60"/>
+              <w:right w:type="dxa" w:w="120"/>
+            </w:tcMar>
+            <w:vAlign w:val="top"/>
+          </w:tcPr>
+          <w:p>
+            <w:pPr>
+              <w:spacing w:after="40" w:before="0"/>
+              <w:jc w:val="left"/>
+            </w:pPr>
+            <w:r>
+              <w:rPr>
+                <w:rFonts w:ascii="Arial" w:cs="Arial" w:eastAsia="Arial" w:hAnsi="Arial"/>
+                <w:b/>
+                <w:bCs/>
+                <w:i w:val="false"/>
+                <w:iCs w:val="false"/>
+                <w:color w:val="000000"/>
+                <w:sz w:val="18"/>
+                <w:szCs w:val="18"/>
+              </w:rPr>
+              <w:t xml:space="preserve">Predict Phase</w:t>
             </w:r>
           </w:p>
           <w:p>
@@ -21209,7 +21245,7 @@
             <w:pPr>
               <w:spacing w:after="20" w:before="0"/>
             </w:pPr>
-            <w:hyperlink w:history="1" r:id="rIdfdbjwab6nwcb4gkevx0wl">
+            <w:hyperlink w:history="1" r:id="rIdcdtjj91dzfo7obukjksiz">
               <w:r>
                 <w:rPr>
                   <w:rFonts w:ascii="Arial" w:cs="Arial" w:eastAsia="Arial" w:hAnsi="Arial"/>
@@ -21242,7 +21278,7 @@
               <w:spacing w:after="10" w:before="0"/>
               <w:ind w:left="120"/>
             </w:pPr>
-            <w:hyperlink w:history="1" r:id="rIdf8a-jvnqn1xjiwbqfbz7k">
+            <w:hyperlink w:history="1" r:id="rIdjz8cvwsbxuxdw_q6o9lzz">
               <w:r>
                 <w:rPr>
                   <w:rFonts w:ascii="Arial" w:cs="Arial" w:eastAsia="Arial" w:hAnsi="Arial"/>
@@ -21287,7 +21323,7 @@
             <w:pPr>
               <w:spacing w:after="20" w:before="0"/>
             </w:pPr>
-            <w:hyperlink w:history="1" r:id="rIdtmpvmffpibaj0bolhn0jd">
+            <w:hyperlink w:history="1" r:id="rIdprue1gcx_7k7jgllp5yxl">
               <w:r>
                 <w:rPr>
                   <w:rFonts w:ascii="Arial" w:cs="Arial" w:eastAsia="Arial" w:hAnsi="Arial"/>
@@ -21320,7 +21356,7 @@
               <w:spacing w:after="10" w:before="0"/>
               <w:ind w:left="120"/>
             </w:pPr>
-            <w:hyperlink w:history="1" r:id="rIdkg63tt1ieuqw0xjdfska8">
+            <w:hyperlink w:history="1" r:id="rId8gxe-t4u0q1nxj9xzebxv">
               <w:r>
                 <w:rPr>
                   <w:rFonts w:ascii="Arial" w:cs="Arial" w:eastAsia="Arial" w:hAnsi="Arial"/>
@@ -21467,32 +21503,32 @@
         <w:tc>
           <w:tcPr>
             <w:tcW w:type="dxa" w:w="1520"/>
-            <w:shd w:fill="F2F2F2" w:color="auto" w:val="clear"/>
-            <w:tcMar>
-              <w:top w:type="dxa" w:w="60"/>
-              <w:left w:type="dxa" w:w="120"/>
-              <w:bottom w:type="dxa" w:w="60"/>
-              <w:right w:type="dxa" w:w="120"/>
-            </w:tcMar>
-            <w:vAlign w:val="top"/>
-          </w:tcPr>
-          <w:p>
-            <w:pPr>
-              <w:spacing w:after="40" w:before="0"/>
-              <w:jc w:val="left"/>
-            </w:pPr>
-            <w:r>
-              <w:rPr>
-                <w:rFonts w:ascii="Arial" w:cs="Arial" w:eastAsia="Arial" w:hAnsi="Arial"/>
-                <w:b/>
-                <w:bCs/>
-                <w:i w:val="false"/>
-                <w:iCs w:val="false"/>
-                <w:color w:val="000000"/>
-                <w:sz w:val="18"/>
-                <w:szCs w:val="18"/>
-              </w:rPr>
-              <w:t xml:space="preserve">Phase 2 — Observe (25 minutes)</w:t>
+            <w:shd w:fill="D9EEF1" w:color="auto" w:val="clear"/>
+            <w:tcMar>
+              <w:top w:type="dxa" w:w="60"/>
+              <w:left w:type="dxa" w:w="120"/>
+              <w:bottom w:type="dxa" w:w="60"/>
+              <w:right w:type="dxa" w:w="120"/>
+            </w:tcMar>
+            <w:vAlign w:val="top"/>
+          </w:tcPr>
+          <w:p>
+            <w:pPr>
+              <w:spacing w:after="40" w:before="0"/>
+              <w:jc w:val="left"/>
+            </w:pPr>
+            <w:r>
+              <w:rPr>
+                <w:rFonts w:ascii="Arial" w:cs="Arial" w:eastAsia="Arial" w:hAnsi="Arial"/>
+                <w:b/>
+                <w:bCs/>
+                <w:i w:val="false"/>
+                <w:iCs w:val="false"/>
+                <w:color w:val="000000"/>
+                <w:sz w:val="18"/>
+                <w:szCs w:val="18"/>
+              </w:rPr>
+              <w:t xml:space="preserve">Observe Phase</w:t>
             </w:r>
           </w:p>
           <w:p>
@@ -21515,7 +21551,7 @@
             <w:pPr>
               <w:spacing w:after="20" w:before="0"/>
             </w:pPr>
-            <w:hyperlink w:history="1" r:id="rIddh7kqwwqtwxyvqfnfx-cu">
+            <w:hyperlink w:history="1" r:id="rIdy4zg9j02r9to4kxhxeb00">
               <w:r>
                 <w:rPr>
                   <w:rFonts w:ascii="Arial" w:cs="Arial" w:eastAsia="Arial" w:hAnsi="Arial"/>
@@ -21548,7 +21584,7 @@
               <w:spacing w:after="10" w:before="0"/>
               <w:ind w:left="120"/>
             </w:pPr>
-            <w:hyperlink w:history="1" r:id="rIdi5mzt_w9umqdcudakqxna">
+            <w:hyperlink w:history="1" r:id="rIdiztc6lljxy5ldnkjm38ij">
               <w:r>
                 <w:rPr>
                   <w:rFonts w:ascii="Arial" w:cs="Arial" w:eastAsia="Arial" w:hAnsi="Arial"/>
@@ -21593,7 +21629,7 @@
             <w:pPr>
               <w:spacing w:after="20" w:before="0"/>
             </w:pPr>
-            <w:hyperlink w:history="1" r:id="rIdvipkicr_tia8xxg2wpaih">
+            <w:hyperlink w:history="1" r:id="rIdzxrgn_xizp7vn50mz_p_a">
               <w:r>
                 <w:rPr>
                   <w:rFonts w:ascii="Arial" w:cs="Arial" w:eastAsia="Arial" w:hAnsi="Arial"/>
@@ -21626,7 +21662,7 @@
               <w:spacing w:after="10" w:before="0"/>
               <w:ind w:left="120"/>
             </w:pPr>
-            <w:hyperlink w:history="1" r:id="rIdwx9ccxmgu6wkhycry0n0v">
+            <w:hyperlink w:history="1" r:id="rIdp_ywnhmahbve9rf4lcxr9">
               <w:r>
                 <w:rPr>
                   <w:rFonts w:ascii="Arial" w:cs="Arial" w:eastAsia="Arial" w:hAnsi="Arial"/>
@@ -21925,32 +21961,32 @@
         <w:tc>
           <w:tcPr>
             <w:tcW w:type="dxa" w:w="1520"/>
-            <w:shd w:fill="F2F2F2" w:color="auto" w:val="clear"/>
-            <w:tcMar>
-              <w:top w:type="dxa" w:w="60"/>
-              <w:left w:type="dxa" w:w="120"/>
-              <w:bottom w:type="dxa" w:w="60"/>
-              <w:right w:type="dxa" w:w="120"/>
-            </w:tcMar>
-            <w:vAlign w:val="top"/>
-          </w:tcPr>
-          <w:p>
-            <w:pPr>
-              <w:spacing w:after="40" w:before="0"/>
-              <w:jc w:val="left"/>
-            </w:pPr>
-            <w:r>
-              <w:rPr>
-                <w:rFonts w:ascii="Arial" w:cs="Arial" w:eastAsia="Arial" w:hAnsi="Arial"/>
-                <w:b/>
-                <w:bCs/>
-                <w:i w:val="false"/>
-                <w:iCs w:val="false"/>
-                <w:color w:val="000000"/>
-                <w:sz w:val="18"/>
-                <w:szCs w:val="18"/>
-              </w:rPr>
-              <w:t xml:space="preserve">Phase 3 — Explain (20 minutes)</w:t>
+            <w:shd w:fill="E2EFDA" w:color="auto" w:val="clear"/>
+            <w:tcMar>
+              <w:top w:type="dxa" w:w="60"/>
+              <w:left w:type="dxa" w:w="120"/>
+              <w:bottom w:type="dxa" w:w="60"/>
+              <w:right w:type="dxa" w:w="120"/>
+            </w:tcMar>
+            <w:vAlign w:val="top"/>
+          </w:tcPr>
+          <w:p>
+            <w:pPr>
+              <w:spacing w:after="40" w:before="0"/>
+              <w:jc w:val="left"/>
+            </w:pPr>
+            <w:r>
+              <w:rPr>
+                <w:rFonts w:ascii="Arial" w:cs="Arial" w:eastAsia="Arial" w:hAnsi="Arial"/>
+                <w:b/>
+                <w:bCs/>
+                <w:i w:val="false"/>
+                <w:iCs w:val="false"/>
+                <w:color w:val="000000"/>
+                <w:sz w:val="18"/>
+                <w:szCs w:val="18"/>
+              </w:rPr>
+              <w:t xml:space="preserve">Explain Phase</w:t>
             </w:r>
           </w:p>
           <w:p>
@@ -21973,7 +22009,7 @@
             <w:pPr>
               <w:spacing w:after="20" w:before="0"/>
             </w:pPr>
-            <w:hyperlink w:history="1" r:id="rIdtghw-tg0tivn0qjvgasl4">
+            <w:hyperlink w:history="1" r:id="rIdjhdjfzod81lzinjhs2jyf">
               <w:r>
                 <w:rPr>
                   <w:rFonts w:ascii="Arial" w:cs="Arial" w:eastAsia="Arial" w:hAnsi="Arial"/>
@@ -22006,7 +22042,7 @@
               <w:spacing w:after="10" w:before="0"/>
               <w:ind w:left="120"/>
             </w:pPr>
-            <w:hyperlink w:history="1" r:id="rIdgu-o_vs5ojyc-z9k81hsi">
+            <w:hyperlink w:history="1" r:id="rIdrynwyq5v6aosopwioelvc">
               <w:r>
                 <w:rPr>
                   <w:rFonts w:ascii="Arial" w:cs="Arial" w:eastAsia="Arial" w:hAnsi="Arial"/>
@@ -22051,7 +22087,7 @@
             <w:pPr>
               <w:spacing w:after="20" w:before="0"/>
             </w:pPr>
-            <w:hyperlink w:history="1" r:id="rIdcl_wjv2yjnggnkwm3hdrl">
+            <w:hyperlink w:history="1" r:id="rIdumeobaxkzufeqgcotirol">
               <w:r>
                 <w:rPr>
                   <w:rFonts w:ascii="Arial" w:cs="Arial" w:eastAsia="Arial" w:hAnsi="Arial"/>
@@ -22084,7 +22120,7 @@
               <w:spacing w:after="10" w:before="0"/>
               <w:ind w:left="120"/>
             </w:pPr>
-            <w:hyperlink w:history="1" r:id="rIdfkjfhmcvxlzrgzqsoce6x">
+            <w:hyperlink w:history="1" r:id="rIdwcxi51-pmzcn5hgnepnpt">
               <w:r>
                 <w:rPr>
                   <w:rFonts w:ascii="Arial" w:cs="Arial" w:eastAsia="Arial" w:hAnsi="Arial"/>
@@ -22307,32 +22343,32 @@
         <w:tc>
           <w:tcPr>
             <w:tcW w:type="dxa" w:w="1520"/>
-            <w:shd w:fill="F2F2F2" w:color="auto" w:val="clear"/>
-            <w:tcMar>
-              <w:top w:type="dxa" w:w="60"/>
-              <w:left w:type="dxa" w:w="120"/>
-              <w:bottom w:type="dxa" w:w="60"/>
-              <w:right w:type="dxa" w:w="120"/>
-            </w:tcMar>
-            <w:vAlign w:val="top"/>
-          </w:tcPr>
-          <w:p>
-            <w:pPr>
-              <w:spacing w:after="40" w:before="0"/>
-              <w:jc w:val="left"/>
-            </w:pPr>
-            <w:r>
-              <w:rPr>
-                <w:rFonts w:ascii="Arial" w:cs="Arial" w:eastAsia="Arial" w:hAnsi="Arial"/>
-                <w:b/>
-                <w:bCs/>
-                <w:i w:val="false"/>
-                <w:iCs w:val="false"/>
-                <w:color w:val="000000"/>
-                <w:sz w:val="18"/>
-                <w:szCs w:val="18"/>
-              </w:rPr>
-              <w:t xml:space="preserve">Phase 4 — Driving Question Board (DQB) Update (10 minutes)</w:t>
+            <w:shd w:fill="FCE4D6" w:color="auto" w:val="clear"/>
+            <w:tcMar>
+              <w:top w:type="dxa" w:w="60"/>
+              <w:left w:type="dxa" w:w="120"/>
+              <w:bottom w:type="dxa" w:w="60"/>
+              <w:right w:type="dxa" w:w="120"/>
+            </w:tcMar>
+            <w:vAlign w:val="top"/>
+          </w:tcPr>
+          <w:p>
+            <w:pPr>
+              <w:spacing w:after="40" w:before="0"/>
+              <w:jc w:val="left"/>
+            </w:pPr>
+            <w:r>
+              <w:rPr>
+                <w:rFonts w:ascii="Arial" w:cs="Arial" w:eastAsia="Arial" w:hAnsi="Arial"/>
+                <w:b/>
+                <w:bCs/>
+                <w:i w:val="false"/>
+                <w:iCs w:val="false"/>
+                <w:color w:val="000000"/>
+                <w:sz w:val="18"/>
+                <w:szCs w:val="18"/>
+              </w:rPr>
+              <w:t xml:space="preserve">Driving Question Board (DQB) Creation</w:t>
             </w:r>
           </w:p>
           <w:p>
@@ -22355,7 +22391,7 @@
             <w:pPr>
               <w:spacing w:after="20" w:before="0"/>
             </w:pPr>
-            <w:hyperlink w:history="1" r:id="rId0a2gtspawfgsvnmwtwlmt">
+            <w:hyperlink w:history="1" r:id="rIdsbg2u-yu8hw48bk-ozboa">
               <w:r>
                 <w:rPr>
                   <w:rFonts w:ascii="Arial" w:cs="Arial" w:eastAsia="Arial" w:hAnsi="Arial"/>
@@ -22388,7 +22424,7 @@
               <w:spacing w:after="10" w:before="0"/>
               <w:ind w:left="120"/>
             </w:pPr>
-            <w:hyperlink w:history="1" r:id="rIdsdgqfl8kybwoallxsiszj">
+            <w:hyperlink w:history="1" r:id="rId19wdj2iowlrxmp_ucxyrf">
               <w:r>
                 <w:rPr>
                   <w:rFonts w:ascii="Arial" w:cs="Arial" w:eastAsia="Arial" w:hAnsi="Arial"/>
@@ -22433,7 +22469,7 @@
             <w:pPr>
               <w:spacing w:after="20" w:before="0"/>
             </w:pPr>
-            <w:hyperlink w:history="1" r:id="rId_vxlzyqaqz15qrhg_acwr">
+            <w:hyperlink w:history="1" r:id="rIdeqt_0jqo8vdoytbm0kdsm">
               <w:r>
                 <w:rPr>
                   <w:rFonts w:ascii="Arial" w:cs="Arial" w:eastAsia="Arial" w:hAnsi="Arial"/>
@@ -22466,7 +22502,7 @@
               <w:spacing w:after="10" w:before="0"/>
               <w:ind w:left="120"/>
             </w:pPr>
-            <w:hyperlink w:history="1" r:id="rIdozaspfaw6k1ajdvxg16kg">
+            <w:hyperlink w:history="1" r:id="rIdp0kuqbdtf5skjsy5kqnsb">
               <w:r>
                 <w:rPr>
                   <w:rFonts w:ascii="Arial" w:cs="Arial" w:eastAsia="Arial" w:hAnsi="Arial"/>
@@ -22613,32 +22649,32 @@
         <w:tc>
           <w:tcPr>
             <w:tcW w:type="dxa" w:w="1520"/>
-            <w:shd w:fill="F2F2F2" w:color="auto" w:val="clear"/>
-            <w:tcMar>
-              <w:top w:type="dxa" w:w="60"/>
-              <w:left w:type="dxa" w:w="120"/>
-              <w:bottom w:type="dxa" w:w="60"/>
-              <w:right w:type="dxa" w:w="120"/>
-            </w:tcMar>
-            <w:vAlign w:val="top"/>
-          </w:tcPr>
-          <w:p>
-            <w:pPr>
-              <w:spacing w:after="40" w:before="0"/>
-              <w:jc w:val="left"/>
-            </w:pPr>
-            <w:r>
-              <w:rPr>
-                <w:rFonts w:ascii="Arial" w:cs="Arial" w:eastAsia="Arial" w:hAnsi="Arial"/>
-                <w:b/>
-                <w:bCs/>
-                <w:i w:val="false"/>
-                <w:iCs w:val="false"/>
-                <w:color w:val="000000"/>
-                <w:sz w:val="18"/>
-                <w:szCs w:val="18"/>
-              </w:rPr>
-              <w:t xml:space="preserve">Phase 5 — Model Building (15 minutes)</w:t>
+            <w:shd w:fill="D5E8F0" w:color="auto" w:val="clear"/>
+            <w:tcMar>
+              <w:top w:type="dxa" w:w="60"/>
+              <w:left w:type="dxa" w:w="120"/>
+              <w:bottom w:type="dxa" w:w="60"/>
+              <w:right w:type="dxa" w:w="120"/>
+            </w:tcMar>
+            <w:vAlign w:val="top"/>
+          </w:tcPr>
+          <w:p>
+            <w:pPr>
+              <w:spacing w:after="40" w:before="0"/>
+              <w:jc w:val="left"/>
+            </w:pPr>
+            <w:r>
+              <w:rPr>
+                <w:rFonts w:ascii="Arial" w:cs="Arial" w:eastAsia="Arial" w:hAnsi="Arial"/>
+                <w:b/>
+                <w:bCs/>
+                <w:i w:val="false"/>
+                <w:iCs w:val="false"/>
+                <w:color w:val="000000"/>
+                <w:sz w:val="18"/>
+                <w:szCs w:val="18"/>
+              </w:rPr>
+              <w:t xml:space="preserve">Model Building Phase</w:t>
             </w:r>
           </w:p>
           <w:p>
@@ -22661,7 +22697,7 @@
             <w:pPr>
               <w:spacing w:after="20" w:before="0"/>
             </w:pPr>
-            <w:hyperlink w:history="1" r:id="rId_ohlheegk3kdfpre4zhpe">
+            <w:hyperlink w:history="1" r:id="rIdm4yi5qbfev1k41ovn-j-f">
               <w:r>
                 <w:rPr>
                   <w:rFonts w:ascii="Arial" w:cs="Arial" w:eastAsia="Arial" w:hAnsi="Arial"/>
@@ -22694,7 +22730,7 @@
               <w:spacing w:after="10" w:before="0"/>
               <w:ind w:left="120"/>
             </w:pPr>
-            <w:hyperlink w:history="1" r:id="rIdmlzgo9dr2qhqt9xsbzxsm">
+            <w:hyperlink w:history="1" r:id="rIdqgfnl7m5hfdatmrwnj9jz">
               <w:r>
                 <w:rPr>
                   <w:rFonts w:ascii="Arial" w:cs="Arial" w:eastAsia="Arial" w:hAnsi="Arial"/>
@@ -22739,7 +22775,7 @@
             <w:pPr>
               <w:spacing w:after="20" w:before="0"/>
             </w:pPr>
-            <w:hyperlink w:history="1" r:id="rIdu9iqk9wfa5sowizzqzjhu">
+            <w:hyperlink w:history="1" r:id="rIdbaeeefki3dveaavoixr9w">
               <w:r>
                 <w:rPr>
                   <w:rFonts w:ascii="Arial" w:cs="Arial" w:eastAsia="Arial" w:hAnsi="Arial"/>
@@ -22772,7 +22808,7 @@
               <w:spacing w:after="10" w:before="0"/>
               <w:ind w:left="120"/>
             </w:pPr>
-            <w:hyperlink w:history="1" r:id="rIdi3pow9drw1mpgalyhq2w_">
+            <w:hyperlink w:history="1" r:id="rIdtabxthoc79rqh9e48icll">
               <w:r>
                 <w:rPr>
                   <w:rFonts w:ascii="Arial" w:cs="Arial" w:eastAsia="Arial" w:hAnsi="Arial"/>
@@ -24363,32 +24399,32 @@
         <w:tc>
           <w:tcPr>
             <w:tcW w:type="dxa" w:w="1520"/>
-            <w:shd w:fill="F2F2F2" w:color="auto" w:val="clear"/>
-            <w:tcMar>
-              <w:top w:type="dxa" w:w="60"/>
-              <w:left w:type="dxa" w:w="120"/>
-              <w:bottom w:type="dxa" w:w="60"/>
-              <w:right w:type="dxa" w:w="120"/>
-            </w:tcMar>
-            <w:vAlign w:val="top"/>
-          </w:tcPr>
-          <w:p>
-            <w:pPr>
-              <w:spacing w:after="40" w:before="0"/>
-              <w:jc w:val="left"/>
-            </w:pPr>
-            <w:r>
-              <w:rPr>
-                <w:rFonts w:ascii="Arial" w:cs="Arial" w:eastAsia="Arial" w:hAnsi="Arial"/>
-                <w:b/>
-                <w:bCs/>
-                <w:i w:val="false"/>
-                <w:iCs w:val="false"/>
-                <w:color w:val="000000"/>
-                <w:sz w:val="18"/>
-                <w:szCs w:val="18"/>
-              </w:rPr>
-              <w:t xml:space="preserve">Phase 1 — Predict</w:t>
+            <w:shd w:fill="EAD1F5" w:color="auto" w:val="clear"/>
+            <w:tcMar>
+              <w:top w:type="dxa" w:w="60"/>
+              <w:left w:type="dxa" w:w="120"/>
+              <w:bottom w:type="dxa" w:w="60"/>
+              <w:right w:type="dxa" w:w="120"/>
+            </w:tcMar>
+            <w:vAlign w:val="top"/>
+          </w:tcPr>
+          <w:p>
+            <w:pPr>
+              <w:spacing w:after="40" w:before="0"/>
+              <w:jc w:val="left"/>
+            </w:pPr>
+            <w:r>
+              <w:rPr>
+                <w:rFonts w:ascii="Arial" w:cs="Arial" w:eastAsia="Arial" w:hAnsi="Arial"/>
+                <w:b/>
+                <w:bCs/>
+                <w:i w:val="false"/>
+                <w:iCs w:val="false"/>
+                <w:color w:val="000000"/>
+                <w:sz w:val="18"/>
+                <w:szCs w:val="18"/>
+              </w:rPr>
+              <w:t xml:space="preserve">Predict Phase</w:t>
             </w:r>
           </w:p>
           <w:p>
@@ -24411,7 +24447,7 @@
             <w:pPr>
               <w:spacing w:after="20" w:before="0"/>
             </w:pPr>
-            <w:hyperlink w:history="1" r:id="rIdcmq_6ugh9exaoypxa2xaa">
+            <w:hyperlink w:history="1" r:id="rIddhzvzzlfh1ndusuhik_73">
               <w:r>
                 <w:rPr>
                   <w:rFonts w:ascii="Arial" w:cs="Arial" w:eastAsia="Arial" w:hAnsi="Arial"/>
@@ -24444,7 +24480,7 @@
               <w:spacing w:after="10" w:before="0"/>
               <w:ind w:left="120"/>
             </w:pPr>
-            <w:hyperlink w:history="1" r:id="rIdyw3kuoieqa8mv3rhgrjs0">
+            <w:hyperlink w:history="1" r:id="rIdukkfsfuoe_cvaptixyl6-">
               <w:r>
                 <w:rPr>
                   <w:rFonts w:ascii="Arial" w:cs="Arial" w:eastAsia="Arial" w:hAnsi="Arial"/>
@@ -24489,7 +24525,7 @@
             <w:pPr>
               <w:spacing w:after="20" w:before="0"/>
             </w:pPr>
-            <w:hyperlink w:history="1" r:id="rIdt0qfzmra9h2jn8ytoxny4">
+            <w:hyperlink w:history="1" r:id="rIddy-4w0it3dhn4ru-i0wlf">
               <w:r>
                 <w:rPr>
                   <w:rFonts w:ascii="Arial" w:cs="Arial" w:eastAsia="Arial" w:hAnsi="Arial"/>
@@ -24522,7 +24558,7 @@
               <w:spacing w:after="10" w:before="0"/>
               <w:ind w:left="120"/>
             </w:pPr>
-            <w:hyperlink w:history="1" r:id="rId8nx1xle6nk207xkseyemv">
+            <w:hyperlink w:history="1" r:id="rId8r5-bwosnoufeosiyz4zy">
               <w:r>
                 <w:rPr>
                   <w:rFonts w:ascii="Arial" w:cs="Arial" w:eastAsia="Arial" w:hAnsi="Arial"/>
@@ -24669,32 +24705,32 @@
         <w:tc>
           <w:tcPr>
             <w:tcW w:type="dxa" w:w="1520"/>
-            <w:shd w:fill="F2F2F2" w:color="auto" w:val="clear"/>
-            <w:tcMar>
-              <w:top w:type="dxa" w:w="60"/>
-              <w:left w:type="dxa" w:w="120"/>
-              <w:bottom w:type="dxa" w:w="60"/>
-              <w:right w:type="dxa" w:w="120"/>
-            </w:tcMar>
-            <w:vAlign w:val="top"/>
-          </w:tcPr>
-          <w:p>
-            <w:pPr>
-              <w:spacing w:after="40" w:before="0"/>
-              <w:jc w:val="left"/>
-            </w:pPr>
-            <w:r>
-              <w:rPr>
-                <w:rFonts w:ascii="Arial" w:cs="Arial" w:eastAsia="Arial" w:hAnsi="Arial"/>
-                <w:b/>
-                <w:bCs/>
-                <w:i w:val="false"/>
-                <w:iCs w:val="false"/>
-                <w:color w:val="000000"/>
-                <w:sz w:val="18"/>
-                <w:szCs w:val="18"/>
-              </w:rPr>
-              <w:t xml:space="preserve">Phase 2 — Observe (Derivation Activity)</w:t>
+            <w:shd w:fill="D9EEF1" w:color="auto" w:val="clear"/>
+            <w:tcMar>
+              <w:top w:type="dxa" w:w="60"/>
+              <w:left w:type="dxa" w:w="120"/>
+              <w:bottom w:type="dxa" w:w="60"/>
+              <w:right w:type="dxa" w:w="120"/>
+            </w:tcMar>
+            <w:vAlign w:val="top"/>
+          </w:tcPr>
+          <w:p>
+            <w:pPr>
+              <w:spacing w:after="40" w:before="0"/>
+              <w:jc w:val="left"/>
+            </w:pPr>
+            <w:r>
+              <w:rPr>
+                <w:rFonts w:ascii="Arial" w:cs="Arial" w:eastAsia="Arial" w:hAnsi="Arial"/>
+                <w:b/>
+                <w:bCs/>
+                <w:i w:val="false"/>
+                <w:iCs w:val="false"/>
+                <w:color w:val="000000"/>
+                <w:sz w:val="18"/>
+                <w:szCs w:val="18"/>
+              </w:rPr>
+              <w:t xml:space="preserve">Observe Phase</w:t>
             </w:r>
           </w:p>
           <w:p>
@@ -24717,7 +24753,7 @@
             <w:pPr>
               <w:spacing w:after="20" w:before="0"/>
             </w:pPr>
-            <w:hyperlink w:history="1" r:id="rId7c-stlix3klbcnsymhls0">
+            <w:hyperlink w:history="1" r:id="rIdvu4kgmxyhz0w6w22iuwxt">
               <w:r>
                 <w:rPr>
                   <w:rFonts w:ascii="Arial" w:cs="Arial" w:eastAsia="Arial" w:hAnsi="Arial"/>
@@ -24750,7 +24786,7 @@
               <w:spacing w:after="10" w:before="0"/>
               <w:ind w:left="120"/>
             </w:pPr>
-            <w:hyperlink w:history="1" r:id="rIdanldr_zz1iz44uy5jmulv">
+            <w:hyperlink w:history="1" r:id="rIdw19orfcecwysdjklq1jiv">
               <w:r>
                 <w:rPr>
                   <w:rFonts w:ascii="Arial" w:cs="Arial" w:eastAsia="Arial" w:hAnsi="Arial"/>
@@ -24795,7 +24831,7 @@
             <w:pPr>
               <w:spacing w:after="20" w:before="0"/>
             </w:pPr>
-            <w:hyperlink w:history="1" r:id="rIdzmrtdoq6gpne6bijtugrv">
+            <w:hyperlink w:history="1" r:id="rIdnghodwe0hclhuy5qy5tzi">
               <w:r>
                 <w:rPr>
                   <w:rFonts w:ascii="Arial" w:cs="Arial" w:eastAsia="Arial" w:hAnsi="Arial"/>
@@ -24828,7 +24864,7 @@
               <w:spacing w:after="10" w:before="0"/>
               <w:ind w:left="120"/>
             </w:pPr>
-            <w:hyperlink w:history="1" r:id="rId_1iwp6njkx6trtzt59h0f">
+            <w:hyperlink w:history="1" r:id="rIdlucxvcqvhekeyj1em-fdh">
               <w:r>
                 <w:rPr>
                   <w:rFonts w:ascii="Arial" w:cs="Arial" w:eastAsia="Arial" w:hAnsi="Arial"/>
@@ -24975,32 +25011,32 @@
         <w:tc>
           <w:tcPr>
             <w:tcW w:type="dxa" w:w="1520"/>
-            <w:shd w:fill="F2F2F2" w:color="auto" w:val="clear"/>
-            <w:tcMar>
-              <w:top w:type="dxa" w:w="60"/>
-              <w:left w:type="dxa" w:w="120"/>
-              <w:bottom w:type="dxa" w:w="60"/>
-              <w:right w:type="dxa" w:w="120"/>
-            </w:tcMar>
-            <w:vAlign w:val="top"/>
-          </w:tcPr>
-          <w:p>
-            <w:pPr>
-              <w:spacing w:after="40" w:before="0"/>
-              <w:jc w:val="left"/>
-            </w:pPr>
-            <w:r>
-              <w:rPr>
-                <w:rFonts w:ascii="Arial" w:cs="Arial" w:eastAsia="Arial" w:hAnsi="Arial"/>
-                <w:b/>
-                <w:bCs/>
-                <w:i w:val="false"/>
-                <w:iCs w:val="false"/>
-                <w:color w:val="000000"/>
-                <w:sz w:val="18"/>
-                <w:szCs w:val="18"/>
-              </w:rPr>
-              <w:t xml:space="preserve">Phase 3 — Explain (Application to Kenyan Contexts)</w:t>
+            <w:shd w:fill="E2EFDA" w:color="auto" w:val="clear"/>
+            <w:tcMar>
+              <w:top w:type="dxa" w:w="60"/>
+              <w:left w:type="dxa" w:w="120"/>
+              <w:bottom w:type="dxa" w:w="60"/>
+              <w:right w:type="dxa" w:w="120"/>
+            </w:tcMar>
+            <w:vAlign w:val="top"/>
+          </w:tcPr>
+          <w:p>
+            <w:pPr>
+              <w:spacing w:after="40" w:before="0"/>
+              <w:jc w:val="left"/>
+            </w:pPr>
+            <w:r>
+              <w:rPr>
+                <w:rFonts w:ascii="Arial" w:cs="Arial" w:eastAsia="Arial" w:hAnsi="Arial"/>
+                <w:b/>
+                <w:bCs/>
+                <w:i w:val="false"/>
+                <w:iCs w:val="false"/>
+                <w:color w:val="000000"/>
+                <w:sz w:val="18"/>
+                <w:szCs w:val="18"/>
+              </w:rPr>
+              <w:t xml:space="preserve">Explain Phase</w:t>
             </w:r>
           </w:p>
           <w:p>
@@ -25023,7 +25059,7 @@
             <w:pPr>
               <w:spacing w:after="20" w:before="0"/>
             </w:pPr>
-            <w:hyperlink w:history="1" r:id="rIdfymeboygpbiplilxfyxyx">
+            <w:hyperlink w:history="1" r:id="rIdkrvbfed_kzpkou8cpnr3l">
               <w:r>
                 <w:rPr>
                   <w:rFonts w:ascii="Arial" w:cs="Arial" w:eastAsia="Arial" w:hAnsi="Arial"/>
@@ -25056,7 +25092,7 @@
               <w:spacing w:after="10" w:before="0"/>
               <w:ind w:left="120"/>
             </w:pPr>
-            <w:hyperlink w:history="1" r:id="rIdkqqfldnpztpj9go0ub0n2">
+            <w:hyperlink w:history="1" r:id="rIdmd1wmcikvsd1rarm6vng4">
               <w:r>
                 <w:rPr>
                   <w:rFonts w:ascii="Arial" w:cs="Arial" w:eastAsia="Arial" w:hAnsi="Arial"/>
@@ -25101,7 +25137,7 @@
             <w:pPr>
               <w:spacing w:after="20" w:before="0"/>
             </w:pPr>
-            <w:hyperlink w:history="1" r:id="rId-k2jh3mvwbms9syiepv3y">
+            <w:hyperlink w:history="1" r:id="rIdrrv2_8i0ncccjwhjea0gl">
               <w:r>
                 <w:rPr>
                   <w:rFonts w:ascii="Arial" w:cs="Arial" w:eastAsia="Arial" w:hAnsi="Arial"/>
@@ -25134,7 +25170,7 @@
               <w:spacing w:after="10" w:before="0"/>
               <w:ind w:left="120"/>
             </w:pPr>
-            <w:hyperlink w:history="1" r:id="rIdjrphx_pqgm2_v-bs7d8a1">
+            <w:hyperlink w:history="1" r:id="rIdkkrvrwp-1nilbjeydjiso">
               <w:r>
                 <w:rPr>
                   <w:rFonts w:ascii="Arial" w:cs="Arial" w:eastAsia="Arial" w:hAnsi="Arial"/>
@@ -25281,32 +25317,32 @@
         <w:tc>
           <w:tcPr>
             <w:tcW w:type="dxa" w:w="1520"/>
-            <w:shd w:fill="F2F2F2" w:color="auto" w:val="clear"/>
-            <w:tcMar>
-              <w:top w:type="dxa" w:w="60"/>
-              <w:left w:type="dxa" w:w="120"/>
-              <w:bottom w:type="dxa" w:w="60"/>
-              <w:right w:type="dxa" w:w="120"/>
-            </w:tcMar>
-            <w:vAlign w:val="top"/>
-          </w:tcPr>
-          <w:p>
-            <w:pPr>
-              <w:spacing w:after="40" w:before="0"/>
-              <w:jc w:val="left"/>
-            </w:pPr>
-            <w:r>
-              <w:rPr>
-                <w:rFonts w:ascii="Arial" w:cs="Arial" w:eastAsia="Arial" w:hAnsi="Arial"/>
-                <w:b/>
-                <w:bCs/>
-                <w:i w:val="false"/>
-                <w:iCs w:val="false"/>
-                <w:color w:val="000000"/>
-                <w:sz w:val="18"/>
-                <w:szCs w:val="18"/>
-              </w:rPr>
-              <w:t xml:space="preserve">Phase 4 — Driving Question Board (DQB) Update</w:t>
+            <w:shd w:fill="FCE4D6" w:color="auto" w:val="clear"/>
+            <w:tcMar>
+              <w:top w:type="dxa" w:w="60"/>
+              <w:left w:type="dxa" w:w="120"/>
+              <w:bottom w:type="dxa" w:w="60"/>
+              <w:right w:type="dxa" w:w="120"/>
+            </w:tcMar>
+            <w:vAlign w:val="top"/>
+          </w:tcPr>
+          <w:p>
+            <w:pPr>
+              <w:spacing w:after="40" w:before="0"/>
+              <w:jc w:val="left"/>
+            </w:pPr>
+            <w:r>
+              <w:rPr>
+                <w:rFonts w:ascii="Arial" w:cs="Arial" w:eastAsia="Arial" w:hAnsi="Arial"/>
+                <w:b/>
+                <w:bCs/>
+                <w:i w:val="false"/>
+                <w:iCs w:val="false"/>
+                <w:color w:val="000000"/>
+                <w:sz w:val="18"/>
+                <w:szCs w:val="18"/>
+              </w:rPr>
+              <w:t xml:space="preserve">Driving Question Board (DQB) Creation</w:t>
             </w:r>
           </w:p>
           <w:p>
@@ -25329,7 +25365,7 @@
             <w:pPr>
               <w:spacing w:after="20" w:before="0"/>
             </w:pPr>
-            <w:hyperlink w:history="1" r:id="rIdbwsws019sho8wwkghrckz">
+            <w:hyperlink w:history="1" r:id="rIda_nas62x5we658s3briv1">
               <w:r>
                 <w:rPr>
                   <w:rFonts w:ascii="Arial" w:cs="Arial" w:eastAsia="Arial" w:hAnsi="Arial"/>
@@ -25362,7 +25398,7 @@
               <w:spacing w:after="10" w:before="0"/>
               <w:ind w:left="120"/>
             </w:pPr>
-            <w:hyperlink w:history="1" r:id="rIdhcecqkvbboe53rt5kfrfi">
+            <w:hyperlink w:history="1" r:id="rId7vobnra6jvafj2qllsm4a">
               <w:r>
                 <w:rPr>
                   <w:rFonts w:ascii="Arial" w:cs="Arial" w:eastAsia="Arial" w:hAnsi="Arial"/>
@@ -25407,7 +25443,7 @@
             <w:pPr>
               <w:spacing w:after="20" w:before="0"/>
             </w:pPr>
-            <w:hyperlink w:history="1" r:id="rIdxou6dtjmn2u746nomltkn">
+            <w:hyperlink w:history="1" r:id="rIdubsoato9quiy4ngyiv6li">
               <w:r>
                 <w:rPr>
                   <w:rFonts w:ascii="Arial" w:cs="Arial" w:eastAsia="Arial" w:hAnsi="Arial"/>
@@ -25440,7 +25476,7 @@
               <w:spacing w:after="10" w:before="0"/>
               <w:ind w:left="120"/>
             </w:pPr>
-            <w:hyperlink w:history="1" r:id="rIdulzw6j9dtatyml3bqshsm">
+            <w:hyperlink w:history="1" r:id="rId9ghyngree9eys5wwmsvki">
               <w:r>
                 <w:rPr>
                   <w:rFonts w:ascii="Arial" w:cs="Arial" w:eastAsia="Arial" w:hAnsi="Arial"/>
@@ -25587,32 +25623,32 @@
         <w:tc>
           <w:tcPr>
             <w:tcW w:type="dxa" w:w="1520"/>
-            <w:shd w:fill="F2F2F2" w:color="auto" w:val="clear"/>
-            <w:tcMar>
-              <w:top w:type="dxa" w:w="60"/>
-              <w:left w:type="dxa" w:w="120"/>
-              <w:bottom w:type="dxa" w:w="60"/>
-              <w:right w:type="dxa" w:w="120"/>
-            </w:tcMar>
-            <w:vAlign w:val="top"/>
-          </w:tcPr>
-          <w:p>
-            <w:pPr>
-              <w:spacing w:after="40" w:before="0"/>
-              <w:jc w:val="left"/>
-            </w:pPr>
-            <w:r>
-              <w:rPr>
-                <w:rFonts w:ascii="Arial" w:cs="Arial" w:eastAsia="Arial" w:hAnsi="Arial"/>
-                <w:b/>
-                <w:bCs/>
-                <w:i w:val="false"/>
-                <w:iCs w:val="false"/>
-                <w:color w:val="000000"/>
-                <w:sz w:val="18"/>
-                <w:szCs w:val="18"/>
-              </w:rPr>
-              <w:t xml:space="preserve">Phase 5 — Model Building (Cumulative Model Revision)</w:t>
+            <w:shd w:fill="D5E8F0" w:color="auto" w:val="clear"/>
+            <w:tcMar>
+              <w:top w:type="dxa" w:w="60"/>
+              <w:left w:type="dxa" w:w="120"/>
+              <w:bottom w:type="dxa" w:w="60"/>
+              <w:right w:type="dxa" w:w="120"/>
+            </w:tcMar>
+            <w:vAlign w:val="top"/>
+          </w:tcPr>
+          <w:p>
+            <w:pPr>
+              <w:spacing w:after="40" w:before="0"/>
+              <w:jc w:val="left"/>
+            </w:pPr>
+            <w:r>
+              <w:rPr>
+                <w:rFonts w:ascii="Arial" w:cs="Arial" w:eastAsia="Arial" w:hAnsi="Arial"/>
+                <w:b/>
+                <w:bCs/>
+                <w:i w:val="false"/>
+                <w:iCs w:val="false"/>
+                <w:color w:val="000000"/>
+                <w:sz w:val="18"/>
+                <w:szCs w:val="18"/>
+              </w:rPr>
+              <w:t xml:space="preserve">Model Building Phase</w:t>
             </w:r>
           </w:p>
           <w:p>
@@ -25635,7 +25671,7 @@
             <w:pPr>
               <w:spacing w:after="20" w:before="0"/>
             </w:pPr>
-            <w:hyperlink w:history="1" r:id="rIdsga_mgctowypx7pheqiu_">
+            <w:hyperlink w:history="1" r:id="rId-jalt3k5fdq7seveke9uu">
               <w:r>
                 <w:rPr>
                   <w:rFonts w:ascii="Arial" w:cs="Arial" w:eastAsia="Arial" w:hAnsi="Arial"/>
@@ -25668,7 +25704,7 @@
               <w:spacing w:after="10" w:before="0"/>
               <w:ind w:left="120"/>
             </w:pPr>
-            <w:hyperlink w:history="1" r:id="rIdnjqrzgqhrhjtlcmhvxqam">
+            <w:hyperlink w:history="1" r:id="rIdzd6npvn-gkjz8s1rjxogv">
               <w:r>
                 <w:rPr>
                   <w:rFonts w:ascii="Arial" w:cs="Arial" w:eastAsia="Arial" w:hAnsi="Arial"/>
@@ -25713,7 +25749,7 @@
             <w:pPr>
               <w:spacing w:after="20" w:before="0"/>
             </w:pPr>
-            <w:hyperlink w:history="1" r:id="rIdu3fosa6q98tnm9xh6kzku">
+            <w:hyperlink w:history="1" r:id="rIdyxgopra8glhvnsesjzmui">
               <w:r>
                 <w:rPr>
                   <w:rFonts w:ascii="Arial" w:cs="Arial" w:eastAsia="Arial" w:hAnsi="Arial"/>
@@ -25746,7 +25782,7 @@
               <w:spacing w:after="10" w:before="0"/>
               <w:ind w:left="120"/>
             </w:pPr>
-            <w:hyperlink w:history="1" r:id="rIdle9pfyqfhsss8aj9wrhzj">
+            <w:hyperlink w:history="1" r:id="rIdtsv6dibrtx7uh8d6kn-c-">
               <w:r>
                 <w:rPr>
                   <w:rFonts w:ascii="Arial" w:cs="Arial" w:eastAsia="Arial" w:hAnsi="Arial"/>
@@ -26841,7 +26877,25 @@
             </w:tcMar>
             <w:vAlign w:val="top"/>
           </w:tcPr>
-          <w:p/>
+          <w:p>
+            <w:pPr>
+              <w:spacing w:after="40" w:before="0"/>
+              <w:jc w:val="left"/>
+            </w:pPr>
+            <w:r>
+              <w:rPr>
+                <w:rFonts w:ascii="Arial" w:cs="Arial" w:eastAsia="Arial" w:hAnsi="Arial"/>
+                <w:b w:val="false"/>
+                <w:bCs w:val="false"/>
+                <w:i w:val="false"/>
+                <w:iCs w:val="false"/>
+                <w:color w:val="000000"/>
+                <w:sz w:val="18"/>
+                <w:szCs w:val="18"/>
+              </w:rPr>
+              <w:t xml:space="preserve">During the outdoor activity learners must not point the straw of the clinometer toward the sun. Groups must remain within the school compound boundary. If the compound is unavailable the indoor tall-wall alternative is used.</w:t>
+            </w:r>
+          </w:p>
         </w:tc>
       </w:tr>
     </w:tbl>
@@ -27215,7 +27269,7 @@
             <w:pPr>
               <w:spacing w:after="20" w:before="0"/>
             </w:pPr>
-            <w:hyperlink w:history="1" r:id="rId8suspqcsaxmp0yxcbnfdt">
+            <w:hyperlink w:history="1" r:id="rIddlg5_9bptnwemkzvcp09f">
               <w:r>
                 <w:rPr>
                   <w:rFonts w:ascii="Arial" w:cs="Arial" w:eastAsia="Arial" w:hAnsi="Arial"/>
@@ -27248,7 +27302,7 @@
               <w:spacing w:after="10" w:before="0"/>
               <w:ind w:left="120"/>
             </w:pPr>
-            <w:hyperlink w:history="1" r:id="rIdfuiprnmngaaylf7lixgvb">
+            <w:hyperlink w:history="1" r:id="rIdddarahcf3ub86uhj0fofs">
               <w:r>
                 <w:rPr>
                   <w:rFonts w:ascii="Arial" w:cs="Arial" w:eastAsia="Arial" w:hAnsi="Arial"/>
@@ -27293,7 +27347,7 @@
             <w:pPr>
               <w:spacing w:after="20" w:before="0"/>
             </w:pPr>
-            <w:hyperlink w:history="1" r:id="rId_vjjusqx7tuiagvkpkww4">
+            <w:hyperlink w:history="1" r:id="rIdh2mr8cwav87sfhuiesjzk">
               <w:r>
                 <w:rPr>
                   <w:rFonts w:ascii="Arial" w:cs="Arial" w:eastAsia="Arial" w:hAnsi="Arial"/>
@@ -27326,7 +27380,7 @@
               <w:spacing w:after="10" w:before="0"/>
               <w:ind w:left="120"/>
             </w:pPr>
-            <w:hyperlink w:history="1" r:id="rIdrvpip5brkcif4ssz5gfio">
+            <w:hyperlink w:history="1" r:id="rIdxclilzjm6lphir9epglia">
               <w:r>
                 <w:rPr>
                   <w:rFonts w:ascii="Arial" w:cs="Arial" w:eastAsia="Arial" w:hAnsi="Arial"/>
@@ -27521,7 +27575,7 @@
             <w:pPr>
               <w:spacing w:after="20" w:before="0"/>
             </w:pPr>
-            <w:hyperlink w:history="1" r:id="rIdnclsqdjzytubwene7ih4l">
+            <w:hyperlink w:history="1" r:id="rIdr8haholfpmaijdvokagqu">
               <w:r>
                 <w:rPr>
                   <w:rFonts w:ascii="Arial" w:cs="Arial" w:eastAsia="Arial" w:hAnsi="Arial"/>
@@ -27554,7 +27608,7 @@
               <w:spacing w:after="10" w:before="0"/>
               <w:ind w:left="120"/>
             </w:pPr>
-            <w:hyperlink w:history="1" r:id="rIdu8mdrqu0fbuiclra9yqxk">
+            <w:hyperlink w:history="1" r:id="rIdunjmswmbo4pqb7l0yc-ue">
               <w:r>
                 <w:rPr>
                   <w:rFonts w:ascii="Arial" w:cs="Arial" w:eastAsia="Arial" w:hAnsi="Arial"/>
@@ -27599,7 +27653,7 @@
             <w:pPr>
               <w:spacing w:after="20" w:before="0"/>
             </w:pPr>
-            <w:hyperlink w:history="1" r:id="rId6ns95owcxewklwrqenwxj">
+            <w:hyperlink w:history="1" r:id="rIdchue8yqonlerxf2m3iag3">
               <w:r>
                 <w:rPr>
                   <w:rFonts w:ascii="Arial" w:cs="Arial" w:eastAsia="Arial" w:hAnsi="Arial"/>
@@ -27632,7 +27686,7 @@
               <w:spacing w:after="10" w:before="0"/>
               <w:ind w:left="120"/>
             </w:pPr>
-            <w:hyperlink w:history="1" r:id="rIdksxotr5nqfqqwr56zv042">
+            <w:hyperlink w:history="1" r:id="rIdce863gevombo6rsph-yrj">
               <w:r>
                 <w:rPr>
                   <w:rFonts w:ascii="Arial" w:cs="Arial" w:eastAsia="Arial" w:hAnsi="Arial"/>
@@ -27827,7 +27881,7 @@
             <w:pPr>
               <w:spacing w:after="20" w:before="0"/>
             </w:pPr>
-            <w:hyperlink w:history="1" r:id="rIdzrsdb8fpbrno4lp0tawmm">
+            <w:hyperlink w:history="1" r:id="rIdxiikw6qyb5rdnluscfd6z">
               <w:r>
                 <w:rPr>
                   <w:rFonts w:ascii="Arial" w:cs="Arial" w:eastAsia="Arial" w:hAnsi="Arial"/>
@@ -27860,7 +27914,7 @@
               <w:spacing w:after="10" w:before="0"/>
               <w:ind w:left="120"/>
             </w:pPr>
-            <w:hyperlink w:history="1" r:id="rIdczhz82fpniqawig97mpzr">
+            <w:hyperlink w:history="1" r:id="rIdzyuzzp3hkqq8xq3d9efri">
               <w:r>
                 <w:rPr>
                   <w:rFonts w:ascii="Arial" w:cs="Arial" w:eastAsia="Arial" w:hAnsi="Arial"/>
@@ -27905,7 +27959,7 @@
             <w:pPr>
               <w:spacing w:after="20" w:before="0"/>
             </w:pPr>
-            <w:hyperlink w:history="1" r:id="rIdi1t_fnk4a5-7_ybsuu3fn">
+            <w:hyperlink w:history="1" r:id="rIdf6xjex14sb51y2tbsx4ic">
               <w:r>
                 <w:rPr>
                   <w:rFonts w:ascii="Arial" w:cs="Arial" w:eastAsia="Arial" w:hAnsi="Arial"/>
@@ -27938,7 +27992,7 @@
               <w:spacing w:after="10" w:before="0"/>
               <w:ind w:left="120"/>
             </w:pPr>
-            <w:hyperlink w:history="1" r:id="rIdbhlrseyceyeasfick_lux">
+            <w:hyperlink w:history="1" r:id="rIdlhl3wjwthyzh-u_8bqamb">
               <w:r>
                 <w:rPr>
                   <w:rFonts w:ascii="Arial" w:cs="Arial" w:eastAsia="Arial" w:hAnsi="Arial"/>
@@ -28133,7 +28187,7 @@
             <w:pPr>
               <w:spacing w:after="20" w:before="0"/>
             </w:pPr>
-            <w:hyperlink w:history="1" r:id="rIdjcmb_iw4z4zrrecqcjsao">
+            <w:hyperlink w:history="1" r:id="rIdt4bvom-5af-bar71j_8ro">
               <w:r>
                 <w:rPr>
                   <w:rFonts w:ascii="Arial" w:cs="Arial" w:eastAsia="Arial" w:hAnsi="Arial"/>
@@ -28166,7 +28220,7 @@
               <w:spacing w:after="10" w:before="0"/>
               <w:ind w:left="120"/>
             </w:pPr>
-            <w:hyperlink w:history="1" r:id="rIdhdmv55cfm5vathax9mgou">
+            <w:hyperlink w:history="1" r:id="rIdzgb1km3ycxj4splrhabxh">
               <w:r>
                 <w:rPr>
                   <w:rFonts w:ascii="Arial" w:cs="Arial" w:eastAsia="Arial" w:hAnsi="Arial"/>
@@ -28211,7 +28265,7 @@
             <w:pPr>
               <w:spacing w:after="20" w:before="0"/>
             </w:pPr>
-            <w:hyperlink w:history="1" r:id="rId3ex9dtmfyzsxpgcm9iqwp">
+            <w:hyperlink w:history="1" r:id="rIdy_vsjwtoobq1_otkz5bxn">
               <w:r>
                 <w:rPr>
                   <w:rFonts w:ascii="Arial" w:cs="Arial" w:eastAsia="Arial" w:hAnsi="Arial"/>
@@ -28244,7 +28298,7 @@
               <w:spacing w:after="10" w:before="0"/>
               <w:ind w:left="120"/>
             </w:pPr>
-            <w:hyperlink w:history="1" r:id="rIdzclyf4le0-rz5qtgiqqg_">
+            <w:hyperlink w:history="1" r:id="rIde9hnlnua8sx6mlpurvl2w">
               <w:r>
                 <w:rPr>
                   <w:rFonts w:ascii="Arial" w:cs="Arial" w:eastAsia="Arial" w:hAnsi="Arial"/>
@@ -28439,7 +28493,7 @@
             <w:pPr>
               <w:spacing w:after="20" w:before="0"/>
             </w:pPr>
-            <w:hyperlink w:history="1" r:id="rIdxmmes_jbfnsse3b2esa6x">
+            <w:hyperlink w:history="1" r:id="rIdrzyg9jdw1rrwjsosn5ay_">
               <w:r>
                 <w:rPr>
                   <w:rFonts w:ascii="Arial" w:cs="Arial" w:eastAsia="Arial" w:hAnsi="Arial"/>
@@ -28472,7 +28526,7 @@
               <w:spacing w:after="10" w:before="0"/>
               <w:ind w:left="120"/>
             </w:pPr>
-            <w:hyperlink w:history="1" r:id="rIdf8y4-ygunsn8givo1ta85">
+            <w:hyperlink w:history="1" r:id="rIdsph1rt_1uvet9vgtaugxs">
               <w:r>
                 <w:rPr>
                   <w:rFonts w:ascii="Arial" w:cs="Arial" w:eastAsia="Arial" w:hAnsi="Arial"/>
@@ -28517,7 +28571,7 @@
             <w:pPr>
               <w:spacing w:after="20" w:before="0"/>
             </w:pPr>
-            <w:hyperlink w:history="1" r:id="rIdl-pgoycwhxujqazxbtr65">
+            <w:hyperlink w:history="1" r:id="rIdv5qougd7m8vnrptfs_g_m">
               <w:r>
                 <w:rPr>
                   <w:rFonts w:ascii="Arial" w:cs="Arial" w:eastAsia="Arial" w:hAnsi="Arial"/>
@@ -28550,7 +28604,7 @@
               <w:spacing w:after="10" w:before="0"/>
               <w:ind w:left="120"/>
             </w:pPr>
-            <w:hyperlink w:history="1" r:id="rIdyly5jnezr00ges6gud_pu">
+            <w:hyperlink w:history="1" r:id="rId1ss_aahj_f7bg4a-tgrfz">
               <w:r>
                 <w:rPr>
                   <w:rFonts w:ascii="Arial" w:cs="Arial" w:eastAsia="Arial" w:hAnsi="Arial"/>
@@ -29989,32 +30043,32 @@
         <w:tc>
           <w:tcPr>
             <w:tcW w:type="dxa" w:w="1520"/>
-            <w:shd w:fill="F2F2F2" w:color="auto" w:val="clear"/>
-            <w:tcMar>
-              <w:top w:type="dxa" w:w="60"/>
-              <w:left w:type="dxa" w:w="120"/>
-              <w:bottom w:type="dxa" w:w="60"/>
-              <w:right w:type="dxa" w:w="120"/>
-            </w:tcMar>
-            <w:vAlign w:val="top"/>
-          </w:tcPr>
-          <w:p>
-            <w:pPr>
-              <w:spacing w:after="40" w:before="0"/>
-              <w:jc w:val="left"/>
-            </w:pPr>
-            <w:r>
-              <w:rPr>
-                <w:rFonts w:ascii="Arial" w:cs="Arial" w:eastAsia="Arial" w:hAnsi="Arial"/>
-                <w:b/>
-                <w:bCs/>
-                <w:i w:val="false"/>
-                <w:iCs w:val="false"/>
-                <w:color w:val="000000"/>
-                <w:sz w:val="18"/>
-                <w:szCs w:val="18"/>
-              </w:rPr>
-              <w:t xml:space="preserve">Phase 1 – Predict</w:t>
+            <w:shd w:fill="EAD1F5" w:color="auto" w:val="clear"/>
+            <w:tcMar>
+              <w:top w:type="dxa" w:w="60"/>
+              <w:left w:type="dxa" w:w="120"/>
+              <w:bottom w:type="dxa" w:w="60"/>
+              <w:right w:type="dxa" w:w="120"/>
+            </w:tcMar>
+            <w:vAlign w:val="top"/>
+          </w:tcPr>
+          <w:p>
+            <w:pPr>
+              <w:spacing w:after="40" w:before="0"/>
+              <w:jc w:val="left"/>
+            </w:pPr>
+            <w:r>
+              <w:rPr>
+                <w:rFonts w:ascii="Arial" w:cs="Arial" w:eastAsia="Arial" w:hAnsi="Arial"/>
+                <w:b/>
+                <w:bCs/>
+                <w:i w:val="false"/>
+                <w:iCs w:val="false"/>
+                <w:color w:val="000000"/>
+                <w:sz w:val="18"/>
+                <w:szCs w:val="18"/>
+              </w:rPr>
+              <w:t xml:space="preserve">Predict Phase</w:t>
             </w:r>
           </w:p>
           <w:p>
@@ -30037,7 +30091,7 @@
             <w:pPr>
               <w:spacing w:after="20" w:before="0"/>
             </w:pPr>
-            <w:hyperlink w:history="1" r:id="rId6mghpy-tlw8kzaagbjfig">
+            <w:hyperlink w:history="1" r:id="rIdsrwsdjys-pdc9lt1vw_eq">
               <w:r>
                 <w:rPr>
                   <w:rFonts w:ascii="Arial" w:cs="Arial" w:eastAsia="Arial" w:hAnsi="Arial"/>
@@ -30070,7 +30124,7 @@
               <w:spacing w:after="10" w:before="0"/>
               <w:ind w:left="120"/>
             </w:pPr>
-            <w:hyperlink w:history="1" r:id="rId1s6ycasbdjgeyhzua8_cc">
+            <w:hyperlink w:history="1" r:id="rIdjytkekni-iwkmjk27btmo">
               <w:r>
                 <w:rPr>
                   <w:rFonts w:ascii="Arial" w:cs="Arial" w:eastAsia="Arial" w:hAnsi="Arial"/>
@@ -30115,7 +30169,7 @@
             <w:pPr>
               <w:spacing w:after="20" w:before="0"/>
             </w:pPr>
-            <w:hyperlink w:history="1" r:id="rIdmh7c8wspyqjj6ayhpsrpn">
+            <w:hyperlink w:history="1" r:id="rIdh03zr3gs1gy1aqfumcffu">
               <w:r>
                 <w:rPr>
                   <w:rFonts w:ascii="Arial" w:cs="Arial" w:eastAsia="Arial" w:hAnsi="Arial"/>
@@ -30148,7 +30202,7 @@
               <w:spacing w:after="10" w:before="0"/>
               <w:ind w:left="120"/>
             </w:pPr>
-            <w:hyperlink w:history="1" r:id="rIdh8gqisfwf21if2mxyqmot">
+            <w:hyperlink w:history="1" r:id="rIdn04b3a9oy5ilvmhxqjz0c">
               <w:r>
                 <w:rPr>
                   <w:rFonts w:ascii="Arial" w:cs="Arial" w:eastAsia="Arial" w:hAnsi="Arial"/>
@@ -30295,32 +30349,32 @@
         <w:tc>
           <w:tcPr>
             <w:tcW w:type="dxa" w:w="1520"/>
-            <w:shd w:fill="F2F2F2" w:color="auto" w:val="clear"/>
-            <w:tcMar>
-              <w:top w:type="dxa" w:w="60"/>
-              <w:left w:type="dxa" w:w="120"/>
-              <w:bottom w:type="dxa" w:w="60"/>
-              <w:right w:type="dxa" w:w="120"/>
-            </w:tcMar>
-            <w:vAlign w:val="top"/>
-          </w:tcPr>
-          <w:p>
-            <w:pPr>
-              <w:spacing w:after="40" w:before="0"/>
-              <w:jc w:val="left"/>
-            </w:pPr>
-            <w:r>
-              <w:rPr>
-                <w:rFonts w:ascii="Arial" w:cs="Arial" w:eastAsia="Arial" w:hAnsi="Arial"/>
-                <w:b/>
-                <w:bCs/>
-                <w:i w:val="false"/>
-                <w:iCs w:val="false"/>
-                <w:color w:val="000000"/>
-                <w:sz w:val="18"/>
-                <w:szCs w:val="18"/>
-              </w:rPr>
-              <w:t xml:space="preserve">Phase 2 – Observe</w:t>
+            <w:shd w:fill="D9EEF1" w:color="auto" w:val="clear"/>
+            <w:tcMar>
+              <w:top w:type="dxa" w:w="60"/>
+              <w:left w:type="dxa" w:w="120"/>
+              <w:bottom w:type="dxa" w:w="60"/>
+              <w:right w:type="dxa" w:w="120"/>
+            </w:tcMar>
+            <w:vAlign w:val="top"/>
+          </w:tcPr>
+          <w:p>
+            <w:pPr>
+              <w:spacing w:after="40" w:before="0"/>
+              <w:jc w:val="left"/>
+            </w:pPr>
+            <w:r>
+              <w:rPr>
+                <w:rFonts w:ascii="Arial" w:cs="Arial" w:eastAsia="Arial" w:hAnsi="Arial"/>
+                <w:b/>
+                <w:bCs/>
+                <w:i w:val="false"/>
+                <w:iCs w:val="false"/>
+                <w:color w:val="000000"/>
+                <w:sz w:val="18"/>
+                <w:szCs w:val="18"/>
+              </w:rPr>
+              <w:t xml:space="preserve">Observe Phase</w:t>
             </w:r>
           </w:p>
           <w:p>
@@ -30343,7 +30397,7 @@
             <w:pPr>
               <w:spacing w:after="20" w:before="0"/>
             </w:pPr>
-            <w:hyperlink w:history="1" r:id="rId_-ihgqagagwmyt6et1adt">
+            <w:hyperlink w:history="1" r:id="rIdb6co-j2x-zb0kvveitua6">
               <w:r>
                 <w:rPr>
                   <w:rFonts w:ascii="Arial" w:cs="Arial" w:eastAsia="Arial" w:hAnsi="Arial"/>
@@ -30376,7 +30430,7 @@
               <w:spacing w:after="10" w:before="0"/>
               <w:ind w:left="120"/>
             </w:pPr>
-            <w:hyperlink w:history="1" r:id="rId-exisg0tqjn4tjcmatq6f">
+            <w:hyperlink w:history="1" r:id="rIdyduy9v8ni6e7gb8kziwel">
               <w:r>
                 <w:rPr>
                   <w:rFonts w:ascii="Arial" w:cs="Arial" w:eastAsia="Arial" w:hAnsi="Arial"/>
@@ -30421,7 +30475,7 @@
             <w:pPr>
               <w:spacing w:after="20" w:before="0"/>
             </w:pPr>
-            <w:hyperlink w:history="1" r:id="rIdlqmppiu2xk47bszu99kte">
+            <w:hyperlink w:history="1" r:id="rIdojypmequ7fxf5y73eqfmu">
               <w:r>
                 <w:rPr>
                   <w:rFonts w:ascii="Arial" w:cs="Arial" w:eastAsia="Arial" w:hAnsi="Arial"/>
@@ -30454,7 +30508,7 @@
               <w:spacing w:after="10" w:before="0"/>
               <w:ind w:left="120"/>
             </w:pPr>
-            <w:hyperlink w:history="1" r:id="rIdu77sbt-n1xn2f9slh7nds">
+            <w:hyperlink w:history="1" r:id="rId2eqcsljaae-xjc5pfb2dl">
               <w:r>
                 <w:rPr>
                   <w:rFonts w:ascii="Arial" w:cs="Arial" w:eastAsia="Arial" w:hAnsi="Arial"/>
@@ -30753,32 +30807,32 @@
         <w:tc>
           <w:tcPr>
             <w:tcW w:type="dxa" w:w="1520"/>
-            <w:shd w:fill="F2F2F2" w:color="auto" w:val="clear"/>
-            <w:tcMar>
-              <w:top w:type="dxa" w:w="60"/>
-              <w:left w:type="dxa" w:w="120"/>
-              <w:bottom w:type="dxa" w:w="60"/>
-              <w:right w:type="dxa" w:w="120"/>
-            </w:tcMar>
-            <w:vAlign w:val="top"/>
-          </w:tcPr>
-          <w:p>
-            <w:pPr>
-              <w:spacing w:after="40" w:before="0"/>
-              <w:jc w:val="left"/>
-            </w:pPr>
-            <w:r>
-              <w:rPr>
-                <w:rFonts w:ascii="Arial" w:cs="Arial" w:eastAsia="Arial" w:hAnsi="Arial"/>
-                <w:b/>
-                <w:bCs/>
-                <w:i w:val="false"/>
-                <w:iCs w:val="false"/>
-                <w:color w:val="000000"/>
-                <w:sz w:val="18"/>
-                <w:szCs w:val="18"/>
-              </w:rPr>
-              <w:t xml:space="preserve">Phase 3 – Explain</w:t>
+            <w:shd w:fill="E2EFDA" w:color="auto" w:val="clear"/>
+            <w:tcMar>
+              <w:top w:type="dxa" w:w="60"/>
+              <w:left w:type="dxa" w:w="120"/>
+              <w:bottom w:type="dxa" w:w="60"/>
+              <w:right w:type="dxa" w:w="120"/>
+            </w:tcMar>
+            <w:vAlign w:val="top"/>
+          </w:tcPr>
+          <w:p>
+            <w:pPr>
+              <w:spacing w:after="40" w:before="0"/>
+              <w:jc w:val="left"/>
+            </w:pPr>
+            <w:r>
+              <w:rPr>
+                <w:rFonts w:ascii="Arial" w:cs="Arial" w:eastAsia="Arial" w:hAnsi="Arial"/>
+                <w:b/>
+                <w:bCs/>
+                <w:i w:val="false"/>
+                <w:iCs w:val="false"/>
+                <w:color w:val="000000"/>
+                <w:sz w:val="18"/>
+                <w:szCs w:val="18"/>
+              </w:rPr>
+              <w:t xml:space="preserve">Explain Phase</w:t>
             </w:r>
           </w:p>
           <w:p>
@@ -30801,7 +30855,7 @@
             <w:pPr>
               <w:spacing w:after="20" w:before="0"/>
             </w:pPr>
-            <w:hyperlink w:history="1" r:id="rId8aox17monqchjgsl-ys-q">
+            <w:hyperlink w:history="1" r:id="rIdooz4kr2jyvabl1824qabf">
               <w:r>
                 <w:rPr>
                   <w:rFonts w:ascii="Arial" w:cs="Arial" w:eastAsia="Arial" w:hAnsi="Arial"/>
@@ -30834,7 +30888,7 @@
               <w:spacing w:after="10" w:before="0"/>
               <w:ind w:left="120"/>
             </w:pPr>
-            <w:hyperlink w:history="1" r:id="rIdhmnrwzlxjcsgikiwdsc7j">
+            <w:hyperlink w:history="1" r:id="rIdturptpy35-nvbbx05edgp">
               <w:r>
                 <w:rPr>
                   <w:rFonts w:ascii="Arial" w:cs="Arial" w:eastAsia="Arial" w:hAnsi="Arial"/>
@@ -30879,7 +30933,7 @@
             <w:pPr>
               <w:spacing w:after="20" w:before="0"/>
             </w:pPr>
-            <w:hyperlink w:history="1" r:id="rIdoygzqn4hvikzpp0cqrylj">
+            <w:hyperlink w:history="1" r:id="rIdtymu_s_fa_w3ukl-o3b4y">
               <w:r>
                 <w:rPr>
                   <w:rFonts w:ascii="Arial" w:cs="Arial" w:eastAsia="Arial" w:hAnsi="Arial"/>
@@ -30912,7 +30966,7 @@
               <w:spacing w:after="10" w:before="0"/>
               <w:ind w:left="120"/>
             </w:pPr>
-            <w:hyperlink w:history="1" r:id="rIdynw3dshim1esvgz8tfa1u">
+            <w:hyperlink w:history="1" r:id="rIdt9on23bweaf4io4jrg0jl">
               <w:r>
                 <w:rPr>
                   <w:rFonts w:ascii="Arial" w:cs="Arial" w:eastAsia="Arial" w:hAnsi="Arial"/>
@@ -31059,32 +31113,32 @@
         <w:tc>
           <w:tcPr>
             <w:tcW w:type="dxa" w:w="1520"/>
-            <w:shd w:fill="F2F2F2" w:color="auto" w:val="clear"/>
-            <w:tcMar>
-              <w:top w:type="dxa" w:w="60"/>
-              <w:left w:type="dxa" w:w="120"/>
-              <w:bottom w:type="dxa" w:w="60"/>
-              <w:right w:type="dxa" w:w="120"/>
-            </w:tcMar>
-            <w:vAlign w:val="top"/>
-          </w:tcPr>
-          <w:p>
-            <w:pPr>
-              <w:spacing w:after="40" w:before="0"/>
-              <w:jc w:val="left"/>
-            </w:pPr>
-            <w:r>
-              <w:rPr>
-                <w:rFonts w:ascii="Arial" w:cs="Arial" w:eastAsia="Arial" w:hAnsi="Arial"/>
-                <w:b/>
-                <w:bCs/>
-                <w:i w:val="false"/>
-                <w:iCs w:val="false"/>
-                <w:color w:val="000000"/>
-                <w:sz w:val="18"/>
-                <w:szCs w:val="18"/>
-              </w:rPr>
-              <w:t xml:space="preserve">Phase 4 – Driving Question Board (DQB) Closure</w:t>
+            <w:shd w:fill="FCE4D6" w:color="auto" w:val="clear"/>
+            <w:tcMar>
+              <w:top w:type="dxa" w:w="60"/>
+              <w:left w:type="dxa" w:w="120"/>
+              <w:bottom w:type="dxa" w:w="60"/>
+              <w:right w:type="dxa" w:w="120"/>
+            </w:tcMar>
+            <w:vAlign w:val="top"/>
+          </w:tcPr>
+          <w:p>
+            <w:pPr>
+              <w:spacing w:after="40" w:before="0"/>
+              <w:jc w:val="left"/>
+            </w:pPr>
+            <w:r>
+              <w:rPr>
+                <w:rFonts w:ascii="Arial" w:cs="Arial" w:eastAsia="Arial" w:hAnsi="Arial"/>
+                <w:b/>
+                <w:bCs/>
+                <w:i w:val="false"/>
+                <w:iCs w:val="false"/>
+                <w:color w:val="000000"/>
+                <w:sz w:val="18"/>
+                <w:szCs w:val="18"/>
+              </w:rPr>
+              <w:t xml:space="preserve">Driving Question Board (DQB) Creation</w:t>
             </w:r>
           </w:p>
           <w:p>
@@ -31107,7 +31161,7 @@
             <w:pPr>
               <w:spacing w:after="20" w:before="0"/>
             </w:pPr>
-            <w:hyperlink w:history="1" r:id="rIdwttr2vq3vglotdibi1pxb">
+            <w:hyperlink w:history="1" r:id="rIdrfvr3x-7bf4z32zz9kc5x">
               <w:r>
                 <w:rPr>
                   <w:rFonts w:ascii="Arial" w:cs="Arial" w:eastAsia="Arial" w:hAnsi="Arial"/>
@@ -31140,7 +31194,7 @@
               <w:spacing w:after="10" w:before="0"/>
               <w:ind w:left="120"/>
             </w:pPr>
-            <w:hyperlink w:history="1" r:id="rIdutv3dt0lllmr2fudylydf">
+            <w:hyperlink w:history="1" r:id="rIdu4py4bpsblv0alqa_j25z">
               <w:r>
                 <w:rPr>
                   <w:rFonts w:ascii="Arial" w:cs="Arial" w:eastAsia="Arial" w:hAnsi="Arial"/>
@@ -31185,7 +31239,7 @@
             <w:pPr>
               <w:spacing w:after="20" w:before="0"/>
             </w:pPr>
-            <w:hyperlink w:history="1" r:id="rIdmlwlbhs3q3v2sccaxtf-n">
+            <w:hyperlink w:history="1" r:id="rId0qpxrryinqzduwje5xq4w">
               <w:r>
                 <w:rPr>
                   <w:rFonts w:ascii="Arial" w:cs="Arial" w:eastAsia="Arial" w:hAnsi="Arial"/>
@@ -31218,7 +31272,7 @@
               <w:spacing w:after="10" w:before="0"/>
               <w:ind w:left="120"/>
             </w:pPr>
-            <w:hyperlink w:history="1" r:id="rIdw8mcssr_fvdj7qizjiwno">
+            <w:hyperlink w:history="1" r:id="rIde5xpctimfelycfz5ekish">
               <w:r>
                 <w:rPr>
                   <w:rFonts w:ascii="Arial" w:cs="Arial" w:eastAsia="Arial" w:hAnsi="Arial"/>
@@ -31365,32 +31419,32 @@
         <w:tc>
           <w:tcPr>
             <w:tcW w:type="dxa" w:w="1520"/>
-            <w:shd w:fill="F2F2F2" w:color="auto" w:val="clear"/>
-            <w:tcMar>
-              <w:top w:type="dxa" w:w="60"/>
-              <w:left w:type="dxa" w:w="120"/>
-              <w:bottom w:type="dxa" w:w="60"/>
-              <w:right w:type="dxa" w:w="120"/>
-            </w:tcMar>
-            <w:vAlign w:val="top"/>
-          </w:tcPr>
-          <w:p>
-            <w:pPr>
-              <w:spacing w:after="40" w:before="0"/>
-              <w:jc w:val="left"/>
-            </w:pPr>
-            <w:r>
-              <w:rPr>
-                <w:rFonts w:ascii="Arial" w:cs="Arial" w:eastAsia="Arial" w:hAnsi="Arial"/>
-                <w:b/>
-                <w:bCs/>
-                <w:i w:val="false"/>
-                <w:iCs w:val="false"/>
-                <w:color w:val="000000"/>
-                <w:sz w:val="18"/>
-                <w:szCs w:val="18"/>
-              </w:rPr>
-              <w:t xml:space="preserve">Phase 5 – Model Building (Final Model Submission)</w:t>
+            <w:shd w:fill="D5E8F0" w:color="auto" w:val="clear"/>
+            <w:tcMar>
+              <w:top w:type="dxa" w:w="60"/>
+              <w:left w:type="dxa" w:w="120"/>
+              <w:bottom w:type="dxa" w:w="60"/>
+              <w:right w:type="dxa" w:w="120"/>
+            </w:tcMar>
+            <w:vAlign w:val="top"/>
+          </w:tcPr>
+          <w:p>
+            <w:pPr>
+              <w:spacing w:after="40" w:before="0"/>
+              <w:jc w:val="left"/>
+            </w:pPr>
+            <w:r>
+              <w:rPr>
+                <w:rFonts w:ascii="Arial" w:cs="Arial" w:eastAsia="Arial" w:hAnsi="Arial"/>
+                <w:b/>
+                <w:bCs/>
+                <w:i w:val="false"/>
+                <w:iCs w:val="false"/>
+                <w:color w:val="000000"/>
+                <w:sz w:val="18"/>
+                <w:szCs w:val="18"/>
+              </w:rPr>
+              <w:t xml:space="preserve">Model Building Phase</w:t>
             </w:r>
           </w:p>
           <w:p>
@@ -31413,7 +31467,7 @@
             <w:pPr>
               <w:spacing w:after="20" w:before="0"/>
             </w:pPr>
-            <w:hyperlink w:history="1" r:id="rIddgr5jijxazg765jyogdks">
+            <w:hyperlink w:history="1" r:id="rIdkkoxgx3xaod5hl3ehz2c3">
               <w:r>
                 <w:rPr>
                   <w:rFonts w:ascii="Arial" w:cs="Arial" w:eastAsia="Arial" w:hAnsi="Arial"/>
@@ -31446,7 +31500,7 @@
               <w:spacing w:after="10" w:before="0"/>
               <w:ind w:left="120"/>
             </w:pPr>
-            <w:hyperlink w:history="1" r:id="rIdygtup7fkpvfnfpandl02m">
+            <w:hyperlink w:history="1" r:id="rIdvv7wrn-i_abayqettjfeg">
               <w:r>
                 <w:rPr>
                   <w:rFonts w:ascii="Arial" w:cs="Arial" w:eastAsia="Arial" w:hAnsi="Arial"/>
@@ -31491,7 +31545,7 @@
             <w:pPr>
               <w:spacing w:after="20" w:before="0"/>
             </w:pPr>
-            <w:hyperlink w:history="1" r:id="rIdnbkcowgi4uebzbdpauoqc">
+            <w:hyperlink w:history="1" r:id="rIdfs9x2vfkxnrc1vamd88ny">
               <w:r>
                 <w:rPr>
                   <w:rFonts w:ascii="Arial" w:cs="Arial" w:eastAsia="Arial" w:hAnsi="Arial"/>
@@ -31524,7 +31578,7 @@
               <w:spacing w:after="10" w:before="0"/>
               <w:ind w:left="120"/>
             </w:pPr>
-            <w:hyperlink w:history="1" r:id="rIdotfpopv1vfgyngwoh9cll">
+            <w:hyperlink w:history="1" r:id="rIdqg_jbj4ywakgermpf4rlh">
               <w:r>
                 <w:rPr>
                   <w:rFonts w:ascii="Arial" w:cs="Arial" w:eastAsia="Arial" w:hAnsi="Arial"/>

--- a/data/outputs/v2/Maths/SS3.1_Trigonometry_I/Mathematics_Trigonometry_I_CBE_LessonSequence.docx
+++ b/data/outputs/v2/Maths/SS3.1_Trigonometry_I/Mathematics_Trigonometry_I_CBE_LessonSequence.docx
@@ -3496,7 +3496,7 @@
             <w:pPr>
               <w:spacing w:after="20" w:before="0"/>
             </w:pPr>
-            <w:hyperlink w:history="1" r:id="rIdgp9saipzfzunxyknqlzwc">
+            <w:hyperlink w:history="1" r:id="rIdd228sjrxxefu71dwxnr-2">
               <w:r>
                 <w:rPr>
                   <w:rFonts w:ascii="Arial" w:cs="Arial" w:eastAsia="Arial" w:hAnsi="Arial"/>
@@ -3529,7 +3529,7 @@
               <w:spacing w:after="10" w:before="0"/>
               <w:ind w:left="120"/>
             </w:pPr>
-            <w:hyperlink w:history="1" r:id="rId13b5ts8zhi8grsbxor3i4">
+            <w:hyperlink w:history="1" r:id="rIdwi52r9pbrdit7dlkixel6">
               <w:r>
                 <w:rPr>
                   <w:rFonts w:ascii="Arial" w:cs="Arial" w:eastAsia="Arial" w:hAnsi="Arial"/>
@@ -3574,7 +3574,7 @@
             <w:pPr>
               <w:spacing w:after="20" w:before="0"/>
             </w:pPr>
-            <w:hyperlink w:history="1" r:id="rIdatuua8uciqtimyzevfpyc">
+            <w:hyperlink w:history="1" r:id="rIdommppft5cgqbjdt-ia5gv">
               <w:r>
                 <w:rPr>
                   <w:rFonts w:ascii="Arial" w:cs="Arial" w:eastAsia="Arial" w:hAnsi="Arial"/>
@@ -3607,7 +3607,7 @@
               <w:spacing w:after="10" w:before="0"/>
               <w:ind w:left="120"/>
             </w:pPr>
-            <w:hyperlink w:history="1" r:id="rId2w67pk4fcj1w_70zegbuy">
+            <w:hyperlink w:history="1" r:id="rIdoaqbji2li9ysaozrqxmhr">
               <w:r>
                 <w:rPr>
                   <w:rFonts w:ascii="Arial" w:cs="Arial" w:eastAsia="Arial" w:hAnsi="Arial"/>
@@ -3802,7 +3802,7 @@
             <w:pPr>
               <w:spacing w:after="20" w:before="0"/>
             </w:pPr>
-            <w:hyperlink w:history="1" r:id="rIduojw7dxd-akxgrcwywyv9">
+            <w:hyperlink w:history="1" r:id="rId0dfkcxbcrsiq4edyrp25j">
               <w:r>
                 <w:rPr>
                   <w:rFonts w:ascii="Arial" w:cs="Arial" w:eastAsia="Arial" w:hAnsi="Arial"/>
@@ -3835,7 +3835,7 @@
               <w:spacing w:after="10" w:before="0"/>
               <w:ind w:left="120"/>
             </w:pPr>
-            <w:hyperlink w:history="1" r:id="rId0y1yzlmi5vpp1tqukfl2x">
+            <w:hyperlink w:history="1" r:id="rIdfwesf7slcucpncytyhjqu">
               <w:r>
                 <w:rPr>
                   <w:rFonts w:ascii="Arial" w:cs="Arial" w:eastAsia="Arial" w:hAnsi="Arial"/>
@@ -3880,7 +3880,7 @@
             <w:pPr>
               <w:spacing w:after="20" w:before="0"/>
             </w:pPr>
-            <w:hyperlink w:history="1" r:id="rIdsskcp3hzzbmccsubhbrg-">
+            <w:hyperlink w:history="1" r:id="rIdlt1clcesmwwcacvzm3pyc">
               <w:r>
                 <w:rPr>
                   <w:rFonts w:ascii="Arial" w:cs="Arial" w:eastAsia="Arial" w:hAnsi="Arial"/>
@@ -3913,7 +3913,7 @@
               <w:spacing w:after="10" w:before="0"/>
               <w:ind w:left="120"/>
             </w:pPr>
-            <w:hyperlink w:history="1" r:id="rIdgkkodkq63f2lgjdximebi">
+            <w:hyperlink w:history="1" r:id="rIdx0ujftmz3_xk3ybp_q3dx">
               <w:r>
                 <w:rPr>
                   <w:rFonts w:ascii="Arial" w:cs="Arial" w:eastAsia="Arial" w:hAnsi="Arial"/>
@@ -4108,7 +4108,7 @@
             <w:pPr>
               <w:spacing w:after="20" w:before="0"/>
             </w:pPr>
-            <w:hyperlink w:history="1" r:id="rIdmfgdehanhtebhb-3uvzdu">
+            <w:hyperlink w:history="1" r:id="rId71z8bnmfstz2qwgzangiy">
               <w:r>
                 <w:rPr>
                   <w:rFonts w:ascii="Arial" w:cs="Arial" w:eastAsia="Arial" w:hAnsi="Arial"/>
@@ -4141,7 +4141,7 @@
               <w:spacing w:after="10" w:before="0"/>
               <w:ind w:left="120"/>
             </w:pPr>
-            <w:hyperlink w:history="1" r:id="rIdl6sy_aly9ox8cjwrx0tec">
+            <w:hyperlink w:history="1" r:id="rId3ro2dlj9dfltcruilestm">
               <w:r>
                 <w:rPr>
                   <w:rFonts w:ascii="Arial" w:cs="Arial" w:eastAsia="Arial" w:hAnsi="Arial"/>
@@ -4186,7 +4186,7 @@
             <w:pPr>
               <w:spacing w:after="20" w:before="0"/>
             </w:pPr>
-            <w:hyperlink w:history="1" r:id="rIdxl7plzcmnef5zmd9cqbvc">
+            <w:hyperlink w:history="1" r:id="rIdq2uokbdnulwynsiamsw1r">
               <w:r>
                 <w:rPr>
                   <w:rFonts w:ascii="Arial" w:cs="Arial" w:eastAsia="Arial" w:hAnsi="Arial"/>
@@ -4219,7 +4219,7 @@
               <w:spacing w:after="10" w:before="0"/>
               <w:ind w:left="120"/>
             </w:pPr>
-            <w:hyperlink w:history="1" r:id="rIdg-kjex8dq_plwf5vjkom3">
+            <w:hyperlink w:history="1" r:id="rIdfapftfp8wb58opyfwb9g4">
               <w:r>
                 <w:rPr>
                   <w:rFonts w:ascii="Arial" w:cs="Arial" w:eastAsia="Arial" w:hAnsi="Arial"/>
@@ -4414,7 +4414,7 @@
             <w:pPr>
               <w:spacing w:after="20" w:before="0"/>
             </w:pPr>
-            <w:hyperlink w:history="1" r:id="rIdlcu7ov10jd0qtth4mkpbj">
+            <w:hyperlink w:history="1" r:id="rIdiyddlnwtn3egaxhjcgjwl">
               <w:r>
                 <w:rPr>
                   <w:rFonts w:ascii="Arial" w:cs="Arial" w:eastAsia="Arial" w:hAnsi="Arial"/>
@@ -4447,7 +4447,7 @@
               <w:spacing w:after="10" w:before="0"/>
               <w:ind w:left="120"/>
             </w:pPr>
-            <w:hyperlink w:history="1" r:id="rIdkyxdqcwusrmm8r2j3fdv4">
+            <w:hyperlink w:history="1" r:id="rIdvz6paesa5whnltmec7ikq">
               <w:r>
                 <w:rPr>
                   <w:rFonts w:ascii="Arial" w:cs="Arial" w:eastAsia="Arial" w:hAnsi="Arial"/>
@@ -4492,7 +4492,7 @@
             <w:pPr>
               <w:spacing w:after="20" w:before="0"/>
             </w:pPr>
-            <w:hyperlink w:history="1" r:id="rIdehb9zsrhusbmul6psacfa">
+            <w:hyperlink w:history="1" r:id="rIdc5dcwaauqc9hg6ec5iszu">
               <w:r>
                 <w:rPr>
                   <w:rFonts w:ascii="Arial" w:cs="Arial" w:eastAsia="Arial" w:hAnsi="Arial"/>
@@ -4525,7 +4525,7 @@
               <w:spacing w:after="10" w:before="0"/>
               <w:ind w:left="120"/>
             </w:pPr>
-            <w:hyperlink w:history="1" r:id="rIdvivi1vicvfjowmqocgbwa">
+            <w:hyperlink w:history="1" r:id="rId8mbxjbtue8qchji5z3pns">
               <w:r>
                 <w:rPr>
                   <w:rFonts w:ascii="Arial" w:cs="Arial" w:eastAsia="Arial" w:hAnsi="Arial"/>
@@ -4720,7 +4720,7 @@
             <w:pPr>
               <w:spacing w:after="20" w:before="0"/>
             </w:pPr>
-            <w:hyperlink w:history="1" r:id="rIdpsk91i8rh3rtxsxtxmhwl">
+            <w:hyperlink w:history="1" r:id="rIdoaw92qhngttnb-zhmv6wq">
               <w:r>
                 <w:rPr>
                   <w:rFonts w:ascii="Arial" w:cs="Arial" w:eastAsia="Arial" w:hAnsi="Arial"/>
@@ -4753,7 +4753,7 @@
               <w:spacing w:after="10" w:before="0"/>
               <w:ind w:left="120"/>
             </w:pPr>
-            <w:hyperlink w:history="1" r:id="rIdsukjunqek9xcu0alx65ra">
+            <w:hyperlink w:history="1" r:id="rIdnkwkoros4uqljd0p3xl-i">
               <w:r>
                 <w:rPr>
                   <w:rFonts w:ascii="Arial" w:cs="Arial" w:eastAsia="Arial" w:hAnsi="Arial"/>
@@ -4798,7 +4798,7 @@
             <w:pPr>
               <w:spacing w:after="20" w:before="0"/>
             </w:pPr>
-            <w:hyperlink w:history="1" r:id="rId4l4hbot76unih_hxwolac">
+            <w:hyperlink w:history="1" r:id="rIdgcw1nvknsi_bzcqspsooo">
               <w:r>
                 <w:rPr>
                   <w:rFonts w:ascii="Arial" w:cs="Arial" w:eastAsia="Arial" w:hAnsi="Arial"/>
@@ -4831,7 +4831,7 @@
               <w:spacing w:after="10" w:before="0"/>
               <w:ind w:left="120"/>
             </w:pPr>
-            <w:hyperlink w:history="1" r:id="rIdvnupi3xdsxabtmxsevh47">
+            <w:hyperlink w:history="1" r:id="rIdbjhz8nl5z6d8alz_qhkjt">
               <w:r>
                 <w:rPr>
                   <w:rFonts w:ascii="Arial" w:cs="Arial" w:eastAsia="Arial" w:hAnsi="Arial"/>
@@ -6318,7 +6318,7 @@
             <w:pPr>
               <w:spacing w:after="20" w:before="0"/>
             </w:pPr>
-            <w:hyperlink w:history="1" r:id="rIdkazu4cbefu8rgtkplxkhs">
+            <w:hyperlink w:history="1" r:id="rId-cjp0lrufwome_gdni0_n">
               <w:r>
                 <w:rPr>
                   <w:rFonts w:ascii="Arial" w:cs="Arial" w:eastAsia="Arial" w:hAnsi="Arial"/>
@@ -6351,7 +6351,7 @@
               <w:spacing w:after="10" w:before="0"/>
               <w:ind w:left="120"/>
             </w:pPr>
-            <w:hyperlink w:history="1" r:id="rIdcb3lqkgsxar4fksecyilm">
+            <w:hyperlink w:history="1" r:id="rIdubkvaeotlotzhwl6a6fmu">
               <w:r>
                 <w:rPr>
                   <w:rFonts w:ascii="Arial" w:cs="Arial" w:eastAsia="Arial" w:hAnsi="Arial"/>
@@ -6396,7 +6396,7 @@
             <w:pPr>
               <w:spacing w:after="20" w:before="0"/>
             </w:pPr>
-            <w:hyperlink w:history="1" r:id="rId0zmyn3wfe19evsgaijwnd">
+            <w:hyperlink w:history="1" r:id="rIdzti6xysf_pze357maf1td">
               <w:r>
                 <w:rPr>
                   <w:rFonts w:ascii="Arial" w:cs="Arial" w:eastAsia="Arial" w:hAnsi="Arial"/>
@@ -6429,7 +6429,7 @@
               <w:spacing w:after="10" w:before="0"/>
               <w:ind w:left="120"/>
             </w:pPr>
-            <w:hyperlink w:history="1" r:id="rId0meuy_qumslk0o0dvs0jg">
+            <w:hyperlink w:history="1" r:id="rIdstx5ym_n0xwuygyvtqlwj">
               <w:r>
                 <w:rPr>
                   <w:rFonts w:ascii="Arial" w:cs="Arial" w:eastAsia="Arial" w:hAnsi="Arial"/>
@@ -6624,7 +6624,7 @@
             <w:pPr>
               <w:spacing w:after="20" w:before="0"/>
             </w:pPr>
-            <w:hyperlink w:history="1" r:id="rIdlh6siuqhkcqpeokjb3-no">
+            <w:hyperlink w:history="1" r:id="rId6trnbsoii0lnk7zoh7-ag">
               <w:r>
                 <w:rPr>
                   <w:rFonts w:ascii="Arial" w:cs="Arial" w:eastAsia="Arial" w:hAnsi="Arial"/>
@@ -6657,7 +6657,7 @@
               <w:spacing w:after="10" w:before="0"/>
               <w:ind w:left="120"/>
             </w:pPr>
-            <w:hyperlink w:history="1" r:id="rIdopwxpitkgydezlegtxhjf">
+            <w:hyperlink w:history="1" r:id="rIdo35vlxbvj9r_u0u-thnwr">
               <w:r>
                 <w:rPr>
                   <w:rFonts w:ascii="Arial" w:cs="Arial" w:eastAsia="Arial" w:hAnsi="Arial"/>
@@ -6702,7 +6702,7 @@
             <w:pPr>
               <w:spacing w:after="20" w:before="0"/>
             </w:pPr>
-            <w:hyperlink w:history="1" r:id="rIdyes-9crwfiufovoawcfl7">
+            <w:hyperlink w:history="1" r:id="rIdl08lxcbx6n3kkpnouovbt">
               <w:r>
                 <w:rPr>
                   <w:rFonts w:ascii="Arial" w:cs="Arial" w:eastAsia="Arial" w:hAnsi="Arial"/>
@@ -6735,7 +6735,7 @@
               <w:spacing w:after="10" w:before="0"/>
               <w:ind w:left="120"/>
             </w:pPr>
-            <w:hyperlink w:history="1" r:id="rIdafzhfmjs4xdyjym4cnezp">
+            <w:hyperlink w:history="1" r:id="rIdcsfpjmnhwzkywrqfoseys">
               <w:r>
                 <w:rPr>
                   <w:rFonts w:ascii="Arial" w:cs="Arial" w:eastAsia="Arial" w:hAnsi="Arial"/>
@@ -6930,7 +6930,7 @@
             <w:pPr>
               <w:spacing w:after="20" w:before="0"/>
             </w:pPr>
-            <w:hyperlink w:history="1" r:id="rIdchxlo58td37hfivu7p4vb">
+            <w:hyperlink w:history="1" r:id="rIdmdmthblnafps60qntzbb1">
               <w:r>
                 <w:rPr>
                   <w:rFonts w:ascii="Arial" w:cs="Arial" w:eastAsia="Arial" w:hAnsi="Arial"/>
@@ -6963,7 +6963,7 @@
               <w:spacing w:after="10" w:before="0"/>
               <w:ind w:left="120"/>
             </w:pPr>
-            <w:hyperlink w:history="1" r:id="rIdhed_hxgaw3_j8068fh6gq">
+            <w:hyperlink w:history="1" r:id="rIdpbqjurysziztqd5nvv3do">
               <w:r>
                 <w:rPr>
                   <w:rFonts w:ascii="Arial" w:cs="Arial" w:eastAsia="Arial" w:hAnsi="Arial"/>
@@ -7008,7 +7008,7 @@
             <w:pPr>
               <w:spacing w:after="20" w:before="0"/>
             </w:pPr>
-            <w:hyperlink w:history="1" r:id="rIdtx1caclyzlasbduw-nsyl">
+            <w:hyperlink w:history="1" r:id="rIdfapv-10ykrgh0yohxsrdz">
               <w:r>
                 <w:rPr>
                   <w:rFonts w:ascii="Arial" w:cs="Arial" w:eastAsia="Arial" w:hAnsi="Arial"/>
@@ -7041,7 +7041,7 @@
               <w:spacing w:after="10" w:before="0"/>
               <w:ind w:left="120"/>
             </w:pPr>
-            <w:hyperlink w:history="1" r:id="rIdr1esie5v3ixkd1njrcso9">
+            <w:hyperlink w:history="1" r:id="rIdtp0endhj54y-yhih5wcrb">
               <w:r>
                 <w:rPr>
                   <w:rFonts w:ascii="Arial" w:cs="Arial" w:eastAsia="Arial" w:hAnsi="Arial"/>
@@ -7236,7 +7236,7 @@
             <w:pPr>
               <w:spacing w:after="20" w:before="0"/>
             </w:pPr>
-            <w:hyperlink w:history="1" r:id="rIdgql_mxitsrg9tshccbmtq">
+            <w:hyperlink w:history="1" r:id="rIdjco5vfwizlhayhtoowj9-">
               <w:r>
                 <w:rPr>
                   <w:rFonts w:ascii="Arial" w:cs="Arial" w:eastAsia="Arial" w:hAnsi="Arial"/>
@@ -7269,7 +7269,7 @@
               <w:spacing w:after="10" w:before="0"/>
               <w:ind w:left="120"/>
             </w:pPr>
-            <w:hyperlink w:history="1" r:id="rIdwu5byjyt9at4e47_1_9u6">
+            <w:hyperlink w:history="1" r:id="rIdmqdprtz8psyt6c5a7yjkx">
               <w:r>
                 <w:rPr>
                   <w:rFonts w:ascii="Arial" w:cs="Arial" w:eastAsia="Arial" w:hAnsi="Arial"/>
@@ -7314,7 +7314,7 @@
             <w:pPr>
               <w:spacing w:after="20" w:before="0"/>
             </w:pPr>
-            <w:hyperlink w:history="1" r:id="rIdnj1umt8n33oinne1dgr3y">
+            <w:hyperlink w:history="1" r:id="rId6pt_gbkgmx9-_5ywk_xrw">
               <w:r>
                 <w:rPr>
                   <w:rFonts w:ascii="Arial" w:cs="Arial" w:eastAsia="Arial" w:hAnsi="Arial"/>
@@ -7347,7 +7347,7 @@
               <w:spacing w:after="10" w:before="0"/>
               <w:ind w:left="120"/>
             </w:pPr>
-            <w:hyperlink w:history="1" r:id="rId4tv8pjdf2b8zd24otjitu">
+            <w:hyperlink w:history="1" r:id="rIdoeaxxqb7wo71gb2ctvvqq">
               <w:r>
                 <w:rPr>
                   <w:rFonts w:ascii="Arial" w:cs="Arial" w:eastAsia="Arial" w:hAnsi="Arial"/>
@@ -7542,7 +7542,7 @@
             <w:pPr>
               <w:spacing w:after="20" w:before="0"/>
             </w:pPr>
-            <w:hyperlink w:history="1" r:id="rIdwos-axardwspajoexggx9">
+            <w:hyperlink w:history="1" r:id="rId8utlp-h3iy4bblgrryiix">
               <w:r>
                 <w:rPr>
                   <w:rFonts w:ascii="Arial" w:cs="Arial" w:eastAsia="Arial" w:hAnsi="Arial"/>
@@ -7575,7 +7575,7 @@
               <w:spacing w:after="10" w:before="0"/>
               <w:ind w:left="120"/>
             </w:pPr>
-            <w:hyperlink w:history="1" r:id="rIdz9hm6b2z1e1obq7s3sisp">
+            <w:hyperlink w:history="1" r:id="rIdhn949af46iixyf67c5ywx">
               <w:r>
                 <w:rPr>
                   <w:rFonts w:ascii="Arial" w:cs="Arial" w:eastAsia="Arial" w:hAnsi="Arial"/>
@@ -7620,7 +7620,7 @@
             <w:pPr>
               <w:spacing w:after="20" w:before="0"/>
             </w:pPr>
-            <w:hyperlink w:history="1" r:id="rIdb60mpbddhfdy7blv1zku8">
+            <w:hyperlink w:history="1" r:id="rIdot5w-ebqjhgf3s7qrycf3">
               <w:r>
                 <w:rPr>
                   <w:rFonts w:ascii="Arial" w:cs="Arial" w:eastAsia="Arial" w:hAnsi="Arial"/>
@@ -7653,7 +7653,7 @@
               <w:spacing w:after="10" w:before="0"/>
               <w:ind w:left="120"/>
             </w:pPr>
-            <w:hyperlink w:history="1" r:id="rIdf-gomcgzzgcaxjmukrndh">
+            <w:hyperlink w:history="1" r:id="rIdcvqeeskeoim-3yufmgl0q">
               <w:r>
                 <w:rPr>
                   <w:rFonts w:ascii="Arial" w:cs="Arial" w:eastAsia="Arial" w:hAnsi="Arial"/>
@@ -9140,7 +9140,7 @@
             <w:pPr>
               <w:spacing w:after="20" w:before="0"/>
             </w:pPr>
-            <w:hyperlink w:history="1" r:id="rId8_x38ouojiaee7pnp9kag">
+            <w:hyperlink w:history="1" r:id="rId-nfyuz55qaouobk6jcs6i">
               <w:r>
                 <w:rPr>
                   <w:rFonts w:ascii="Arial" w:cs="Arial" w:eastAsia="Arial" w:hAnsi="Arial"/>
@@ -9173,7 +9173,7 @@
               <w:spacing w:after="10" w:before="0"/>
               <w:ind w:left="120"/>
             </w:pPr>
-            <w:hyperlink w:history="1" r:id="rIdgkz847zrhzpmkv37vgdfr">
+            <w:hyperlink w:history="1" r:id="rIdpnevpsglb-s6vr-ganaf4">
               <w:r>
                 <w:rPr>
                   <w:rFonts w:ascii="Arial" w:cs="Arial" w:eastAsia="Arial" w:hAnsi="Arial"/>
@@ -9218,7 +9218,7 @@
             <w:pPr>
               <w:spacing w:after="20" w:before="0"/>
             </w:pPr>
-            <w:hyperlink w:history="1" r:id="rIdjzzrq8pjig7xytglovaze">
+            <w:hyperlink w:history="1" r:id="rIdsmonzj4hr3j2uq6agmtuq">
               <w:r>
                 <w:rPr>
                   <w:rFonts w:ascii="Arial" w:cs="Arial" w:eastAsia="Arial" w:hAnsi="Arial"/>
@@ -9251,7 +9251,7 @@
               <w:spacing w:after="10" w:before="0"/>
               <w:ind w:left="120"/>
             </w:pPr>
-            <w:hyperlink w:history="1" r:id="rIdimyajptqfcvc1ltcbdbzs">
+            <w:hyperlink w:history="1" r:id="rIdnwutsdjv-dwqpliwo40pf">
               <w:r>
                 <w:rPr>
                   <w:rFonts w:ascii="Arial" w:cs="Arial" w:eastAsia="Arial" w:hAnsi="Arial"/>
@@ -9446,7 +9446,7 @@
             <w:pPr>
               <w:spacing w:after="20" w:before="0"/>
             </w:pPr>
-            <w:hyperlink w:history="1" r:id="rIdxqe-qxjjxig16l9c-2naa">
+            <w:hyperlink w:history="1" r:id="rId6c5oumjpr-olvlzol3s7j">
               <w:r>
                 <w:rPr>
                   <w:rFonts w:ascii="Arial" w:cs="Arial" w:eastAsia="Arial" w:hAnsi="Arial"/>
@@ -9479,7 +9479,7 @@
               <w:spacing w:after="10" w:before="0"/>
               <w:ind w:left="120"/>
             </w:pPr>
-            <w:hyperlink w:history="1" r:id="rIdm76osd_ierigzutkzcdeu">
+            <w:hyperlink w:history="1" r:id="rIdpa8vezvukdby4btlvbgxh">
               <w:r>
                 <w:rPr>
                   <w:rFonts w:ascii="Arial" w:cs="Arial" w:eastAsia="Arial" w:hAnsi="Arial"/>
@@ -9524,7 +9524,7 @@
             <w:pPr>
               <w:spacing w:after="20" w:before="0"/>
             </w:pPr>
-            <w:hyperlink w:history="1" r:id="rId4atput6kuzilbe1-3qcoa">
+            <w:hyperlink w:history="1" r:id="rIdjigor0g5pmw20sfw4hzyr">
               <w:r>
                 <w:rPr>
                   <w:rFonts w:ascii="Arial" w:cs="Arial" w:eastAsia="Arial" w:hAnsi="Arial"/>
@@ -9557,7 +9557,7 @@
               <w:spacing w:after="10" w:before="0"/>
               <w:ind w:left="120"/>
             </w:pPr>
-            <w:hyperlink w:history="1" r:id="rIdmlikwdeatifawber0arvw">
+            <w:hyperlink w:history="1" r:id="rIdmo35vp6tby90xm96eteza">
               <w:r>
                 <w:rPr>
                   <w:rFonts w:ascii="Arial" w:cs="Arial" w:eastAsia="Arial" w:hAnsi="Arial"/>
@@ -9752,7 +9752,7 @@
             <w:pPr>
               <w:spacing w:after="20" w:before="0"/>
             </w:pPr>
-            <w:hyperlink w:history="1" r:id="rIddpro8z6cmo1icidirau7m">
+            <w:hyperlink w:history="1" r:id="rIddsdhoef311j-sxcuesjo5">
               <w:r>
                 <w:rPr>
                   <w:rFonts w:ascii="Arial" w:cs="Arial" w:eastAsia="Arial" w:hAnsi="Arial"/>
@@ -9785,7 +9785,7 @@
               <w:spacing w:after="10" w:before="0"/>
               <w:ind w:left="120"/>
             </w:pPr>
-            <w:hyperlink w:history="1" r:id="rIdxewdb35drhcs0_witqu1e">
+            <w:hyperlink w:history="1" r:id="rIdghom-t61cl0j3jqe6lp5s">
               <w:r>
                 <w:rPr>
                   <w:rFonts w:ascii="Arial" w:cs="Arial" w:eastAsia="Arial" w:hAnsi="Arial"/>
@@ -9830,7 +9830,7 @@
             <w:pPr>
               <w:spacing w:after="20" w:before="0"/>
             </w:pPr>
-            <w:hyperlink w:history="1" r:id="rId9d1inlexbleg54xvejjl3">
+            <w:hyperlink w:history="1" r:id="rIdz-einow3jytza1so2bp7b">
               <w:r>
                 <w:rPr>
                   <w:rFonts w:ascii="Arial" w:cs="Arial" w:eastAsia="Arial" w:hAnsi="Arial"/>
@@ -9863,7 +9863,7 @@
               <w:spacing w:after="10" w:before="0"/>
               <w:ind w:left="120"/>
             </w:pPr>
-            <w:hyperlink w:history="1" r:id="rIdcfjfecu-eorolqwj9agvp">
+            <w:hyperlink w:history="1" r:id="rId_85udjl8bh1m4vuiakgpy">
               <w:r>
                 <w:rPr>
                   <w:rFonts w:ascii="Arial" w:cs="Arial" w:eastAsia="Arial" w:hAnsi="Arial"/>
@@ -10058,7 +10058,7 @@
             <w:pPr>
               <w:spacing w:after="20" w:before="0"/>
             </w:pPr>
-            <w:hyperlink w:history="1" r:id="rIdwlx-skoql7nkkkb8nqf9q">
+            <w:hyperlink w:history="1" r:id="rIdrdwwhc44s6qggwotchmco">
               <w:r>
                 <w:rPr>
                   <w:rFonts w:ascii="Arial" w:cs="Arial" w:eastAsia="Arial" w:hAnsi="Arial"/>
@@ -10091,7 +10091,7 @@
               <w:spacing w:after="10" w:before="0"/>
               <w:ind w:left="120"/>
             </w:pPr>
-            <w:hyperlink w:history="1" r:id="rIdkpmuhgatejkotemjntdmp">
+            <w:hyperlink w:history="1" r:id="rIdgicqjbzpqnbzlf0yae146">
               <w:r>
                 <w:rPr>
                   <w:rFonts w:ascii="Arial" w:cs="Arial" w:eastAsia="Arial" w:hAnsi="Arial"/>
@@ -10136,7 +10136,7 @@
             <w:pPr>
               <w:spacing w:after="20" w:before="0"/>
             </w:pPr>
-            <w:hyperlink w:history="1" r:id="rId-pnljdeiixgnth5wzd4v6">
+            <w:hyperlink w:history="1" r:id="rIdsnjkvgh65bqug25dwwhms">
               <w:r>
                 <w:rPr>
                   <w:rFonts w:ascii="Arial" w:cs="Arial" w:eastAsia="Arial" w:hAnsi="Arial"/>
@@ -10169,7 +10169,7 @@
               <w:spacing w:after="10" w:before="0"/>
               <w:ind w:left="120"/>
             </w:pPr>
-            <w:hyperlink w:history="1" r:id="rIdqwvcozhqd74cufddzwejf">
+            <w:hyperlink w:history="1" r:id="rIdjj6deehji8dxfs7ibcvqt">
               <w:r>
                 <w:rPr>
                   <w:rFonts w:ascii="Arial" w:cs="Arial" w:eastAsia="Arial" w:hAnsi="Arial"/>
@@ -10364,7 +10364,7 @@
             <w:pPr>
               <w:spacing w:after="20" w:before="0"/>
             </w:pPr>
-            <w:hyperlink w:history="1" r:id="rIdyv0iotonlbruu0y4iqzeg">
+            <w:hyperlink w:history="1" r:id="rId6z7hyeopzwbm3cjbyv3vd">
               <w:r>
                 <w:rPr>
                   <w:rFonts w:ascii="Arial" w:cs="Arial" w:eastAsia="Arial" w:hAnsi="Arial"/>
@@ -10397,7 +10397,7 @@
               <w:spacing w:after="10" w:before="0"/>
               <w:ind w:left="120"/>
             </w:pPr>
-            <w:hyperlink w:history="1" r:id="rId6ezhazhtfelhe-oea1izx">
+            <w:hyperlink w:history="1" r:id="rIdgfw-t4hmlk-f1cftj8qqj">
               <w:r>
                 <w:rPr>
                   <w:rFonts w:ascii="Arial" w:cs="Arial" w:eastAsia="Arial" w:hAnsi="Arial"/>
@@ -10442,7 +10442,7 @@
             <w:pPr>
               <w:spacing w:after="20" w:before="0"/>
             </w:pPr>
-            <w:hyperlink w:history="1" r:id="rId3pfc5obqg3jreadlxk0fm">
+            <w:hyperlink w:history="1" r:id="rIdtvox4thfael5okiocxkdf">
               <w:r>
                 <w:rPr>
                   <w:rFonts w:ascii="Arial" w:cs="Arial" w:eastAsia="Arial" w:hAnsi="Arial"/>
@@ -10475,7 +10475,7 @@
               <w:spacing w:after="10" w:before="0"/>
               <w:ind w:left="120"/>
             </w:pPr>
-            <w:hyperlink w:history="1" r:id="rIdmmbfherolizapa5mwdpv2">
+            <w:hyperlink w:history="1" r:id="rIdybouco_uuxjwhvjz5xl45">
               <w:r>
                 <w:rPr>
                   <w:rFonts w:ascii="Arial" w:cs="Arial" w:eastAsia="Arial" w:hAnsi="Arial"/>
@@ -11962,7 +11962,7 @@
             <w:pPr>
               <w:spacing w:after="20" w:before="0"/>
             </w:pPr>
-            <w:hyperlink w:history="1" r:id="rIdachbp6hpfztmwc2a0mwzy">
+            <w:hyperlink w:history="1" r:id="rId10v8krgnj5nw29n04k_kt">
               <w:r>
                 <w:rPr>
                   <w:rFonts w:ascii="Arial" w:cs="Arial" w:eastAsia="Arial" w:hAnsi="Arial"/>
@@ -11995,7 +11995,7 @@
               <w:spacing w:after="10" w:before="0"/>
               <w:ind w:left="120"/>
             </w:pPr>
-            <w:hyperlink w:history="1" r:id="rIdmifdbkwcqzahxv_cr03mg">
+            <w:hyperlink w:history="1" r:id="rIdmscc_jbnhavmbt3mbfkjy">
               <w:r>
                 <w:rPr>
                   <w:rFonts w:ascii="Arial" w:cs="Arial" w:eastAsia="Arial" w:hAnsi="Arial"/>
@@ -12040,7 +12040,7 @@
             <w:pPr>
               <w:spacing w:after="20" w:before="0"/>
             </w:pPr>
-            <w:hyperlink w:history="1" r:id="rIdyhitjmskybwqmjr2z8erx">
+            <w:hyperlink w:history="1" r:id="rIdisnouhplsvamc5kfgur4s">
               <w:r>
                 <w:rPr>
                   <w:rFonts w:ascii="Arial" w:cs="Arial" w:eastAsia="Arial" w:hAnsi="Arial"/>
@@ -12073,7 +12073,7 @@
               <w:spacing w:after="10" w:before="0"/>
               <w:ind w:left="120"/>
             </w:pPr>
-            <w:hyperlink w:history="1" r:id="rIdt_c9i4hwzmirf5e1sapyc">
+            <w:hyperlink w:history="1" r:id="rIdw5ipl8hne7ddrj48u0a10">
               <w:r>
                 <w:rPr>
                   <w:rFonts w:ascii="Arial" w:cs="Arial" w:eastAsia="Arial" w:hAnsi="Arial"/>
@@ -12268,7 +12268,7 @@
             <w:pPr>
               <w:spacing w:after="20" w:before="0"/>
             </w:pPr>
-            <w:hyperlink w:history="1" r:id="rIdyv9ttwlzkdeqz0oi3oxdv">
+            <w:hyperlink w:history="1" r:id="rIdhzgwnaqkduvpzrlqwk22o">
               <w:r>
                 <w:rPr>
                   <w:rFonts w:ascii="Arial" w:cs="Arial" w:eastAsia="Arial" w:hAnsi="Arial"/>
@@ -12301,7 +12301,7 @@
               <w:spacing w:after="10" w:before="0"/>
               <w:ind w:left="120"/>
             </w:pPr>
-            <w:hyperlink w:history="1" r:id="rIdhluaujitrd_kihueq7zp5">
+            <w:hyperlink w:history="1" r:id="rIdnv3qv_r3tfuvz2hca6e6r">
               <w:r>
                 <w:rPr>
                   <w:rFonts w:ascii="Arial" w:cs="Arial" w:eastAsia="Arial" w:hAnsi="Arial"/>
@@ -12346,7 +12346,7 @@
             <w:pPr>
               <w:spacing w:after="20" w:before="0"/>
             </w:pPr>
-            <w:hyperlink w:history="1" r:id="rIdg_-mqw6mfs7vq7gn-jjfn">
+            <w:hyperlink w:history="1" r:id="rIdm19txkbnrsz3gdj9tthlk">
               <w:r>
                 <w:rPr>
                   <w:rFonts w:ascii="Arial" w:cs="Arial" w:eastAsia="Arial" w:hAnsi="Arial"/>
@@ -12379,7 +12379,7 @@
               <w:spacing w:after="10" w:before="0"/>
               <w:ind w:left="120"/>
             </w:pPr>
-            <w:hyperlink w:history="1" r:id="rId8b_obcnvl9miixbc1obgf">
+            <w:hyperlink w:history="1" r:id="rIdmdexobyogrztrppr7eej7">
               <w:r>
                 <w:rPr>
                   <w:rFonts w:ascii="Arial" w:cs="Arial" w:eastAsia="Arial" w:hAnsi="Arial"/>
@@ -12650,7 +12650,7 @@
             <w:pPr>
               <w:spacing w:after="20" w:before="0"/>
             </w:pPr>
-            <w:hyperlink w:history="1" r:id="rIdsakts8q0ftajolc9ytqr8">
+            <w:hyperlink w:history="1" r:id="rIdpaxz4dvyjkc7ucvpkkqr1">
               <w:r>
                 <w:rPr>
                   <w:rFonts w:ascii="Arial" w:cs="Arial" w:eastAsia="Arial" w:hAnsi="Arial"/>
@@ -12683,7 +12683,7 @@
               <w:spacing w:after="10" w:before="0"/>
               <w:ind w:left="120"/>
             </w:pPr>
-            <w:hyperlink w:history="1" r:id="rIdz-sthdbyfanvkmzfvlb8x">
+            <w:hyperlink w:history="1" r:id="rIdu3dinpejckglcbba3r5qz">
               <w:r>
                 <w:rPr>
                   <w:rFonts w:ascii="Arial" w:cs="Arial" w:eastAsia="Arial" w:hAnsi="Arial"/>
@@ -12728,7 +12728,7 @@
             <w:pPr>
               <w:spacing w:after="20" w:before="0"/>
             </w:pPr>
-            <w:hyperlink w:history="1" r:id="rId-kwcccsmxzeo885kf-a_n">
+            <w:hyperlink w:history="1" r:id="rIdad1qplrwb7liwas5ncahf">
               <w:r>
                 <w:rPr>
                   <w:rFonts w:ascii="Arial" w:cs="Arial" w:eastAsia="Arial" w:hAnsi="Arial"/>
@@ -12761,7 +12761,7 @@
               <w:spacing w:after="10" w:before="0"/>
               <w:ind w:left="120"/>
             </w:pPr>
-            <w:hyperlink w:history="1" r:id="rIdq-w6j2yxrnjgnkook32-r">
+            <w:hyperlink w:history="1" r:id="rIdniddomule6tjheahm77ws">
               <w:r>
                 <w:rPr>
                   <w:rFonts w:ascii="Arial" w:cs="Arial" w:eastAsia="Arial" w:hAnsi="Arial"/>
@@ -13108,7 +13108,7 @@
             <w:pPr>
               <w:spacing w:after="20" w:before="0"/>
             </w:pPr>
-            <w:hyperlink w:history="1" r:id="rIdxssl5fmq_jdhbqxo_3tom">
+            <w:hyperlink w:history="1" r:id="rIdzhr6_nnlbwbbi7ncjpuj2">
               <w:r>
                 <w:rPr>
                   <w:rFonts w:ascii="Arial" w:cs="Arial" w:eastAsia="Arial" w:hAnsi="Arial"/>
@@ -13141,7 +13141,7 @@
               <w:spacing w:after="10" w:before="0"/>
               <w:ind w:left="120"/>
             </w:pPr>
-            <w:hyperlink w:history="1" r:id="rIdps5xeicgxzoaodnopcdrx">
+            <w:hyperlink w:history="1" r:id="rIdfhyfbqkvn4_xwo6kuffov">
               <w:r>
                 <w:rPr>
                   <w:rFonts w:ascii="Arial" w:cs="Arial" w:eastAsia="Arial" w:hAnsi="Arial"/>
@@ -13186,7 +13186,7 @@
             <w:pPr>
               <w:spacing w:after="20" w:before="0"/>
             </w:pPr>
-            <w:hyperlink w:history="1" r:id="rIdtrv1u9c_wvfcyddeh5d7g">
+            <w:hyperlink w:history="1" r:id="rIdeoidnajg4l1xgmrudfcyl">
               <w:r>
                 <w:rPr>
                   <w:rFonts w:ascii="Arial" w:cs="Arial" w:eastAsia="Arial" w:hAnsi="Arial"/>
@@ -13219,7 +13219,7 @@
               <w:spacing w:after="10" w:before="0"/>
               <w:ind w:left="120"/>
             </w:pPr>
-            <w:hyperlink w:history="1" r:id="rIdp-umd-xknqw3erueca2nh">
+            <w:hyperlink w:history="1" r:id="rIdhfi_m_ebuk1toim7ynkqm">
               <w:r>
                 <w:rPr>
                   <w:rFonts w:ascii="Arial" w:cs="Arial" w:eastAsia="Arial" w:hAnsi="Arial"/>
@@ -13414,7 +13414,7 @@
             <w:pPr>
               <w:spacing w:after="20" w:before="0"/>
             </w:pPr>
-            <w:hyperlink w:history="1" r:id="rIdtlognwpnuefkefgkxlgdu">
+            <w:hyperlink w:history="1" r:id="rIdrlup7ssml7vjdangojvfi">
               <w:r>
                 <w:rPr>
                   <w:rFonts w:ascii="Arial" w:cs="Arial" w:eastAsia="Arial" w:hAnsi="Arial"/>
@@ -13447,7 +13447,7 @@
               <w:spacing w:after="10" w:before="0"/>
               <w:ind w:left="120"/>
             </w:pPr>
-            <w:hyperlink w:history="1" r:id="rIdjaid5bjtd-z90rqpilcfj">
+            <w:hyperlink w:history="1" r:id="rId6-q-lv2wbd4rrf6hll8zk">
               <w:r>
                 <w:rPr>
                   <w:rFonts w:ascii="Arial" w:cs="Arial" w:eastAsia="Arial" w:hAnsi="Arial"/>
@@ -13492,7 +13492,7 @@
             <w:pPr>
               <w:spacing w:after="20" w:before="0"/>
             </w:pPr>
-            <w:hyperlink w:history="1" r:id="rIdhwyusakterpea_f1fohl7">
+            <w:hyperlink w:history="1" r:id="rIdiasrsdyh0lyqa8yhld3mg">
               <w:r>
                 <w:rPr>
                   <w:rFonts w:ascii="Arial" w:cs="Arial" w:eastAsia="Arial" w:hAnsi="Arial"/>
@@ -13525,7 +13525,7 @@
               <w:spacing w:after="10" w:before="0"/>
               <w:ind w:left="120"/>
             </w:pPr>
-            <w:hyperlink w:history="1" r:id="rIdjgxph-gt14l_bbgmqnsm1">
+            <w:hyperlink w:history="1" r:id="rIdlar5ghwlgwbnpupergzpn">
               <w:r>
                 <w:rPr>
                   <w:rFonts w:ascii="Arial" w:cs="Arial" w:eastAsia="Arial" w:hAnsi="Arial"/>
@@ -15012,7 +15012,7 @@
             <w:pPr>
               <w:spacing w:after="20" w:before="0"/>
             </w:pPr>
-            <w:hyperlink w:history="1" r:id="rIdbsypyrg8_gocpcsnxmxum">
+            <w:hyperlink w:history="1" r:id="rIdr9hwcnyzzi8gtktmrqef_">
               <w:r>
                 <w:rPr>
                   <w:rFonts w:ascii="Arial" w:cs="Arial" w:eastAsia="Arial" w:hAnsi="Arial"/>
@@ -15045,7 +15045,7 @@
               <w:spacing w:after="10" w:before="0"/>
               <w:ind w:left="120"/>
             </w:pPr>
-            <w:hyperlink w:history="1" r:id="rId3w4hrsdmugggbllmw4_o_">
+            <w:hyperlink w:history="1" r:id="rIdgyouw6ybupd2qcoga6rbx">
               <w:r>
                 <w:rPr>
                   <w:rFonts w:ascii="Arial" w:cs="Arial" w:eastAsia="Arial" w:hAnsi="Arial"/>
@@ -15090,7 +15090,7 @@
             <w:pPr>
               <w:spacing w:after="20" w:before="0"/>
             </w:pPr>
-            <w:hyperlink w:history="1" r:id="rId29rvm8twuvxiodgxoriie">
+            <w:hyperlink w:history="1" r:id="rIdmkjy1ark9fsc_vueihyi-">
               <w:r>
                 <w:rPr>
                   <w:rFonts w:ascii="Arial" w:cs="Arial" w:eastAsia="Arial" w:hAnsi="Arial"/>
@@ -15123,7 +15123,7 @@
               <w:spacing w:after="10" w:before="0"/>
               <w:ind w:left="120"/>
             </w:pPr>
-            <w:hyperlink w:history="1" r:id="rIde5atzmb3siqah6up2qu9j">
+            <w:hyperlink w:history="1" r:id="rIdqpz5xqh6kxar_xbuhoouz">
               <w:r>
                 <w:rPr>
                   <w:rFonts w:ascii="Arial" w:cs="Arial" w:eastAsia="Arial" w:hAnsi="Arial"/>
@@ -15318,7 +15318,7 @@
             <w:pPr>
               <w:spacing w:after="20" w:before="0"/>
             </w:pPr>
-            <w:hyperlink w:history="1" r:id="rId-lpw2u0gxd-bh-jvo8oa8">
+            <w:hyperlink w:history="1" r:id="rId97nzvlupwnbrc3ahiiy0q">
               <w:r>
                 <w:rPr>
                   <w:rFonts w:ascii="Arial" w:cs="Arial" w:eastAsia="Arial" w:hAnsi="Arial"/>
@@ -15351,7 +15351,7 @@
               <w:spacing w:after="10" w:before="0"/>
               <w:ind w:left="120"/>
             </w:pPr>
-            <w:hyperlink w:history="1" r:id="rIdkmfiehickivwxu5hdwcs1">
+            <w:hyperlink w:history="1" r:id="rIdfmrriovlqdqba69wnfv6n">
               <w:r>
                 <w:rPr>
                   <w:rFonts w:ascii="Arial" w:cs="Arial" w:eastAsia="Arial" w:hAnsi="Arial"/>
@@ -15396,7 +15396,7 @@
             <w:pPr>
               <w:spacing w:after="20" w:before="0"/>
             </w:pPr>
-            <w:hyperlink w:history="1" r:id="rIdycb75pmtshoycfihdwdmd">
+            <w:hyperlink w:history="1" r:id="rIdtmvnz8zpiweu7ncnhkkyr">
               <w:r>
                 <w:rPr>
                   <w:rFonts w:ascii="Arial" w:cs="Arial" w:eastAsia="Arial" w:hAnsi="Arial"/>
@@ -15429,7 +15429,7 @@
               <w:spacing w:after="10" w:before="0"/>
               <w:ind w:left="120"/>
             </w:pPr>
-            <w:hyperlink w:history="1" r:id="rId8nuhe-cbll2fuzgz3lwe9">
+            <w:hyperlink w:history="1" r:id="rIdfflvxhhbqajy0p3-tkryx">
               <w:r>
                 <w:rPr>
                   <w:rFonts w:ascii="Arial" w:cs="Arial" w:eastAsia="Arial" w:hAnsi="Arial"/>
@@ -15624,7 +15624,7 @@
             <w:pPr>
               <w:spacing w:after="20" w:before="0"/>
             </w:pPr>
-            <w:hyperlink w:history="1" r:id="rIdmbooacwls6ezq-gpysc-r">
+            <w:hyperlink w:history="1" r:id="rIdz5yoyaekp1cnbon8le1ws">
               <w:r>
                 <w:rPr>
                   <w:rFonts w:ascii="Arial" w:cs="Arial" w:eastAsia="Arial" w:hAnsi="Arial"/>
@@ -15657,7 +15657,7 @@
               <w:spacing w:after="10" w:before="0"/>
               <w:ind w:left="120"/>
             </w:pPr>
-            <w:hyperlink w:history="1" r:id="rIdcdi90oydrcb7lmlvughfe">
+            <w:hyperlink w:history="1" r:id="rIditmiq0lhgcuojcbc5nqog">
               <w:r>
                 <w:rPr>
                   <w:rFonts w:ascii="Arial" w:cs="Arial" w:eastAsia="Arial" w:hAnsi="Arial"/>
@@ -15702,7 +15702,7 @@
             <w:pPr>
               <w:spacing w:after="20" w:before="0"/>
             </w:pPr>
-            <w:hyperlink w:history="1" r:id="rIdgsep6yfaex4vmpfu3ssbb">
+            <w:hyperlink w:history="1" r:id="rId-onubad_abwnuacwnvxci">
               <w:r>
                 <w:rPr>
                   <w:rFonts w:ascii="Arial" w:cs="Arial" w:eastAsia="Arial" w:hAnsi="Arial"/>
@@ -15735,7 +15735,7 @@
               <w:spacing w:after="10" w:before="0"/>
               <w:ind w:left="120"/>
             </w:pPr>
-            <w:hyperlink w:history="1" r:id="rIdhy1sqx9mhohfb7pmyuzhj">
+            <w:hyperlink w:history="1" r:id="rIdnlaq3wghdmfg-k4m7m4om">
               <w:r>
                 <w:rPr>
                   <w:rFonts w:ascii="Arial" w:cs="Arial" w:eastAsia="Arial" w:hAnsi="Arial"/>
@@ -15930,7 +15930,7 @@
             <w:pPr>
               <w:spacing w:after="20" w:before="0"/>
             </w:pPr>
-            <w:hyperlink w:history="1" r:id="rIdfqmlsvjxelsokzjw-qsqh">
+            <w:hyperlink w:history="1" r:id="rIdtaducawpwg4sh7f9akhvp">
               <w:r>
                 <w:rPr>
                   <w:rFonts w:ascii="Arial" w:cs="Arial" w:eastAsia="Arial" w:hAnsi="Arial"/>
@@ -15963,7 +15963,7 @@
               <w:spacing w:after="10" w:before="0"/>
               <w:ind w:left="120"/>
             </w:pPr>
-            <w:hyperlink w:history="1" r:id="rIdydpjrljixt21w6nhr19qm">
+            <w:hyperlink w:history="1" r:id="rIdoxib9nwarvcfij0dxkqri">
               <w:r>
                 <w:rPr>
                   <w:rFonts w:ascii="Arial" w:cs="Arial" w:eastAsia="Arial" w:hAnsi="Arial"/>
@@ -16008,7 +16008,7 @@
             <w:pPr>
               <w:spacing w:after="20" w:before="0"/>
             </w:pPr>
-            <w:hyperlink w:history="1" r:id="rIdtazoujh5gsmnzrx1ytzrg">
+            <w:hyperlink w:history="1" r:id="rIdpkd0pmydbvnhpafzdymaq">
               <w:r>
                 <w:rPr>
                   <w:rFonts w:ascii="Arial" w:cs="Arial" w:eastAsia="Arial" w:hAnsi="Arial"/>
@@ -16041,7 +16041,7 @@
               <w:spacing w:after="10" w:before="0"/>
               <w:ind w:left="120"/>
             </w:pPr>
-            <w:hyperlink w:history="1" r:id="rIdf1mjpzrmb5hlflzjsglva">
+            <w:hyperlink w:history="1" r:id="rIdoyn9a43wxenob08tlzx2a">
               <w:r>
                 <w:rPr>
                   <w:rFonts w:ascii="Arial" w:cs="Arial" w:eastAsia="Arial" w:hAnsi="Arial"/>
@@ -16236,7 +16236,7 @@
             <w:pPr>
               <w:spacing w:after="20" w:before="0"/>
             </w:pPr>
-            <w:hyperlink w:history="1" r:id="rIdmeasvaqwwb46kio7cquqv">
+            <w:hyperlink w:history="1" r:id="rIdcxfr_qfimnqch2w4-dmhz">
               <w:r>
                 <w:rPr>
                   <w:rFonts w:ascii="Arial" w:cs="Arial" w:eastAsia="Arial" w:hAnsi="Arial"/>
@@ -16269,7 +16269,7 @@
               <w:spacing w:after="10" w:before="0"/>
               <w:ind w:left="120"/>
             </w:pPr>
-            <w:hyperlink w:history="1" r:id="rId56ukamsgwdj4kjv2yzdau">
+            <w:hyperlink w:history="1" r:id="rIdqnvy2b1s4nv7bdaoeodqa">
               <w:r>
                 <w:rPr>
                   <w:rFonts w:ascii="Arial" w:cs="Arial" w:eastAsia="Arial" w:hAnsi="Arial"/>
@@ -16314,7 +16314,7 @@
             <w:pPr>
               <w:spacing w:after="20" w:before="0"/>
             </w:pPr>
-            <w:hyperlink w:history="1" r:id="rIduad2byahjzf7goji30qc-">
+            <w:hyperlink w:history="1" r:id="rId8ecuqkxje2ir8yhgf4xyw">
               <w:r>
                 <w:rPr>
                   <w:rFonts w:ascii="Arial" w:cs="Arial" w:eastAsia="Arial" w:hAnsi="Arial"/>
@@ -16347,7 +16347,7 @@
               <w:spacing w:after="10" w:before="0"/>
               <w:ind w:left="120"/>
             </w:pPr>
-            <w:hyperlink w:history="1" r:id="rIdxn2xxw27xoip7qnih7gq4">
+            <w:hyperlink w:history="1" r:id="rIdfbjlmmen2ryvqskojsbsj">
               <w:r>
                 <w:rPr>
                   <w:rFonts w:ascii="Arial" w:cs="Arial" w:eastAsia="Arial" w:hAnsi="Arial"/>
@@ -17929,7 +17929,7 @@
             <w:pPr>
               <w:spacing w:after="20" w:before="0"/>
             </w:pPr>
-            <w:hyperlink w:history="1" r:id="rIdhu6yuu919ya80nn8vmzv_">
+            <w:hyperlink w:history="1" r:id="rIdbmg0nvvt7oy8acjbwr7n8">
               <w:r>
                 <w:rPr>
                   <w:rFonts w:ascii="Arial" w:cs="Arial" w:eastAsia="Arial" w:hAnsi="Arial"/>
@@ -17962,7 +17962,7 @@
               <w:spacing w:after="10" w:before="0"/>
               <w:ind w:left="120"/>
             </w:pPr>
-            <w:hyperlink w:history="1" r:id="rIdt4q-qcghuq7onpaiflsyf">
+            <w:hyperlink w:history="1" r:id="rIdhycxqmeg22v-fobj0_dtm">
               <w:r>
                 <w:rPr>
                   <w:rFonts w:ascii="Arial" w:cs="Arial" w:eastAsia="Arial" w:hAnsi="Arial"/>
@@ -18007,7 +18007,7 @@
             <w:pPr>
               <w:spacing w:after="20" w:before="0"/>
             </w:pPr>
-            <w:hyperlink w:history="1" r:id="rIdbrcep0kp0i_0jkbg5xfrh">
+            <w:hyperlink w:history="1" r:id="rIdnvuztfj3320-bputti-el">
               <w:r>
                 <w:rPr>
                   <w:rFonts w:ascii="Arial" w:cs="Arial" w:eastAsia="Arial" w:hAnsi="Arial"/>
@@ -18040,7 +18040,7 @@
               <w:spacing w:after="10" w:before="0"/>
               <w:ind w:left="120"/>
             </w:pPr>
-            <w:hyperlink w:history="1" r:id="rId1cskapyitbbkbcoq1iimz">
+            <w:hyperlink w:history="1" r:id="rId3naktaqufutvtzegdyvro">
               <w:r>
                 <w:rPr>
                   <w:rFonts w:ascii="Arial" w:cs="Arial" w:eastAsia="Arial" w:hAnsi="Arial"/>
@@ -18235,7 +18235,7 @@
             <w:pPr>
               <w:spacing w:after="20" w:before="0"/>
             </w:pPr>
-            <w:hyperlink w:history="1" r:id="rIdepwkfmxyxed0ksahyipu9">
+            <w:hyperlink w:history="1" r:id="rIdzejrbhxzitx8xpdh9r6ml">
               <w:r>
                 <w:rPr>
                   <w:rFonts w:ascii="Arial" w:cs="Arial" w:eastAsia="Arial" w:hAnsi="Arial"/>
@@ -18268,7 +18268,7 @@
               <w:spacing w:after="10" w:before="0"/>
               <w:ind w:left="120"/>
             </w:pPr>
-            <w:hyperlink w:history="1" r:id="rIdys3hamfystvotokwpuraw">
+            <w:hyperlink w:history="1" r:id="rIdmpt9oz0byllg3dk7gioxy">
               <w:r>
                 <w:rPr>
                   <w:rFonts w:ascii="Arial" w:cs="Arial" w:eastAsia="Arial" w:hAnsi="Arial"/>
@@ -18313,7 +18313,7 @@
             <w:pPr>
               <w:spacing w:after="20" w:before="0"/>
             </w:pPr>
-            <w:hyperlink w:history="1" r:id="rId2x7km00a3lu8gyaf1tqvp">
+            <w:hyperlink w:history="1" r:id="rIdrbymihybqqyh7gucljfac">
               <w:r>
                 <w:rPr>
                   <w:rFonts w:ascii="Arial" w:cs="Arial" w:eastAsia="Arial" w:hAnsi="Arial"/>
@@ -18346,7 +18346,7 @@
               <w:spacing w:after="10" w:before="0"/>
               <w:ind w:left="120"/>
             </w:pPr>
-            <w:hyperlink w:history="1" r:id="rIdy-wnsn00it_z0hu2ljhvd">
+            <w:hyperlink w:history="1" r:id="rIdgurgjajmxbwfn5zvniymq">
               <w:r>
                 <w:rPr>
                   <w:rFonts w:ascii="Arial" w:cs="Arial" w:eastAsia="Arial" w:hAnsi="Arial"/>
@@ -18693,7 +18693,7 @@
             <w:pPr>
               <w:spacing w:after="20" w:before="0"/>
             </w:pPr>
-            <w:hyperlink w:history="1" r:id="rIdmavtok2eqkj_mohogabzf">
+            <w:hyperlink w:history="1" r:id="rIdwnhyjyjaz8hjslli0y-zc">
               <w:r>
                 <w:rPr>
                   <w:rFonts w:ascii="Arial" w:cs="Arial" w:eastAsia="Arial" w:hAnsi="Arial"/>
@@ -18726,7 +18726,7 @@
               <w:spacing w:after="10" w:before="0"/>
               <w:ind w:left="120"/>
             </w:pPr>
-            <w:hyperlink w:history="1" r:id="rIddg0dip8sfhx9uxyevy2la">
+            <w:hyperlink w:history="1" r:id="rIdc3duruu-s23txft6vbrur">
               <w:r>
                 <w:rPr>
                   <w:rFonts w:ascii="Arial" w:cs="Arial" w:eastAsia="Arial" w:hAnsi="Arial"/>
@@ -18771,7 +18771,7 @@
             <w:pPr>
               <w:spacing w:after="20" w:before="0"/>
             </w:pPr>
-            <w:hyperlink w:history="1" r:id="rIdu1pnd17yuyr0yzwlsgoz9">
+            <w:hyperlink w:history="1" r:id="rIdrc5_abqzajracmdv2c8iq">
               <w:r>
                 <w:rPr>
                   <w:rFonts w:ascii="Arial" w:cs="Arial" w:eastAsia="Arial" w:hAnsi="Arial"/>
@@ -18804,7 +18804,7 @@
               <w:spacing w:after="10" w:before="0"/>
               <w:ind w:left="120"/>
             </w:pPr>
-            <w:hyperlink w:history="1" r:id="rIdbrwgb0hgj4wtl4m2hxlmj">
+            <w:hyperlink w:history="1" r:id="rIdi3zmtxqzyvdhx7o8uwgb0">
               <w:r>
                 <w:rPr>
                   <w:rFonts w:ascii="Arial" w:cs="Arial" w:eastAsia="Arial" w:hAnsi="Arial"/>
@@ -19151,7 +19151,7 @@
             <w:pPr>
               <w:spacing w:after="20" w:before="0"/>
             </w:pPr>
-            <w:hyperlink w:history="1" r:id="rId1ooaomztt_f-5k7nbrujr">
+            <w:hyperlink w:history="1" r:id="rIdu00xjtg88yxcg4cxmmbnd">
               <w:r>
                 <w:rPr>
                   <w:rFonts w:ascii="Arial" w:cs="Arial" w:eastAsia="Arial" w:hAnsi="Arial"/>
@@ -19184,7 +19184,7 @@
               <w:spacing w:after="10" w:before="0"/>
               <w:ind w:left="120"/>
             </w:pPr>
-            <w:hyperlink w:history="1" r:id="rIdqpbl3covvh54m7bjtthbt">
+            <w:hyperlink w:history="1" r:id="rIdpnmctkxlblvrvjr961-sc">
               <w:r>
                 <w:rPr>
                   <w:rFonts w:ascii="Arial" w:cs="Arial" w:eastAsia="Arial" w:hAnsi="Arial"/>
@@ -19229,7 +19229,7 @@
             <w:pPr>
               <w:spacing w:after="20" w:before="0"/>
             </w:pPr>
-            <w:hyperlink w:history="1" r:id="rIdq0ftvnni0x-fpfkt2og9i">
+            <w:hyperlink w:history="1" r:id="rId6o0yl-qnsgdx7eqb2fvzh">
               <w:r>
                 <w:rPr>
                   <w:rFonts w:ascii="Arial" w:cs="Arial" w:eastAsia="Arial" w:hAnsi="Arial"/>
@@ -19262,7 +19262,7 @@
               <w:spacing w:after="10" w:before="0"/>
               <w:ind w:left="120"/>
             </w:pPr>
-            <w:hyperlink w:history="1" r:id="rIdzsdd6g7hcvcxp5bs55vgh">
+            <w:hyperlink w:history="1" r:id="rId-vgal-luqbpeul12lruau">
               <w:r>
                 <w:rPr>
                   <w:rFonts w:ascii="Arial" w:cs="Arial" w:eastAsia="Arial" w:hAnsi="Arial"/>
@@ -19457,7 +19457,7 @@
             <w:pPr>
               <w:spacing w:after="20" w:before="0"/>
             </w:pPr>
-            <w:hyperlink w:history="1" r:id="rIdh4l4xmy03cvvqijxjvwx-">
+            <w:hyperlink w:history="1" r:id="rIdlurcak3r7l5fentoyh5kk">
               <w:r>
                 <w:rPr>
                   <w:rFonts w:ascii="Arial" w:cs="Arial" w:eastAsia="Arial" w:hAnsi="Arial"/>
@@ -19490,7 +19490,7 @@
               <w:spacing w:after="10" w:before="0"/>
               <w:ind w:left="120"/>
             </w:pPr>
-            <w:hyperlink w:history="1" r:id="rIdz53-rw2pkozsrddm3zbix">
+            <w:hyperlink w:history="1" r:id="rIdwh826qgenfzf78yn4h7bn">
               <w:r>
                 <w:rPr>
                   <w:rFonts w:ascii="Arial" w:cs="Arial" w:eastAsia="Arial" w:hAnsi="Arial"/>
@@ -19535,7 +19535,7 @@
             <w:pPr>
               <w:spacing w:after="20" w:before="0"/>
             </w:pPr>
-            <w:hyperlink w:history="1" r:id="rId7tkm78zuc5io34v9suz0k">
+            <w:hyperlink w:history="1" r:id="rIdt-s_i8zdo_grdukpturfb">
               <w:r>
                 <w:rPr>
                   <w:rFonts w:ascii="Arial" w:cs="Arial" w:eastAsia="Arial" w:hAnsi="Arial"/>
@@ -19568,7 +19568,7 @@
               <w:spacing w:after="10" w:before="0"/>
               <w:ind w:left="120"/>
             </w:pPr>
-            <w:hyperlink w:history="1" r:id="rIdgrvxaenzrksqovgkjsub5">
+            <w:hyperlink w:history="1" r:id="rIdvcrlwyghau_krowpj97oh">
               <w:r>
                 <w:rPr>
                   <w:rFonts w:ascii="Arial" w:cs="Arial" w:eastAsia="Arial" w:hAnsi="Arial"/>
@@ -21245,7 +21245,7 @@
             <w:pPr>
               <w:spacing w:after="20" w:before="0"/>
             </w:pPr>
-            <w:hyperlink w:history="1" r:id="rIdcdtjj91dzfo7obukjksiz">
+            <w:hyperlink w:history="1" r:id="rIdwypbwnjfxggeaexut8pby">
               <w:r>
                 <w:rPr>
                   <w:rFonts w:ascii="Arial" w:cs="Arial" w:eastAsia="Arial" w:hAnsi="Arial"/>
@@ -21278,7 +21278,7 @@
               <w:spacing w:after="10" w:before="0"/>
               <w:ind w:left="120"/>
             </w:pPr>
-            <w:hyperlink w:history="1" r:id="rIdjz8cvwsbxuxdw_q6o9lzz">
+            <w:hyperlink w:history="1" r:id="rIdhla4zlflznmsiw93bsa1n">
               <w:r>
                 <w:rPr>
                   <w:rFonts w:ascii="Arial" w:cs="Arial" w:eastAsia="Arial" w:hAnsi="Arial"/>
@@ -21323,7 +21323,7 @@
             <w:pPr>
               <w:spacing w:after="20" w:before="0"/>
             </w:pPr>
-            <w:hyperlink w:history="1" r:id="rIdprue1gcx_7k7jgllp5yxl">
+            <w:hyperlink w:history="1" r:id="rIdtvt34rilvv9d-3qp58lqn">
               <w:r>
                 <w:rPr>
                   <w:rFonts w:ascii="Arial" w:cs="Arial" w:eastAsia="Arial" w:hAnsi="Arial"/>
@@ -21356,7 +21356,7 @@
               <w:spacing w:after="10" w:before="0"/>
               <w:ind w:left="120"/>
             </w:pPr>
-            <w:hyperlink w:history="1" r:id="rId8gxe-t4u0q1nxj9xzebxv">
+            <w:hyperlink w:history="1" r:id="rIdnmaid7phhd5vxma1nvlyn">
               <w:r>
                 <w:rPr>
                   <w:rFonts w:ascii="Arial" w:cs="Arial" w:eastAsia="Arial" w:hAnsi="Arial"/>
@@ -21551,7 +21551,7 @@
             <w:pPr>
               <w:spacing w:after="20" w:before="0"/>
             </w:pPr>
-            <w:hyperlink w:history="1" r:id="rIdy4zg9j02r9to4kxhxeb00">
+            <w:hyperlink w:history="1" r:id="rIdziq5xd9tiolrhpnhv426f">
               <w:r>
                 <w:rPr>
                   <w:rFonts w:ascii="Arial" w:cs="Arial" w:eastAsia="Arial" w:hAnsi="Arial"/>
@@ -21584,7 +21584,7 @@
               <w:spacing w:after="10" w:before="0"/>
               <w:ind w:left="120"/>
             </w:pPr>
-            <w:hyperlink w:history="1" r:id="rIdiztc6lljxy5ldnkjm38ij">
+            <w:hyperlink w:history="1" r:id="rIdvo18jdlawqfgxxn8myh_m">
               <w:r>
                 <w:rPr>
                   <w:rFonts w:ascii="Arial" w:cs="Arial" w:eastAsia="Arial" w:hAnsi="Arial"/>
@@ -21629,7 +21629,7 @@
             <w:pPr>
               <w:spacing w:after="20" w:before="0"/>
             </w:pPr>
-            <w:hyperlink w:history="1" r:id="rIdzxrgn_xizp7vn50mz_p_a">
+            <w:hyperlink w:history="1" r:id="rIdfsyd9wojqpisxtwjhlm7m">
               <w:r>
                 <w:rPr>
                   <w:rFonts w:ascii="Arial" w:cs="Arial" w:eastAsia="Arial" w:hAnsi="Arial"/>
@@ -21662,7 +21662,7 @@
               <w:spacing w:after="10" w:before="0"/>
               <w:ind w:left="120"/>
             </w:pPr>
-            <w:hyperlink w:history="1" r:id="rIdp_ywnhmahbve9rf4lcxr9">
+            <w:hyperlink w:history="1" r:id="rIdwqx03yq5jed6yqrkpzoo9">
               <w:r>
                 <w:rPr>
                   <w:rFonts w:ascii="Arial" w:cs="Arial" w:eastAsia="Arial" w:hAnsi="Arial"/>
@@ -22009,7 +22009,7 @@
             <w:pPr>
               <w:spacing w:after="20" w:before="0"/>
             </w:pPr>
-            <w:hyperlink w:history="1" r:id="rIdjhdjfzod81lzinjhs2jyf">
+            <w:hyperlink w:history="1" r:id="rIdzhhiaujqaflc7qypkshb4">
               <w:r>
                 <w:rPr>
                   <w:rFonts w:ascii="Arial" w:cs="Arial" w:eastAsia="Arial" w:hAnsi="Arial"/>
@@ -22042,7 +22042,7 @@
               <w:spacing w:after="10" w:before="0"/>
               <w:ind w:left="120"/>
             </w:pPr>
-            <w:hyperlink w:history="1" r:id="rIdrynwyq5v6aosopwioelvc">
+            <w:hyperlink w:history="1" r:id="rIdq8py6rewrqyjedoksfwcw">
               <w:r>
                 <w:rPr>
                   <w:rFonts w:ascii="Arial" w:cs="Arial" w:eastAsia="Arial" w:hAnsi="Arial"/>
@@ -22087,7 +22087,7 @@
             <w:pPr>
               <w:spacing w:after="20" w:before="0"/>
             </w:pPr>
-            <w:hyperlink w:history="1" r:id="rIdumeobaxkzufeqgcotirol">
+            <w:hyperlink w:history="1" r:id="rIdtxfsmfa7l2hb6tdtle6n5">
               <w:r>
                 <w:rPr>
                   <w:rFonts w:ascii="Arial" w:cs="Arial" w:eastAsia="Arial" w:hAnsi="Arial"/>
@@ -22120,7 +22120,7 @@
               <w:spacing w:after="10" w:before="0"/>
               <w:ind w:left="120"/>
             </w:pPr>
-            <w:hyperlink w:history="1" r:id="rIdwcxi51-pmzcn5hgnepnpt">
+            <w:hyperlink w:history="1" r:id="rIdbagl5lukuc3og2vshaae5">
               <w:r>
                 <w:rPr>
                   <w:rFonts w:ascii="Arial" w:cs="Arial" w:eastAsia="Arial" w:hAnsi="Arial"/>
@@ -22391,7 +22391,7 @@
             <w:pPr>
               <w:spacing w:after="20" w:before="0"/>
             </w:pPr>
-            <w:hyperlink w:history="1" r:id="rIdsbg2u-yu8hw48bk-ozboa">
+            <w:hyperlink w:history="1" r:id="rIdlpab4vj8cscz0l3h9cy-p">
               <w:r>
                 <w:rPr>
                   <w:rFonts w:ascii="Arial" w:cs="Arial" w:eastAsia="Arial" w:hAnsi="Arial"/>
@@ -22424,7 +22424,7 @@
               <w:spacing w:after="10" w:before="0"/>
               <w:ind w:left="120"/>
             </w:pPr>
-            <w:hyperlink w:history="1" r:id="rId19wdj2iowlrxmp_ucxyrf">
+            <w:hyperlink w:history="1" r:id="rId_ylsyvoetfc-c4jof2u4k">
               <w:r>
                 <w:rPr>
                   <w:rFonts w:ascii="Arial" w:cs="Arial" w:eastAsia="Arial" w:hAnsi="Arial"/>
@@ -22469,7 +22469,7 @@
             <w:pPr>
               <w:spacing w:after="20" w:before="0"/>
             </w:pPr>
-            <w:hyperlink w:history="1" r:id="rIdeqt_0jqo8vdoytbm0kdsm">
+            <w:hyperlink w:history="1" r:id="rIdr0kbxbflaug8z0ohaahd-">
               <w:r>
                 <w:rPr>
                   <w:rFonts w:ascii="Arial" w:cs="Arial" w:eastAsia="Arial" w:hAnsi="Arial"/>
@@ -22502,7 +22502,7 @@
               <w:spacing w:after="10" w:before="0"/>
               <w:ind w:left="120"/>
             </w:pPr>
-            <w:hyperlink w:history="1" r:id="rIdp0kuqbdtf5skjsy5kqnsb">
+            <w:hyperlink w:history="1" r:id="rIdlr4w_jrkliytb56pzyb8u">
               <w:r>
                 <w:rPr>
                   <w:rFonts w:ascii="Arial" w:cs="Arial" w:eastAsia="Arial" w:hAnsi="Arial"/>
@@ -22697,7 +22697,7 @@
             <w:pPr>
               <w:spacing w:after="20" w:before="0"/>
             </w:pPr>
-            <w:hyperlink w:history="1" r:id="rIdm4yi5qbfev1k41ovn-j-f">
+            <w:hyperlink w:history="1" r:id="rIdzvk7wt05lupyy3u5mzeyw">
               <w:r>
                 <w:rPr>
                   <w:rFonts w:ascii="Arial" w:cs="Arial" w:eastAsia="Arial" w:hAnsi="Arial"/>
@@ -22730,7 +22730,7 @@
               <w:spacing w:after="10" w:before="0"/>
               <w:ind w:left="120"/>
             </w:pPr>
-            <w:hyperlink w:history="1" r:id="rIdqgfnl7m5hfdatmrwnj9jz">
+            <w:hyperlink w:history="1" r:id="rIdcml7pfy9jayj6tkoahysq">
               <w:r>
                 <w:rPr>
                   <w:rFonts w:ascii="Arial" w:cs="Arial" w:eastAsia="Arial" w:hAnsi="Arial"/>
@@ -22775,7 +22775,7 @@
             <w:pPr>
               <w:spacing w:after="20" w:before="0"/>
             </w:pPr>
-            <w:hyperlink w:history="1" r:id="rIdbaeeefki3dveaavoixr9w">
+            <w:hyperlink w:history="1" r:id="rIdft145mo6luivfgdknks62">
               <w:r>
                 <w:rPr>
                   <w:rFonts w:ascii="Arial" w:cs="Arial" w:eastAsia="Arial" w:hAnsi="Arial"/>
@@ -22808,7 +22808,7 @@
               <w:spacing w:after="10" w:before="0"/>
               <w:ind w:left="120"/>
             </w:pPr>
-            <w:hyperlink w:history="1" r:id="rIdtabxthoc79rqh9e48icll">
+            <w:hyperlink w:history="1" r:id="rId0vhalbu9so0lu1fy9vxzq">
               <w:r>
                 <w:rPr>
                   <w:rFonts w:ascii="Arial" w:cs="Arial" w:eastAsia="Arial" w:hAnsi="Arial"/>
@@ -24447,7 +24447,7 @@
             <w:pPr>
               <w:spacing w:after="20" w:before="0"/>
             </w:pPr>
-            <w:hyperlink w:history="1" r:id="rIddhzvzzlfh1ndusuhik_73">
+            <w:hyperlink w:history="1" r:id="rIdli_2_pib3rysi7fxr0qvx">
               <w:r>
                 <w:rPr>
                   <w:rFonts w:ascii="Arial" w:cs="Arial" w:eastAsia="Arial" w:hAnsi="Arial"/>
@@ -24480,7 +24480,7 @@
               <w:spacing w:after="10" w:before="0"/>
               <w:ind w:left="120"/>
             </w:pPr>
-            <w:hyperlink w:history="1" r:id="rIdukkfsfuoe_cvaptixyl6-">
+            <w:hyperlink w:history="1" r:id="rIdpjo0oananwikx17zun2qd">
               <w:r>
                 <w:rPr>
                   <w:rFonts w:ascii="Arial" w:cs="Arial" w:eastAsia="Arial" w:hAnsi="Arial"/>
@@ -24525,7 +24525,7 @@
             <w:pPr>
               <w:spacing w:after="20" w:before="0"/>
             </w:pPr>
-            <w:hyperlink w:history="1" r:id="rIddy-4w0it3dhn4ru-i0wlf">
+            <w:hyperlink w:history="1" r:id="rIdon5vakdvbgsj3ayoaoigo">
               <w:r>
                 <w:rPr>
                   <w:rFonts w:ascii="Arial" w:cs="Arial" w:eastAsia="Arial" w:hAnsi="Arial"/>
@@ -24558,7 +24558,7 @@
               <w:spacing w:after="10" w:before="0"/>
               <w:ind w:left="120"/>
             </w:pPr>
-            <w:hyperlink w:history="1" r:id="rId8r5-bwosnoufeosiyz4zy">
+            <w:hyperlink w:history="1" r:id="rIdiqi4h6itgbjljqsynfyl3">
               <w:r>
                 <w:rPr>
                   <w:rFonts w:ascii="Arial" w:cs="Arial" w:eastAsia="Arial" w:hAnsi="Arial"/>
@@ -24753,7 +24753,7 @@
             <w:pPr>
               <w:spacing w:after="20" w:before="0"/>
             </w:pPr>
-            <w:hyperlink w:history="1" r:id="rIdvu4kgmxyhz0w6w22iuwxt">
+            <w:hyperlink w:history="1" r:id="rIdodlk6egu7nm0tuc86yfuh">
               <w:r>
                 <w:rPr>
                   <w:rFonts w:ascii="Arial" w:cs="Arial" w:eastAsia="Arial" w:hAnsi="Arial"/>
@@ -24786,7 +24786,7 @@
               <w:spacing w:after="10" w:before="0"/>
               <w:ind w:left="120"/>
             </w:pPr>
-            <w:hyperlink w:history="1" r:id="rIdw19orfcecwysdjklq1jiv">
+            <w:hyperlink w:history="1" r:id="rId7ye2kimwmwj5m07ckgeex">
               <w:r>
                 <w:rPr>
                   <w:rFonts w:ascii="Arial" w:cs="Arial" w:eastAsia="Arial" w:hAnsi="Arial"/>
@@ -24831,7 +24831,7 @@
             <w:pPr>
               <w:spacing w:after="20" w:before="0"/>
             </w:pPr>
-            <w:hyperlink w:history="1" r:id="rIdnghodwe0hclhuy5qy5tzi">
+            <w:hyperlink w:history="1" r:id="rIdpapw4vgvsk8lszlgz0tc7">
               <w:r>
                 <w:rPr>
                   <w:rFonts w:ascii="Arial" w:cs="Arial" w:eastAsia="Arial" w:hAnsi="Arial"/>
@@ -24864,7 +24864,7 @@
               <w:spacing w:after="10" w:before="0"/>
               <w:ind w:left="120"/>
             </w:pPr>
-            <w:hyperlink w:history="1" r:id="rIdlucxvcqvhekeyj1em-fdh">
+            <w:hyperlink w:history="1" r:id="rIdyta75t8ynlktldudvxeni">
               <w:r>
                 <w:rPr>
                   <w:rFonts w:ascii="Arial" w:cs="Arial" w:eastAsia="Arial" w:hAnsi="Arial"/>
@@ -25059,7 +25059,7 @@
             <w:pPr>
               <w:spacing w:after="20" w:before="0"/>
             </w:pPr>
-            <w:hyperlink w:history="1" r:id="rIdkrvbfed_kzpkou8cpnr3l">
+            <w:hyperlink w:history="1" r:id="rIdjeofmo8cwyy5gh9vlel4c">
               <w:r>
                 <w:rPr>
                   <w:rFonts w:ascii="Arial" w:cs="Arial" w:eastAsia="Arial" w:hAnsi="Arial"/>
@@ -25092,7 +25092,7 @@
               <w:spacing w:after="10" w:before="0"/>
               <w:ind w:left="120"/>
             </w:pPr>
-            <w:hyperlink w:history="1" r:id="rIdmd1wmcikvsd1rarm6vng4">
+            <w:hyperlink w:history="1" r:id="rId3jics1lsue7nwhshn8brs">
               <w:r>
                 <w:rPr>
                   <w:rFonts w:ascii="Arial" w:cs="Arial" w:eastAsia="Arial" w:hAnsi="Arial"/>
@@ -25137,7 +25137,7 @@
             <w:pPr>
               <w:spacing w:after="20" w:before="0"/>
             </w:pPr>
-            <w:hyperlink w:history="1" r:id="rIdrrv2_8i0ncccjwhjea0gl">
+            <w:hyperlink w:history="1" r:id="rIdf8gfyzlgb2clgroqe6oh_">
               <w:r>
                 <w:rPr>
                   <w:rFonts w:ascii="Arial" w:cs="Arial" w:eastAsia="Arial" w:hAnsi="Arial"/>
@@ -25170,7 +25170,7 @@
               <w:spacing w:after="10" w:before="0"/>
               <w:ind w:left="120"/>
             </w:pPr>
-            <w:hyperlink w:history="1" r:id="rIdkkrvrwp-1nilbjeydjiso">
+            <w:hyperlink w:history="1" r:id="rIdis5pmth76u_csyj9rkl4p">
               <w:r>
                 <w:rPr>
                   <w:rFonts w:ascii="Arial" w:cs="Arial" w:eastAsia="Arial" w:hAnsi="Arial"/>
@@ -25365,7 +25365,7 @@
             <w:pPr>
               <w:spacing w:after="20" w:before="0"/>
             </w:pPr>
-            <w:hyperlink w:history="1" r:id="rIda_nas62x5we658s3briv1">
+            <w:hyperlink w:history="1" r:id="rIddpiwxoqmnwh51ktqxcqwk">
               <w:r>
                 <w:rPr>
                   <w:rFonts w:ascii="Arial" w:cs="Arial" w:eastAsia="Arial" w:hAnsi="Arial"/>
@@ -25398,7 +25398,7 @@
               <w:spacing w:after="10" w:before="0"/>
               <w:ind w:left="120"/>
             </w:pPr>
-            <w:hyperlink w:history="1" r:id="rId7vobnra6jvafj2qllsm4a">
+            <w:hyperlink w:history="1" r:id="rIducmwzpqfliknldsxzza2h">
               <w:r>
                 <w:rPr>
                   <w:rFonts w:ascii="Arial" w:cs="Arial" w:eastAsia="Arial" w:hAnsi="Arial"/>
@@ -25443,7 +25443,7 @@
             <w:pPr>
               <w:spacing w:after="20" w:before="0"/>
             </w:pPr>
-            <w:hyperlink w:history="1" r:id="rIdubsoato9quiy4ngyiv6li">
+            <w:hyperlink w:history="1" r:id="rIdy_nxfmabznlla6o_yaoiu">
               <w:r>
                 <w:rPr>
                   <w:rFonts w:ascii="Arial" w:cs="Arial" w:eastAsia="Arial" w:hAnsi="Arial"/>
@@ -25476,7 +25476,7 @@
               <w:spacing w:after="10" w:before="0"/>
               <w:ind w:left="120"/>
             </w:pPr>
-            <w:hyperlink w:history="1" r:id="rId9ghyngree9eys5wwmsvki">
+            <w:hyperlink w:history="1" r:id="rIdprxzssiprsxi3t3nywaee">
               <w:r>
                 <w:rPr>
                   <w:rFonts w:ascii="Arial" w:cs="Arial" w:eastAsia="Arial" w:hAnsi="Arial"/>
@@ -25671,7 +25671,7 @@
             <w:pPr>
               <w:spacing w:after="20" w:before="0"/>
             </w:pPr>
-            <w:hyperlink w:history="1" r:id="rId-jalt3k5fdq7seveke9uu">
+            <w:hyperlink w:history="1" r:id="rIdxsinzj0tv696ah8ot042c">
               <w:r>
                 <w:rPr>
                   <w:rFonts w:ascii="Arial" w:cs="Arial" w:eastAsia="Arial" w:hAnsi="Arial"/>
@@ -25704,7 +25704,7 @@
               <w:spacing w:after="10" w:before="0"/>
               <w:ind w:left="120"/>
             </w:pPr>
-            <w:hyperlink w:history="1" r:id="rIdzd6npvn-gkjz8s1rjxogv">
+            <w:hyperlink w:history="1" r:id="rIdg-47x5v5phgor4to7f9xu">
               <w:r>
                 <w:rPr>
                   <w:rFonts w:ascii="Arial" w:cs="Arial" w:eastAsia="Arial" w:hAnsi="Arial"/>
@@ -25749,7 +25749,7 @@
             <w:pPr>
               <w:spacing w:after="20" w:before="0"/>
             </w:pPr>
-            <w:hyperlink w:history="1" r:id="rIdyxgopra8glhvnsesjzmui">
+            <w:hyperlink w:history="1" r:id="rIdizhh_cfe_nspionh6hwic">
               <w:r>
                 <w:rPr>
                   <w:rFonts w:ascii="Arial" w:cs="Arial" w:eastAsia="Arial" w:hAnsi="Arial"/>
@@ -25782,7 +25782,7 @@
               <w:spacing w:after="10" w:before="0"/>
               <w:ind w:left="120"/>
             </w:pPr>
-            <w:hyperlink w:history="1" r:id="rIdtsv6dibrtx7uh8d6kn-c-">
+            <w:hyperlink w:history="1" r:id="rIdwvbr4pazwirwfsj_cvsoy">
               <w:r>
                 <w:rPr>
                   <w:rFonts w:ascii="Arial" w:cs="Arial" w:eastAsia="Arial" w:hAnsi="Arial"/>
@@ -27269,7 +27269,7 @@
             <w:pPr>
               <w:spacing w:after="20" w:before="0"/>
             </w:pPr>
-            <w:hyperlink w:history="1" r:id="rIddlg5_9bptnwemkzvcp09f">
+            <w:hyperlink w:history="1" r:id="rIdvvieo9wpwbzvgqhnqwq0c">
               <w:r>
                 <w:rPr>
                   <w:rFonts w:ascii="Arial" w:cs="Arial" w:eastAsia="Arial" w:hAnsi="Arial"/>
@@ -27302,7 +27302,7 @@
               <w:spacing w:after="10" w:before="0"/>
               <w:ind w:left="120"/>
             </w:pPr>
-            <w:hyperlink w:history="1" r:id="rIdddarahcf3ub86uhj0fofs">
+            <w:hyperlink w:history="1" r:id="rIdpfvk05zbbelyv1brwkbgl">
               <w:r>
                 <w:rPr>
                   <w:rFonts w:ascii="Arial" w:cs="Arial" w:eastAsia="Arial" w:hAnsi="Arial"/>
@@ -27347,7 +27347,7 @@
             <w:pPr>
               <w:spacing w:after="20" w:before="0"/>
             </w:pPr>
-            <w:hyperlink w:history="1" r:id="rIdh2mr8cwav87sfhuiesjzk">
+            <w:hyperlink w:history="1" r:id="rIdsk5cplwm-inoitgpoxyxz">
               <w:r>
                 <w:rPr>
                   <w:rFonts w:ascii="Arial" w:cs="Arial" w:eastAsia="Arial" w:hAnsi="Arial"/>
@@ -27380,7 +27380,7 @@
               <w:spacing w:after="10" w:before="0"/>
               <w:ind w:left="120"/>
             </w:pPr>
-            <w:hyperlink w:history="1" r:id="rIdxclilzjm6lphir9epglia">
+            <w:hyperlink w:history="1" r:id="rIdykmlsx9j8sfa85_qnuasq">
               <w:r>
                 <w:rPr>
                   <w:rFonts w:ascii="Arial" w:cs="Arial" w:eastAsia="Arial" w:hAnsi="Arial"/>
@@ -27575,7 +27575,7 @@
             <w:pPr>
               <w:spacing w:after="20" w:before="0"/>
             </w:pPr>
-            <w:hyperlink w:history="1" r:id="rIdr8haholfpmaijdvokagqu">
+            <w:hyperlink w:history="1" r:id="rIdiosng-hnvn9joyxwomqyr">
               <w:r>
                 <w:rPr>
                   <w:rFonts w:ascii="Arial" w:cs="Arial" w:eastAsia="Arial" w:hAnsi="Arial"/>
@@ -27608,7 +27608,7 @@
               <w:spacing w:after="10" w:before="0"/>
               <w:ind w:left="120"/>
             </w:pPr>
-            <w:hyperlink w:history="1" r:id="rIdunjmswmbo4pqb7l0yc-ue">
+            <w:hyperlink w:history="1" r:id="rIdufxturbfnlqlfua7o0_fk">
               <w:r>
                 <w:rPr>
                   <w:rFonts w:ascii="Arial" w:cs="Arial" w:eastAsia="Arial" w:hAnsi="Arial"/>
@@ -27653,7 +27653,7 @@
             <w:pPr>
               <w:spacing w:after="20" w:before="0"/>
             </w:pPr>
-            <w:hyperlink w:history="1" r:id="rIdchue8yqonlerxf2m3iag3">
+            <w:hyperlink w:history="1" r:id="rIdxzdwzmuuvep7v1hyjdzg6">
               <w:r>
                 <w:rPr>
                   <w:rFonts w:ascii="Arial" w:cs="Arial" w:eastAsia="Arial" w:hAnsi="Arial"/>
@@ -27686,7 +27686,7 @@
               <w:spacing w:after="10" w:before="0"/>
               <w:ind w:left="120"/>
             </w:pPr>
-            <w:hyperlink w:history="1" r:id="rIdce863gevombo6rsph-yrj">
+            <w:hyperlink w:history="1" r:id="rIdaolsavehnsbh3avojn8hx">
               <w:r>
                 <w:rPr>
                   <w:rFonts w:ascii="Arial" w:cs="Arial" w:eastAsia="Arial" w:hAnsi="Arial"/>
@@ -27881,7 +27881,7 @@
             <w:pPr>
               <w:spacing w:after="20" w:before="0"/>
             </w:pPr>
-            <w:hyperlink w:history="1" r:id="rIdxiikw6qyb5rdnluscfd6z">
+            <w:hyperlink w:history="1" r:id="rIdm8xrppj0qmhcal1rjagze">
               <w:r>
                 <w:rPr>
                   <w:rFonts w:ascii="Arial" w:cs="Arial" w:eastAsia="Arial" w:hAnsi="Arial"/>
@@ -27914,7 +27914,7 @@
               <w:spacing w:after="10" w:before="0"/>
               <w:ind w:left="120"/>
             </w:pPr>
-            <w:hyperlink w:history="1" r:id="rIdzyuzzp3hkqq8xq3d9efri">
+            <w:hyperlink w:history="1" r:id="rIdvbgkj_qafcmfqae_ybulm">
               <w:r>
                 <w:rPr>
                   <w:rFonts w:ascii="Arial" w:cs="Arial" w:eastAsia="Arial" w:hAnsi="Arial"/>
@@ -27959,7 +27959,7 @@
             <w:pPr>
               <w:spacing w:after="20" w:before="0"/>
             </w:pPr>
-            <w:hyperlink w:history="1" r:id="rIdf6xjex14sb51y2tbsx4ic">
+            <w:hyperlink w:history="1" r:id="rId9p8ujh3-dtkw5khdqppov">
               <w:r>
                 <w:rPr>
                   <w:rFonts w:ascii="Arial" w:cs="Arial" w:eastAsia="Arial" w:hAnsi="Arial"/>
@@ -27992,7 +27992,7 @@
               <w:spacing w:after="10" w:before="0"/>
               <w:ind w:left="120"/>
             </w:pPr>
-            <w:hyperlink w:history="1" r:id="rIdlhl3wjwthyzh-u_8bqamb">
+            <w:hyperlink w:history="1" r:id="rIdfiizomnkl7wko6pmmlf7k">
               <w:r>
                 <w:rPr>
                   <w:rFonts w:ascii="Arial" w:cs="Arial" w:eastAsia="Arial" w:hAnsi="Arial"/>
@@ -28187,7 +28187,7 @@
             <w:pPr>
               <w:spacing w:after="20" w:before="0"/>
             </w:pPr>
-            <w:hyperlink w:history="1" r:id="rIdt4bvom-5af-bar71j_8ro">
+            <w:hyperlink w:history="1" r:id="rIde_g6f23yjzz7eerxuxmtk">
               <w:r>
                 <w:rPr>
                   <w:rFonts w:ascii="Arial" w:cs="Arial" w:eastAsia="Arial" w:hAnsi="Arial"/>
@@ -28220,7 +28220,7 @@
               <w:spacing w:after="10" w:before="0"/>
               <w:ind w:left="120"/>
             </w:pPr>
-            <w:hyperlink w:history="1" r:id="rIdzgb1km3ycxj4splrhabxh">
+            <w:hyperlink w:history="1" r:id="rId9nz1n7tl1en7-d88cj-bv">
               <w:r>
                 <w:rPr>
                   <w:rFonts w:ascii="Arial" w:cs="Arial" w:eastAsia="Arial" w:hAnsi="Arial"/>
@@ -28265,7 +28265,7 @@
             <w:pPr>
               <w:spacing w:after="20" w:before="0"/>
             </w:pPr>
-            <w:hyperlink w:history="1" r:id="rIdy_vsjwtoobq1_otkz5bxn">
+            <w:hyperlink w:history="1" r:id="rIdc5maqffe1xms5xd_72c1c">
               <w:r>
                 <w:rPr>
                   <w:rFonts w:ascii="Arial" w:cs="Arial" w:eastAsia="Arial" w:hAnsi="Arial"/>
@@ -28298,7 +28298,7 @@
               <w:spacing w:after="10" w:before="0"/>
               <w:ind w:left="120"/>
             </w:pPr>
-            <w:hyperlink w:history="1" r:id="rIde9hnlnua8sx6mlpurvl2w">
+            <w:hyperlink w:history="1" r:id="rIdgvh07phj2jkal6hxvhgyj">
               <w:r>
                 <w:rPr>
                   <w:rFonts w:ascii="Arial" w:cs="Arial" w:eastAsia="Arial" w:hAnsi="Arial"/>
@@ -28493,7 +28493,7 @@
             <w:pPr>
               <w:spacing w:after="20" w:before="0"/>
             </w:pPr>
-            <w:hyperlink w:history="1" r:id="rIdrzyg9jdw1rrwjsosn5ay_">
+            <w:hyperlink w:history="1" r:id="rIdx0tbwiorpj93gj0qw85rr">
               <w:r>
                 <w:rPr>
                   <w:rFonts w:ascii="Arial" w:cs="Arial" w:eastAsia="Arial" w:hAnsi="Arial"/>
@@ -28526,7 +28526,7 @@
               <w:spacing w:after="10" w:before="0"/>
               <w:ind w:left="120"/>
             </w:pPr>
-            <w:hyperlink w:history="1" r:id="rIdsph1rt_1uvet9vgtaugxs">
+            <w:hyperlink w:history="1" r:id="rIdr-koesx0289j_urvie4oa">
               <w:r>
                 <w:rPr>
                   <w:rFonts w:ascii="Arial" w:cs="Arial" w:eastAsia="Arial" w:hAnsi="Arial"/>
@@ -28571,7 +28571,7 @@
             <w:pPr>
               <w:spacing w:after="20" w:before="0"/>
             </w:pPr>
-            <w:hyperlink w:history="1" r:id="rIdv5qougd7m8vnrptfs_g_m">
+            <w:hyperlink w:history="1" r:id="rIdawcolibf7vdbp8gxtrk62">
               <w:r>
                 <w:rPr>
                   <w:rFonts w:ascii="Arial" w:cs="Arial" w:eastAsia="Arial" w:hAnsi="Arial"/>
@@ -28604,7 +28604,7 @@
               <w:spacing w:after="10" w:before="0"/>
               <w:ind w:left="120"/>
             </w:pPr>
-            <w:hyperlink w:history="1" r:id="rId1ss_aahj_f7bg4a-tgrfz">
+            <w:hyperlink w:history="1" r:id="rId13nu8kqtb9jg_67vbe8ft">
               <w:r>
                 <w:rPr>
                   <w:rFonts w:ascii="Arial" w:cs="Arial" w:eastAsia="Arial" w:hAnsi="Arial"/>
@@ -30091,7 +30091,7 @@
             <w:pPr>
               <w:spacing w:after="20" w:before="0"/>
             </w:pPr>
-            <w:hyperlink w:history="1" r:id="rIdsrwsdjys-pdc9lt1vw_eq">
+            <w:hyperlink w:history="1" r:id="rId8qqdsmle4p45sfr8iolvg">
               <w:r>
                 <w:rPr>
                   <w:rFonts w:ascii="Arial" w:cs="Arial" w:eastAsia="Arial" w:hAnsi="Arial"/>
@@ -30124,7 +30124,7 @@
               <w:spacing w:after="10" w:before="0"/>
               <w:ind w:left="120"/>
             </w:pPr>
-            <w:hyperlink w:history="1" r:id="rIdjytkekni-iwkmjk27btmo">
+            <w:hyperlink w:history="1" r:id="rIddeoe_ja8mo9ufb1btn5as">
               <w:r>
                 <w:rPr>
                   <w:rFonts w:ascii="Arial" w:cs="Arial" w:eastAsia="Arial" w:hAnsi="Arial"/>
@@ -30169,7 +30169,7 @@
             <w:pPr>
               <w:spacing w:after="20" w:before="0"/>
             </w:pPr>
-            <w:hyperlink w:history="1" r:id="rIdh03zr3gs1gy1aqfumcffu">
+            <w:hyperlink w:history="1" r:id="rId9qfckyispihli7cw9rzzd">
               <w:r>
                 <w:rPr>
                   <w:rFonts w:ascii="Arial" w:cs="Arial" w:eastAsia="Arial" w:hAnsi="Arial"/>
@@ -30202,7 +30202,7 @@
               <w:spacing w:after="10" w:before="0"/>
               <w:ind w:left="120"/>
             </w:pPr>
-            <w:hyperlink w:history="1" r:id="rIdn04b3a9oy5ilvmhxqjz0c">
+            <w:hyperlink w:history="1" r:id="rIdj-27amgnki-9ziwysq4f5">
               <w:r>
                 <w:rPr>
                   <w:rFonts w:ascii="Arial" w:cs="Arial" w:eastAsia="Arial" w:hAnsi="Arial"/>
@@ -30397,7 +30397,7 @@
             <w:pPr>
               <w:spacing w:after="20" w:before="0"/>
             </w:pPr>
-            <w:hyperlink w:history="1" r:id="rIdb6co-j2x-zb0kvveitua6">
+            <w:hyperlink w:history="1" r:id="rIdr7r_wdw0ivkjrmxp63mbu">
               <w:r>
                 <w:rPr>
                   <w:rFonts w:ascii="Arial" w:cs="Arial" w:eastAsia="Arial" w:hAnsi="Arial"/>
@@ -30430,7 +30430,7 @@
               <w:spacing w:after="10" w:before="0"/>
               <w:ind w:left="120"/>
             </w:pPr>
-            <w:hyperlink w:history="1" r:id="rIdyduy9v8ni6e7gb8kziwel">
+            <w:hyperlink w:history="1" r:id="rIddzgw7iytmllevhvm1m-1s">
               <w:r>
                 <w:rPr>
                   <w:rFonts w:ascii="Arial" w:cs="Arial" w:eastAsia="Arial" w:hAnsi="Arial"/>
@@ -30475,7 +30475,7 @@
             <w:pPr>
               <w:spacing w:after="20" w:before="0"/>
             </w:pPr>
-            <w:hyperlink w:history="1" r:id="rIdojypmequ7fxf5y73eqfmu">
+            <w:hyperlink w:history="1" r:id="rIdodiu2bnvax1lxcrnikwaq">
               <w:r>
                 <w:rPr>
                   <w:rFonts w:ascii="Arial" w:cs="Arial" w:eastAsia="Arial" w:hAnsi="Arial"/>
@@ -30508,7 +30508,7 @@
               <w:spacing w:after="10" w:before="0"/>
               <w:ind w:left="120"/>
             </w:pPr>
-            <w:hyperlink w:history="1" r:id="rId2eqcsljaae-xjc5pfb2dl">
+            <w:hyperlink w:history="1" r:id="rIdtzjz3keg9ebtvjvvojr1r">
               <w:r>
                 <w:rPr>
                   <w:rFonts w:ascii="Arial" w:cs="Arial" w:eastAsia="Arial" w:hAnsi="Arial"/>
@@ -30855,7 +30855,7 @@
             <w:pPr>
               <w:spacing w:after="20" w:before="0"/>
             </w:pPr>
-            <w:hyperlink w:history="1" r:id="rIdooz4kr2jyvabl1824qabf">
+            <w:hyperlink w:history="1" r:id="rIddqt3-d3urmyttkj79qy4u">
               <w:r>
                 <w:rPr>
                   <w:rFonts w:ascii="Arial" w:cs="Arial" w:eastAsia="Arial" w:hAnsi="Arial"/>
@@ -30888,7 +30888,7 @@
               <w:spacing w:after="10" w:before="0"/>
               <w:ind w:left="120"/>
             </w:pPr>
-            <w:hyperlink w:history="1" r:id="rIdturptpy35-nvbbx05edgp">
+            <w:hyperlink w:history="1" r:id="rIdmtaehdhtvxwhuq2x2ilgm">
               <w:r>
                 <w:rPr>
                   <w:rFonts w:ascii="Arial" w:cs="Arial" w:eastAsia="Arial" w:hAnsi="Arial"/>
@@ -30933,7 +30933,7 @@
             <w:pPr>
               <w:spacing w:after="20" w:before="0"/>
             </w:pPr>
-            <w:hyperlink w:history="1" r:id="rIdtymu_s_fa_w3ukl-o3b4y">
+            <w:hyperlink w:history="1" r:id="rIdmnz9dms238gvnq_e6eioj">
               <w:r>
                 <w:rPr>
                   <w:rFonts w:ascii="Arial" w:cs="Arial" w:eastAsia="Arial" w:hAnsi="Arial"/>
@@ -30966,7 +30966,7 @@
               <w:spacing w:after="10" w:before="0"/>
               <w:ind w:left="120"/>
             </w:pPr>
-            <w:hyperlink w:history="1" r:id="rIdt9on23bweaf4io4jrg0jl">
+            <w:hyperlink w:history="1" r:id="rId6ftvh6k1avzeeu4nmh_us">
               <w:r>
                 <w:rPr>
                   <w:rFonts w:ascii="Arial" w:cs="Arial" w:eastAsia="Arial" w:hAnsi="Arial"/>
@@ -31161,7 +31161,7 @@
             <w:pPr>
               <w:spacing w:after="20" w:before="0"/>
             </w:pPr>
-            <w:hyperlink w:history="1" r:id="rIdrfvr3x-7bf4z32zz9kc5x">
+            <w:hyperlink w:history="1" r:id="rIdv2w-h6qa7-xqk1tkkylmw">
               <w:r>
                 <w:rPr>
                   <w:rFonts w:ascii="Arial" w:cs="Arial" w:eastAsia="Arial" w:hAnsi="Arial"/>
@@ -31194,7 +31194,7 @@
               <w:spacing w:after="10" w:before="0"/>
               <w:ind w:left="120"/>
             </w:pPr>
-            <w:hyperlink w:history="1" r:id="rIdu4py4bpsblv0alqa_j25z">
+            <w:hyperlink w:history="1" r:id="rIdzzd6974so4wehojzds56n">
               <w:r>
                 <w:rPr>
                   <w:rFonts w:ascii="Arial" w:cs="Arial" w:eastAsia="Arial" w:hAnsi="Arial"/>
@@ -31239,7 +31239,7 @@
             <w:pPr>
               <w:spacing w:after="20" w:before="0"/>
             </w:pPr>
-            <w:hyperlink w:history="1" r:id="rId0qpxrryinqzduwje5xq4w">
+            <w:hyperlink w:history="1" r:id="rIdgeclarfczgmiodaq-_oqz">
               <w:r>
                 <w:rPr>
                   <w:rFonts w:ascii="Arial" w:cs="Arial" w:eastAsia="Arial" w:hAnsi="Arial"/>
@@ -31272,7 +31272,7 @@
               <w:spacing w:after="10" w:before="0"/>
               <w:ind w:left="120"/>
             </w:pPr>
-            <w:hyperlink w:history="1" r:id="rIde5xpctimfelycfz5ekish">
+            <w:hyperlink w:history="1" r:id="rIdxyilnmni58mpb2as88whg">
               <w:r>
                 <w:rPr>
                   <w:rFonts w:ascii="Arial" w:cs="Arial" w:eastAsia="Arial" w:hAnsi="Arial"/>
@@ -31467,7 +31467,7 @@
             <w:pPr>
               <w:spacing w:after="20" w:before="0"/>
             </w:pPr>
-            <w:hyperlink w:history="1" r:id="rIdkkoxgx3xaod5hl3ehz2c3">
+            <w:hyperlink w:history="1" r:id="rIdopdrcqo2swdxg_1abycdk">
               <w:r>
                 <w:rPr>
                   <w:rFonts w:ascii="Arial" w:cs="Arial" w:eastAsia="Arial" w:hAnsi="Arial"/>
@@ -31500,7 +31500,7 @@
               <w:spacing w:after="10" w:before="0"/>
               <w:ind w:left="120"/>
             </w:pPr>
-            <w:hyperlink w:history="1" r:id="rIdvv7wrn-i_abayqettjfeg">
+            <w:hyperlink w:history="1" r:id="rIde6unjeeh-vgr9cp4nn0cw">
               <w:r>
                 <w:rPr>
                   <w:rFonts w:ascii="Arial" w:cs="Arial" w:eastAsia="Arial" w:hAnsi="Arial"/>
@@ -31545,7 +31545,7 @@
             <w:pPr>
               <w:spacing w:after="20" w:before="0"/>
             </w:pPr>
-            <w:hyperlink w:history="1" r:id="rIdfs9x2vfkxnrc1vamd88ny">
+            <w:hyperlink w:history="1" r:id="rId7x0esqswz14rox9pmvv2c">
               <w:r>
                 <w:rPr>
                   <w:rFonts w:ascii="Arial" w:cs="Arial" w:eastAsia="Arial" w:hAnsi="Arial"/>
@@ -31578,7 +31578,7 @@
               <w:spacing w:after="10" w:before="0"/>
               <w:ind w:left="120"/>
             </w:pPr>
-            <w:hyperlink w:history="1" r:id="rIdqg_jbj4ywakgermpf4rlh">
+            <w:hyperlink w:history="1" r:id="rIdrei27cfmffnhrmsy0soj1">
               <w:r>
                 <w:rPr>
                   <w:rFonts w:ascii="Arial" w:cs="Arial" w:eastAsia="Arial" w:hAnsi="Arial"/>

--- a/data/outputs/v2/Maths/SS3.1_Trigonometry_I/Mathematics_Trigonometry_I_CBE_LessonSequence.docx
+++ b/data/outputs/v2/Maths/SS3.1_Trigonometry_I/Mathematics_Trigonometry_I_CBE_LessonSequence.docx
@@ -3496,7 +3496,7 @@
             <w:pPr>
               <w:spacing w:after="20" w:before="0"/>
             </w:pPr>
-            <w:hyperlink w:history="1" r:id="rIdd228sjrxxefu71dwxnr-2">
+            <w:hyperlink w:history="1" r:id="rIdnjwf8mbyxxqnr-v53vfuc">
               <w:r>
                 <w:rPr>
                   <w:rFonts w:ascii="Arial" w:cs="Arial" w:eastAsia="Arial" w:hAnsi="Arial"/>
@@ -3529,7 +3529,7 @@
               <w:spacing w:after="10" w:before="0"/>
               <w:ind w:left="120"/>
             </w:pPr>
-            <w:hyperlink w:history="1" r:id="rIdwi52r9pbrdit7dlkixel6">
+            <w:hyperlink w:history="1" r:id="rIdmhsm9urzoccc3c9ip3-5z">
               <w:r>
                 <w:rPr>
                   <w:rFonts w:ascii="Arial" w:cs="Arial" w:eastAsia="Arial" w:hAnsi="Arial"/>
@@ -3574,7 +3574,7 @@
             <w:pPr>
               <w:spacing w:after="20" w:before="0"/>
             </w:pPr>
-            <w:hyperlink w:history="1" r:id="rIdommppft5cgqbjdt-ia5gv">
+            <w:hyperlink w:history="1" r:id="rIduihm8fm-bdapuv5le5hfd">
               <w:r>
                 <w:rPr>
                   <w:rFonts w:ascii="Arial" w:cs="Arial" w:eastAsia="Arial" w:hAnsi="Arial"/>
@@ -3607,7 +3607,7 @@
               <w:spacing w:after="10" w:before="0"/>
               <w:ind w:left="120"/>
             </w:pPr>
-            <w:hyperlink w:history="1" r:id="rIdoaqbji2li9ysaozrqxmhr">
+            <w:hyperlink w:history="1" r:id="rIdg7iwmwmoqxdodlmdemsit">
               <w:r>
                 <w:rPr>
                   <w:rFonts w:ascii="Arial" w:cs="Arial" w:eastAsia="Arial" w:hAnsi="Arial"/>
@@ -3802,7 +3802,7 @@
             <w:pPr>
               <w:spacing w:after="20" w:before="0"/>
             </w:pPr>
-            <w:hyperlink w:history="1" r:id="rId0dfkcxbcrsiq4edyrp25j">
+            <w:hyperlink w:history="1" r:id="rIdce-m29tntoe7--4volurv">
               <w:r>
                 <w:rPr>
                   <w:rFonts w:ascii="Arial" w:cs="Arial" w:eastAsia="Arial" w:hAnsi="Arial"/>
@@ -3835,7 +3835,7 @@
               <w:spacing w:after="10" w:before="0"/>
               <w:ind w:left="120"/>
             </w:pPr>
-            <w:hyperlink w:history="1" r:id="rIdfwesf7slcucpncytyhjqu">
+            <w:hyperlink w:history="1" r:id="rIdehl2q0niv6okcko9nvsf7">
               <w:r>
                 <w:rPr>
                   <w:rFonts w:ascii="Arial" w:cs="Arial" w:eastAsia="Arial" w:hAnsi="Arial"/>
@@ -3880,7 +3880,7 @@
             <w:pPr>
               <w:spacing w:after="20" w:before="0"/>
             </w:pPr>
-            <w:hyperlink w:history="1" r:id="rIdlt1clcesmwwcacvzm3pyc">
+            <w:hyperlink w:history="1" r:id="rIdvkhoqrqm0cqjho39o0xiw">
               <w:r>
                 <w:rPr>
                   <w:rFonts w:ascii="Arial" w:cs="Arial" w:eastAsia="Arial" w:hAnsi="Arial"/>
@@ -3913,7 +3913,7 @@
               <w:spacing w:after="10" w:before="0"/>
               <w:ind w:left="120"/>
             </w:pPr>
-            <w:hyperlink w:history="1" r:id="rIdx0ujftmz3_xk3ybp_q3dx">
+            <w:hyperlink w:history="1" r:id="rIdk7hl8prarlzyikfhttqga">
               <w:r>
                 <w:rPr>
                   <w:rFonts w:ascii="Arial" w:cs="Arial" w:eastAsia="Arial" w:hAnsi="Arial"/>
@@ -4108,7 +4108,7 @@
             <w:pPr>
               <w:spacing w:after="20" w:before="0"/>
             </w:pPr>
-            <w:hyperlink w:history="1" r:id="rId71z8bnmfstz2qwgzangiy">
+            <w:hyperlink w:history="1" r:id="rIdktlm7qm7xazjk0d14e5rt">
               <w:r>
                 <w:rPr>
                   <w:rFonts w:ascii="Arial" w:cs="Arial" w:eastAsia="Arial" w:hAnsi="Arial"/>
@@ -4141,7 +4141,7 @@
               <w:spacing w:after="10" w:before="0"/>
               <w:ind w:left="120"/>
             </w:pPr>
-            <w:hyperlink w:history="1" r:id="rId3ro2dlj9dfltcruilestm">
+            <w:hyperlink w:history="1" r:id="rIdfbsw3rup-4vaumdgqfai1">
               <w:r>
                 <w:rPr>
                   <w:rFonts w:ascii="Arial" w:cs="Arial" w:eastAsia="Arial" w:hAnsi="Arial"/>
@@ -4186,7 +4186,7 @@
             <w:pPr>
               <w:spacing w:after="20" w:before="0"/>
             </w:pPr>
-            <w:hyperlink w:history="1" r:id="rIdq2uokbdnulwynsiamsw1r">
+            <w:hyperlink w:history="1" r:id="rIdevejzeoot0m1zw1ckvc4f">
               <w:r>
                 <w:rPr>
                   <w:rFonts w:ascii="Arial" w:cs="Arial" w:eastAsia="Arial" w:hAnsi="Arial"/>
@@ -4219,7 +4219,7 @@
               <w:spacing w:after="10" w:before="0"/>
               <w:ind w:left="120"/>
             </w:pPr>
-            <w:hyperlink w:history="1" r:id="rIdfapftfp8wb58opyfwb9g4">
+            <w:hyperlink w:history="1" r:id="rIdoturijtrfs29o2bwwcnb5">
               <w:r>
                 <w:rPr>
                   <w:rFonts w:ascii="Arial" w:cs="Arial" w:eastAsia="Arial" w:hAnsi="Arial"/>
@@ -4414,7 +4414,7 @@
             <w:pPr>
               <w:spacing w:after="20" w:before="0"/>
             </w:pPr>
-            <w:hyperlink w:history="1" r:id="rIdiyddlnwtn3egaxhjcgjwl">
+            <w:hyperlink w:history="1" r:id="rId5nf3an89udonyqroyiylz">
               <w:r>
                 <w:rPr>
                   <w:rFonts w:ascii="Arial" w:cs="Arial" w:eastAsia="Arial" w:hAnsi="Arial"/>
@@ -4447,7 +4447,7 @@
               <w:spacing w:after="10" w:before="0"/>
               <w:ind w:left="120"/>
             </w:pPr>
-            <w:hyperlink w:history="1" r:id="rIdvz6paesa5whnltmec7ikq">
+            <w:hyperlink w:history="1" r:id="rIdfccfytqicpwrtvm7ukl9f">
               <w:r>
                 <w:rPr>
                   <w:rFonts w:ascii="Arial" w:cs="Arial" w:eastAsia="Arial" w:hAnsi="Arial"/>
@@ -4492,7 +4492,7 @@
             <w:pPr>
               <w:spacing w:after="20" w:before="0"/>
             </w:pPr>
-            <w:hyperlink w:history="1" r:id="rIdc5dcwaauqc9hg6ec5iszu">
+            <w:hyperlink w:history="1" r:id="rIdxv9ngu2qx4rln08l6pjjp">
               <w:r>
                 <w:rPr>
                   <w:rFonts w:ascii="Arial" w:cs="Arial" w:eastAsia="Arial" w:hAnsi="Arial"/>
@@ -4525,7 +4525,7 @@
               <w:spacing w:after="10" w:before="0"/>
               <w:ind w:left="120"/>
             </w:pPr>
-            <w:hyperlink w:history="1" r:id="rId8mbxjbtue8qchji5z3pns">
+            <w:hyperlink w:history="1" r:id="rId5-4m7b8x96jbtmhe3qqtd">
               <w:r>
                 <w:rPr>
                   <w:rFonts w:ascii="Arial" w:cs="Arial" w:eastAsia="Arial" w:hAnsi="Arial"/>
@@ -4720,7 +4720,7 @@
             <w:pPr>
               <w:spacing w:after="20" w:before="0"/>
             </w:pPr>
-            <w:hyperlink w:history="1" r:id="rIdoaw92qhngttnb-zhmv6wq">
+            <w:hyperlink w:history="1" r:id="rIdas47r77mc7gdpv228tkaf">
               <w:r>
                 <w:rPr>
                   <w:rFonts w:ascii="Arial" w:cs="Arial" w:eastAsia="Arial" w:hAnsi="Arial"/>
@@ -4753,7 +4753,7 @@
               <w:spacing w:after="10" w:before="0"/>
               <w:ind w:left="120"/>
             </w:pPr>
-            <w:hyperlink w:history="1" r:id="rIdnkwkoros4uqljd0p3xl-i">
+            <w:hyperlink w:history="1" r:id="rIdim8xmr88-tjt3ssx8jllq">
               <w:r>
                 <w:rPr>
                   <w:rFonts w:ascii="Arial" w:cs="Arial" w:eastAsia="Arial" w:hAnsi="Arial"/>
@@ -4798,7 +4798,7 @@
             <w:pPr>
               <w:spacing w:after="20" w:before="0"/>
             </w:pPr>
-            <w:hyperlink w:history="1" r:id="rIdgcw1nvknsi_bzcqspsooo">
+            <w:hyperlink w:history="1" r:id="rIdgatti2i61vuyo8p_vb0sc">
               <w:r>
                 <w:rPr>
                   <w:rFonts w:ascii="Arial" w:cs="Arial" w:eastAsia="Arial" w:hAnsi="Arial"/>
@@ -4831,7 +4831,7 @@
               <w:spacing w:after="10" w:before="0"/>
               <w:ind w:left="120"/>
             </w:pPr>
-            <w:hyperlink w:history="1" r:id="rIdbjhz8nl5z6d8alz_qhkjt">
+            <w:hyperlink w:history="1" r:id="rIddvjbdeo-rwzhzjqzj5-ul">
               <w:r>
                 <w:rPr>
                   <w:rFonts w:ascii="Arial" w:cs="Arial" w:eastAsia="Arial" w:hAnsi="Arial"/>
@@ -6318,7 +6318,7 @@
             <w:pPr>
               <w:spacing w:after="20" w:before="0"/>
             </w:pPr>
-            <w:hyperlink w:history="1" r:id="rId-cjp0lrufwome_gdni0_n">
+            <w:hyperlink w:history="1" r:id="rId_p9vg9fbtfum7dedxlzj5">
               <w:r>
                 <w:rPr>
                   <w:rFonts w:ascii="Arial" w:cs="Arial" w:eastAsia="Arial" w:hAnsi="Arial"/>
@@ -6351,7 +6351,7 @@
               <w:spacing w:after="10" w:before="0"/>
               <w:ind w:left="120"/>
             </w:pPr>
-            <w:hyperlink w:history="1" r:id="rIdubkvaeotlotzhwl6a6fmu">
+            <w:hyperlink w:history="1" r:id="rId4ze1_xjrktht_ajiznja9">
               <w:r>
                 <w:rPr>
                   <w:rFonts w:ascii="Arial" w:cs="Arial" w:eastAsia="Arial" w:hAnsi="Arial"/>
@@ -6396,7 +6396,7 @@
             <w:pPr>
               <w:spacing w:after="20" w:before="0"/>
             </w:pPr>
-            <w:hyperlink w:history="1" r:id="rIdzti6xysf_pze357maf1td">
+            <w:hyperlink w:history="1" r:id="rIdui5etzia5-arcdqre8tli">
               <w:r>
                 <w:rPr>
                   <w:rFonts w:ascii="Arial" w:cs="Arial" w:eastAsia="Arial" w:hAnsi="Arial"/>
@@ -6429,7 +6429,7 @@
               <w:spacing w:after="10" w:before="0"/>
               <w:ind w:left="120"/>
             </w:pPr>
-            <w:hyperlink w:history="1" r:id="rIdstx5ym_n0xwuygyvtqlwj">
+            <w:hyperlink w:history="1" r:id="rId6yvwzecjd8g51jx0bwkb_">
               <w:r>
                 <w:rPr>
                   <w:rFonts w:ascii="Arial" w:cs="Arial" w:eastAsia="Arial" w:hAnsi="Arial"/>
@@ -6624,7 +6624,7 @@
             <w:pPr>
               <w:spacing w:after="20" w:before="0"/>
             </w:pPr>
-            <w:hyperlink w:history="1" r:id="rId6trnbsoii0lnk7zoh7-ag">
+            <w:hyperlink w:history="1" r:id="rIdeysjgt-ewszfeyy8x9ugl">
               <w:r>
                 <w:rPr>
                   <w:rFonts w:ascii="Arial" w:cs="Arial" w:eastAsia="Arial" w:hAnsi="Arial"/>
@@ -6657,7 +6657,7 @@
               <w:spacing w:after="10" w:before="0"/>
               <w:ind w:left="120"/>
             </w:pPr>
-            <w:hyperlink w:history="1" r:id="rIdo35vlxbvj9r_u0u-thnwr">
+            <w:hyperlink w:history="1" r:id="rIdlhkomxf3rght1bcnyfbw3">
               <w:r>
                 <w:rPr>
                   <w:rFonts w:ascii="Arial" w:cs="Arial" w:eastAsia="Arial" w:hAnsi="Arial"/>
@@ -6702,7 +6702,7 @@
             <w:pPr>
               <w:spacing w:after="20" w:before="0"/>
             </w:pPr>
-            <w:hyperlink w:history="1" r:id="rIdl08lxcbx6n3kkpnouovbt">
+            <w:hyperlink w:history="1" r:id="rIduathtqzsul6wciyuqrhks">
               <w:r>
                 <w:rPr>
                   <w:rFonts w:ascii="Arial" w:cs="Arial" w:eastAsia="Arial" w:hAnsi="Arial"/>
@@ -6735,7 +6735,7 @@
               <w:spacing w:after="10" w:before="0"/>
               <w:ind w:left="120"/>
             </w:pPr>
-            <w:hyperlink w:history="1" r:id="rIdcsfpjmnhwzkywrqfoseys">
+            <w:hyperlink w:history="1" r:id="rIdjb3lmxh9liyhkx-igxgoz">
               <w:r>
                 <w:rPr>
                   <w:rFonts w:ascii="Arial" w:cs="Arial" w:eastAsia="Arial" w:hAnsi="Arial"/>
@@ -6930,7 +6930,7 @@
             <w:pPr>
               <w:spacing w:after="20" w:before="0"/>
             </w:pPr>
-            <w:hyperlink w:history="1" r:id="rIdmdmthblnafps60qntzbb1">
+            <w:hyperlink w:history="1" r:id="rIdoyj7symb0edthz-msh4vm">
               <w:r>
                 <w:rPr>
                   <w:rFonts w:ascii="Arial" w:cs="Arial" w:eastAsia="Arial" w:hAnsi="Arial"/>
@@ -6963,7 +6963,7 @@
               <w:spacing w:after="10" w:before="0"/>
               <w:ind w:left="120"/>
             </w:pPr>
-            <w:hyperlink w:history="1" r:id="rIdpbqjurysziztqd5nvv3do">
+            <w:hyperlink w:history="1" r:id="rIdim4dwi0if-vxt01b0wc1q">
               <w:r>
                 <w:rPr>
                   <w:rFonts w:ascii="Arial" w:cs="Arial" w:eastAsia="Arial" w:hAnsi="Arial"/>
@@ -7008,7 +7008,7 @@
             <w:pPr>
               <w:spacing w:after="20" w:before="0"/>
             </w:pPr>
-            <w:hyperlink w:history="1" r:id="rIdfapv-10ykrgh0yohxsrdz">
+            <w:hyperlink w:history="1" r:id="rIdpihaiqxdqmvtfjy_fzrsr">
               <w:r>
                 <w:rPr>
                   <w:rFonts w:ascii="Arial" w:cs="Arial" w:eastAsia="Arial" w:hAnsi="Arial"/>
@@ -7041,7 +7041,7 @@
               <w:spacing w:after="10" w:before="0"/>
               <w:ind w:left="120"/>
             </w:pPr>
-            <w:hyperlink w:history="1" r:id="rIdtp0endhj54y-yhih5wcrb">
+            <w:hyperlink w:history="1" r:id="rIdcooix-26wcakzloyafljo">
               <w:r>
                 <w:rPr>
                   <w:rFonts w:ascii="Arial" w:cs="Arial" w:eastAsia="Arial" w:hAnsi="Arial"/>
@@ -7236,7 +7236,7 @@
             <w:pPr>
               <w:spacing w:after="20" w:before="0"/>
             </w:pPr>
-            <w:hyperlink w:history="1" r:id="rIdjco5vfwizlhayhtoowj9-">
+            <w:hyperlink w:history="1" r:id="rIdakqxxfuzvg_wjhaf6o-j8">
               <w:r>
                 <w:rPr>
                   <w:rFonts w:ascii="Arial" w:cs="Arial" w:eastAsia="Arial" w:hAnsi="Arial"/>
@@ -7269,7 +7269,7 @@
               <w:spacing w:after="10" w:before="0"/>
               <w:ind w:left="120"/>
             </w:pPr>
-            <w:hyperlink w:history="1" r:id="rIdmqdprtz8psyt6c5a7yjkx">
+            <w:hyperlink w:history="1" r:id="rIdisi5tfy0pjzsfxqb-smbo">
               <w:r>
                 <w:rPr>
                   <w:rFonts w:ascii="Arial" w:cs="Arial" w:eastAsia="Arial" w:hAnsi="Arial"/>
@@ -7314,7 +7314,7 @@
             <w:pPr>
               <w:spacing w:after="20" w:before="0"/>
             </w:pPr>
-            <w:hyperlink w:history="1" r:id="rId6pt_gbkgmx9-_5ywk_xrw">
+            <w:hyperlink w:history="1" r:id="rIdufnvlmlnuf4rfic08qjfc">
               <w:r>
                 <w:rPr>
                   <w:rFonts w:ascii="Arial" w:cs="Arial" w:eastAsia="Arial" w:hAnsi="Arial"/>
@@ -7347,7 +7347,7 @@
               <w:spacing w:after="10" w:before="0"/>
               <w:ind w:left="120"/>
             </w:pPr>
-            <w:hyperlink w:history="1" r:id="rIdoeaxxqb7wo71gb2ctvvqq">
+            <w:hyperlink w:history="1" r:id="rIdvsduwk1blypwquiktqfdv">
               <w:r>
                 <w:rPr>
                   <w:rFonts w:ascii="Arial" w:cs="Arial" w:eastAsia="Arial" w:hAnsi="Arial"/>
@@ -7542,7 +7542,7 @@
             <w:pPr>
               <w:spacing w:after="20" w:before="0"/>
             </w:pPr>
-            <w:hyperlink w:history="1" r:id="rId8utlp-h3iy4bblgrryiix">
+            <w:hyperlink w:history="1" r:id="rIdzopq92zqr2z0_3-s68ts8">
               <w:r>
                 <w:rPr>
                   <w:rFonts w:ascii="Arial" w:cs="Arial" w:eastAsia="Arial" w:hAnsi="Arial"/>
@@ -7575,7 +7575,7 @@
               <w:spacing w:after="10" w:before="0"/>
               <w:ind w:left="120"/>
             </w:pPr>
-            <w:hyperlink w:history="1" r:id="rIdhn949af46iixyf67c5ywx">
+            <w:hyperlink w:history="1" r:id="rIdw91kb9c9-y36717wwzj0o">
               <w:r>
                 <w:rPr>
                   <w:rFonts w:ascii="Arial" w:cs="Arial" w:eastAsia="Arial" w:hAnsi="Arial"/>
@@ -7620,7 +7620,7 @@
             <w:pPr>
               <w:spacing w:after="20" w:before="0"/>
             </w:pPr>
-            <w:hyperlink w:history="1" r:id="rIdot5w-ebqjhgf3s7qrycf3">
+            <w:hyperlink w:history="1" r:id="rIdpzh8zujfaexopisk_9esc">
               <w:r>
                 <w:rPr>
                   <w:rFonts w:ascii="Arial" w:cs="Arial" w:eastAsia="Arial" w:hAnsi="Arial"/>
@@ -7653,7 +7653,7 @@
               <w:spacing w:after="10" w:before="0"/>
               <w:ind w:left="120"/>
             </w:pPr>
-            <w:hyperlink w:history="1" r:id="rIdcvqeeskeoim-3yufmgl0q">
+            <w:hyperlink w:history="1" r:id="rIdu2orchn_qqauewje4nnx0">
               <w:r>
                 <w:rPr>
                   <w:rFonts w:ascii="Arial" w:cs="Arial" w:eastAsia="Arial" w:hAnsi="Arial"/>
@@ -9140,7 +9140,7 @@
             <w:pPr>
               <w:spacing w:after="20" w:before="0"/>
             </w:pPr>
-            <w:hyperlink w:history="1" r:id="rId-nfyuz55qaouobk6jcs6i">
+            <w:hyperlink w:history="1" r:id="rIddsgwpxa2sgl0rxbompepg">
               <w:r>
                 <w:rPr>
                   <w:rFonts w:ascii="Arial" w:cs="Arial" w:eastAsia="Arial" w:hAnsi="Arial"/>
@@ -9173,7 +9173,7 @@
               <w:spacing w:after="10" w:before="0"/>
               <w:ind w:left="120"/>
             </w:pPr>
-            <w:hyperlink w:history="1" r:id="rIdpnevpsglb-s6vr-ganaf4">
+            <w:hyperlink w:history="1" r:id="rIdro3bakyquue1zhmdwilo7">
               <w:r>
                 <w:rPr>
                   <w:rFonts w:ascii="Arial" w:cs="Arial" w:eastAsia="Arial" w:hAnsi="Arial"/>
@@ -9218,7 +9218,7 @@
             <w:pPr>
               <w:spacing w:after="20" w:before="0"/>
             </w:pPr>
-            <w:hyperlink w:history="1" r:id="rIdsmonzj4hr3j2uq6agmtuq">
+            <w:hyperlink w:history="1" r:id="rIdqjrcqkmb8al_rkbas5szo">
               <w:r>
                 <w:rPr>
                   <w:rFonts w:ascii="Arial" w:cs="Arial" w:eastAsia="Arial" w:hAnsi="Arial"/>
@@ -9251,7 +9251,7 @@
               <w:spacing w:after="10" w:before="0"/>
               <w:ind w:left="120"/>
             </w:pPr>
-            <w:hyperlink w:history="1" r:id="rIdnwutsdjv-dwqpliwo40pf">
+            <w:hyperlink w:history="1" r:id="rIdtoychuuzi76hyui99ldyg">
               <w:r>
                 <w:rPr>
                   <w:rFonts w:ascii="Arial" w:cs="Arial" w:eastAsia="Arial" w:hAnsi="Arial"/>
@@ -9446,7 +9446,7 @@
             <w:pPr>
               <w:spacing w:after="20" w:before="0"/>
             </w:pPr>
-            <w:hyperlink w:history="1" r:id="rId6c5oumjpr-olvlzol3s7j">
+            <w:hyperlink w:history="1" r:id="rId2lfne06_p78xsyk7hkqbn">
               <w:r>
                 <w:rPr>
                   <w:rFonts w:ascii="Arial" w:cs="Arial" w:eastAsia="Arial" w:hAnsi="Arial"/>
@@ -9479,7 +9479,7 @@
               <w:spacing w:after="10" w:before="0"/>
               <w:ind w:left="120"/>
             </w:pPr>
-            <w:hyperlink w:history="1" r:id="rIdpa8vezvukdby4btlvbgxh">
+            <w:hyperlink w:history="1" r:id="rId2rgzn6n2vbzbrphfqijsv">
               <w:r>
                 <w:rPr>
                   <w:rFonts w:ascii="Arial" w:cs="Arial" w:eastAsia="Arial" w:hAnsi="Arial"/>
@@ -9524,7 +9524,7 @@
             <w:pPr>
               <w:spacing w:after="20" w:before="0"/>
             </w:pPr>
-            <w:hyperlink w:history="1" r:id="rIdjigor0g5pmw20sfw4hzyr">
+            <w:hyperlink w:history="1" r:id="rIdrqi5njb8evq2dqlvngttw">
               <w:r>
                 <w:rPr>
                   <w:rFonts w:ascii="Arial" w:cs="Arial" w:eastAsia="Arial" w:hAnsi="Arial"/>
@@ -9557,7 +9557,7 @@
               <w:spacing w:after="10" w:before="0"/>
               <w:ind w:left="120"/>
             </w:pPr>
-            <w:hyperlink w:history="1" r:id="rIdmo35vp6tby90xm96eteza">
+            <w:hyperlink w:history="1" r:id="rIdluqhmslrudjxzf6ntsbv8">
               <w:r>
                 <w:rPr>
                   <w:rFonts w:ascii="Arial" w:cs="Arial" w:eastAsia="Arial" w:hAnsi="Arial"/>
@@ -9752,7 +9752,7 @@
             <w:pPr>
               <w:spacing w:after="20" w:before="0"/>
             </w:pPr>
-            <w:hyperlink w:history="1" r:id="rIddsdhoef311j-sxcuesjo5">
+            <w:hyperlink w:history="1" r:id="rIdfiub6-enw0iqoye-5onrv">
               <w:r>
                 <w:rPr>
                   <w:rFonts w:ascii="Arial" w:cs="Arial" w:eastAsia="Arial" w:hAnsi="Arial"/>
@@ -9785,7 +9785,7 @@
               <w:spacing w:after="10" w:before="0"/>
               <w:ind w:left="120"/>
             </w:pPr>
-            <w:hyperlink w:history="1" r:id="rIdghom-t61cl0j3jqe6lp5s">
+            <w:hyperlink w:history="1" r:id="rIdapkzlh--ljketgv6czfbf">
               <w:r>
                 <w:rPr>
                   <w:rFonts w:ascii="Arial" w:cs="Arial" w:eastAsia="Arial" w:hAnsi="Arial"/>
@@ -9830,7 +9830,7 @@
             <w:pPr>
               <w:spacing w:after="20" w:before="0"/>
             </w:pPr>
-            <w:hyperlink w:history="1" r:id="rIdz-einow3jytza1so2bp7b">
+            <w:hyperlink w:history="1" r:id="rIdk9zqu4gaifpy_qxhypgiz">
               <w:r>
                 <w:rPr>
                   <w:rFonts w:ascii="Arial" w:cs="Arial" w:eastAsia="Arial" w:hAnsi="Arial"/>
@@ -9863,7 +9863,7 @@
               <w:spacing w:after="10" w:before="0"/>
               <w:ind w:left="120"/>
             </w:pPr>
-            <w:hyperlink w:history="1" r:id="rId_85udjl8bh1m4vuiakgpy">
+            <w:hyperlink w:history="1" r:id="rIddmyc2hxshrlivcjexzwcx">
               <w:r>
                 <w:rPr>
                   <w:rFonts w:ascii="Arial" w:cs="Arial" w:eastAsia="Arial" w:hAnsi="Arial"/>
@@ -10058,7 +10058,7 @@
             <w:pPr>
               <w:spacing w:after="20" w:before="0"/>
             </w:pPr>
-            <w:hyperlink w:history="1" r:id="rIdrdwwhc44s6qggwotchmco">
+            <w:hyperlink w:history="1" r:id="rIdbwsiziwmf0bqw1p7wdtsx">
               <w:r>
                 <w:rPr>
                   <w:rFonts w:ascii="Arial" w:cs="Arial" w:eastAsia="Arial" w:hAnsi="Arial"/>
@@ -10091,7 +10091,7 @@
               <w:spacing w:after="10" w:before="0"/>
               <w:ind w:left="120"/>
             </w:pPr>
-            <w:hyperlink w:history="1" r:id="rIdgicqjbzpqnbzlf0yae146">
+            <w:hyperlink w:history="1" r:id="rIds401p1_mtvci8tkp0zsmy">
               <w:r>
                 <w:rPr>
                   <w:rFonts w:ascii="Arial" w:cs="Arial" w:eastAsia="Arial" w:hAnsi="Arial"/>
@@ -10136,7 +10136,7 @@
             <w:pPr>
               <w:spacing w:after="20" w:before="0"/>
             </w:pPr>
-            <w:hyperlink w:history="1" r:id="rIdsnjkvgh65bqug25dwwhms">
+            <w:hyperlink w:history="1" r:id="rIdol8he6ridowbriwwz2mds">
               <w:r>
                 <w:rPr>
                   <w:rFonts w:ascii="Arial" w:cs="Arial" w:eastAsia="Arial" w:hAnsi="Arial"/>
@@ -10169,7 +10169,7 @@
               <w:spacing w:after="10" w:before="0"/>
               <w:ind w:left="120"/>
             </w:pPr>
-            <w:hyperlink w:history="1" r:id="rIdjj6deehji8dxfs7ibcvqt">
+            <w:hyperlink w:history="1" r:id="rIde57lyigzswdskkjzu2fdm">
               <w:r>
                 <w:rPr>
                   <w:rFonts w:ascii="Arial" w:cs="Arial" w:eastAsia="Arial" w:hAnsi="Arial"/>
@@ -10364,7 +10364,7 @@
             <w:pPr>
               <w:spacing w:after="20" w:before="0"/>
             </w:pPr>
-            <w:hyperlink w:history="1" r:id="rId6z7hyeopzwbm3cjbyv3vd">
+            <w:hyperlink w:history="1" r:id="rIduki9nfu_ow-qz7qqbimll">
               <w:r>
                 <w:rPr>
                   <w:rFonts w:ascii="Arial" w:cs="Arial" w:eastAsia="Arial" w:hAnsi="Arial"/>
@@ -10397,7 +10397,7 @@
               <w:spacing w:after="10" w:before="0"/>
               <w:ind w:left="120"/>
             </w:pPr>
-            <w:hyperlink w:history="1" r:id="rIdgfw-t4hmlk-f1cftj8qqj">
+            <w:hyperlink w:history="1" r:id="rIda67s6gsg9eii9ulbmhi55">
               <w:r>
                 <w:rPr>
                   <w:rFonts w:ascii="Arial" w:cs="Arial" w:eastAsia="Arial" w:hAnsi="Arial"/>
@@ -10442,7 +10442,7 @@
             <w:pPr>
               <w:spacing w:after="20" w:before="0"/>
             </w:pPr>
-            <w:hyperlink w:history="1" r:id="rIdtvox4thfael5okiocxkdf">
+            <w:hyperlink w:history="1" r:id="rIdxi_k8dn19x0fhhzc8hvfl">
               <w:r>
                 <w:rPr>
                   <w:rFonts w:ascii="Arial" w:cs="Arial" w:eastAsia="Arial" w:hAnsi="Arial"/>
@@ -10475,7 +10475,7 @@
               <w:spacing w:after="10" w:before="0"/>
               <w:ind w:left="120"/>
             </w:pPr>
-            <w:hyperlink w:history="1" r:id="rIdybouco_uuxjwhvjz5xl45">
+            <w:hyperlink w:history="1" r:id="rIdkbmszppabqurccy8rpx1p">
               <w:r>
                 <w:rPr>
                   <w:rFonts w:ascii="Arial" w:cs="Arial" w:eastAsia="Arial" w:hAnsi="Arial"/>
@@ -11962,7 +11962,7 @@
             <w:pPr>
               <w:spacing w:after="20" w:before="0"/>
             </w:pPr>
-            <w:hyperlink w:history="1" r:id="rId10v8krgnj5nw29n04k_kt">
+            <w:hyperlink w:history="1" r:id="rIdy4nz6yxnb5alcptm6fnec">
               <w:r>
                 <w:rPr>
                   <w:rFonts w:ascii="Arial" w:cs="Arial" w:eastAsia="Arial" w:hAnsi="Arial"/>
@@ -11995,7 +11995,7 @@
               <w:spacing w:after="10" w:before="0"/>
               <w:ind w:left="120"/>
             </w:pPr>
-            <w:hyperlink w:history="1" r:id="rIdmscc_jbnhavmbt3mbfkjy">
+            <w:hyperlink w:history="1" r:id="rId0vojsj6i_x9xphcua9rvv">
               <w:r>
                 <w:rPr>
                   <w:rFonts w:ascii="Arial" w:cs="Arial" w:eastAsia="Arial" w:hAnsi="Arial"/>
@@ -12040,7 +12040,7 @@
             <w:pPr>
               <w:spacing w:after="20" w:before="0"/>
             </w:pPr>
-            <w:hyperlink w:history="1" r:id="rIdisnouhplsvamc5kfgur4s">
+            <w:hyperlink w:history="1" r:id="rId4lnbxc8nofboh0xb6_hj-">
               <w:r>
                 <w:rPr>
                   <w:rFonts w:ascii="Arial" w:cs="Arial" w:eastAsia="Arial" w:hAnsi="Arial"/>
@@ -12073,7 +12073,7 @@
               <w:spacing w:after="10" w:before="0"/>
               <w:ind w:left="120"/>
             </w:pPr>
-            <w:hyperlink w:history="1" r:id="rIdw5ipl8hne7ddrj48u0a10">
+            <w:hyperlink w:history="1" r:id="rIdalma7-bbbnqzf6sgq4grp">
               <w:r>
                 <w:rPr>
                   <w:rFonts w:ascii="Arial" w:cs="Arial" w:eastAsia="Arial" w:hAnsi="Arial"/>
@@ -12268,7 +12268,7 @@
             <w:pPr>
               <w:spacing w:after="20" w:before="0"/>
             </w:pPr>
-            <w:hyperlink w:history="1" r:id="rIdhzgwnaqkduvpzrlqwk22o">
+            <w:hyperlink w:history="1" r:id="rId0qy-whgxtf9s_duwxuvjm">
               <w:r>
                 <w:rPr>
                   <w:rFonts w:ascii="Arial" w:cs="Arial" w:eastAsia="Arial" w:hAnsi="Arial"/>
@@ -12301,7 +12301,7 @@
               <w:spacing w:after="10" w:before="0"/>
               <w:ind w:left="120"/>
             </w:pPr>
-            <w:hyperlink w:history="1" r:id="rIdnv3qv_r3tfuvz2hca6e6r">
+            <w:hyperlink w:history="1" r:id="rId4ato_yelc1ronvujqa-9a">
               <w:r>
                 <w:rPr>
                   <w:rFonts w:ascii="Arial" w:cs="Arial" w:eastAsia="Arial" w:hAnsi="Arial"/>
@@ -12346,7 +12346,7 @@
             <w:pPr>
               <w:spacing w:after="20" w:before="0"/>
             </w:pPr>
-            <w:hyperlink w:history="1" r:id="rIdm19txkbnrsz3gdj9tthlk">
+            <w:hyperlink w:history="1" r:id="rIdwftfjs4xgx59ksyt5fkpy">
               <w:r>
                 <w:rPr>
                   <w:rFonts w:ascii="Arial" w:cs="Arial" w:eastAsia="Arial" w:hAnsi="Arial"/>
@@ -12379,7 +12379,7 @@
               <w:spacing w:after="10" w:before="0"/>
               <w:ind w:left="120"/>
             </w:pPr>
-            <w:hyperlink w:history="1" r:id="rIdmdexobyogrztrppr7eej7">
+            <w:hyperlink w:history="1" r:id="rId5qf-ci45qx5bq3vcs_luu">
               <w:r>
                 <w:rPr>
                   <w:rFonts w:ascii="Arial" w:cs="Arial" w:eastAsia="Arial" w:hAnsi="Arial"/>
@@ -12650,7 +12650,7 @@
             <w:pPr>
               <w:spacing w:after="20" w:before="0"/>
             </w:pPr>
-            <w:hyperlink w:history="1" r:id="rIdpaxz4dvyjkc7ucvpkkqr1">
+            <w:hyperlink w:history="1" r:id="rIdf86jtjemym9hhqzvyclz_">
               <w:r>
                 <w:rPr>
                   <w:rFonts w:ascii="Arial" w:cs="Arial" w:eastAsia="Arial" w:hAnsi="Arial"/>
@@ -12683,7 +12683,7 @@
               <w:spacing w:after="10" w:before="0"/>
               <w:ind w:left="120"/>
             </w:pPr>
-            <w:hyperlink w:history="1" r:id="rIdu3dinpejckglcbba3r5qz">
+            <w:hyperlink w:history="1" r:id="rIdf8ep9-ravqah61_at8pdu">
               <w:r>
                 <w:rPr>
                   <w:rFonts w:ascii="Arial" w:cs="Arial" w:eastAsia="Arial" w:hAnsi="Arial"/>
@@ -12728,7 +12728,7 @@
             <w:pPr>
               <w:spacing w:after="20" w:before="0"/>
             </w:pPr>
-            <w:hyperlink w:history="1" r:id="rIdad1qplrwb7liwas5ncahf">
+            <w:hyperlink w:history="1" r:id="rIdpgtjgranmlpti3xqiszvt">
               <w:r>
                 <w:rPr>
                   <w:rFonts w:ascii="Arial" w:cs="Arial" w:eastAsia="Arial" w:hAnsi="Arial"/>
@@ -12761,7 +12761,7 @@
               <w:spacing w:after="10" w:before="0"/>
               <w:ind w:left="120"/>
             </w:pPr>
-            <w:hyperlink w:history="1" r:id="rIdniddomule6tjheahm77ws">
+            <w:hyperlink w:history="1" r:id="rIdstqcvdcl5fyqbajw0djat">
               <w:r>
                 <w:rPr>
                   <w:rFonts w:ascii="Arial" w:cs="Arial" w:eastAsia="Arial" w:hAnsi="Arial"/>
@@ -13108,7 +13108,7 @@
             <w:pPr>
               <w:spacing w:after="20" w:before="0"/>
             </w:pPr>
-            <w:hyperlink w:history="1" r:id="rIdzhr6_nnlbwbbi7ncjpuj2">
+            <w:hyperlink w:history="1" r:id="rId4na9n4en7anlfl3d4mmbm">
               <w:r>
                 <w:rPr>
                   <w:rFonts w:ascii="Arial" w:cs="Arial" w:eastAsia="Arial" w:hAnsi="Arial"/>
@@ -13141,7 +13141,7 @@
               <w:spacing w:after="10" w:before="0"/>
               <w:ind w:left="120"/>
             </w:pPr>
-            <w:hyperlink w:history="1" r:id="rIdfhyfbqkvn4_xwo6kuffov">
+            <w:hyperlink w:history="1" r:id="rIdjpwykpv3ccv8wync2yyfu">
               <w:r>
                 <w:rPr>
                   <w:rFonts w:ascii="Arial" w:cs="Arial" w:eastAsia="Arial" w:hAnsi="Arial"/>
@@ -13186,7 +13186,7 @@
             <w:pPr>
               <w:spacing w:after="20" w:before="0"/>
             </w:pPr>
-            <w:hyperlink w:history="1" r:id="rIdeoidnajg4l1xgmrudfcyl">
+            <w:hyperlink w:history="1" r:id="rIdmt7l3n8zw35qx998cfwjl">
               <w:r>
                 <w:rPr>
                   <w:rFonts w:ascii="Arial" w:cs="Arial" w:eastAsia="Arial" w:hAnsi="Arial"/>
@@ -13219,7 +13219,7 @@
               <w:spacing w:after="10" w:before="0"/>
               <w:ind w:left="120"/>
             </w:pPr>
-            <w:hyperlink w:history="1" r:id="rIdhfi_m_ebuk1toim7ynkqm">
+            <w:hyperlink w:history="1" r:id="rIdmut5v9yuym3rdg8eif73d">
               <w:r>
                 <w:rPr>
                   <w:rFonts w:ascii="Arial" w:cs="Arial" w:eastAsia="Arial" w:hAnsi="Arial"/>
@@ -13414,7 +13414,7 @@
             <w:pPr>
               <w:spacing w:after="20" w:before="0"/>
             </w:pPr>
-            <w:hyperlink w:history="1" r:id="rIdrlup7ssml7vjdangojvfi">
+            <w:hyperlink w:history="1" r:id="rIddsrylf6rngtgjdukzvdh1">
               <w:r>
                 <w:rPr>
                   <w:rFonts w:ascii="Arial" w:cs="Arial" w:eastAsia="Arial" w:hAnsi="Arial"/>
@@ -13447,7 +13447,7 @@
               <w:spacing w:after="10" w:before="0"/>
               <w:ind w:left="120"/>
             </w:pPr>
-            <w:hyperlink w:history="1" r:id="rId6-q-lv2wbd4rrf6hll8zk">
+            <w:hyperlink w:history="1" r:id="rIdhlyvrhyttaeidu1dqrgls">
               <w:r>
                 <w:rPr>
                   <w:rFonts w:ascii="Arial" w:cs="Arial" w:eastAsia="Arial" w:hAnsi="Arial"/>
@@ -13492,7 +13492,7 @@
             <w:pPr>
               <w:spacing w:after="20" w:before="0"/>
             </w:pPr>
-            <w:hyperlink w:history="1" r:id="rIdiasrsdyh0lyqa8yhld3mg">
+            <w:hyperlink w:history="1" r:id="rIdv2ghcj24ka4vekp833leb">
               <w:r>
                 <w:rPr>
                   <w:rFonts w:ascii="Arial" w:cs="Arial" w:eastAsia="Arial" w:hAnsi="Arial"/>
@@ -13525,7 +13525,7 @@
               <w:spacing w:after="10" w:before="0"/>
               <w:ind w:left="120"/>
             </w:pPr>
-            <w:hyperlink w:history="1" r:id="rIdlar5ghwlgwbnpupergzpn">
+            <w:hyperlink w:history="1" r:id="rId7dphd2iiwmiw3clndzvyt">
               <w:r>
                 <w:rPr>
                   <w:rFonts w:ascii="Arial" w:cs="Arial" w:eastAsia="Arial" w:hAnsi="Arial"/>
@@ -15012,7 +15012,7 @@
             <w:pPr>
               <w:spacing w:after="20" w:before="0"/>
             </w:pPr>
-            <w:hyperlink w:history="1" r:id="rIdr9hwcnyzzi8gtktmrqef_">
+            <w:hyperlink w:history="1" r:id="rIdbvypngqlrqdwenowbgex9">
               <w:r>
                 <w:rPr>
                   <w:rFonts w:ascii="Arial" w:cs="Arial" w:eastAsia="Arial" w:hAnsi="Arial"/>
@@ -15045,7 +15045,7 @@
               <w:spacing w:after="10" w:before="0"/>
               <w:ind w:left="120"/>
             </w:pPr>
-            <w:hyperlink w:history="1" r:id="rIdgyouw6ybupd2qcoga6rbx">
+            <w:hyperlink w:history="1" r:id="rIdfp_ljg6mja1kczytahjrl">
               <w:r>
                 <w:rPr>
                   <w:rFonts w:ascii="Arial" w:cs="Arial" w:eastAsia="Arial" w:hAnsi="Arial"/>
@@ -15090,7 +15090,7 @@
             <w:pPr>
               <w:spacing w:after="20" w:before="0"/>
             </w:pPr>
-            <w:hyperlink w:history="1" r:id="rIdmkjy1ark9fsc_vueihyi-">
+            <w:hyperlink w:history="1" r:id="rIdx0l8i6vsl56pi7bkmmdbz">
               <w:r>
                 <w:rPr>
                   <w:rFonts w:ascii="Arial" w:cs="Arial" w:eastAsia="Arial" w:hAnsi="Arial"/>
@@ -15123,7 +15123,7 @@
               <w:spacing w:after="10" w:before="0"/>
               <w:ind w:left="120"/>
             </w:pPr>
-            <w:hyperlink w:history="1" r:id="rIdqpz5xqh6kxar_xbuhoouz">
+            <w:hyperlink w:history="1" r:id="rIdfb8cnjfokbhzaarchojlk">
               <w:r>
                 <w:rPr>
                   <w:rFonts w:ascii="Arial" w:cs="Arial" w:eastAsia="Arial" w:hAnsi="Arial"/>
@@ -15318,7 +15318,7 @@
             <w:pPr>
               <w:spacing w:after="20" w:before="0"/>
             </w:pPr>
-            <w:hyperlink w:history="1" r:id="rId97nzvlupwnbrc3ahiiy0q">
+            <w:hyperlink w:history="1" r:id="rIdbuvr80l9339blerd5uhlx">
               <w:r>
                 <w:rPr>
                   <w:rFonts w:ascii="Arial" w:cs="Arial" w:eastAsia="Arial" w:hAnsi="Arial"/>
@@ -15351,7 +15351,7 @@
               <w:spacing w:after="10" w:before="0"/>
               <w:ind w:left="120"/>
             </w:pPr>
-            <w:hyperlink w:history="1" r:id="rIdfmrriovlqdqba69wnfv6n">
+            <w:hyperlink w:history="1" r:id="rIdmw5f0cwci-dhougisxsn5">
               <w:r>
                 <w:rPr>
                   <w:rFonts w:ascii="Arial" w:cs="Arial" w:eastAsia="Arial" w:hAnsi="Arial"/>
@@ -15396,7 +15396,7 @@
             <w:pPr>
               <w:spacing w:after="20" w:before="0"/>
             </w:pPr>
-            <w:hyperlink w:history="1" r:id="rIdtmvnz8zpiweu7ncnhkkyr">
+            <w:hyperlink w:history="1" r:id="rIdlfhnl8dxr6em384nckf4x">
               <w:r>
                 <w:rPr>
                   <w:rFonts w:ascii="Arial" w:cs="Arial" w:eastAsia="Arial" w:hAnsi="Arial"/>
@@ -15429,7 +15429,7 @@
               <w:spacing w:after="10" w:before="0"/>
               <w:ind w:left="120"/>
             </w:pPr>
-            <w:hyperlink w:history="1" r:id="rIdfflvxhhbqajy0p3-tkryx">
+            <w:hyperlink w:history="1" r:id="rIdam0bmrnehtt-pveyjn0ii">
               <w:r>
                 <w:rPr>
                   <w:rFonts w:ascii="Arial" w:cs="Arial" w:eastAsia="Arial" w:hAnsi="Arial"/>
@@ -15624,7 +15624,7 @@
             <w:pPr>
               <w:spacing w:after="20" w:before="0"/>
             </w:pPr>
-            <w:hyperlink w:history="1" r:id="rIdz5yoyaekp1cnbon8le1ws">
+            <w:hyperlink w:history="1" r:id="rIdkiqtpgleluaotj9dkbcam">
               <w:r>
                 <w:rPr>
                   <w:rFonts w:ascii="Arial" w:cs="Arial" w:eastAsia="Arial" w:hAnsi="Arial"/>
@@ -15657,7 +15657,7 @@
               <w:spacing w:after="10" w:before="0"/>
               <w:ind w:left="120"/>
             </w:pPr>
-            <w:hyperlink w:history="1" r:id="rIditmiq0lhgcuojcbc5nqog">
+            <w:hyperlink w:history="1" r:id="rIdmb7vhkwltfeb9odzdfj3k">
               <w:r>
                 <w:rPr>
                   <w:rFonts w:ascii="Arial" w:cs="Arial" w:eastAsia="Arial" w:hAnsi="Arial"/>
@@ -15702,7 +15702,7 @@
             <w:pPr>
               <w:spacing w:after="20" w:before="0"/>
             </w:pPr>
-            <w:hyperlink w:history="1" r:id="rId-onubad_abwnuacwnvxci">
+            <w:hyperlink w:history="1" r:id="rIdn2te_4s5-uwuki74-chy8">
               <w:r>
                 <w:rPr>
                   <w:rFonts w:ascii="Arial" w:cs="Arial" w:eastAsia="Arial" w:hAnsi="Arial"/>
@@ -15735,7 +15735,7 @@
               <w:spacing w:after="10" w:before="0"/>
               <w:ind w:left="120"/>
             </w:pPr>
-            <w:hyperlink w:history="1" r:id="rIdnlaq3wghdmfg-k4m7m4om">
+            <w:hyperlink w:history="1" r:id="rId6vzp33bnmgo4cxjom9hy2">
               <w:r>
                 <w:rPr>
                   <w:rFonts w:ascii="Arial" w:cs="Arial" w:eastAsia="Arial" w:hAnsi="Arial"/>
@@ -15930,7 +15930,7 @@
             <w:pPr>
               <w:spacing w:after="20" w:before="0"/>
             </w:pPr>
-            <w:hyperlink w:history="1" r:id="rIdtaducawpwg4sh7f9akhvp">
+            <w:hyperlink w:history="1" r:id="rIdxtwik7jsduyz2ho6pacbq">
               <w:r>
                 <w:rPr>
                   <w:rFonts w:ascii="Arial" w:cs="Arial" w:eastAsia="Arial" w:hAnsi="Arial"/>
@@ -15963,7 +15963,7 @@
               <w:spacing w:after="10" w:before="0"/>
               <w:ind w:left="120"/>
             </w:pPr>
-            <w:hyperlink w:history="1" r:id="rIdoxib9nwarvcfij0dxkqri">
+            <w:hyperlink w:history="1" r:id="rIdlyefsfi8jbi5-u030nr9o">
               <w:r>
                 <w:rPr>
                   <w:rFonts w:ascii="Arial" w:cs="Arial" w:eastAsia="Arial" w:hAnsi="Arial"/>
@@ -16008,7 +16008,7 @@
             <w:pPr>
               <w:spacing w:after="20" w:before="0"/>
             </w:pPr>
-            <w:hyperlink w:history="1" r:id="rIdpkd0pmydbvnhpafzdymaq">
+            <w:hyperlink w:history="1" r:id="rIdl-adpy83nfr7d0xkhnwxe">
               <w:r>
                 <w:rPr>
                   <w:rFonts w:ascii="Arial" w:cs="Arial" w:eastAsia="Arial" w:hAnsi="Arial"/>
@@ -16041,7 +16041,7 @@
               <w:spacing w:after="10" w:before="0"/>
               <w:ind w:left="120"/>
             </w:pPr>
-            <w:hyperlink w:history="1" r:id="rIdoyn9a43wxenob08tlzx2a">
+            <w:hyperlink w:history="1" r:id="rIdbbaxgh2rcnm7fz4pik1sh">
               <w:r>
                 <w:rPr>
                   <w:rFonts w:ascii="Arial" w:cs="Arial" w:eastAsia="Arial" w:hAnsi="Arial"/>
@@ -16236,7 +16236,7 @@
             <w:pPr>
               <w:spacing w:after="20" w:before="0"/>
             </w:pPr>
-            <w:hyperlink w:history="1" r:id="rIdcxfr_qfimnqch2w4-dmhz">
+            <w:hyperlink w:history="1" r:id="rIdgsooymwn9izu4bg6qfecp">
               <w:r>
                 <w:rPr>
                   <w:rFonts w:ascii="Arial" w:cs="Arial" w:eastAsia="Arial" w:hAnsi="Arial"/>
@@ -16269,7 +16269,7 @@
               <w:spacing w:after="10" w:before="0"/>
               <w:ind w:left="120"/>
             </w:pPr>
-            <w:hyperlink w:history="1" r:id="rIdqnvy2b1s4nv7bdaoeodqa">
+            <w:hyperlink w:history="1" r:id="rIdykba5x8eok__ttjixtq8_">
               <w:r>
                 <w:rPr>
                   <w:rFonts w:ascii="Arial" w:cs="Arial" w:eastAsia="Arial" w:hAnsi="Arial"/>
@@ -16314,7 +16314,7 @@
             <w:pPr>
               <w:spacing w:after="20" w:before="0"/>
             </w:pPr>
-            <w:hyperlink w:history="1" r:id="rId8ecuqkxje2ir8yhgf4xyw">
+            <w:hyperlink w:history="1" r:id="rIdt-dphqjt-df4vyhz9yh48">
               <w:r>
                 <w:rPr>
                   <w:rFonts w:ascii="Arial" w:cs="Arial" w:eastAsia="Arial" w:hAnsi="Arial"/>
@@ -16347,7 +16347,7 @@
               <w:spacing w:after="10" w:before="0"/>
               <w:ind w:left="120"/>
             </w:pPr>
-            <w:hyperlink w:history="1" r:id="rIdfbjlmmen2ryvqskojsbsj">
+            <w:hyperlink w:history="1" r:id="rIdps81kn4zziyvvr8exrwsa">
               <w:r>
                 <w:rPr>
                   <w:rFonts w:ascii="Arial" w:cs="Arial" w:eastAsia="Arial" w:hAnsi="Arial"/>
@@ -17929,7 +17929,7 @@
             <w:pPr>
               <w:spacing w:after="20" w:before="0"/>
             </w:pPr>
-            <w:hyperlink w:history="1" r:id="rIdbmg0nvvt7oy8acjbwr7n8">
+            <w:hyperlink w:history="1" r:id="rIdungsutfwditk0aggs-nif">
               <w:r>
                 <w:rPr>
                   <w:rFonts w:ascii="Arial" w:cs="Arial" w:eastAsia="Arial" w:hAnsi="Arial"/>
@@ -17962,7 +17962,7 @@
               <w:spacing w:after="10" w:before="0"/>
               <w:ind w:left="120"/>
             </w:pPr>
-            <w:hyperlink w:history="1" r:id="rIdhycxqmeg22v-fobj0_dtm">
+            <w:hyperlink w:history="1" r:id="rIdfqkbauytduzrwkyaswt4t">
               <w:r>
                 <w:rPr>
                   <w:rFonts w:ascii="Arial" w:cs="Arial" w:eastAsia="Arial" w:hAnsi="Arial"/>
@@ -18007,7 +18007,7 @@
             <w:pPr>
               <w:spacing w:after="20" w:before="0"/>
             </w:pPr>
-            <w:hyperlink w:history="1" r:id="rIdnvuztfj3320-bputti-el">
+            <w:hyperlink w:history="1" r:id="rId8ymslxmaeaqmib_iqdpwu">
               <w:r>
                 <w:rPr>
                   <w:rFonts w:ascii="Arial" w:cs="Arial" w:eastAsia="Arial" w:hAnsi="Arial"/>
@@ -18040,7 +18040,7 @@
               <w:spacing w:after="10" w:before="0"/>
               <w:ind w:left="120"/>
             </w:pPr>
-            <w:hyperlink w:history="1" r:id="rId3naktaqufutvtzegdyvro">
+            <w:hyperlink w:history="1" r:id="rIdstueemapfrp5v4zrfs0aw">
               <w:r>
                 <w:rPr>
                   <w:rFonts w:ascii="Arial" w:cs="Arial" w:eastAsia="Arial" w:hAnsi="Arial"/>
@@ -18235,7 +18235,7 @@
             <w:pPr>
               <w:spacing w:after="20" w:before="0"/>
             </w:pPr>
-            <w:hyperlink w:history="1" r:id="rIdzejrbhxzitx8xpdh9r6ml">
+            <w:hyperlink w:history="1" r:id="rIdnhh5x2jludcdj17k5qvb7">
               <w:r>
                 <w:rPr>
                   <w:rFonts w:ascii="Arial" w:cs="Arial" w:eastAsia="Arial" w:hAnsi="Arial"/>
@@ -18268,7 +18268,7 @@
               <w:spacing w:after="10" w:before="0"/>
               <w:ind w:left="120"/>
             </w:pPr>
-            <w:hyperlink w:history="1" r:id="rIdmpt9oz0byllg3dk7gioxy">
+            <w:hyperlink w:history="1" r:id="rIdwnzc2ibmk4zurqf89ujbw">
               <w:r>
                 <w:rPr>
                   <w:rFonts w:ascii="Arial" w:cs="Arial" w:eastAsia="Arial" w:hAnsi="Arial"/>
@@ -18313,7 +18313,7 @@
             <w:pPr>
               <w:spacing w:after="20" w:before="0"/>
             </w:pPr>
-            <w:hyperlink w:history="1" r:id="rIdrbymihybqqyh7gucljfac">
+            <w:hyperlink w:history="1" r:id="rIdr9epo7murdnlvnxsmfmxr">
               <w:r>
                 <w:rPr>
                   <w:rFonts w:ascii="Arial" w:cs="Arial" w:eastAsia="Arial" w:hAnsi="Arial"/>
@@ -18346,7 +18346,7 @@
               <w:spacing w:after="10" w:before="0"/>
               <w:ind w:left="120"/>
             </w:pPr>
-            <w:hyperlink w:history="1" r:id="rIdgurgjajmxbwfn5zvniymq">
+            <w:hyperlink w:history="1" r:id="rIdi2wzfo5w7wpsjlzh5zire">
               <w:r>
                 <w:rPr>
                   <w:rFonts w:ascii="Arial" w:cs="Arial" w:eastAsia="Arial" w:hAnsi="Arial"/>
@@ -18693,7 +18693,7 @@
             <w:pPr>
               <w:spacing w:after="20" w:before="0"/>
             </w:pPr>
-            <w:hyperlink w:history="1" r:id="rIdwnhyjyjaz8hjslli0y-zc">
+            <w:hyperlink w:history="1" r:id="rId9etcy0n43zvz90sbgis6k">
               <w:r>
                 <w:rPr>
                   <w:rFonts w:ascii="Arial" w:cs="Arial" w:eastAsia="Arial" w:hAnsi="Arial"/>
@@ -18726,7 +18726,7 @@
               <w:spacing w:after="10" w:before="0"/>
               <w:ind w:left="120"/>
             </w:pPr>
-            <w:hyperlink w:history="1" r:id="rIdc3duruu-s23txft6vbrur">
+            <w:hyperlink w:history="1" r:id="rIdazyqaaoschozi-djvt5vu">
               <w:r>
                 <w:rPr>
                   <w:rFonts w:ascii="Arial" w:cs="Arial" w:eastAsia="Arial" w:hAnsi="Arial"/>
@@ -18771,7 +18771,7 @@
             <w:pPr>
               <w:spacing w:after="20" w:before="0"/>
             </w:pPr>
-            <w:hyperlink w:history="1" r:id="rIdrc5_abqzajracmdv2c8iq">
+            <w:hyperlink w:history="1" r:id="rIdtfd9sjrfwiewhdaqvt0jk">
               <w:r>
                 <w:rPr>
                   <w:rFonts w:ascii="Arial" w:cs="Arial" w:eastAsia="Arial" w:hAnsi="Arial"/>
@@ -18804,7 +18804,7 @@
               <w:spacing w:after="10" w:before="0"/>
               <w:ind w:left="120"/>
             </w:pPr>
-            <w:hyperlink w:history="1" r:id="rIdi3zmtxqzyvdhx7o8uwgb0">
+            <w:hyperlink w:history="1" r:id="rIdgsp4np6xrhspy47qsm9ya">
               <w:r>
                 <w:rPr>
                   <w:rFonts w:ascii="Arial" w:cs="Arial" w:eastAsia="Arial" w:hAnsi="Arial"/>
@@ -19151,7 +19151,7 @@
             <w:pPr>
               <w:spacing w:after="20" w:before="0"/>
             </w:pPr>
-            <w:hyperlink w:history="1" r:id="rIdu00xjtg88yxcg4cxmmbnd">
+            <w:hyperlink w:history="1" r:id="rIdpgmsf8ui49ivhbx4iuf_r">
               <w:r>
                 <w:rPr>
                   <w:rFonts w:ascii="Arial" w:cs="Arial" w:eastAsia="Arial" w:hAnsi="Arial"/>
@@ -19184,7 +19184,7 @@
               <w:spacing w:after="10" w:before="0"/>
               <w:ind w:left="120"/>
             </w:pPr>
-            <w:hyperlink w:history="1" r:id="rIdpnmctkxlblvrvjr961-sc">
+            <w:hyperlink w:history="1" r:id="rIdwfp6w_jmvm3rxy2kinixw">
               <w:r>
                 <w:rPr>
                   <w:rFonts w:ascii="Arial" w:cs="Arial" w:eastAsia="Arial" w:hAnsi="Arial"/>
@@ -19229,7 +19229,7 @@
             <w:pPr>
               <w:spacing w:after="20" w:before="0"/>
             </w:pPr>
-            <w:hyperlink w:history="1" r:id="rId6o0yl-qnsgdx7eqb2fvzh">
+            <w:hyperlink w:history="1" r:id="rIdk4bir3t8egnsquxwn5oey">
               <w:r>
                 <w:rPr>
                   <w:rFonts w:ascii="Arial" w:cs="Arial" w:eastAsia="Arial" w:hAnsi="Arial"/>
@@ -19262,7 +19262,7 @@
               <w:spacing w:after="10" w:before="0"/>
               <w:ind w:left="120"/>
             </w:pPr>
-            <w:hyperlink w:history="1" r:id="rId-vgal-luqbpeul12lruau">
+            <w:hyperlink w:history="1" r:id="rIdovrwf4ascklsox6yzssgc">
               <w:r>
                 <w:rPr>
                   <w:rFonts w:ascii="Arial" w:cs="Arial" w:eastAsia="Arial" w:hAnsi="Arial"/>
@@ -19457,7 +19457,7 @@
             <w:pPr>
               <w:spacing w:after="20" w:before="0"/>
             </w:pPr>
-            <w:hyperlink w:history="1" r:id="rIdlurcak3r7l5fentoyh5kk">
+            <w:hyperlink w:history="1" r:id="rIdqkcpahrz0h6llgn4baxjs">
               <w:r>
                 <w:rPr>
                   <w:rFonts w:ascii="Arial" w:cs="Arial" w:eastAsia="Arial" w:hAnsi="Arial"/>
@@ -19490,7 +19490,7 @@
               <w:spacing w:after="10" w:before="0"/>
               <w:ind w:left="120"/>
             </w:pPr>
-            <w:hyperlink w:history="1" r:id="rIdwh826qgenfzf78yn4h7bn">
+            <w:hyperlink w:history="1" r:id="rIduoniwipnjkalkyijkrgeh">
               <w:r>
                 <w:rPr>
                   <w:rFonts w:ascii="Arial" w:cs="Arial" w:eastAsia="Arial" w:hAnsi="Arial"/>
@@ -19535,7 +19535,7 @@
             <w:pPr>
               <w:spacing w:after="20" w:before="0"/>
             </w:pPr>
-            <w:hyperlink w:history="1" r:id="rIdt-s_i8zdo_grdukpturfb">
+            <w:hyperlink w:history="1" r:id="rId-ie-xlf3op5xqlusqxhuz">
               <w:r>
                 <w:rPr>
                   <w:rFonts w:ascii="Arial" w:cs="Arial" w:eastAsia="Arial" w:hAnsi="Arial"/>
@@ -19568,7 +19568,7 @@
               <w:spacing w:after="10" w:before="0"/>
               <w:ind w:left="120"/>
             </w:pPr>
-            <w:hyperlink w:history="1" r:id="rIdvcrlwyghau_krowpj97oh">
+            <w:hyperlink w:history="1" r:id="rIdk02x12mgg5oqmfdbsyf1a">
               <w:r>
                 <w:rPr>
                   <w:rFonts w:ascii="Arial" w:cs="Arial" w:eastAsia="Arial" w:hAnsi="Arial"/>
@@ -21245,7 +21245,7 @@
             <w:pPr>
               <w:spacing w:after="20" w:before="0"/>
             </w:pPr>
-            <w:hyperlink w:history="1" r:id="rIdwypbwnjfxggeaexut8pby">
+            <w:hyperlink w:history="1" r:id="rIdejfewb-agw6p_r7q9f8fb">
               <w:r>
                 <w:rPr>
                   <w:rFonts w:ascii="Arial" w:cs="Arial" w:eastAsia="Arial" w:hAnsi="Arial"/>
@@ -21278,7 +21278,7 @@
               <w:spacing w:after="10" w:before="0"/>
               <w:ind w:left="120"/>
             </w:pPr>
-            <w:hyperlink w:history="1" r:id="rIdhla4zlflznmsiw93bsa1n">
+            <w:hyperlink w:history="1" r:id="rIdkwqceaufl69gwlconcir4">
               <w:r>
                 <w:rPr>
                   <w:rFonts w:ascii="Arial" w:cs="Arial" w:eastAsia="Arial" w:hAnsi="Arial"/>
@@ -21323,7 +21323,7 @@
             <w:pPr>
               <w:spacing w:after="20" w:before="0"/>
             </w:pPr>
-            <w:hyperlink w:history="1" r:id="rIdtvt34rilvv9d-3qp58lqn">
+            <w:hyperlink w:history="1" r:id="rIdffzolkkqbhafipwaonjdz">
               <w:r>
                 <w:rPr>
                   <w:rFonts w:ascii="Arial" w:cs="Arial" w:eastAsia="Arial" w:hAnsi="Arial"/>
@@ -21356,7 +21356,7 @@
               <w:spacing w:after="10" w:before="0"/>
               <w:ind w:left="120"/>
             </w:pPr>
-            <w:hyperlink w:history="1" r:id="rIdnmaid7phhd5vxma1nvlyn">
+            <w:hyperlink w:history="1" r:id="rIdcxdxlphsn3o0x3gkbya7t">
               <w:r>
                 <w:rPr>
                   <w:rFonts w:ascii="Arial" w:cs="Arial" w:eastAsia="Arial" w:hAnsi="Arial"/>
@@ -21551,7 +21551,7 @@
             <w:pPr>
               <w:spacing w:after="20" w:before="0"/>
             </w:pPr>
-            <w:hyperlink w:history="1" r:id="rIdziq5xd9tiolrhpnhv426f">
+            <w:hyperlink w:history="1" r:id="rId9wxribfcc1b16zyj7hfv1">
               <w:r>
                 <w:rPr>
                   <w:rFonts w:ascii="Arial" w:cs="Arial" w:eastAsia="Arial" w:hAnsi="Arial"/>
@@ -21584,7 +21584,7 @@
               <w:spacing w:after="10" w:before="0"/>
               <w:ind w:left="120"/>
             </w:pPr>
-            <w:hyperlink w:history="1" r:id="rIdvo18jdlawqfgxxn8myh_m">
+            <w:hyperlink w:history="1" r:id="rIdxigfhdj4do4ayvzzluvls">
               <w:r>
                 <w:rPr>
                   <w:rFonts w:ascii="Arial" w:cs="Arial" w:eastAsia="Arial" w:hAnsi="Arial"/>
@@ -21629,7 +21629,7 @@
             <w:pPr>
               <w:spacing w:after="20" w:before="0"/>
             </w:pPr>
-            <w:hyperlink w:history="1" r:id="rIdfsyd9wojqpisxtwjhlm7m">
+            <w:hyperlink w:history="1" r:id="rIdo5uxkxgklraoq7u_x9iwu">
               <w:r>
                 <w:rPr>
                   <w:rFonts w:ascii="Arial" w:cs="Arial" w:eastAsia="Arial" w:hAnsi="Arial"/>
@@ -21662,7 +21662,7 @@
               <w:spacing w:after="10" w:before="0"/>
               <w:ind w:left="120"/>
             </w:pPr>
-            <w:hyperlink w:history="1" r:id="rIdwqx03yq5jed6yqrkpzoo9">
+            <w:hyperlink w:history="1" r:id="rIdq7evttyqcqhp34qrc9stg">
               <w:r>
                 <w:rPr>
                   <w:rFonts w:ascii="Arial" w:cs="Arial" w:eastAsia="Arial" w:hAnsi="Arial"/>
@@ -22009,7 +22009,7 @@
             <w:pPr>
               <w:spacing w:after="20" w:before="0"/>
             </w:pPr>
-            <w:hyperlink w:history="1" r:id="rIdzhhiaujqaflc7qypkshb4">
+            <w:hyperlink w:history="1" r:id="rIdm6hdgfhbydzd5q5wit2r5">
               <w:r>
                 <w:rPr>
                   <w:rFonts w:ascii="Arial" w:cs="Arial" w:eastAsia="Arial" w:hAnsi="Arial"/>
@@ -22042,7 +22042,7 @@
               <w:spacing w:after="10" w:before="0"/>
               <w:ind w:left="120"/>
             </w:pPr>
-            <w:hyperlink w:history="1" r:id="rIdq8py6rewrqyjedoksfwcw">
+            <w:hyperlink w:history="1" r:id="rIdzgkrlxoszw2okpvv29wzw">
               <w:r>
                 <w:rPr>
                   <w:rFonts w:ascii="Arial" w:cs="Arial" w:eastAsia="Arial" w:hAnsi="Arial"/>
@@ -22087,7 +22087,7 @@
             <w:pPr>
               <w:spacing w:after="20" w:before="0"/>
             </w:pPr>
-            <w:hyperlink w:history="1" r:id="rIdtxfsmfa7l2hb6tdtle6n5">
+            <w:hyperlink w:history="1" r:id="rIdc7wnedn_h_zj59kl4at2v">
               <w:r>
                 <w:rPr>
                   <w:rFonts w:ascii="Arial" w:cs="Arial" w:eastAsia="Arial" w:hAnsi="Arial"/>
@@ -22120,7 +22120,7 @@
               <w:spacing w:after="10" w:before="0"/>
               <w:ind w:left="120"/>
             </w:pPr>
-            <w:hyperlink w:history="1" r:id="rIdbagl5lukuc3og2vshaae5">
+            <w:hyperlink w:history="1" r:id="rId-sy8myglvdiawdmvnvq5v">
               <w:r>
                 <w:rPr>
                   <w:rFonts w:ascii="Arial" w:cs="Arial" w:eastAsia="Arial" w:hAnsi="Arial"/>
@@ -22391,7 +22391,7 @@
             <w:pPr>
               <w:spacing w:after="20" w:before="0"/>
             </w:pPr>
-            <w:hyperlink w:history="1" r:id="rIdlpab4vj8cscz0l3h9cy-p">
+            <w:hyperlink w:history="1" r:id="rIdo2o5-zcrzkx9v5_b8x8un">
               <w:r>
                 <w:rPr>
                   <w:rFonts w:ascii="Arial" w:cs="Arial" w:eastAsia="Arial" w:hAnsi="Arial"/>
@@ -22424,7 +22424,7 @@
               <w:spacing w:after="10" w:before="0"/>
               <w:ind w:left="120"/>
             </w:pPr>
-            <w:hyperlink w:history="1" r:id="rId_ylsyvoetfc-c4jof2u4k">
+            <w:hyperlink w:history="1" r:id="rIdraekeygplemf9u7mbo24o">
               <w:r>
                 <w:rPr>
                   <w:rFonts w:ascii="Arial" w:cs="Arial" w:eastAsia="Arial" w:hAnsi="Arial"/>
@@ -22469,7 +22469,7 @@
             <w:pPr>
               <w:spacing w:after="20" w:before="0"/>
             </w:pPr>
-            <w:hyperlink w:history="1" r:id="rIdr0kbxbflaug8z0ohaahd-">
+            <w:hyperlink w:history="1" r:id="rIdyvnn8eoqwqqts4g0ft3k9">
               <w:r>
                 <w:rPr>
                   <w:rFonts w:ascii="Arial" w:cs="Arial" w:eastAsia="Arial" w:hAnsi="Arial"/>
@@ -22502,7 +22502,7 @@
               <w:spacing w:after="10" w:before="0"/>
               <w:ind w:left="120"/>
             </w:pPr>
-            <w:hyperlink w:history="1" r:id="rIdlr4w_jrkliytb56pzyb8u">
+            <w:hyperlink w:history="1" r:id="rIdjyfx_uk3goal5knyxlqvr">
               <w:r>
                 <w:rPr>
                   <w:rFonts w:ascii="Arial" w:cs="Arial" w:eastAsia="Arial" w:hAnsi="Arial"/>
@@ -22697,7 +22697,7 @@
             <w:pPr>
               <w:spacing w:after="20" w:before="0"/>
             </w:pPr>
-            <w:hyperlink w:history="1" r:id="rIdzvk7wt05lupyy3u5mzeyw">
+            <w:hyperlink w:history="1" r:id="rIdy9asnrtrossydlojexxhw">
               <w:r>
                 <w:rPr>
                   <w:rFonts w:ascii="Arial" w:cs="Arial" w:eastAsia="Arial" w:hAnsi="Arial"/>
@@ -22730,7 +22730,7 @@
               <w:spacing w:after="10" w:before="0"/>
               <w:ind w:left="120"/>
             </w:pPr>
-            <w:hyperlink w:history="1" r:id="rIdcml7pfy9jayj6tkoahysq">
+            <w:hyperlink w:history="1" r:id="rIddyhs1jblvnxhuv_lcd6we">
               <w:r>
                 <w:rPr>
                   <w:rFonts w:ascii="Arial" w:cs="Arial" w:eastAsia="Arial" w:hAnsi="Arial"/>
@@ -22775,7 +22775,7 @@
             <w:pPr>
               <w:spacing w:after="20" w:before="0"/>
             </w:pPr>
-            <w:hyperlink w:history="1" r:id="rIdft145mo6luivfgdknks62">
+            <w:hyperlink w:history="1" r:id="rId3xjzc5i1ffjslxnb7suyc">
               <w:r>
                 <w:rPr>
                   <w:rFonts w:ascii="Arial" w:cs="Arial" w:eastAsia="Arial" w:hAnsi="Arial"/>
@@ -22808,7 +22808,7 @@
               <w:spacing w:after="10" w:before="0"/>
               <w:ind w:left="120"/>
             </w:pPr>
-            <w:hyperlink w:history="1" r:id="rId0vhalbu9so0lu1fy9vxzq">
+            <w:hyperlink w:history="1" r:id="rIdf7grxiaravdfdsn-9bmzq">
               <w:r>
                 <w:rPr>
                   <w:rFonts w:ascii="Arial" w:cs="Arial" w:eastAsia="Arial" w:hAnsi="Arial"/>
@@ -24447,7 +24447,7 @@
             <w:pPr>
               <w:spacing w:after="20" w:before="0"/>
             </w:pPr>
-            <w:hyperlink w:history="1" r:id="rIdli_2_pib3rysi7fxr0qvx">
+            <w:hyperlink w:history="1" r:id="rIdj_xiz2pxwx4dh0emcqea4">
               <w:r>
                 <w:rPr>
                   <w:rFonts w:ascii="Arial" w:cs="Arial" w:eastAsia="Arial" w:hAnsi="Arial"/>
@@ -24480,7 +24480,7 @@
               <w:spacing w:after="10" w:before="0"/>
               <w:ind w:left="120"/>
             </w:pPr>
-            <w:hyperlink w:history="1" r:id="rIdpjo0oananwikx17zun2qd">
+            <w:hyperlink w:history="1" r:id="rIdp0g9n0rgambmsea-jbdsf">
               <w:r>
                 <w:rPr>
                   <w:rFonts w:ascii="Arial" w:cs="Arial" w:eastAsia="Arial" w:hAnsi="Arial"/>
@@ -24525,7 +24525,7 @@
             <w:pPr>
               <w:spacing w:after="20" w:before="0"/>
             </w:pPr>
-            <w:hyperlink w:history="1" r:id="rIdon5vakdvbgsj3ayoaoigo">
+            <w:hyperlink w:history="1" r:id="rIdgxbjy3vpaijm5tetysei8">
               <w:r>
                 <w:rPr>
                   <w:rFonts w:ascii="Arial" w:cs="Arial" w:eastAsia="Arial" w:hAnsi="Arial"/>
@@ -24558,7 +24558,7 @@
               <w:spacing w:after="10" w:before="0"/>
               <w:ind w:left="120"/>
             </w:pPr>
-            <w:hyperlink w:history="1" r:id="rIdiqi4h6itgbjljqsynfyl3">
+            <w:hyperlink w:history="1" r:id="rIdoc03atesfpt6xuvnz5qzd">
               <w:r>
                 <w:rPr>
                   <w:rFonts w:ascii="Arial" w:cs="Arial" w:eastAsia="Arial" w:hAnsi="Arial"/>
@@ -24753,7 +24753,7 @@
             <w:pPr>
               <w:spacing w:after="20" w:before="0"/>
             </w:pPr>
-            <w:hyperlink w:history="1" r:id="rIdodlk6egu7nm0tuc86yfuh">
+            <w:hyperlink w:history="1" r:id="rIdxu7go_0d0izfbzkoad8mp">
               <w:r>
                 <w:rPr>
                   <w:rFonts w:ascii="Arial" w:cs="Arial" w:eastAsia="Arial" w:hAnsi="Arial"/>
@@ -24786,7 +24786,7 @@
               <w:spacing w:after="10" w:before="0"/>
               <w:ind w:left="120"/>
             </w:pPr>
-            <w:hyperlink w:history="1" r:id="rId7ye2kimwmwj5m07ckgeex">
+            <w:hyperlink w:history="1" r:id="rIdncddw7gc7udsnwbwokfnw">
               <w:r>
                 <w:rPr>
                   <w:rFonts w:ascii="Arial" w:cs="Arial" w:eastAsia="Arial" w:hAnsi="Arial"/>
@@ -24831,7 +24831,7 @@
             <w:pPr>
               <w:spacing w:after="20" w:before="0"/>
             </w:pPr>
-            <w:hyperlink w:history="1" r:id="rIdpapw4vgvsk8lszlgz0tc7">
+            <w:hyperlink w:history="1" r:id="rIdq7yi8filghv8hapnyk9xh">
               <w:r>
                 <w:rPr>
                   <w:rFonts w:ascii="Arial" w:cs="Arial" w:eastAsia="Arial" w:hAnsi="Arial"/>
@@ -24864,7 +24864,7 @@
               <w:spacing w:after="10" w:before="0"/>
               <w:ind w:left="120"/>
             </w:pPr>
-            <w:hyperlink w:history="1" r:id="rIdyta75t8ynlktldudvxeni">
+            <w:hyperlink w:history="1" r:id="rIdfcy5crqexku0kshw_a2ga">
               <w:r>
                 <w:rPr>
                   <w:rFonts w:ascii="Arial" w:cs="Arial" w:eastAsia="Arial" w:hAnsi="Arial"/>
@@ -25059,7 +25059,7 @@
             <w:pPr>
               <w:spacing w:after="20" w:before="0"/>
             </w:pPr>
-            <w:hyperlink w:history="1" r:id="rIdjeofmo8cwyy5gh9vlel4c">
+            <w:hyperlink w:history="1" r:id="rIdncycjqm8bx81eaaqbl4zu">
               <w:r>
                 <w:rPr>
                   <w:rFonts w:ascii="Arial" w:cs="Arial" w:eastAsia="Arial" w:hAnsi="Arial"/>
@@ -25092,7 +25092,7 @@
               <w:spacing w:after="10" w:before="0"/>
               <w:ind w:left="120"/>
             </w:pPr>
-            <w:hyperlink w:history="1" r:id="rId3jics1lsue7nwhshn8brs">
+            <w:hyperlink w:history="1" r:id="rIdtt4ez4swoauvfx2_rmmn9">
               <w:r>
                 <w:rPr>
                   <w:rFonts w:ascii="Arial" w:cs="Arial" w:eastAsia="Arial" w:hAnsi="Arial"/>
@@ -25137,7 +25137,7 @@
             <w:pPr>
               <w:spacing w:after="20" w:before="0"/>
             </w:pPr>
-            <w:hyperlink w:history="1" r:id="rIdf8gfyzlgb2clgroqe6oh_">
+            <w:hyperlink w:history="1" r:id="rIdamvqdn4r9txgvowx2ty2e">
               <w:r>
                 <w:rPr>
                   <w:rFonts w:ascii="Arial" w:cs="Arial" w:eastAsia="Arial" w:hAnsi="Arial"/>
@@ -25170,7 +25170,7 @@
               <w:spacing w:after="10" w:before="0"/>
               <w:ind w:left="120"/>
             </w:pPr>
-            <w:hyperlink w:history="1" r:id="rIdis5pmth76u_csyj9rkl4p">
+            <w:hyperlink w:history="1" r:id="rIdfjjy3f3ffemtghzwg30in">
               <w:r>
                 <w:rPr>
                   <w:rFonts w:ascii="Arial" w:cs="Arial" w:eastAsia="Arial" w:hAnsi="Arial"/>
@@ -25365,7 +25365,7 @@
             <w:pPr>
               <w:spacing w:after="20" w:before="0"/>
             </w:pPr>
-            <w:hyperlink w:history="1" r:id="rIddpiwxoqmnwh51ktqxcqwk">
+            <w:hyperlink w:history="1" r:id="rIdvugqde65sm-igk-8y9im-">
               <w:r>
                 <w:rPr>
                   <w:rFonts w:ascii="Arial" w:cs="Arial" w:eastAsia="Arial" w:hAnsi="Arial"/>
@@ -25398,7 +25398,7 @@
               <w:spacing w:after="10" w:before="0"/>
               <w:ind w:left="120"/>
             </w:pPr>
-            <w:hyperlink w:history="1" r:id="rIducmwzpqfliknldsxzza2h">
+            <w:hyperlink w:history="1" r:id="rIddcvapxrjmycsw50k5hn4c">
               <w:r>
                 <w:rPr>
                   <w:rFonts w:ascii="Arial" w:cs="Arial" w:eastAsia="Arial" w:hAnsi="Arial"/>
@@ -25443,7 +25443,7 @@
             <w:pPr>
               <w:spacing w:after="20" w:before="0"/>
             </w:pPr>
-            <w:hyperlink w:history="1" r:id="rIdy_nxfmabznlla6o_yaoiu">
+            <w:hyperlink w:history="1" r:id="rIdj3ljys1eu3mfoligmxfa1">
               <w:r>
                 <w:rPr>
                   <w:rFonts w:ascii="Arial" w:cs="Arial" w:eastAsia="Arial" w:hAnsi="Arial"/>
@@ -25476,7 +25476,7 @@
               <w:spacing w:after="10" w:before="0"/>
               <w:ind w:left="120"/>
             </w:pPr>
-            <w:hyperlink w:history="1" r:id="rIdprxzssiprsxi3t3nywaee">
+            <w:hyperlink w:history="1" r:id="rIdyawm_3szpwfhdkzj-nlsx">
               <w:r>
                 <w:rPr>
                   <w:rFonts w:ascii="Arial" w:cs="Arial" w:eastAsia="Arial" w:hAnsi="Arial"/>
@@ -25671,7 +25671,7 @@
             <w:pPr>
               <w:spacing w:after="20" w:before="0"/>
             </w:pPr>
-            <w:hyperlink w:history="1" r:id="rIdxsinzj0tv696ah8ot042c">
+            <w:hyperlink w:history="1" r:id="rIdmzsar27ckdmfisnu0mmls">
               <w:r>
                 <w:rPr>
                   <w:rFonts w:ascii="Arial" w:cs="Arial" w:eastAsia="Arial" w:hAnsi="Arial"/>
@@ -25704,7 +25704,7 @@
               <w:spacing w:after="10" w:before="0"/>
               <w:ind w:left="120"/>
             </w:pPr>
-            <w:hyperlink w:history="1" r:id="rIdg-47x5v5phgor4to7f9xu">
+            <w:hyperlink w:history="1" r:id="rId3qpez0dxcax5t4rz33cnc">
               <w:r>
                 <w:rPr>
                   <w:rFonts w:ascii="Arial" w:cs="Arial" w:eastAsia="Arial" w:hAnsi="Arial"/>
@@ -25749,7 +25749,7 @@
             <w:pPr>
               <w:spacing w:after="20" w:before="0"/>
             </w:pPr>
-            <w:hyperlink w:history="1" r:id="rIdizhh_cfe_nspionh6hwic">
+            <w:hyperlink w:history="1" r:id="rIdu5kjflqdlzzg2ihl2uy46">
               <w:r>
                 <w:rPr>
                   <w:rFonts w:ascii="Arial" w:cs="Arial" w:eastAsia="Arial" w:hAnsi="Arial"/>
@@ -25782,7 +25782,7 @@
               <w:spacing w:after="10" w:before="0"/>
               <w:ind w:left="120"/>
             </w:pPr>
-            <w:hyperlink w:history="1" r:id="rIdwvbr4pazwirwfsj_cvsoy">
+            <w:hyperlink w:history="1" r:id="rIdy6kb0lrhpkt7kmzc6yjib">
               <w:r>
                 <w:rPr>
                   <w:rFonts w:ascii="Arial" w:cs="Arial" w:eastAsia="Arial" w:hAnsi="Arial"/>
@@ -27269,7 +27269,7 @@
             <w:pPr>
               <w:spacing w:after="20" w:before="0"/>
             </w:pPr>
-            <w:hyperlink w:history="1" r:id="rIdvvieo9wpwbzvgqhnqwq0c">
+            <w:hyperlink w:history="1" r:id="rIdtevzqbvhv8om1relgbvwt">
               <w:r>
                 <w:rPr>
                   <w:rFonts w:ascii="Arial" w:cs="Arial" w:eastAsia="Arial" w:hAnsi="Arial"/>
@@ -27302,7 +27302,7 @@
               <w:spacing w:after="10" w:before="0"/>
               <w:ind w:left="120"/>
             </w:pPr>
-            <w:hyperlink w:history="1" r:id="rIdpfvk05zbbelyv1brwkbgl">
+            <w:hyperlink w:history="1" r:id="rIdvuhimuepqu99nkkomxcmd">
               <w:r>
                 <w:rPr>
                   <w:rFonts w:ascii="Arial" w:cs="Arial" w:eastAsia="Arial" w:hAnsi="Arial"/>
@@ -27347,7 +27347,7 @@
             <w:pPr>
               <w:spacing w:after="20" w:before="0"/>
             </w:pPr>
-            <w:hyperlink w:history="1" r:id="rIdsk5cplwm-inoitgpoxyxz">
+            <w:hyperlink w:history="1" r:id="rIdz92pzyrnprf_ufneac4mk">
               <w:r>
                 <w:rPr>
                   <w:rFonts w:ascii="Arial" w:cs="Arial" w:eastAsia="Arial" w:hAnsi="Arial"/>
@@ -27380,7 +27380,7 @@
               <w:spacing w:after="10" w:before="0"/>
               <w:ind w:left="120"/>
             </w:pPr>
-            <w:hyperlink w:history="1" r:id="rIdykmlsx9j8sfa85_qnuasq">
+            <w:hyperlink w:history="1" r:id="rIdujmjbomwwx1nvqlzi7scj">
               <w:r>
                 <w:rPr>
                   <w:rFonts w:ascii="Arial" w:cs="Arial" w:eastAsia="Arial" w:hAnsi="Arial"/>
@@ -27575,7 +27575,7 @@
             <w:pPr>
               <w:spacing w:after="20" w:before="0"/>
             </w:pPr>
-            <w:hyperlink w:history="1" r:id="rIdiosng-hnvn9joyxwomqyr">
+            <w:hyperlink w:history="1" r:id="rId3sc-elhdpyoyzswfaxhmy">
               <w:r>
                 <w:rPr>
                   <w:rFonts w:ascii="Arial" w:cs="Arial" w:eastAsia="Arial" w:hAnsi="Arial"/>
@@ -27608,7 +27608,7 @@
               <w:spacing w:after="10" w:before="0"/>
               <w:ind w:left="120"/>
             </w:pPr>
-            <w:hyperlink w:history="1" r:id="rIdufxturbfnlqlfua7o0_fk">
+            <w:hyperlink w:history="1" r:id="rIdeceiiqgn8p8e_clh4dc2g">
               <w:r>
                 <w:rPr>
                   <w:rFonts w:ascii="Arial" w:cs="Arial" w:eastAsia="Arial" w:hAnsi="Arial"/>
@@ -27653,7 +27653,7 @@
             <w:pPr>
               <w:spacing w:after="20" w:before="0"/>
             </w:pPr>
-            <w:hyperlink w:history="1" r:id="rIdxzdwzmuuvep7v1hyjdzg6">
+            <w:hyperlink w:history="1" r:id="rIdkfg5xcp9sb5y0msj8kh0c">
               <w:r>
                 <w:rPr>
                   <w:rFonts w:ascii="Arial" w:cs="Arial" w:eastAsia="Arial" w:hAnsi="Arial"/>
@@ -27686,7 +27686,7 @@
               <w:spacing w:after="10" w:before="0"/>
               <w:ind w:left="120"/>
             </w:pPr>
-            <w:hyperlink w:history="1" r:id="rIdaolsavehnsbh3avojn8hx">
+            <w:hyperlink w:history="1" r:id="rId0aa-huvair8obczloqfes">
               <w:r>
                 <w:rPr>
                   <w:rFonts w:ascii="Arial" w:cs="Arial" w:eastAsia="Arial" w:hAnsi="Arial"/>
@@ -27881,7 +27881,7 @@
             <w:pPr>
               <w:spacing w:after="20" w:before="0"/>
             </w:pPr>
-            <w:hyperlink w:history="1" r:id="rIdm8xrppj0qmhcal1rjagze">
+            <w:hyperlink w:history="1" r:id="rIdd5h9ldohnj3ufdotwfud9">
               <w:r>
                 <w:rPr>
                   <w:rFonts w:ascii="Arial" w:cs="Arial" w:eastAsia="Arial" w:hAnsi="Arial"/>
@@ -27914,7 +27914,7 @@
               <w:spacing w:after="10" w:before="0"/>
               <w:ind w:left="120"/>
             </w:pPr>
-            <w:hyperlink w:history="1" r:id="rIdvbgkj_qafcmfqae_ybulm">
+            <w:hyperlink w:history="1" r:id="rIdyuau_i0neiak3u5b95oyv">
               <w:r>
                 <w:rPr>
                   <w:rFonts w:ascii="Arial" w:cs="Arial" w:eastAsia="Arial" w:hAnsi="Arial"/>
@@ -27959,7 +27959,7 @@
             <w:pPr>
               <w:spacing w:after="20" w:before="0"/>
             </w:pPr>
-            <w:hyperlink w:history="1" r:id="rId9p8ujh3-dtkw5khdqppov">
+            <w:hyperlink w:history="1" r:id="rIdmhadu4oxm7wbb0yerorlj">
               <w:r>
                 <w:rPr>
                   <w:rFonts w:ascii="Arial" w:cs="Arial" w:eastAsia="Arial" w:hAnsi="Arial"/>
@@ -27992,7 +27992,7 @@
               <w:spacing w:after="10" w:before="0"/>
               <w:ind w:left="120"/>
             </w:pPr>
-            <w:hyperlink w:history="1" r:id="rIdfiizomnkl7wko6pmmlf7k">
+            <w:hyperlink w:history="1" r:id="rIdexn7b8oepteprqs05mcpx">
               <w:r>
                 <w:rPr>
                   <w:rFonts w:ascii="Arial" w:cs="Arial" w:eastAsia="Arial" w:hAnsi="Arial"/>
@@ -28187,7 +28187,7 @@
             <w:pPr>
               <w:spacing w:after="20" w:before="0"/>
             </w:pPr>
-            <w:hyperlink w:history="1" r:id="rIde_g6f23yjzz7eerxuxmtk">
+            <w:hyperlink w:history="1" r:id="rIdjys93jws6c8mkaah--_9p">
               <w:r>
                 <w:rPr>
                   <w:rFonts w:ascii="Arial" w:cs="Arial" w:eastAsia="Arial" w:hAnsi="Arial"/>
@@ -28220,7 +28220,7 @@
               <w:spacing w:after="10" w:before="0"/>
               <w:ind w:left="120"/>
             </w:pPr>
-            <w:hyperlink w:history="1" r:id="rId9nz1n7tl1en7-d88cj-bv">
+            <w:hyperlink w:history="1" r:id="rIdqr_bwjg6izmzpx2tutu1n">
               <w:r>
                 <w:rPr>
                   <w:rFonts w:ascii="Arial" w:cs="Arial" w:eastAsia="Arial" w:hAnsi="Arial"/>
@@ -28265,7 +28265,7 @@
             <w:pPr>
               <w:spacing w:after="20" w:before="0"/>
             </w:pPr>
-            <w:hyperlink w:history="1" r:id="rIdc5maqffe1xms5xd_72c1c">
+            <w:hyperlink w:history="1" r:id="rIdqp_s1n0vinmphl0cbmbwa">
               <w:r>
                 <w:rPr>
                   <w:rFonts w:ascii="Arial" w:cs="Arial" w:eastAsia="Arial" w:hAnsi="Arial"/>
@@ -28298,7 +28298,7 @@
               <w:spacing w:after="10" w:before="0"/>
               <w:ind w:left="120"/>
             </w:pPr>
-            <w:hyperlink w:history="1" r:id="rIdgvh07phj2jkal6hxvhgyj">
+            <w:hyperlink w:history="1" r:id="rIdz1ykg4nipo5vivqo3pep8">
               <w:r>
                 <w:rPr>
                   <w:rFonts w:ascii="Arial" w:cs="Arial" w:eastAsia="Arial" w:hAnsi="Arial"/>
@@ -28493,7 +28493,7 @@
             <w:pPr>
               <w:spacing w:after="20" w:before="0"/>
             </w:pPr>
-            <w:hyperlink w:history="1" r:id="rIdx0tbwiorpj93gj0qw85rr">
+            <w:hyperlink w:history="1" r:id="rIdxhgsltqh2vq1rwcihbhbi">
               <w:r>
                 <w:rPr>
                   <w:rFonts w:ascii="Arial" w:cs="Arial" w:eastAsia="Arial" w:hAnsi="Arial"/>
@@ -28526,7 +28526,7 @@
               <w:spacing w:after="10" w:before="0"/>
               <w:ind w:left="120"/>
             </w:pPr>
-            <w:hyperlink w:history="1" r:id="rIdr-koesx0289j_urvie4oa">
+            <w:hyperlink w:history="1" r:id="rIdlhcmkoafs9nmiu9q3ibeu">
               <w:r>
                 <w:rPr>
                   <w:rFonts w:ascii="Arial" w:cs="Arial" w:eastAsia="Arial" w:hAnsi="Arial"/>
@@ -28571,7 +28571,7 @@
             <w:pPr>
               <w:spacing w:after="20" w:before="0"/>
             </w:pPr>
-            <w:hyperlink w:history="1" r:id="rIdawcolibf7vdbp8gxtrk62">
+            <w:hyperlink w:history="1" r:id="rId2knkyjaxtuiatfrshmmbs">
               <w:r>
                 <w:rPr>
                   <w:rFonts w:ascii="Arial" w:cs="Arial" w:eastAsia="Arial" w:hAnsi="Arial"/>
@@ -28604,7 +28604,7 @@
               <w:spacing w:after="10" w:before="0"/>
               <w:ind w:left="120"/>
             </w:pPr>
-            <w:hyperlink w:history="1" r:id="rId13nu8kqtb9jg_67vbe8ft">
+            <w:hyperlink w:history="1" r:id="rIdmhjvidowqfjn-vzqz9g9g">
               <w:r>
                 <w:rPr>
                   <w:rFonts w:ascii="Arial" w:cs="Arial" w:eastAsia="Arial" w:hAnsi="Arial"/>
@@ -30091,7 +30091,7 @@
             <w:pPr>
               <w:spacing w:after="20" w:before="0"/>
             </w:pPr>
-            <w:hyperlink w:history="1" r:id="rId8qqdsmle4p45sfr8iolvg">
+            <w:hyperlink w:history="1" r:id="rIdmutnc80__ewo_a7bovbz_">
               <w:r>
                 <w:rPr>
                   <w:rFonts w:ascii="Arial" w:cs="Arial" w:eastAsia="Arial" w:hAnsi="Arial"/>
@@ -30124,7 +30124,7 @@
               <w:spacing w:after="10" w:before="0"/>
               <w:ind w:left="120"/>
             </w:pPr>
-            <w:hyperlink w:history="1" r:id="rIddeoe_ja8mo9ufb1btn5as">
+            <w:hyperlink w:history="1" r:id="rIdaz9wq_43cfyirlcya_pb2">
               <w:r>
                 <w:rPr>
                   <w:rFonts w:ascii="Arial" w:cs="Arial" w:eastAsia="Arial" w:hAnsi="Arial"/>
@@ -30169,7 +30169,7 @@
             <w:pPr>
               <w:spacing w:after="20" w:before="0"/>
             </w:pPr>
-            <w:hyperlink w:history="1" r:id="rId9qfckyispihli7cw9rzzd">
+            <w:hyperlink w:history="1" r:id="rId_lpihxccleuakc6-wborv">
               <w:r>
                 <w:rPr>
                   <w:rFonts w:ascii="Arial" w:cs="Arial" w:eastAsia="Arial" w:hAnsi="Arial"/>
@@ -30202,7 +30202,7 @@
               <w:spacing w:after="10" w:before="0"/>
               <w:ind w:left="120"/>
             </w:pPr>
-            <w:hyperlink w:history="1" r:id="rIdj-27amgnki-9ziwysq4f5">
+            <w:hyperlink w:history="1" r:id="rIdozmqnnr_xgugluxkiiuom">
               <w:r>
                 <w:rPr>
                   <w:rFonts w:ascii="Arial" w:cs="Arial" w:eastAsia="Arial" w:hAnsi="Arial"/>
@@ -30397,7 +30397,7 @@
             <w:pPr>
               <w:spacing w:after="20" w:before="0"/>
             </w:pPr>
-            <w:hyperlink w:history="1" r:id="rIdr7r_wdw0ivkjrmxp63mbu">
+            <w:hyperlink w:history="1" r:id="rIdwvjqpp251pnxg5utpsseh">
               <w:r>
                 <w:rPr>
                   <w:rFonts w:ascii="Arial" w:cs="Arial" w:eastAsia="Arial" w:hAnsi="Arial"/>
@@ -30430,7 +30430,7 @@
               <w:spacing w:after="10" w:before="0"/>
               <w:ind w:left="120"/>
             </w:pPr>
-            <w:hyperlink w:history="1" r:id="rIddzgw7iytmllevhvm1m-1s">
+            <w:hyperlink w:history="1" r:id="rIdjjkqifvocuqd_z7yhw7gk">
               <w:r>
                 <w:rPr>
                   <w:rFonts w:ascii="Arial" w:cs="Arial" w:eastAsia="Arial" w:hAnsi="Arial"/>
@@ -30475,7 +30475,7 @@
             <w:pPr>
               <w:spacing w:after="20" w:before="0"/>
             </w:pPr>
-            <w:hyperlink w:history="1" r:id="rIdodiu2bnvax1lxcrnikwaq">
+            <w:hyperlink w:history="1" r:id="rId-9exphzii2aihvlbrtyxr">
               <w:r>
                 <w:rPr>
                   <w:rFonts w:ascii="Arial" w:cs="Arial" w:eastAsia="Arial" w:hAnsi="Arial"/>
@@ -30508,7 +30508,7 @@
               <w:spacing w:after="10" w:before="0"/>
               <w:ind w:left="120"/>
             </w:pPr>
-            <w:hyperlink w:history="1" r:id="rIdtzjz3keg9ebtvjvvojr1r">
+            <w:hyperlink w:history="1" r:id="rIdfo7xsj5ebzvyse2ppmn0_">
               <w:r>
                 <w:rPr>
                   <w:rFonts w:ascii="Arial" w:cs="Arial" w:eastAsia="Arial" w:hAnsi="Arial"/>
@@ -30855,7 +30855,7 @@
             <w:pPr>
               <w:spacing w:after="20" w:before="0"/>
             </w:pPr>
-            <w:hyperlink w:history="1" r:id="rIddqt3-d3urmyttkj79qy4u">
+            <w:hyperlink w:history="1" r:id="rIduh1o2syvq05buhdd6s4vw">
               <w:r>
                 <w:rPr>
                   <w:rFonts w:ascii="Arial" w:cs="Arial" w:eastAsia="Arial" w:hAnsi="Arial"/>
@@ -30888,7 +30888,7 @@
               <w:spacing w:after="10" w:before="0"/>
               <w:ind w:left="120"/>
             </w:pPr>
-            <w:hyperlink w:history="1" r:id="rIdmtaehdhtvxwhuq2x2ilgm">
+            <w:hyperlink w:history="1" r:id="rIdur3mqthsmjvdrooc_b0rx">
               <w:r>
                 <w:rPr>
                   <w:rFonts w:ascii="Arial" w:cs="Arial" w:eastAsia="Arial" w:hAnsi="Arial"/>
@@ -30933,7 +30933,7 @@
             <w:pPr>
               <w:spacing w:after="20" w:before="0"/>
             </w:pPr>
-            <w:hyperlink w:history="1" r:id="rIdmnz9dms238gvnq_e6eioj">
+            <w:hyperlink w:history="1" r:id="rIdq_qoalbbqh8lusrx6s1va">
               <w:r>
                 <w:rPr>
                   <w:rFonts w:ascii="Arial" w:cs="Arial" w:eastAsia="Arial" w:hAnsi="Arial"/>
@@ -30966,7 +30966,7 @@
               <w:spacing w:after="10" w:before="0"/>
               <w:ind w:left="120"/>
             </w:pPr>
-            <w:hyperlink w:history="1" r:id="rId6ftvh6k1avzeeu4nmh_us">
+            <w:hyperlink w:history="1" r:id="rIdbuzycn7qy27pceply8aia">
               <w:r>
                 <w:rPr>
                   <w:rFonts w:ascii="Arial" w:cs="Arial" w:eastAsia="Arial" w:hAnsi="Arial"/>
@@ -31161,7 +31161,7 @@
             <w:pPr>
               <w:spacing w:after="20" w:before="0"/>
             </w:pPr>
-            <w:hyperlink w:history="1" r:id="rIdv2w-h6qa7-xqk1tkkylmw">
+            <w:hyperlink w:history="1" r:id="rIddtuscr87_tm39t5f6vujc">
               <w:r>
                 <w:rPr>
                   <w:rFonts w:ascii="Arial" w:cs="Arial" w:eastAsia="Arial" w:hAnsi="Arial"/>
@@ -31194,7 +31194,7 @@
               <w:spacing w:after="10" w:before="0"/>
               <w:ind w:left="120"/>
             </w:pPr>
-            <w:hyperlink w:history="1" r:id="rIdzzd6974so4wehojzds56n">
+            <w:hyperlink w:history="1" r:id="rId-crh8-9tlmfeqvqz7mf5p">
               <w:r>
                 <w:rPr>
                   <w:rFonts w:ascii="Arial" w:cs="Arial" w:eastAsia="Arial" w:hAnsi="Arial"/>
@@ -31239,7 +31239,7 @@
             <w:pPr>
               <w:spacing w:after="20" w:before="0"/>
             </w:pPr>
-            <w:hyperlink w:history="1" r:id="rIdgeclarfczgmiodaq-_oqz">
+            <w:hyperlink w:history="1" r:id="rIdc0g5mnlk3aq2lbbm12xjf">
               <w:r>
                 <w:rPr>
                   <w:rFonts w:ascii="Arial" w:cs="Arial" w:eastAsia="Arial" w:hAnsi="Arial"/>
@@ -31272,7 +31272,7 @@
               <w:spacing w:after="10" w:before="0"/>
               <w:ind w:left="120"/>
             </w:pPr>
-            <w:hyperlink w:history="1" r:id="rIdxyilnmni58mpb2as88whg">
+            <w:hyperlink w:history="1" r:id="rId3idjlxgl4dhfa1io3yptx">
               <w:r>
                 <w:rPr>
                   <w:rFonts w:ascii="Arial" w:cs="Arial" w:eastAsia="Arial" w:hAnsi="Arial"/>
@@ -31467,7 +31467,7 @@
             <w:pPr>
               <w:spacing w:after="20" w:before="0"/>
             </w:pPr>
-            <w:hyperlink w:history="1" r:id="rIdopdrcqo2swdxg_1abycdk">
+            <w:hyperlink w:history="1" r:id="rIdyrltyifjwuzdnpjxb75ru">
               <w:r>
                 <w:rPr>
                   <w:rFonts w:ascii="Arial" w:cs="Arial" w:eastAsia="Arial" w:hAnsi="Arial"/>
@@ -31500,7 +31500,7 @@
               <w:spacing w:after="10" w:before="0"/>
               <w:ind w:left="120"/>
             </w:pPr>
-            <w:hyperlink w:history="1" r:id="rIde6unjeeh-vgr9cp4nn0cw">
+            <w:hyperlink w:history="1" r:id="rIda19sfvtxk2vt79sfiq1ph">
               <w:r>
                 <w:rPr>
                   <w:rFonts w:ascii="Arial" w:cs="Arial" w:eastAsia="Arial" w:hAnsi="Arial"/>
@@ -31545,7 +31545,7 @@
             <w:pPr>
               <w:spacing w:after="20" w:before="0"/>
             </w:pPr>
-            <w:hyperlink w:history="1" r:id="rId7x0esqswz14rox9pmvv2c">
+            <w:hyperlink w:history="1" r:id="rIdikkmbesfzi5g0ftklmnnc">
               <w:r>
                 <w:rPr>
                   <w:rFonts w:ascii="Arial" w:cs="Arial" w:eastAsia="Arial" w:hAnsi="Arial"/>
@@ -31578,7 +31578,7 @@
               <w:spacing w:after="10" w:before="0"/>
               <w:ind w:left="120"/>
             </w:pPr>
-            <w:hyperlink w:history="1" r:id="rIdrei27cfmffnhrmsy0soj1">
+            <w:hyperlink w:history="1" r:id="rIdd05b1kbkcsd9v5twm3uqk">
               <w:r>
                 <w:rPr>
                   <w:rFonts w:ascii="Arial" w:cs="Arial" w:eastAsia="Arial" w:hAnsi="Arial"/>

--- a/data/outputs/v2/Maths/SS3.1_Trigonometry_I/Mathematics_Trigonometry_I_CBE_LessonSequence.docx
+++ b/data/outputs/v2/Maths/SS3.1_Trigonometry_I/Mathematics_Trigonometry_I_CBE_LessonSequence.docx
@@ -3496,7 +3496,7 @@
             <w:pPr>
               <w:spacing w:after="20" w:before="0"/>
             </w:pPr>
-            <w:hyperlink w:history="1" r:id="rIdnjwf8mbyxxqnr-v53vfuc">
+            <w:hyperlink w:history="1" r:id="rIdsavrbcmanypg-h0rskrg2">
               <w:r>
                 <w:rPr>
                   <w:rFonts w:ascii="Arial" w:cs="Arial" w:eastAsia="Arial" w:hAnsi="Arial"/>
@@ -3529,7 +3529,7 @@
               <w:spacing w:after="10" w:before="0"/>
               <w:ind w:left="120"/>
             </w:pPr>
-            <w:hyperlink w:history="1" r:id="rIdmhsm9urzoccc3c9ip3-5z">
+            <w:hyperlink w:history="1" r:id="rIdngizs-djs-rvejehcygrq">
               <w:r>
                 <w:rPr>
                   <w:rFonts w:ascii="Arial" w:cs="Arial" w:eastAsia="Arial" w:hAnsi="Arial"/>
@@ -3574,7 +3574,7 @@
             <w:pPr>
               <w:spacing w:after="20" w:before="0"/>
             </w:pPr>
-            <w:hyperlink w:history="1" r:id="rIduihm8fm-bdapuv5le5hfd">
+            <w:hyperlink w:history="1" r:id="rIdmkz3jfmuwvjsd0zlqkyai">
               <w:r>
                 <w:rPr>
                   <w:rFonts w:ascii="Arial" w:cs="Arial" w:eastAsia="Arial" w:hAnsi="Arial"/>
@@ -3607,7 +3607,7 @@
               <w:spacing w:after="10" w:before="0"/>
               <w:ind w:left="120"/>
             </w:pPr>
-            <w:hyperlink w:history="1" r:id="rIdg7iwmwmoqxdodlmdemsit">
+            <w:hyperlink w:history="1" r:id="rIdqk9weyspsdylvqcfahpi-">
               <w:r>
                 <w:rPr>
                   <w:rFonts w:ascii="Arial" w:cs="Arial" w:eastAsia="Arial" w:hAnsi="Arial"/>
@@ -3802,7 +3802,7 @@
             <w:pPr>
               <w:spacing w:after="20" w:before="0"/>
             </w:pPr>
-            <w:hyperlink w:history="1" r:id="rIdce-m29tntoe7--4volurv">
+            <w:hyperlink w:history="1" r:id="rIdtca2nalxassssj95qem7h">
               <w:r>
                 <w:rPr>
                   <w:rFonts w:ascii="Arial" w:cs="Arial" w:eastAsia="Arial" w:hAnsi="Arial"/>
@@ -3835,7 +3835,7 @@
               <w:spacing w:after="10" w:before="0"/>
               <w:ind w:left="120"/>
             </w:pPr>
-            <w:hyperlink w:history="1" r:id="rIdehl2q0niv6okcko9nvsf7">
+            <w:hyperlink w:history="1" r:id="rIdni8e3shwmcdmhc47krrea">
               <w:r>
                 <w:rPr>
                   <w:rFonts w:ascii="Arial" w:cs="Arial" w:eastAsia="Arial" w:hAnsi="Arial"/>
@@ -3880,7 +3880,7 @@
             <w:pPr>
               <w:spacing w:after="20" w:before="0"/>
             </w:pPr>
-            <w:hyperlink w:history="1" r:id="rIdvkhoqrqm0cqjho39o0xiw">
+            <w:hyperlink w:history="1" r:id="rIdn66ue4ameebuxfq8gzf7a">
               <w:r>
                 <w:rPr>
                   <w:rFonts w:ascii="Arial" w:cs="Arial" w:eastAsia="Arial" w:hAnsi="Arial"/>
@@ -3913,7 +3913,7 @@
               <w:spacing w:after="10" w:before="0"/>
               <w:ind w:left="120"/>
             </w:pPr>
-            <w:hyperlink w:history="1" r:id="rIdk7hl8prarlzyikfhttqga">
+            <w:hyperlink w:history="1" r:id="rIdlo56fxflnnm1g0dnv-cjg">
               <w:r>
                 <w:rPr>
                   <w:rFonts w:ascii="Arial" w:cs="Arial" w:eastAsia="Arial" w:hAnsi="Arial"/>
@@ -4108,7 +4108,7 @@
             <w:pPr>
               <w:spacing w:after="20" w:before="0"/>
             </w:pPr>
-            <w:hyperlink w:history="1" r:id="rIdktlm7qm7xazjk0d14e5rt">
+            <w:hyperlink w:history="1" r:id="rIdjsweftvwc3ioji_srbppo">
               <w:r>
                 <w:rPr>
                   <w:rFonts w:ascii="Arial" w:cs="Arial" w:eastAsia="Arial" w:hAnsi="Arial"/>
@@ -4141,7 +4141,7 @@
               <w:spacing w:after="10" w:before="0"/>
               <w:ind w:left="120"/>
             </w:pPr>
-            <w:hyperlink w:history="1" r:id="rIdfbsw3rup-4vaumdgqfai1">
+            <w:hyperlink w:history="1" r:id="rIdaesyjj_25cbyocy37fvde">
               <w:r>
                 <w:rPr>
                   <w:rFonts w:ascii="Arial" w:cs="Arial" w:eastAsia="Arial" w:hAnsi="Arial"/>
@@ -4186,7 +4186,7 @@
             <w:pPr>
               <w:spacing w:after="20" w:before="0"/>
             </w:pPr>
-            <w:hyperlink w:history="1" r:id="rIdevejzeoot0m1zw1ckvc4f">
+            <w:hyperlink w:history="1" r:id="rIdrqjmap1af1agtw_0d3uub">
               <w:r>
                 <w:rPr>
                   <w:rFonts w:ascii="Arial" w:cs="Arial" w:eastAsia="Arial" w:hAnsi="Arial"/>
@@ -4219,7 +4219,7 @@
               <w:spacing w:after="10" w:before="0"/>
               <w:ind w:left="120"/>
             </w:pPr>
-            <w:hyperlink w:history="1" r:id="rIdoturijtrfs29o2bwwcnb5">
+            <w:hyperlink w:history="1" r:id="rIddjnq6hf3_lrhgdrkursaz">
               <w:r>
                 <w:rPr>
                   <w:rFonts w:ascii="Arial" w:cs="Arial" w:eastAsia="Arial" w:hAnsi="Arial"/>
@@ -4414,7 +4414,7 @@
             <w:pPr>
               <w:spacing w:after="20" w:before="0"/>
             </w:pPr>
-            <w:hyperlink w:history="1" r:id="rId5nf3an89udonyqroyiylz">
+            <w:hyperlink w:history="1" r:id="rIdhao9rbnshxbesqz-ovxvs">
               <w:r>
                 <w:rPr>
                   <w:rFonts w:ascii="Arial" w:cs="Arial" w:eastAsia="Arial" w:hAnsi="Arial"/>
@@ -4447,7 +4447,7 @@
               <w:spacing w:after="10" w:before="0"/>
               <w:ind w:left="120"/>
             </w:pPr>
-            <w:hyperlink w:history="1" r:id="rIdfccfytqicpwrtvm7ukl9f">
+            <w:hyperlink w:history="1" r:id="rIdy3ko0gsc9zbju9ezi1f0s">
               <w:r>
                 <w:rPr>
                   <w:rFonts w:ascii="Arial" w:cs="Arial" w:eastAsia="Arial" w:hAnsi="Arial"/>
@@ -4492,7 +4492,7 @@
             <w:pPr>
               <w:spacing w:after="20" w:before="0"/>
             </w:pPr>
-            <w:hyperlink w:history="1" r:id="rIdxv9ngu2qx4rln08l6pjjp">
+            <w:hyperlink w:history="1" r:id="rIdrtm-8gqmh_kkmsifamlnp">
               <w:r>
                 <w:rPr>
                   <w:rFonts w:ascii="Arial" w:cs="Arial" w:eastAsia="Arial" w:hAnsi="Arial"/>
@@ -4525,7 +4525,7 @@
               <w:spacing w:after="10" w:before="0"/>
               <w:ind w:left="120"/>
             </w:pPr>
-            <w:hyperlink w:history="1" r:id="rId5-4m7b8x96jbtmhe3qqtd">
+            <w:hyperlink w:history="1" r:id="rIda9objmfgqcdc1ol89qdpw">
               <w:r>
                 <w:rPr>
                   <w:rFonts w:ascii="Arial" w:cs="Arial" w:eastAsia="Arial" w:hAnsi="Arial"/>
@@ -4720,7 +4720,7 @@
             <w:pPr>
               <w:spacing w:after="20" w:before="0"/>
             </w:pPr>
-            <w:hyperlink w:history="1" r:id="rIdas47r77mc7gdpv228tkaf">
+            <w:hyperlink w:history="1" r:id="rId7slpvda-vyjtinpnngw__">
               <w:r>
                 <w:rPr>
                   <w:rFonts w:ascii="Arial" w:cs="Arial" w:eastAsia="Arial" w:hAnsi="Arial"/>
@@ -4753,7 +4753,7 @@
               <w:spacing w:after="10" w:before="0"/>
               <w:ind w:left="120"/>
             </w:pPr>
-            <w:hyperlink w:history="1" r:id="rIdim8xmr88-tjt3ssx8jllq">
+            <w:hyperlink w:history="1" r:id="rIdh9taugcnrulrl9pjvvytu">
               <w:r>
                 <w:rPr>
                   <w:rFonts w:ascii="Arial" w:cs="Arial" w:eastAsia="Arial" w:hAnsi="Arial"/>
@@ -4798,7 +4798,7 @@
             <w:pPr>
               <w:spacing w:after="20" w:before="0"/>
             </w:pPr>
-            <w:hyperlink w:history="1" r:id="rIdgatti2i61vuyo8p_vb0sc">
+            <w:hyperlink w:history="1" r:id="rIdgckeqxlmbf0nykumbybup">
               <w:r>
                 <w:rPr>
                   <w:rFonts w:ascii="Arial" w:cs="Arial" w:eastAsia="Arial" w:hAnsi="Arial"/>
@@ -4831,7 +4831,7 @@
               <w:spacing w:after="10" w:before="0"/>
               <w:ind w:left="120"/>
             </w:pPr>
-            <w:hyperlink w:history="1" r:id="rIddvjbdeo-rwzhzjqzj5-ul">
+            <w:hyperlink w:history="1" r:id="rIdvzqeuoidqpbxg9-ph-rvg">
               <w:r>
                 <w:rPr>
                   <w:rFonts w:ascii="Arial" w:cs="Arial" w:eastAsia="Arial" w:hAnsi="Arial"/>
@@ -6318,7 +6318,7 @@
             <w:pPr>
               <w:spacing w:after="20" w:before="0"/>
             </w:pPr>
-            <w:hyperlink w:history="1" r:id="rId_p9vg9fbtfum7dedxlzj5">
+            <w:hyperlink w:history="1" r:id="rIdjvwstywnw3okai0-b7y4u">
               <w:r>
                 <w:rPr>
                   <w:rFonts w:ascii="Arial" w:cs="Arial" w:eastAsia="Arial" w:hAnsi="Arial"/>
@@ -6351,7 +6351,7 @@
               <w:spacing w:after="10" w:before="0"/>
               <w:ind w:left="120"/>
             </w:pPr>
-            <w:hyperlink w:history="1" r:id="rId4ze1_xjrktht_ajiznja9">
+            <w:hyperlink w:history="1" r:id="rIdkykwwdgsp8li8r3zb3yrx">
               <w:r>
                 <w:rPr>
                   <w:rFonts w:ascii="Arial" w:cs="Arial" w:eastAsia="Arial" w:hAnsi="Arial"/>
@@ -6396,7 +6396,7 @@
             <w:pPr>
               <w:spacing w:after="20" w:before="0"/>
             </w:pPr>
-            <w:hyperlink w:history="1" r:id="rIdui5etzia5-arcdqre8tli">
+            <w:hyperlink w:history="1" r:id="rId9abrjlvc0fojablstxgb3">
               <w:r>
                 <w:rPr>
                   <w:rFonts w:ascii="Arial" w:cs="Arial" w:eastAsia="Arial" w:hAnsi="Arial"/>
@@ -6429,7 +6429,7 @@
               <w:spacing w:after="10" w:before="0"/>
               <w:ind w:left="120"/>
             </w:pPr>
-            <w:hyperlink w:history="1" r:id="rId6yvwzecjd8g51jx0bwkb_">
+            <w:hyperlink w:history="1" r:id="rIdrqulmbbqkpy0kdgci6wrr">
               <w:r>
                 <w:rPr>
                   <w:rFonts w:ascii="Arial" w:cs="Arial" w:eastAsia="Arial" w:hAnsi="Arial"/>
@@ -6624,7 +6624,7 @@
             <w:pPr>
               <w:spacing w:after="20" w:before="0"/>
             </w:pPr>
-            <w:hyperlink w:history="1" r:id="rIdeysjgt-ewszfeyy8x9ugl">
+            <w:hyperlink w:history="1" r:id="rIdl2-x9ekms3n0pb30zdnju">
               <w:r>
                 <w:rPr>
                   <w:rFonts w:ascii="Arial" w:cs="Arial" w:eastAsia="Arial" w:hAnsi="Arial"/>
@@ -6657,7 +6657,7 @@
               <w:spacing w:after="10" w:before="0"/>
               <w:ind w:left="120"/>
             </w:pPr>
-            <w:hyperlink w:history="1" r:id="rIdlhkomxf3rght1bcnyfbw3">
+            <w:hyperlink w:history="1" r:id="rIdswljvfckf7hgstbddbdeb">
               <w:r>
                 <w:rPr>
                   <w:rFonts w:ascii="Arial" w:cs="Arial" w:eastAsia="Arial" w:hAnsi="Arial"/>
@@ -6702,7 +6702,7 @@
             <w:pPr>
               <w:spacing w:after="20" w:before="0"/>
             </w:pPr>
-            <w:hyperlink w:history="1" r:id="rIduathtqzsul6wciyuqrhks">
+            <w:hyperlink w:history="1" r:id="rId8_mw-a1p3ymt_q6fcccew">
               <w:r>
                 <w:rPr>
                   <w:rFonts w:ascii="Arial" w:cs="Arial" w:eastAsia="Arial" w:hAnsi="Arial"/>
@@ -6735,7 +6735,7 @@
               <w:spacing w:after="10" w:before="0"/>
               <w:ind w:left="120"/>
             </w:pPr>
-            <w:hyperlink w:history="1" r:id="rIdjb3lmxh9liyhkx-igxgoz">
+            <w:hyperlink w:history="1" r:id="rIdykucrddnxexhnm5typeco">
               <w:r>
                 <w:rPr>
                   <w:rFonts w:ascii="Arial" w:cs="Arial" w:eastAsia="Arial" w:hAnsi="Arial"/>
@@ -6930,7 +6930,7 @@
             <w:pPr>
               <w:spacing w:after="20" w:before="0"/>
             </w:pPr>
-            <w:hyperlink w:history="1" r:id="rIdoyj7symb0edthz-msh4vm">
+            <w:hyperlink w:history="1" r:id="rIdvkx9vb9bfb9zrbaxvtwwk">
               <w:r>
                 <w:rPr>
                   <w:rFonts w:ascii="Arial" w:cs="Arial" w:eastAsia="Arial" w:hAnsi="Arial"/>
@@ -6963,7 +6963,7 @@
               <w:spacing w:after="10" w:before="0"/>
               <w:ind w:left="120"/>
             </w:pPr>
-            <w:hyperlink w:history="1" r:id="rIdim4dwi0if-vxt01b0wc1q">
+            <w:hyperlink w:history="1" r:id="rIdr3iztrubv5z3ej9tdnchj">
               <w:r>
                 <w:rPr>
                   <w:rFonts w:ascii="Arial" w:cs="Arial" w:eastAsia="Arial" w:hAnsi="Arial"/>
@@ -7008,7 +7008,7 @@
             <w:pPr>
               <w:spacing w:after="20" w:before="0"/>
             </w:pPr>
-            <w:hyperlink w:history="1" r:id="rIdpihaiqxdqmvtfjy_fzrsr">
+            <w:hyperlink w:history="1" r:id="rIdhnnlo5ntzmowvisph61mn">
               <w:r>
                 <w:rPr>
                   <w:rFonts w:ascii="Arial" w:cs="Arial" w:eastAsia="Arial" w:hAnsi="Arial"/>
@@ -7041,7 +7041,7 @@
               <w:spacing w:after="10" w:before="0"/>
               <w:ind w:left="120"/>
             </w:pPr>
-            <w:hyperlink w:history="1" r:id="rIdcooix-26wcakzloyafljo">
+            <w:hyperlink w:history="1" r:id="rIdrcryrgbed78zwy02zouom">
               <w:r>
                 <w:rPr>
                   <w:rFonts w:ascii="Arial" w:cs="Arial" w:eastAsia="Arial" w:hAnsi="Arial"/>
@@ -7236,7 +7236,7 @@
             <w:pPr>
               <w:spacing w:after="20" w:before="0"/>
             </w:pPr>
-            <w:hyperlink w:history="1" r:id="rIdakqxxfuzvg_wjhaf6o-j8">
+            <w:hyperlink w:history="1" r:id="rIdr0xgpcleyyveferuahpli">
               <w:r>
                 <w:rPr>
                   <w:rFonts w:ascii="Arial" w:cs="Arial" w:eastAsia="Arial" w:hAnsi="Arial"/>
@@ -7269,7 +7269,7 @@
               <w:spacing w:after="10" w:before="0"/>
               <w:ind w:left="120"/>
             </w:pPr>
-            <w:hyperlink w:history="1" r:id="rIdisi5tfy0pjzsfxqb-smbo">
+            <w:hyperlink w:history="1" r:id="rIdnpya8yb-fbk9g3c65okr4">
               <w:r>
                 <w:rPr>
                   <w:rFonts w:ascii="Arial" w:cs="Arial" w:eastAsia="Arial" w:hAnsi="Arial"/>
@@ -7314,7 +7314,7 @@
             <w:pPr>
               <w:spacing w:after="20" w:before="0"/>
             </w:pPr>
-            <w:hyperlink w:history="1" r:id="rIdufnvlmlnuf4rfic08qjfc">
+            <w:hyperlink w:history="1" r:id="rId08ij3nyhnhgvvsbv6d2aq">
               <w:r>
                 <w:rPr>
                   <w:rFonts w:ascii="Arial" w:cs="Arial" w:eastAsia="Arial" w:hAnsi="Arial"/>
@@ -7347,7 +7347,7 @@
               <w:spacing w:after="10" w:before="0"/>
               <w:ind w:left="120"/>
             </w:pPr>
-            <w:hyperlink w:history="1" r:id="rIdvsduwk1blypwquiktqfdv">
+            <w:hyperlink w:history="1" r:id="rIdd5od77gwnqejctmb7xqwp">
               <w:r>
                 <w:rPr>
                   <w:rFonts w:ascii="Arial" w:cs="Arial" w:eastAsia="Arial" w:hAnsi="Arial"/>
@@ -7542,7 +7542,7 @@
             <w:pPr>
               <w:spacing w:after="20" w:before="0"/>
             </w:pPr>
-            <w:hyperlink w:history="1" r:id="rIdzopq92zqr2z0_3-s68ts8">
+            <w:hyperlink w:history="1" r:id="rIdn0ez2wlx1e0tph6zff9ix">
               <w:r>
                 <w:rPr>
                   <w:rFonts w:ascii="Arial" w:cs="Arial" w:eastAsia="Arial" w:hAnsi="Arial"/>
@@ -7575,7 +7575,7 @@
               <w:spacing w:after="10" w:before="0"/>
               <w:ind w:left="120"/>
             </w:pPr>
-            <w:hyperlink w:history="1" r:id="rIdw91kb9c9-y36717wwzj0o">
+            <w:hyperlink w:history="1" r:id="rId-7qmqeqd-mdiohgmzwxsx">
               <w:r>
                 <w:rPr>
                   <w:rFonts w:ascii="Arial" w:cs="Arial" w:eastAsia="Arial" w:hAnsi="Arial"/>
@@ -7620,7 +7620,7 @@
             <w:pPr>
               <w:spacing w:after="20" w:before="0"/>
             </w:pPr>
-            <w:hyperlink w:history="1" r:id="rIdpzh8zujfaexopisk_9esc">
+            <w:hyperlink w:history="1" r:id="rId9ubyo-3ezw0d7ztg-xvs3">
               <w:r>
                 <w:rPr>
                   <w:rFonts w:ascii="Arial" w:cs="Arial" w:eastAsia="Arial" w:hAnsi="Arial"/>
@@ -7653,7 +7653,7 @@
               <w:spacing w:after="10" w:before="0"/>
               <w:ind w:left="120"/>
             </w:pPr>
-            <w:hyperlink w:history="1" r:id="rIdu2orchn_qqauewje4nnx0">
+            <w:hyperlink w:history="1" r:id="rIde5237eeiromutxnjm7wbi">
               <w:r>
                 <w:rPr>
                   <w:rFonts w:ascii="Arial" w:cs="Arial" w:eastAsia="Arial" w:hAnsi="Arial"/>
@@ -9140,7 +9140,7 @@
             <w:pPr>
               <w:spacing w:after="20" w:before="0"/>
             </w:pPr>
-            <w:hyperlink w:history="1" r:id="rIddsgwpxa2sgl0rxbompepg">
+            <w:hyperlink w:history="1" r:id="rId__izeqxhyxltoi8bppsir">
               <w:r>
                 <w:rPr>
                   <w:rFonts w:ascii="Arial" w:cs="Arial" w:eastAsia="Arial" w:hAnsi="Arial"/>
@@ -9173,7 +9173,7 @@
               <w:spacing w:after="10" w:before="0"/>
               <w:ind w:left="120"/>
             </w:pPr>
-            <w:hyperlink w:history="1" r:id="rIdro3bakyquue1zhmdwilo7">
+            <w:hyperlink w:history="1" r:id="rIdswq0zo4syq8vewkdjlshk">
               <w:r>
                 <w:rPr>
                   <w:rFonts w:ascii="Arial" w:cs="Arial" w:eastAsia="Arial" w:hAnsi="Arial"/>
@@ -9218,7 +9218,7 @@
             <w:pPr>
               <w:spacing w:after="20" w:before="0"/>
             </w:pPr>
-            <w:hyperlink w:history="1" r:id="rIdqjrcqkmb8al_rkbas5szo">
+            <w:hyperlink w:history="1" r:id="rId8nkxapkyv9m66jon-y6y7">
               <w:r>
                 <w:rPr>
                   <w:rFonts w:ascii="Arial" w:cs="Arial" w:eastAsia="Arial" w:hAnsi="Arial"/>
@@ -9251,7 +9251,7 @@
               <w:spacing w:after="10" w:before="0"/>
               <w:ind w:left="120"/>
             </w:pPr>
-            <w:hyperlink w:history="1" r:id="rIdtoychuuzi76hyui99ldyg">
+            <w:hyperlink w:history="1" r:id="rIdd_glkp9trhwg4rpqep_qy">
               <w:r>
                 <w:rPr>
                   <w:rFonts w:ascii="Arial" w:cs="Arial" w:eastAsia="Arial" w:hAnsi="Arial"/>
@@ -9446,7 +9446,7 @@
             <w:pPr>
               <w:spacing w:after="20" w:before="0"/>
             </w:pPr>
-            <w:hyperlink w:history="1" r:id="rId2lfne06_p78xsyk7hkqbn">
+            <w:hyperlink w:history="1" r:id="rIdvmqhjzig6xmnzoewpnd9s">
               <w:r>
                 <w:rPr>
                   <w:rFonts w:ascii="Arial" w:cs="Arial" w:eastAsia="Arial" w:hAnsi="Arial"/>
@@ -9479,7 +9479,7 @@
               <w:spacing w:after="10" w:before="0"/>
               <w:ind w:left="120"/>
             </w:pPr>
-            <w:hyperlink w:history="1" r:id="rId2rgzn6n2vbzbrphfqijsv">
+            <w:hyperlink w:history="1" r:id="rIdazgz3phyihgoao-gnkjdd">
               <w:r>
                 <w:rPr>
                   <w:rFonts w:ascii="Arial" w:cs="Arial" w:eastAsia="Arial" w:hAnsi="Arial"/>
@@ -9524,7 +9524,7 @@
             <w:pPr>
               <w:spacing w:after="20" w:before="0"/>
             </w:pPr>
-            <w:hyperlink w:history="1" r:id="rIdrqi5njb8evq2dqlvngttw">
+            <w:hyperlink w:history="1" r:id="rIdqydh2sgn1zdczz34_jek5">
               <w:r>
                 <w:rPr>
                   <w:rFonts w:ascii="Arial" w:cs="Arial" w:eastAsia="Arial" w:hAnsi="Arial"/>
@@ -9557,7 +9557,7 @@
               <w:spacing w:after="10" w:before="0"/>
               <w:ind w:left="120"/>
             </w:pPr>
-            <w:hyperlink w:history="1" r:id="rIdluqhmslrudjxzf6ntsbv8">
+            <w:hyperlink w:history="1" r:id="rId7m6sntd9ye0hodkfkjy5f">
               <w:r>
                 <w:rPr>
                   <w:rFonts w:ascii="Arial" w:cs="Arial" w:eastAsia="Arial" w:hAnsi="Arial"/>
@@ -9752,7 +9752,7 @@
             <w:pPr>
               <w:spacing w:after="20" w:before="0"/>
             </w:pPr>
-            <w:hyperlink w:history="1" r:id="rIdfiub6-enw0iqoye-5onrv">
+            <w:hyperlink w:history="1" r:id="rIdvaqv3saw6ljpr8bqxoxpk">
               <w:r>
                 <w:rPr>
                   <w:rFonts w:ascii="Arial" w:cs="Arial" w:eastAsia="Arial" w:hAnsi="Arial"/>
@@ -9785,7 +9785,7 @@
               <w:spacing w:after="10" w:before="0"/>
               <w:ind w:left="120"/>
             </w:pPr>
-            <w:hyperlink w:history="1" r:id="rIdapkzlh--ljketgv6czfbf">
+            <w:hyperlink w:history="1" r:id="rIdjsfvv2mvzm0jisakq_kwf">
               <w:r>
                 <w:rPr>
                   <w:rFonts w:ascii="Arial" w:cs="Arial" w:eastAsia="Arial" w:hAnsi="Arial"/>
@@ -9830,7 +9830,7 @@
             <w:pPr>
               <w:spacing w:after="20" w:before="0"/>
             </w:pPr>
-            <w:hyperlink w:history="1" r:id="rIdk9zqu4gaifpy_qxhypgiz">
+            <w:hyperlink w:history="1" r:id="rIdiqffc4wqcmqmhmypl0a3b">
               <w:r>
                 <w:rPr>
                   <w:rFonts w:ascii="Arial" w:cs="Arial" w:eastAsia="Arial" w:hAnsi="Arial"/>
@@ -9863,7 +9863,7 @@
               <w:spacing w:after="10" w:before="0"/>
               <w:ind w:left="120"/>
             </w:pPr>
-            <w:hyperlink w:history="1" r:id="rIddmyc2hxshrlivcjexzwcx">
+            <w:hyperlink w:history="1" r:id="rIdwpuwrfybdlo0_eztozhrr">
               <w:r>
                 <w:rPr>
                   <w:rFonts w:ascii="Arial" w:cs="Arial" w:eastAsia="Arial" w:hAnsi="Arial"/>
@@ -10058,7 +10058,7 @@
             <w:pPr>
               <w:spacing w:after="20" w:before="0"/>
             </w:pPr>
-            <w:hyperlink w:history="1" r:id="rIdbwsiziwmf0bqw1p7wdtsx">
+            <w:hyperlink w:history="1" r:id="rIdyq5wqp85i89orerzj-msc">
               <w:r>
                 <w:rPr>
                   <w:rFonts w:ascii="Arial" w:cs="Arial" w:eastAsia="Arial" w:hAnsi="Arial"/>
@@ -10091,7 +10091,7 @@
               <w:spacing w:after="10" w:before="0"/>
               <w:ind w:left="120"/>
             </w:pPr>
-            <w:hyperlink w:history="1" r:id="rIds401p1_mtvci8tkp0zsmy">
+            <w:hyperlink w:history="1" r:id="rIdxwevvv0dpl-k1wlz42nvx">
               <w:r>
                 <w:rPr>
                   <w:rFonts w:ascii="Arial" w:cs="Arial" w:eastAsia="Arial" w:hAnsi="Arial"/>
@@ -10136,7 +10136,7 @@
             <w:pPr>
               <w:spacing w:after="20" w:before="0"/>
             </w:pPr>
-            <w:hyperlink w:history="1" r:id="rIdol8he6ridowbriwwz2mds">
+            <w:hyperlink w:history="1" r:id="rIdgdexokf7jiv4lppd0rdwx">
               <w:r>
                 <w:rPr>
                   <w:rFonts w:ascii="Arial" w:cs="Arial" w:eastAsia="Arial" w:hAnsi="Arial"/>
@@ -10169,7 +10169,7 @@
               <w:spacing w:after="10" w:before="0"/>
               <w:ind w:left="120"/>
             </w:pPr>
-            <w:hyperlink w:history="1" r:id="rIde57lyigzswdskkjzu2fdm">
+            <w:hyperlink w:history="1" r:id="rIdsfoflklka7qwsaryeioxh">
               <w:r>
                 <w:rPr>
                   <w:rFonts w:ascii="Arial" w:cs="Arial" w:eastAsia="Arial" w:hAnsi="Arial"/>
@@ -10364,7 +10364,7 @@
             <w:pPr>
               <w:spacing w:after="20" w:before="0"/>
             </w:pPr>
-            <w:hyperlink w:history="1" r:id="rIduki9nfu_ow-qz7qqbimll">
+            <w:hyperlink w:history="1" r:id="rIdg8ghgdmnyfaqabo7sazwh">
               <w:r>
                 <w:rPr>
                   <w:rFonts w:ascii="Arial" w:cs="Arial" w:eastAsia="Arial" w:hAnsi="Arial"/>
@@ -10397,7 +10397,7 @@
               <w:spacing w:after="10" w:before="0"/>
               <w:ind w:left="120"/>
             </w:pPr>
-            <w:hyperlink w:history="1" r:id="rIda67s6gsg9eii9ulbmhi55">
+            <w:hyperlink w:history="1" r:id="rIdnpbl7a-zscmqx0ky68tsi">
               <w:r>
                 <w:rPr>
                   <w:rFonts w:ascii="Arial" w:cs="Arial" w:eastAsia="Arial" w:hAnsi="Arial"/>
@@ -10442,7 +10442,7 @@
             <w:pPr>
               <w:spacing w:after="20" w:before="0"/>
             </w:pPr>
-            <w:hyperlink w:history="1" r:id="rIdxi_k8dn19x0fhhzc8hvfl">
+            <w:hyperlink w:history="1" r:id="rIdpbmoenzpadtrvpkinui3x">
               <w:r>
                 <w:rPr>
                   <w:rFonts w:ascii="Arial" w:cs="Arial" w:eastAsia="Arial" w:hAnsi="Arial"/>
@@ -10475,7 +10475,7 @@
               <w:spacing w:after="10" w:before="0"/>
               <w:ind w:left="120"/>
             </w:pPr>
-            <w:hyperlink w:history="1" r:id="rIdkbmszppabqurccy8rpx1p">
+            <w:hyperlink w:history="1" r:id="rId1zyov-pgpanrf97c6z0xh">
               <w:r>
                 <w:rPr>
                   <w:rFonts w:ascii="Arial" w:cs="Arial" w:eastAsia="Arial" w:hAnsi="Arial"/>
@@ -11962,7 +11962,7 @@
             <w:pPr>
               <w:spacing w:after="20" w:before="0"/>
             </w:pPr>
-            <w:hyperlink w:history="1" r:id="rIdy4nz6yxnb5alcptm6fnec">
+            <w:hyperlink w:history="1" r:id="rIdpfcq43zuvyh-rzwqq6llu">
               <w:r>
                 <w:rPr>
                   <w:rFonts w:ascii="Arial" w:cs="Arial" w:eastAsia="Arial" w:hAnsi="Arial"/>
@@ -11995,7 +11995,7 @@
               <w:spacing w:after="10" w:before="0"/>
               <w:ind w:left="120"/>
             </w:pPr>
-            <w:hyperlink w:history="1" r:id="rId0vojsj6i_x9xphcua9rvv">
+            <w:hyperlink w:history="1" r:id="rIduh9n5xxauacjws7ej012o">
               <w:r>
                 <w:rPr>
                   <w:rFonts w:ascii="Arial" w:cs="Arial" w:eastAsia="Arial" w:hAnsi="Arial"/>
@@ -12040,7 +12040,7 @@
             <w:pPr>
               <w:spacing w:after="20" w:before="0"/>
             </w:pPr>
-            <w:hyperlink w:history="1" r:id="rId4lnbxc8nofboh0xb6_hj-">
+            <w:hyperlink w:history="1" r:id="rId02e9uwlq9b1sew24tyktt">
               <w:r>
                 <w:rPr>
                   <w:rFonts w:ascii="Arial" w:cs="Arial" w:eastAsia="Arial" w:hAnsi="Arial"/>
@@ -12073,7 +12073,7 @@
               <w:spacing w:after="10" w:before="0"/>
               <w:ind w:left="120"/>
             </w:pPr>
-            <w:hyperlink w:history="1" r:id="rIdalma7-bbbnqzf6sgq4grp">
+            <w:hyperlink w:history="1" r:id="rId0urclmewszfaauc1lnzvs">
               <w:r>
                 <w:rPr>
                   <w:rFonts w:ascii="Arial" w:cs="Arial" w:eastAsia="Arial" w:hAnsi="Arial"/>
@@ -12268,7 +12268,7 @@
             <w:pPr>
               <w:spacing w:after="20" w:before="0"/>
             </w:pPr>
-            <w:hyperlink w:history="1" r:id="rId0qy-whgxtf9s_duwxuvjm">
+            <w:hyperlink w:history="1" r:id="rIdk2y8e3ffqva7f0-adpglx">
               <w:r>
                 <w:rPr>
                   <w:rFonts w:ascii="Arial" w:cs="Arial" w:eastAsia="Arial" w:hAnsi="Arial"/>
@@ -12301,7 +12301,7 @@
               <w:spacing w:after="10" w:before="0"/>
               <w:ind w:left="120"/>
             </w:pPr>
-            <w:hyperlink w:history="1" r:id="rId4ato_yelc1ronvujqa-9a">
+            <w:hyperlink w:history="1" r:id="rIddc8cmbj_q924m7inuwbip">
               <w:r>
                 <w:rPr>
                   <w:rFonts w:ascii="Arial" w:cs="Arial" w:eastAsia="Arial" w:hAnsi="Arial"/>
@@ -12346,7 +12346,7 @@
             <w:pPr>
               <w:spacing w:after="20" w:before="0"/>
             </w:pPr>
-            <w:hyperlink w:history="1" r:id="rIdwftfjs4xgx59ksyt5fkpy">
+            <w:hyperlink w:history="1" r:id="rIdalgdvzoo7qvokwidmslhv">
               <w:r>
                 <w:rPr>
                   <w:rFonts w:ascii="Arial" w:cs="Arial" w:eastAsia="Arial" w:hAnsi="Arial"/>
@@ -12379,7 +12379,7 @@
               <w:spacing w:after="10" w:before="0"/>
               <w:ind w:left="120"/>
             </w:pPr>
-            <w:hyperlink w:history="1" r:id="rId5qf-ci45qx5bq3vcs_luu">
+            <w:hyperlink w:history="1" r:id="rId5cmqyhwvg12i55z8_hmjf">
               <w:r>
                 <w:rPr>
                   <w:rFonts w:ascii="Arial" w:cs="Arial" w:eastAsia="Arial" w:hAnsi="Arial"/>
@@ -12650,7 +12650,7 @@
             <w:pPr>
               <w:spacing w:after="20" w:before="0"/>
             </w:pPr>
-            <w:hyperlink w:history="1" r:id="rIdf86jtjemym9hhqzvyclz_">
+            <w:hyperlink w:history="1" r:id="rId6viy_suf_yrvccn_rc9rg">
               <w:r>
                 <w:rPr>
                   <w:rFonts w:ascii="Arial" w:cs="Arial" w:eastAsia="Arial" w:hAnsi="Arial"/>
@@ -12683,7 +12683,7 @@
               <w:spacing w:after="10" w:before="0"/>
               <w:ind w:left="120"/>
             </w:pPr>
-            <w:hyperlink w:history="1" r:id="rIdf8ep9-ravqah61_at8pdu">
+            <w:hyperlink w:history="1" r:id="rIdfuqar3esg8x27hiay8_mf">
               <w:r>
                 <w:rPr>
                   <w:rFonts w:ascii="Arial" w:cs="Arial" w:eastAsia="Arial" w:hAnsi="Arial"/>
@@ -12728,7 +12728,7 @@
             <w:pPr>
               <w:spacing w:after="20" w:before="0"/>
             </w:pPr>
-            <w:hyperlink w:history="1" r:id="rIdpgtjgranmlpti3xqiszvt">
+            <w:hyperlink w:history="1" r:id="rIdxvmsev7yc8bx4i86rumwe">
               <w:r>
                 <w:rPr>
                   <w:rFonts w:ascii="Arial" w:cs="Arial" w:eastAsia="Arial" w:hAnsi="Arial"/>
@@ -12761,7 +12761,7 @@
               <w:spacing w:after="10" w:before="0"/>
               <w:ind w:left="120"/>
             </w:pPr>
-            <w:hyperlink w:history="1" r:id="rIdstqcvdcl5fyqbajw0djat">
+            <w:hyperlink w:history="1" r:id="rIdblxvexx4iy_tgbvdzk3ll">
               <w:r>
                 <w:rPr>
                   <w:rFonts w:ascii="Arial" w:cs="Arial" w:eastAsia="Arial" w:hAnsi="Arial"/>
@@ -13108,7 +13108,7 @@
             <w:pPr>
               <w:spacing w:after="20" w:before="0"/>
             </w:pPr>
-            <w:hyperlink w:history="1" r:id="rId4na9n4en7anlfl3d4mmbm">
+            <w:hyperlink w:history="1" r:id="rIdhx-hyihvtfqfyxyda09oy">
               <w:r>
                 <w:rPr>
                   <w:rFonts w:ascii="Arial" w:cs="Arial" w:eastAsia="Arial" w:hAnsi="Arial"/>
@@ -13141,7 +13141,7 @@
               <w:spacing w:after="10" w:before="0"/>
               <w:ind w:left="120"/>
             </w:pPr>
-            <w:hyperlink w:history="1" r:id="rIdjpwykpv3ccv8wync2yyfu">
+            <w:hyperlink w:history="1" r:id="rIdefn5mz7ygtwhenzdatib4">
               <w:r>
                 <w:rPr>
                   <w:rFonts w:ascii="Arial" w:cs="Arial" w:eastAsia="Arial" w:hAnsi="Arial"/>
@@ -13186,7 +13186,7 @@
             <w:pPr>
               <w:spacing w:after="20" w:before="0"/>
             </w:pPr>
-            <w:hyperlink w:history="1" r:id="rIdmt7l3n8zw35qx998cfwjl">
+            <w:hyperlink w:history="1" r:id="rIdoz2byef9xw3hzdferztb-">
               <w:r>
                 <w:rPr>
                   <w:rFonts w:ascii="Arial" w:cs="Arial" w:eastAsia="Arial" w:hAnsi="Arial"/>
@@ -13219,7 +13219,7 @@
               <w:spacing w:after="10" w:before="0"/>
               <w:ind w:left="120"/>
             </w:pPr>
-            <w:hyperlink w:history="1" r:id="rIdmut5v9yuym3rdg8eif73d">
+            <w:hyperlink w:history="1" r:id="rIdxm-qi0fgchuq1zhus-pmz">
               <w:r>
                 <w:rPr>
                   <w:rFonts w:ascii="Arial" w:cs="Arial" w:eastAsia="Arial" w:hAnsi="Arial"/>
@@ -13414,7 +13414,7 @@
             <w:pPr>
               <w:spacing w:after="20" w:before="0"/>
             </w:pPr>
-            <w:hyperlink w:history="1" r:id="rIddsrylf6rngtgjdukzvdh1">
+            <w:hyperlink w:history="1" r:id="rId35-bvugdvkabbgei6owqk">
               <w:r>
                 <w:rPr>
                   <w:rFonts w:ascii="Arial" w:cs="Arial" w:eastAsia="Arial" w:hAnsi="Arial"/>
@@ -13447,7 +13447,7 @@
               <w:spacing w:after="10" w:before="0"/>
               <w:ind w:left="120"/>
             </w:pPr>
-            <w:hyperlink w:history="1" r:id="rIdhlyvrhyttaeidu1dqrgls">
+            <w:hyperlink w:history="1" r:id="rIdvtsydkgmrac6fx8xst5an">
               <w:r>
                 <w:rPr>
                   <w:rFonts w:ascii="Arial" w:cs="Arial" w:eastAsia="Arial" w:hAnsi="Arial"/>
@@ -13492,7 +13492,7 @@
             <w:pPr>
               <w:spacing w:after="20" w:before="0"/>
             </w:pPr>
-            <w:hyperlink w:history="1" r:id="rIdv2ghcj24ka4vekp833leb">
+            <w:hyperlink w:history="1" r:id="rIdgot4ww3rylra0b06rctgt">
               <w:r>
                 <w:rPr>
                   <w:rFonts w:ascii="Arial" w:cs="Arial" w:eastAsia="Arial" w:hAnsi="Arial"/>
@@ -13525,7 +13525,7 @@
               <w:spacing w:after="10" w:before="0"/>
               <w:ind w:left="120"/>
             </w:pPr>
-            <w:hyperlink w:history="1" r:id="rId7dphd2iiwmiw3clndzvyt">
+            <w:hyperlink w:history="1" r:id="rIdru_cnfvxwyg31zwxfppem">
               <w:r>
                 <w:rPr>
                   <w:rFonts w:ascii="Arial" w:cs="Arial" w:eastAsia="Arial" w:hAnsi="Arial"/>
@@ -15012,7 +15012,7 @@
             <w:pPr>
               <w:spacing w:after="20" w:before="0"/>
             </w:pPr>
-            <w:hyperlink w:history="1" r:id="rIdbvypngqlrqdwenowbgex9">
+            <w:hyperlink w:history="1" r:id="rIdnrmsdx17g7vbvajyu77y_">
               <w:r>
                 <w:rPr>
                   <w:rFonts w:ascii="Arial" w:cs="Arial" w:eastAsia="Arial" w:hAnsi="Arial"/>
@@ -15045,7 +15045,7 @@
               <w:spacing w:after="10" w:before="0"/>
               <w:ind w:left="120"/>
             </w:pPr>
-            <w:hyperlink w:history="1" r:id="rIdfp_ljg6mja1kczytahjrl">
+            <w:hyperlink w:history="1" r:id="rId2j4xljdnzn8cvsny0xljt">
               <w:r>
                 <w:rPr>
                   <w:rFonts w:ascii="Arial" w:cs="Arial" w:eastAsia="Arial" w:hAnsi="Arial"/>
@@ -15090,7 +15090,7 @@
             <w:pPr>
               <w:spacing w:after="20" w:before="0"/>
             </w:pPr>
-            <w:hyperlink w:history="1" r:id="rIdx0l8i6vsl56pi7bkmmdbz">
+            <w:hyperlink w:history="1" r:id="rId9sk9ujdfmdpeykkjq_b82">
               <w:r>
                 <w:rPr>
                   <w:rFonts w:ascii="Arial" w:cs="Arial" w:eastAsia="Arial" w:hAnsi="Arial"/>
@@ -15123,7 +15123,7 @@
               <w:spacing w:after="10" w:before="0"/>
               <w:ind w:left="120"/>
             </w:pPr>
-            <w:hyperlink w:history="1" r:id="rIdfb8cnjfokbhzaarchojlk">
+            <w:hyperlink w:history="1" r:id="rIdmw0ta3xln6mwztmeurn46">
               <w:r>
                 <w:rPr>
                   <w:rFonts w:ascii="Arial" w:cs="Arial" w:eastAsia="Arial" w:hAnsi="Arial"/>
@@ -15318,7 +15318,7 @@
             <w:pPr>
               <w:spacing w:after="20" w:before="0"/>
             </w:pPr>
-            <w:hyperlink w:history="1" r:id="rIdbuvr80l9339blerd5uhlx">
+            <w:hyperlink w:history="1" r:id="rIdo6opogz4vwwppkpgmb8hb">
               <w:r>
                 <w:rPr>
                   <w:rFonts w:ascii="Arial" w:cs="Arial" w:eastAsia="Arial" w:hAnsi="Arial"/>
@@ -15351,7 +15351,7 @@
               <w:spacing w:after="10" w:before="0"/>
               <w:ind w:left="120"/>
             </w:pPr>
-            <w:hyperlink w:history="1" r:id="rIdmw5f0cwci-dhougisxsn5">
+            <w:hyperlink w:history="1" r:id="rIdpq3ytr2awxjoh1j5cd7gi">
               <w:r>
                 <w:rPr>
                   <w:rFonts w:ascii="Arial" w:cs="Arial" w:eastAsia="Arial" w:hAnsi="Arial"/>
@@ -15396,7 +15396,7 @@
             <w:pPr>
               <w:spacing w:after="20" w:before="0"/>
             </w:pPr>
-            <w:hyperlink w:history="1" r:id="rIdlfhnl8dxr6em384nckf4x">
+            <w:hyperlink w:history="1" r:id="rId7ejfpdn1mtvjvzrjnosqa">
               <w:r>
                 <w:rPr>
                   <w:rFonts w:ascii="Arial" w:cs="Arial" w:eastAsia="Arial" w:hAnsi="Arial"/>
@@ -15429,7 +15429,7 @@
               <w:spacing w:after="10" w:before="0"/>
               <w:ind w:left="120"/>
             </w:pPr>
-            <w:hyperlink w:history="1" r:id="rIdam0bmrnehtt-pveyjn0ii">
+            <w:hyperlink w:history="1" r:id="rIdyq59z3slwrlurrd2bh0kv">
               <w:r>
                 <w:rPr>
                   <w:rFonts w:ascii="Arial" w:cs="Arial" w:eastAsia="Arial" w:hAnsi="Arial"/>
@@ -15624,7 +15624,7 @@
             <w:pPr>
               <w:spacing w:after="20" w:before="0"/>
             </w:pPr>
-            <w:hyperlink w:history="1" r:id="rIdkiqtpgleluaotj9dkbcam">
+            <w:hyperlink w:history="1" r:id="rIdvdpafn9kzwgws-mnaaw9p">
               <w:r>
                 <w:rPr>
                   <w:rFonts w:ascii="Arial" w:cs="Arial" w:eastAsia="Arial" w:hAnsi="Arial"/>
@@ -15657,7 +15657,7 @@
               <w:spacing w:after="10" w:before="0"/>
               <w:ind w:left="120"/>
             </w:pPr>
-            <w:hyperlink w:history="1" r:id="rIdmb7vhkwltfeb9odzdfj3k">
+            <w:hyperlink w:history="1" r:id="rIdtvkfblzshpnlyomsrkruy">
               <w:r>
                 <w:rPr>
                   <w:rFonts w:ascii="Arial" w:cs="Arial" w:eastAsia="Arial" w:hAnsi="Arial"/>
@@ -15702,7 +15702,7 @@
             <w:pPr>
               <w:spacing w:after="20" w:before="0"/>
             </w:pPr>
-            <w:hyperlink w:history="1" r:id="rIdn2te_4s5-uwuki74-chy8">
+            <w:hyperlink w:history="1" r:id="rIds-mss0qpdnkxbtvtqpvrm">
               <w:r>
                 <w:rPr>
                   <w:rFonts w:ascii="Arial" w:cs="Arial" w:eastAsia="Arial" w:hAnsi="Arial"/>
@@ -15735,7 +15735,7 @@
               <w:spacing w:after="10" w:before="0"/>
               <w:ind w:left="120"/>
             </w:pPr>
-            <w:hyperlink w:history="1" r:id="rId6vzp33bnmgo4cxjom9hy2">
+            <w:hyperlink w:history="1" r:id="rId3vkpog6gdfthfovagg9fd">
               <w:r>
                 <w:rPr>
                   <w:rFonts w:ascii="Arial" w:cs="Arial" w:eastAsia="Arial" w:hAnsi="Arial"/>
@@ -15930,7 +15930,7 @@
             <w:pPr>
               <w:spacing w:after="20" w:before="0"/>
             </w:pPr>
-            <w:hyperlink w:history="1" r:id="rIdxtwik7jsduyz2ho6pacbq">
+            <w:hyperlink w:history="1" r:id="rId5jgisgyf2midshaorwpfp">
               <w:r>
                 <w:rPr>
                   <w:rFonts w:ascii="Arial" w:cs="Arial" w:eastAsia="Arial" w:hAnsi="Arial"/>
@@ -15963,7 +15963,7 @@
               <w:spacing w:after="10" w:before="0"/>
               <w:ind w:left="120"/>
             </w:pPr>
-            <w:hyperlink w:history="1" r:id="rIdlyefsfi8jbi5-u030nr9o">
+            <w:hyperlink w:history="1" r:id="rIdgjm0qlml_smq0qbli5lvs">
               <w:r>
                 <w:rPr>
                   <w:rFonts w:ascii="Arial" w:cs="Arial" w:eastAsia="Arial" w:hAnsi="Arial"/>
@@ -16008,7 +16008,7 @@
             <w:pPr>
               <w:spacing w:after="20" w:before="0"/>
             </w:pPr>
-            <w:hyperlink w:history="1" r:id="rIdl-adpy83nfr7d0xkhnwxe">
+            <w:hyperlink w:history="1" r:id="rIdcc933atfvdrqkn0bqdmav">
               <w:r>
                 <w:rPr>
                   <w:rFonts w:ascii="Arial" w:cs="Arial" w:eastAsia="Arial" w:hAnsi="Arial"/>
@@ -16041,7 +16041,7 @@
               <w:spacing w:after="10" w:before="0"/>
               <w:ind w:left="120"/>
             </w:pPr>
-            <w:hyperlink w:history="1" r:id="rIdbbaxgh2rcnm7fz4pik1sh">
+            <w:hyperlink w:history="1" r:id="rIde1b7dto-eewduu-upiufb">
               <w:r>
                 <w:rPr>
                   <w:rFonts w:ascii="Arial" w:cs="Arial" w:eastAsia="Arial" w:hAnsi="Arial"/>
@@ -16236,7 +16236,7 @@
             <w:pPr>
               <w:spacing w:after="20" w:before="0"/>
             </w:pPr>
-            <w:hyperlink w:history="1" r:id="rIdgsooymwn9izu4bg6qfecp">
+            <w:hyperlink w:history="1" r:id="rIdk9f35btljs5abryoursqv">
               <w:r>
                 <w:rPr>
                   <w:rFonts w:ascii="Arial" w:cs="Arial" w:eastAsia="Arial" w:hAnsi="Arial"/>
@@ -16269,7 +16269,7 @@
               <w:spacing w:after="10" w:before="0"/>
               <w:ind w:left="120"/>
             </w:pPr>
-            <w:hyperlink w:history="1" r:id="rIdykba5x8eok__ttjixtq8_">
+            <w:hyperlink w:history="1" r:id="rIdxvj15uqvjcqoxu8_om4ee">
               <w:r>
                 <w:rPr>
                   <w:rFonts w:ascii="Arial" w:cs="Arial" w:eastAsia="Arial" w:hAnsi="Arial"/>
@@ -16314,7 +16314,7 @@
             <w:pPr>
               <w:spacing w:after="20" w:before="0"/>
             </w:pPr>
-            <w:hyperlink w:history="1" r:id="rIdt-dphqjt-df4vyhz9yh48">
+            <w:hyperlink w:history="1" r:id="rIdlez93wkbt2_railr6y8hy">
               <w:r>
                 <w:rPr>
                   <w:rFonts w:ascii="Arial" w:cs="Arial" w:eastAsia="Arial" w:hAnsi="Arial"/>
@@ -16347,7 +16347,7 @@
               <w:spacing w:after="10" w:before="0"/>
               <w:ind w:left="120"/>
             </w:pPr>
-            <w:hyperlink w:history="1" r:id="rIdps81kn4zziyvvr8exrwsa">
+            <w:hyperlink w:history="1" r:id="rIdwyetgxvndjn-jpkhylm3d">
               <w:r>
                 <w:rPr>
                   <w:rFonts w:ascii="Arial" w:cs="Arial" w:eastAsia="Arial" w:hAnsi="Arial"/>
@@ -17929,7 +17929,7 @@
             <w:pPr>
               <w:spacing w:after="20" w:before="0"/>
             </w:pPr>
-            <w:hyperlink w:history="1" r:id="rIdungsutfwditk0aggs-nif">
+            <w:hyperlink w:history="1" r:id="rIdhvkjbizfx7rb7jkkxyu4g">
               <w:r>
                 <w:rPr>
                   <w:rFonts w:ascii="Arial" w:cs="Arial" w:eastAsia="Arial" w:hAnsi="Arial"/>
@@ -17962,7 +17962,7 @@
               <w:spacing w:after="10" w:before="0"/>
               <w:ind w:left="120"/>
             </w:pPr>
-            <w:hyperlink w:history="1" r:id="rIdfqkbauytduzrwkyaswt4t">
+            <w:hyperlink w:history="1" r:id="rIdzzsbtmxcen_hs7u2n-na-">
               <w:r>
                 <w:rPr>
                   <w:rFonts w:ascii="Arial" w:cs="Arial" w:eastAsia="Arial" w:hAnsi="Arial"/>
@@ -18007,7 +18007,7 @@
             <w:pPr>
               <w:spacing w:after="20" w:before="0"/>
             </w:pPr>
-            <w:hyperlink w:history="1" r:id="rId8ymslxmaeaqmib_iqdpwu">
+            <w:hyperlink w:history="1" r:id="rIdueghhghbghn7fz1nvjv2a">
               <w:r>
                 <w:rPr>
                   <w:rFonts w:ascii="Arial" w:cs="Arial" w:eastAsia="Arial" w:hAnsi="Arial"/>
@@ -18040,7 +18040,7 @@
               <w:spacing w:after="10" w:before="0"/>
               <w:ind w:left="120"/>
             </w:pPr>
-            <w:hyperlink w:history="1" r:id="rIdstueemapfrp5v4zrfs0aw">
+            <w:hyperlink w:history="1" r:id="rIdbavvgfiiojvbef85_jsxb">
               <w:r>
                 <w:rPr>
                   <w:rFonts w:ascii="Arial" w:cs="Arial" w:eastAsia="Arial" w:hAnsi="Arial"/>
@@ -18235,7 +18235,7 @@
             <w:pPr>
               <w:spacing w:after="20" w:before="0"/>
             </w:pPr>
-            <w:hyperlink w:history="1" r:id="rIdnhh5x2jludcdj17k5qvb7">
+            <w:hyperlink w:history="1" r:id="rIdd1wjvvagfqgpgyn3gbxba">
               <w:r>
                 <w:rPr>
                   <w:rFonts w:ascii="Arial" w:cs="Arial" w:eastAsia="Arial" w:hAnsi="Arial"/>
@@ -18268,7 +18268,7 @@
               <w:spacing w:after="10" w:before="0"/>
               <w:ind w:left="120"/>
             </w:pPr>
-            <w:hyperlink w:history="1" r:id="rIdwnzc2ibmk4zurqf89ujbw">
+            <w:hyperlink w:history="1" r:id="rIdeufisan04w5u033_ceows">
               <w:r>
                 <w:rPr>
                   <w:rFonts w:ascii="Arial" w:cs="Arial" w:eastAsia="Arial" w:hAnsi="Arial"/>
@@ -18313,7 +18313,7 @@
             <w:pPr>
               <w:spacing w:after="20" w:before="0"/>
             </w:pPr>
-            <w:hyperlink w:history="1" r:id="rIdr9epo7murdnlvnxsmfmxr">
+            <w:hyperlink w:history="1" r:id="rIdk93cshwvamoffu6thftaj">
               <w:r>
                 <w:rPr>
                   <w:rFonts w:ascii="Arial" w:cs="Arial" w:eastAsia="Arial" w:hAnsi="Arial"/>
@@ -18346,7 +18346,7 @@
               <w:spacing w:after="10" w:before="0"/>
               <w:ind w:left="120"/>
             </w:pPr>
-            <w:hyperlink w:history="1" r:id="rIdi2wzfo5w7wpsjlzh5zire">
+            <w:hyperlink w:history="1" r:id="rIdereh-krgw1rkbc6bzghkm">
               <w:r>
                 <w:rPr>
                   <w:rFonts w:ascii="Arial" w:cs="Arial" w:eastAsia="Arial" w:hAnsi="Arial"/>
@@ -18693,7 +18693,7 @@
             <w:pPr>
               <w:spacing w:after="20" w:before="0"/>
             </w:pPr>
-            <w:hyperlink w:history="1" r:id="rId9etcy0n43zvz90sbgis6k">
+            <w:hyperlink w:history="1" r:id="rIdmcrh5xnguu5nw_m3prruq">
               <w:r>
                 <w:rPr>
                   <w:rFonts w:ascii="Arial" w:cs="Arial" w:eastAsia="Arial" w:hAnsi="Arial"/>
@@ -18726,7 +18726,7 @@
               <w:spacing w:after="10" w:before="0"/>
               <w:ind w:left="120"/>
             </w:pPr>
-            <w:hyperlink w:history="1" r:id="rIdazyqaaoschozi-djvt5vu">
+            <w:hyperlink w:history="1" r:id="rIdinyhcmk1kzn1ob6txqmci">
               <w:r>
                 <w:rPr>
                   <w:rFonts w:ascii="Arial" w:cs="Arial" w:eastAsia="Arial" w:hAnsi="Arial"/>
@@ -18771,7 +18771,7 @@
             <w:pPr>
               <w:spacing w:after="20" w:before="0"/>
             </w:pPr>
-            <w:hyperlink w:history="1" r:id="rIdtfd9sjrfwiewhdaqvt0jk">
+            <w:hyperlink w:history="1" r:id="rIdcgsggz-tbt98lrucyyvds">
               <w:r>
                 <w:rPr>
                   <w:rFonts w:ascii="Arial" w:cs="Arial" w:eastAsia="Arial" w:hAnsi="Arial"/>
@@ -18804,7 +18804,7 @@
               <w:spacing w:after="10" w:before="0"/>
               <w:ind w:left="120"/>
             </w:pPr>
-            <w:hyperlink w:history="1" r:id="rIdgsp4np6xrhspy47qsm9ya">
+            <w:hyperlink w:history="1" r:id="rIdmuflway0glh01pxmiwxr7">
               <w:r>
                 <w:rPr>
                   <w:rFonts w:ascii="Arial" w:cs="Arial" w:eastAsia="Arial" w:hAnsi="Arial"/>
@@ -19151,7 +19151,7 @@
             <w:pPr>
               <w:spacing w:after="20" w:before="0"/>
             </w:pPr>
-            <w:hyperlink w:history="1" r:id="rIdpgmsf8ui49ivhbx4iuf_r">
+            <w:hyperlink w:history="1" r:id="rIdcsd4vncinsk_si89ls33b">
               <w:r>
                 <w:rPr>
                   <w:rFonts w:ascii="Arial" w:cs="Arial" w:eastAsia="Arial" w:hAnsi="Arial"/>
@@ -19184,7 +19184,7 @@
               <w:spacing w:after="10" w:before="0"/>
               <w:ind w:left="120"/>
             </w:pPr>
-            <w:hyperlink w:history="1" r:id="rIdwfp6w_jmvm3rxy2kinixw">
+            <w:hyperlink w:history="1" r:id="rIdbeujw7e3l1s5xg92us38s">
               <w:r>
                 <w:rPr>
                   <w:rFonts w:ascii="Arial" w:cs="Arial" w:eastAsia="Arial" w:hAnsi="Arial"/>
@@ -19229,7 +19229,7 @@
             <w:pPr>
               <w:spacing w:after="20" w:before="0"/>
             </w:pPr>
-            <w:hyperlink w:history="1" r:id="rIdk4bir3t8egnsquxwn5oey">
+            <w:hyperlink w:history="1" r:id="rIdchrz_wjzwpdbshn6wrl7d">
               <w:r>
                 <w:rPr>
                   <w:rFonts w:ascii="Arial" w:cs="Arial" w:eastAsia="Arial" w:hAnsi="Arial"/>
@@ -19262,7 +19262,7 @@
               <w:spacing w:after="10" w:before="0"/>
               <w:ind w:left="120"/>
             </w:pPr>
-            <w:hyperlink w:history="1" r:id="rIdovrwf4ascklsox6yzssgc">
+            <w:hyperlink w:history="1" r:id="rId9nv-akptwyjip01dderhv">
               <w:r>
                 <w:rPr>
                   <w:rFonts w:ascii="Arial" w:cs="Arial" w:eastAsia="Arial" w:hAnsi="Arial"/>
@@ -19457,7 +19457,7 @@
             <w:pPr>
               <w:spacing w:after="20" w:before="0"/>
             </w:pPr>
-            <w:hyperlink w:history="1" r:id="rIdqkcpahrz0h6llgn4baxjs">
+            <w:hyperlink w:history="1" r:id="rId-nle9huhxcx1fh-togkud">
               <w:r>
                 <w:rPr>
                   <w:rFonts w:ascii="Arial" w:cs="Arial" w:eastAsia="Arial" w:hAnsi="Arial"/>
@@ -19490,7 +19490,7 @@
               <w:spacing w:after="10" w:before="0"/>
               <w:ind w:left="120"/>
             </w:pPr>
-            <w:hyperlink w:history="1" r:id="rIduoniwipnjkalkyijkrgeh">
+            <w:hyperlink w:history="1" r:id="rId6nzoznrucuz7uls9zooiu">
               <w:r>
                 <w:rPr>
                   <w:rFonts w:ascii="Arial" w:cs="Arial" w:eastAsia="Arial" w:hAnsi="Arial"/>
@@ -19535,7 +19535,7 @@
             <w:pPr>
               <w:spacing w:after="20" w:before="0"/>
             </w:pPr>
-            <w:hyperlink w:history="1" r:id="rId-ie-xlf3op5xqlusqxhuz">
+            <w:hyperlink w:history="1" r:id="rIdnzxortavcobjxvbfxupw5">
               <w:r>
                 <w:rPr>
                   <w:rFonts w:ascii="Arial" w:cs="Arial" w:eastAsia="Arial" w:hAnsi="Arial"/>
@@ -19568,7 +19568,7 @@
               <w:spacing w:after="10" w:before="0"/>
               <w:ind w:left="120"/>
             </w:pPr>
-            <w:hyperlink w:history="1" r:id="rIdk02x12mgg5oqmfdbsyf1a">
+            <w:hyperlink w:history="1" r:id="rIdvrjkrvynrfmfuna1d55kn">
               <w:r>
                 <w:rPr>
                   <w:rFonts w:ascii="Arial" w:cs="Arial" w:eastAsia="Arial" w:hAnsi="Arial"/>
@@ -21245,7 +21245,7 @@
             <w:pPr>
               <w:spacing w:after="20" w:before="0"/>
             </w:pPr>
-            <w:hyperlink w:history="1" r:id="rIdejfewb-agw6p_r7q9f8fb">
+            <w:hyperlink w:history="1" r:id="rIdzbby0aw_wjumrsmtjysh-">
               <w:r>
                 <w:rPr>
                   <w:rFonts w:ascii="Arial" w:cs="Arial" w:eastAsia="Arial" w:hAnsi="Arial"/>
@@ -21278,7 +21278,7 @@
               <w:spacing w:after="10" w:before="0"/>
               <w:ind w:left="120"/>
             </w:pPr>
-            <w:hyperlink w:history="1" r:id="rIdkwqceaufl69gwlconcir4">
+            <w:hyperlink w:history="1" r:id="rIdt--wf9ht8kvxjbqbd-kwr">
               <w:r>
                 <w:rPr>
                   <w:rFonts w:ascii="Arial" w:cs="Arial" w:eastAsia="Arial" w:hAnsi="Arial"/>
@@ -21323,7 +21323,7 @@
             <w:pPr>
               <w:spacing w:after="20" w:before="0"/>
             </w:pPr>
-            <w:hyperlink w:history="1" r:id="rIdffzolkkqbhafipwaonjdz">
+            <w:hyperlink w:history="1" r:id="rIdpygows7kamhblcjrifyln">
               <w:r>
                 <w:rPr>
                   <w:rFonts w:ascii="Arial" w:cs="Arial" w:eastAsia="Arial" w:hAnsi="Arial"/>
@@ -21356,7 +21356,7 @@
               <w:spacing w:after="10" w:before="0"/>
               <w:ind w:left="120"/>
             </w:pPr>
-            <w:hyperlink w:history="1" r:id="rIdcxdxlphsn3o0x3gkbya7t">
+            <w:hyperlink w:history="1" r:id="rIdvljpgalzckv7prsd-ky0a">
               <w:r>
                 <w:rPr>
                   <w:rFonts w:ascii="Arial" w:cs="Arial" w:eastAsia="Arial" w:hAnsi="Arial"/>
@@ -21551,7 +21551,7 @@
             <w:pPr>
               <w:spacing w:after="20" w:before="0"/>
             </w:pPr>
-            <w:hyperlink w:history="1" r:id="rId9wxribfcc1b16zyj7hfv1">
+            <w:hyperlink w:history="1" r:id="rIdvs4wdhnnuro4k0esjm6yj">
               <w:r>
                 <w:rPr>
                   <w:rFonts w:ascii="Arial" w:cs="Arial" w:eastAsia="Arial" w:hAnsi="Arial"/>
@@ -21584,7 +21584,7 @@
               <w:spacing w:after="10" w:before="0"/>
               <w:ind w:left="120"/>
             </w:pPr>
-            <w:hyperlink w:history="1" r:id="rIdxigfhdj4do4ayvzzluvls">
+            <w:hyperlink w:history="1" r:id="rIduia39dkby9iutox8corvn">
               <w:r>
                 <w:rPr>
                   <w:rFonts w:ascii="Arial" w:cs="Arial" w:eastAsia="Arial" w:hAnsi="Arial"/>
@@ -21629,7 +21629,7 @@
             <w:pPr>
               <w:spacing w:after="20" w:before="0"/>
             </w:pPr>
-            <w:hyperlink w:history="1" r:id="rIdo5uxkxgklraoq7u_x9iwu">
+            <w:hyperlink w:history="1" r:id="rId-2gvseubdyjgettw1i1wk">
               <w:r>
                 <w:rPr>
                   <w:rFonts w:ascii="Arial" w:cs="Arial" w:eastAsia="Arial" w:hAnsi="Arial"/>
@@ -21662,7 +21662,7 @@
               <w:spacing w:after="10" w:before="0"/>
               <w:ind w:left="120"/>
             </w:pPr>
-            <w:hyperlink w:history="1" r:id="rIdq7evttyqcqhp34qrc9stg">
+            <w:hyperlink w:history="1" r:id="rId_c2zcegn4pixfrdgqn8uc">
               <w:r>
                 <w:rPr>
                   <w:rFonts w:ascii="Arial" w:cs="Arial" w:eastAsia="Arial" w:hAnsi="Arial"/>
@@ -22009,7 +22009,7 @@
             <w:pPr>
               <w:spacing w:after="20" w:before="0"/>
             </w:pPr>
-            <w:hyperlink w:history="1" r:id="rIdm6hdgfhbydzd5q5wit2r5">
+            <w:hyperlink w:history="1" r:id="rIdovrvfyaxkyjg8pzonfxde">
               <w:r>
                 <w:rPr>
                   <w:rFonts w:ascii="Arial" w:cs="Arial" w:eastAsia="Arial" w:hAnsi="Arial"/>
@@ -22042,7 +22042,7 @@
               <w:spacing w:after="10" w:before="0"/>
               <w:ind w:left="120"/>
             </w:pPr>
-            <w:hyperlink w:history="1" r:id="rIdzgkrlxoszw2okpvv29wzw">
+            <w:hyperlink w:history="1" r:id="rIdeuslhwppw5hfemlw1a3ko">
               <w:r>
                 <w:rPr>
                   <w:rFonts w:ascii="Arial" w:cs="Arial" w:eastAsia="Arial" w:hAnsi="Arial"/>
@@ -22087,7 +22087,7 @@
             <w:pPr>
               <w:spacing w:after="20" w:before="0"/>
             </w:pPr>
-            <w:hyperlink w:history="1" r:id="rIdc7wnedn_h_zj59kl4at2v">
+            <w:hyperlink w:history="1" r:id="rIdauysvj9khcjxwkqd7hn71">
               <w:r>
                 <w:rPr>
                   <w:rFonts w:ascii="Arial" w:cs="Arial" w:eastAsia="Arial" w:hAnsi="Arial"/>
@@ -22120,7 +22120,7 @@
               <w:spacing w:after="10" w:before="0"/>
               <w:ind w:left="120"/>
             </w:pPr>
-            <w:hyperlink w:history="1" r:id="rId-sy8myglvdiawdmvnvq5v">
+            <w:hyperlink w:history="1" r:id="rIdlgluyhxqslnbb177tabvc">
               <w:r>
                 <w:rPr>
                   <w:rFonts w:ascii="Arial" w:cs="Arial" w:eastAsia="Arial" w:hAnsi="Arial"/>
@@ -22391,7 +22391,7 @@
             <w:pPr>
               <w:spacing w:after="20" w:before="0"/>
             </w:pPr>
-            <w:hyperlink w:history="1" r:id="rIdo2o5-zcrzkx9v5_b8x8un">
+            <w:hyperlink w:history="1" r:id="rIdqmwsmguatxweijek7l-_q">
               <w:r>
                 <w:rPr>
                   <w:rFonts w:ascii="Arial" w:cs="Arial" w:eastAsia="Arial" w:hAnsi="Arial"/>
@@ -22424,7 +22424,7 @@
               <w:spacing w:after="10" w:before="0"/>
               <w:ind w:left="120"/>
             </w:pPr>
-            <w:hyperlink w:history="1" r:id="rIdraekeygplemf9u7mbo24o">
+            <w:hyperlink w:history="1" r:id="rId8wrprvchx9upbaqhlka9l">
               <w:r>
                 <w:rPr>
                   <w:rFonts w:ascii="Arial" w:cs="Arial" w:eastAsia="Arial" w:hAnsi="Arial"/>
@@ -22469,7 +22469,7 @@
             <w:pPr>
               <w:spacing w:after="20" w:before="0"/>
             </w:pPr>
-            <w:hyperlink w:history="1" r:id="rIdyvnn8eoqwqqts4g0ft3k9">
+            <w:hyperlink w:history="1" r:id="rIdoyvie5rbk06dui1ruti-6">
               <w:r>
                 <w:rPr>
                   <w:rFonts w:ascii="Arial" w:cs="Arial" w:eastAsia="Arial" w:hAnsi="Arial"/>
@@ -22502,7 +22502,7 @@
               <w:spacing w:after="10" w:before="0"/>
               <w:ind w:left="120"/>
             </w:pPr>
-            <w:hyperlink w:history="1" r:id="rIdjyfx_uk3goal5knyxlqvr">
+            <w:hyperlink w:history="1" r:id="rIdcf359iwfny64iko4qeogt">
               <w:r>
                 <w:rPr>
                   <w:rFonts w:ascii="Arial" w:cs="Arial" w:eastAsia="Arial" w:hAnsi="Arial"/>
@@ -22697,7 +22697,7 @@
             <w:pPr>
               <w:spacing w:after="20" w:before="0"/>
             </w:pPr>
-            <w:hyperlink w:history="1" r:id="rIdy9asnrtrossydlojexxhw">
+            <w:hyperlink w:history="1" r:id="rId29ovc9hjx-am1scq1mnqf">
               <w:r>
                 <w:rPr>
                   <w:rFonts w:ascii="Arial" w:cs="Arial" w:eastAsia="Arial" w:hAnsi="Arial"/>
@@ -22730,7 +22730,7 @@
               <w:spacing w:after="10" w:before="0"/>
               <w:ind w:left="120"/>
             </w:pPr>
-            <w:hyperlink w:history="1" r:id="rIddyhs1jblvnxhuv_lcd6we">
+            <w:hyperlink w:history="1" r:id="rIdfzc38xrgcazupbyai0eya">
               <w:r>
                 <w:rPr>
                   <w:rFonts w:ascii="Arial" w:cs="Arial" w:eastAsia="Arial" w:hAnsi="Arial"/>
@@ -22775,7 +22775,7 @@
             <w:pPr>
               <w:spacing w:after="20" w:before="0"/>
             </w:pPr>
-            <w:hyperlink w:history="1" r:id="rId3xjzc5i1ffjslxnb7suyc">
+            <w:hyperlink w:history="1" r:id="rIdmfdwtnf_slrewz0msbehc">
               <w:r>
                 <w:rPr>
                   <w:rFonts w:ascii="Arial" w:cs="Arial" w:eastAsia="Arial" w:hAnsi="Arial"/>
@@ -22808,7 +22808,7 @@
               <w:spacing w:after="10" w:before="0"/>
               <w:ind w:left="120"/>
             </w:pPr>
-            <w:hyperlink w:history="1" r:id="rIdf7grxiaravdfdsn-9bmzq">
+            <w:hyperlink w:history="1" r:id="rIdablnfz-wha8o0oy7l-mo6">
               <w:r>
                 <w:rPr>
                   <w:rFonts w:ascii="Arial" w:cs="Arial" w:eastAsia="Arial" w:hAnsi="Arial"/>
@@ -24447,7 +24447,7 @@
             <w:pPr>
               <w:spacing w:after="20" w:before="0"/>
             </w:pPr>
-            <w:hyperlink w:history="1" r:id="rIdj_xiz2pxwx4dh0emcqea4">
+            <w:hyperlink w:history="1" r:id="rIdyxe8e_1w4rrd2r-dpkbio">
               <w:r>
                 <w:rPr>
                   <w:rFonts w:ascii="Arial" w:cs="Arial" w:eastAsia="Arial" w:hAnsi="Arial"/>
@@ -24480,7 +24480,7 @@
               <w:spacing w:after="10" w:before="0"/>
               <w:ind w:left="120"/>
             </w:pPr>
-            <w:hyperlink w:history="1" r:id="rIdp0g9n0rgambmsea-jbdsf">
+            <w:hyperlink w:history="1" r:id="rIdmihxl2qpfibowkkeuqax6">
               <w:r>
                 <w:rPr>
                   <w:rFonts w:ascii="Arial" w:cs="Arial" w:eastAsia="Arial" w:hAnsi="Arial"/>
@@ -24525,7 +24525,7 @@
             <w:pPr>
               <w:spacing w:after="20" w:before="0"/>
             </w:pPr>
-            <w:hyperlink w:history="1" r:id="rIdgxbjy3vpaijm5tetysei8">
+            <w:hyperlink w:history="1" r:id="rIdc2oryjj5kklioebvtgpj1">
               <w:r>
                 <w:rPr>
                   <w:rFonts w:ascii="Arial" w:cs="Arial" w:eastAsia="Arial" w:hAnsi="Arial"/>
@@ -24558,7 +24558,7 @@
               <w:spacing w:after="10" w:before="0"/>
               <w:ind w:left="120"/>
             </w:pPr>
-            <w:hyperlink w:history="1" r:id="rIdoc03atesfpt6xuvnz5qzd">
+            <w:hyperlink w:history="1" r:id="rIdcuw3o9fi76x23ftid10qd">
               <w:r>
                 <w:rPr>
                   <w:rFonts w:ascii="Arial" w:cs="Arial" w:eastAsia="Arial" w:hAnsi="Arial"/>
@@ -24753,7 +24753,7 @@
             <w:pPr>
               <w:spacing w:after="20" w:before="0"/>
             </w:pPr>
-            <w:hyperlink w:history="1" r:id="rIdxu7go_0d0izfbzkoad8mp">
+            <w:hyperlink w:history="1" r:id="rIdm_hfggvvgkew8whf8pcnl">
               <w:r>
                 <w:rPr>
                   <w:rFonts w:ascii="Arial" w:cs="Arial" w:eastAsia="Arial" w:hAnsi="Arial"/>
@@ -24786,7 +24786,7 @@
               <w:spacing w:after="10" w:before="0"/>
               <w:ind w:left="120"/>
             </w:pPr>
-            <w:hyperlink w:history="1" r:id="rIdncddw7gc7udsnwbwokfnw">
+            <w:hyperlink w:history="1" r:id="rIdkywtjx2fskoqzb_wjvkz_">
               <w:r>
                 <w:rPr>
                   <w:rFonts w:ascii="Arial" w:cs="Arial" w:eastAsia="Arial" w:hAnsi="Arial"/>
@@ -24831,7 +24831,7 @@
             <w:pPr>
               <w:spacing w:after="20" w:before="0"/>
             </w:pPr>
-            <w:hyperlink w:history="1" r:id="rIdq7yi8filghv8hapnyk9xh">
+            <w:hyperlink w:history="1" r:id="rIduwarod2utjbcvkn_t5wwy">
               <w:r>
                 <w:rPr>
                   <w:rFonts w:ascii="Arial" w:cs="Arial" w:eastAsia="Arial" w:hAnsi="Arial"/>
@@ -24864,7 +24864,7 @@
               <w:spacing w:after="10" w:before="0"/>
               <w:ind w:left="120"/>
             </w:pPr>
-            <w:hyperlink w:history="1" r:id="rIdfcy5crqexku0kshw_a2ga">
+            <w:hyperlink w:history="1" r:id="rIducf52fw2c1j8-ikeuovkb">
               <w:r>
                 <w:rPr>
                   <w:rFonts w:ascii="Arial" w:cs="Arial" w:eastAsia="Arial" w:hAnsi="Arial"/>
@@ -25059,7 +25059,7 @@
             <w:pPr>
               <w:spacing w:after="20" w:before="0"/>
             </w:pPr>
-            <w:hyperlink w:history="1" r:id="rIdncycjqm8bx81eaaqbl4zu">
+            <w:hyperlink w:history="1" r:id="rIdehuwxzyjxs8ovjc76kq7f">
               <w:r>
                 <w:rPr>
                   <w:rFonts w:ascii="Arial" w:cs="Arial" w:eastAsia="Arial" w:hAnsi="Arial"/>
@@ -25092,7 +25092,7 @@
               <w:spacing w:after="10" w:before="0"/>
               <w:ind w:left="120"/>
             </w:pPr>
-            <w:hyperlink w:history="1" r:id="rIdtt4ez4swoauvfx2_rmmn9">
+            <w:hyperlink w:history="1" r:id="rId6yszthbb8-w2qgobsvigg">
               <w:r>
                 <w:rPr>
                   <w:rFonts w:ascii="Arial" w:cs="Arial" w:eastAsia="Arial" w:hAnsi="Arial"/>
@@ -25137,7 +25137,7 @@
             <w:pPr>
               <w:spacing w:after="20" w:before="0"/>
             </w:pPr>
-            <w:hyperlink w:history="1" r:id="rIdamvqdn4r9txgvowx2ty2e">
+            <w:hyperlink w:history="1" r:id="rIdojut0uh1zxo8tmlq_lyf6">
               <w:r>
                 <w:rPr>
                   <w:rFonts w:ascii="Arial" w:cs="Arial" w:eastAsia="Arial" w:hAnsi="Arial"/>
@@ -25170,7 +25170,7 @@
               <w:spacing w:after="10" w:before="0"/>
               <w:ind w:left="120"/>
             </w:pPr>
-            <w:hyperlink w:history="1" r:id="rIdfjjy3f3ffemtghzwg30in">
+            <w:hyperlink w:history="1" r:id="rIdajod73q29yn_vlbrxxc7l">
               <w:r>
                 <w:rPr>
                   <w:rFonts w:ascii="Arial" w:cs="Arial" w:eastAsia="Arial" w:hAnsi="Arial"/>
@@ -25365,7 +25365,7 @@
             <w:pPr>
               <w:spacing w:after="20" w:before="0"/>
             </w:pPr>
-            <w:hyperlink w:history="1" r:id="rIdvugqde65sm-igk-8y9im-">
+            <w:hyperlink w:history="1" r:id="rIdsjxak429wmhbcxgc6-fdf">
               <w:r>
                 <w:rPr>
                   <w:rFonts w:ascii="Arial" w:cs="Arial" w:eastAsia="Arial" w:hAnsi="Arial"/>
@@ -25398,7 +25398,7 @@
               <w:spacing w:after="10" w:before="0"/>
               <w:ind w:left="120"/>
             </w:pPr>
-            <w:hyperlink w:history="1" r:id="rIddcvapxrjmycsw50k5hn4c">
+            <w:hyperlink w:history="1" r:id="rId1v6pbr7qv6roidrw-squz">
               <w:r>
                 <w:rPr>
                   <w:rFonts w:ascii="Arial" w:cs="Arial" w:eastAsia="Arial" w:hAnsi="Arial"/>
@@ -25443,7 +25443,7 @@
             <w:pPr>
               <w:spacing w:after="20" w:before="0"/>
             </w:pPr>
-            <w:hyperlink w:history="1" r:id="rIdj3ljys1eu3mfoligmxfa1">
+            <w:hyperlink w:history="1" r:id="rIdh-1wsti4rwhfjboxt3kxu">
               <w:r>
                 <w:rPr>
                   <w:rFonts w:ascii="Arial" w:cs="Arial" w:eastAsia="Arial" w:hAnsi="Arial"/>
@@ -25476,7 +25476,7 @@
               <w:spacing w:after="10" w:before="0"/>
               <w:ind w:left="120"/>
             </w:pPr>
-            <w:hyperlink w:history="1" r:id="rIdyawm_3szpwfhdkzj-nlsx">
+            <w:hyperlink w:history="1" r:id="rId25hqcyuaxo0cezchjhc7e">
               <w:r>
                 <w:rPr>
                   <w:rFonts w:ascii="Arial" w:cs="Arial" w:eastAsia="Arial" w:hAnsi="Arial"/>
@@ -25671,7 +25671,7 @@
             <w:pPr>
               <w:spacing w:after="20" w:before="0"/>
             </w:pPr>
-            <w:hyperlink w:history="1" r:id="rIdmzsar27ckdmfisnu0mmls">
+            <w:hyperlink w:history="1" r:id="rIdeoa_isrnonqxu-9veimg0">
               <w:r>
                 <w:rPr>
                   <w:rFonts w:ascii="Arial" w:cs="Arial" w:eastAsia="Arial" w:hAnsi="Arial"/>
@@ -25704,7 +25704,7 @@
               <w:spacing w:after="10" w:before="0"/>
               <w:ind w:left="120"/>
             </w:pPr>
-            <w:hyperlink w:history="1" r:id="rId3qpez0dxcax5t4rz33cnc">
+            <w:hyperlink w:history="1" r:id="rIdfdz9s5lgkaj1wnyfs90-w">
               <w:r>
                 <w:rPr>
                   <w:rFonts w:ascii="Arial" w:cs="Arial" w:eastAsia="Arial" w:hAnsi="Arial"/>
@@ -25749,7 +25749,7 @@
             <w:pPr>
               <w:spacing w:after="20" w:before="0"/>
             </w:pPr>
-            <w:hyperlink w:history="1" r:id="rIdu5kjflqdlzzg2ihl2uy46">
+            <w:hyperlink w:history="1" r:id="rId4hktp6z2ccljcgdu7mivf">
               <w:r>
                 <w:rPr>
                   <w:rFonts w:ascii="Arial" w:cs="Arial" w:eastAsia="Arial" w:hAnsi="Arial"/>
@@ -25782,7 +25782,7 @@
               <w:spacing w:after="10" w:before="0"/>
               <w:ind w:left="120"/>
             </w:pPr>
-            <w:hyperlink w:history="1" r:id="rIdy6kb0lrhpkt7kmzc6yjib">
+            <w:hyperlink w:history="1" r:id="rIdeysyrwlb5xcxbtgil_urt">
               <w:r>
                 <w:rPr>
                   <w:rFonts w:ascii="Arial" w:cs="Arial" w:eastAsia="Arial" w:hAnsi="Arial"/>
@@ -27269,7 +27269,7 @@
             <w:pPr>
               <w:spacing w:after="20" w:before="0"/>
             </w:pPr>
-            <w:hyperlink w:history="1" r:id="rIdtevzqbvhv8om1relgbvwt">
+            <w:hyperlink w:history="1" r:id="rId3htllmdnuao-0r33podfb">
               <w:r>
                 <w:rPr>
                   <w:rFonts w:ascii="Arial" w:cs="Arial" w:eastAsia="Arial" w:hAnsi="Arial"/>
@@ -27302,7 +27302,7 @@
               <w:spacing w:after="10" w:before="0"/>
               <w:ind w:left="120"/>
             </w:pPr>
-            <w:hyperlink w:history="1" r:id="rIdvuhimuepqu99nkkomxcmd">
+            <w:hyperlink w:history="1" r:id="rIdfu69vbpemt-edz4lelo6e">
               <w:r>
                 <w:rPr>
                   <w:rFonts w:ascii="Arial" w:cs="Arial" w:eastAsia="Arial" w:hAnsi="Arial"/>
@@ -27347,7 +27347,7 @@
             <w:pPr>
               <w:spacing w:after="20" w:before="0"/>
             </w:pPr>
-            <w:hyperlink w:history="1" r:id="rIdz92pzyrnprf_ufneac4mk">
+            <w:hyperlink w:history="1" r:id="rIdixjaolndesn3-00kzvij1">
               <w:r>
                 <w:rPr>
                   <w:rFonts w:ascii="Arial" w:cs="Arial" w:eastAsia="Arial" w:hAnsi="Arial"/>
@@ -27380,7 +27380,7 @@
               <w:spacing w:after="10" w:before="0"/>
               <w:ind w:left="120"/>
             </w:pPr>
-            <w:hyperlink w:history="1" r:id="rIdujmjbomwwx1nvqlzi7scj">
+            <w:hyperlink w:history="1" r:id="rIdgqrrnmstwwsarjnrmapg-">
               <w:r>
                 <w:rPr>
                   <w:rFonts w:ascii="Arial" w:cs="Arial" w:eastAsia="Arial" w:hAnsi="Arial"/>
@@ -27575,7 +27575,7 @@
             <w:pPr>
               <w:spacing w:after="20" w:before="0"/>
             </w:pPr>
-            <w:hyperlink w:history="1" r:id="rId3sc-elhdpyoyzswfaxhmy">
+            <w:hyperlink w:history="1" r:id="rIdbra4_2mexnwcm9lsy_iud">
               <w:r>
                 <w:rPr>
                   <w:rFonts w:ascii="Arial" w:cs="Arial" w:eastAsia="Arial" w:hAnsi="Arial"/>
@@ -27608,7 +27608,7 @@
               <w:spacing w:after="10" w:before="0"/>
               <w:ind w:left="120"/>
             </w:pPr>
-            <w:hyperlink w:history="1" r:id="rIdeceiiqgn8p8e_clh4dc2g">
+            <w:hyperlink w:history="1" r:id="rId3drxhnqqwre-1b8ou4ydr">
               <w:r>
                 <w:rPr>
                   <w:rFonts w:ascii="Arial" w:cs="Arial" w:eastAsia="Arial" w:hAnsi="Arial"/>
@@ -27653,7 +27653,7 @@
             <w:pPr>
               <w:spacing w:after="20" w:before="0"/>
             </w:pPr>
-            <w:hyperlink w:history="1" r:id="rIdkfg5xcp9sb5y0msj8kh0c">
+            <w:hyperlink w:history="1" r:id="rIdoeb3gb8qtbcmbql9btm_m">
               <w:r>
                 <w:rPr>
                   <w:rFonts w:ascii="Arial" w:cs="Arial" w:eastAsia="Arial" w:hAnsi="Arial"/>
@@ -27686,7 +27686,7 @@
               <w:spacing w:after="10" w:before="0"/>
               <w:ind w:left="120"/>
             </w:pPr>
-            <w:hyperlink w:history="1" r:id="rId0aa-huvair8obczloqfes">
+            <w:hyperlink w:history="1" r:id="rIdjxw9cdsd1nwuoz6gsvaqi">
               <w:r>
                 <w:rPr>
                   <w:rFonts w:ascii="Arial" w:cs="Arial" w:eastAsia="Arial" w:hAnsi="Arial"/>
@@ -27881,7 +27881,7 @@
             <w:pPr>
               <w:spacing w:after="20" w:before="0"/>
             </w:pPr>
-            <w:hyperlink w:history="1" r:id="rIdd5h9ldohnj3ufdotwfud9">
+            <w:hyperlink w:history="1" r:id="rIdwggzlccsn_4ubeywyxgp6">
               <w:r>
                 <w:rPr>
                   <w:rFonts w:ascii="Arial" w:cs="Arial" w:eastAsia="Arial" w:hAnsi="Arial"/>
@@ -27914,7 +27914,7 @@
               <w:spacing w:after="10" w:before="0"/>
               <w:ind w:left="120"/>
             </w:pPr>
-            <w:hyperlink w:history="1" r:id="rIdyuau_i0neiak3u5b95oyv">
+            <w:hyperlink w:history="1" r:id="rIdfm4hehsyffd3utyamy3yd">
               <w:r>
                 <w:rPr>
                   <w:rFonts w:ascii="Arial" w:cs="Arial" w:eastAsia="Arial" w:hAnsi="Arial"/>
@@ -27959,7 +27959,7 @@
             <w:pPr>
               <w:spacing w:after="20" w:before="0"/>
             </w:pPr>
-            <w:hyperlink w:history="1" r:id="rIdmhadu4oxm7wbb0yerorlj">
+            <w:hyperlink w:history="1" r:id="rId4p0ass80eff5iv-h_npph">
               <w:r>
                 <w:rPr>
                   <w:rFonts w:ascii="Arial" w:cs="Arial" w:eastAsia="Arial" w:hAnsi="Arial"/>
@@ -27992,7 +27992,7 @@
               <w:spacing w:after="10" w:before="0"/>
               <w:ind w:left="120"/>
             </w:pPr>
-            <w:hyperlink w:history="1" r:id="rIdexn7b8oepteprqs05mcpx">
+            <w:hyperlink w:history="1" r:id="rIdvnkeujfj-s5ixv2adukeh">
               <w:r>
                 <w:rPr>
                   <w:rFonts w:ascii="Arial" w:cs="Arial" w:eastAsia="Arial" w:hAnsi="Arial"/>
@@ -28187,7 +28187,7 @@
             <w:pPr>
               <w:spacing w:after="20" w:before="0"/>
             </w:pPr>
-            <w:hyperlink w:history="1" r:id="rIdjys93jws6c8mkaah--_9p">
+            <w:hyperlink w:history="1" r:id="rIdo9lhmcgrwcgo9qtxtzldi">
               <w:r>
                 <w:rPr>
                   <w:rFonts w:ascii="Arial" w:cs="Arial" w:eastAsia="Arial" w:hAnsi="Arial"/>
@@ -28220,7 +28220,7 @@
               <w:spacing w:after="10" w:before="0"/>
               <w:ind w:left="120"/>
             </w:pPr>
-            <w:hyperlink w:history="1" r:id="rIdqr_bwjg6izmzpx2tutu1n">
+            <w:hyperlink w:history="1" r:id="rIduxbstnqge9b8bywdenkxa">
               <w:r>
                 <w:rPr>
                   <w:rFonts w:ascii="Arial" w:cs="Arial" w:eastAsia="Arial" w:hAnsi="Arial"/>
@@ -28265,7 +28265,7 @@
             <w:pPr>
               <w:spacing w:after="20" w:before="0"/>
             </w:pPr>
-            <w:hyperlink w:history="1" r:id="rIdqp_s1n0vinmphl0cbmbwa">
+            <w:hyperlink w:history="1" r:id="rIdgc-tu3nx0xr2so3dqbwsm">
               <w:r>
                 <w:rPr>
                   <w:rFonts w:ascii="Arial" w:cs="Arial" w:eastAsia="Arial" w:hAnsi="Arial"/>
@@ -28298,7 +28298,7 @@
               <w:spacing w:after="10" w:before="0"/>
               <w:ind w:left="120"/>
             </w:pPr>
-            <w:hyperlink w:history="1" r:id="rIdz1ykg4nipo5vivqo3pep8">
+            <w:hyperlink w:history="1" r:id="rIdxlp-ofza-_rmt4ubowzvp">
               <w:r>
                 <w:rPr>
                   <w:rFonts w:ascii="Arial" w:cs="Arial" w:eastAsia="Arial" w:hAnsi="Arial"/>
@@ -28493,7 +28493,7 @@
             <w:pPr>
               <w:spacing w:after="20" w:before="0"/>
             </w:pPr>
-            <w:hyperlink w:history="1" r:id="rIdxhgsltqh2vq1rwcihbhbi">
+            <w:hyperlink w:history="1" r:id="rIdooyexwol0ibaemyvv2bze">
               <w:r>
                 <w:rPr>
                   <w:rFonts w:ascii="Arial" w:cs="Arial" w:eastAsia="Arial" w:hAnsi="Arial"/>
@@ -28526,7 +28526,7 @@
               <w:spacing w:after="10" w:before="0"/>
               <w:ind w:left="120"/>
             </w:pPr>
-            <w:hyperlink w:history="1" r:id="rIdlhcmkoafs9nmiu9q3ibeu">
+            <w:hyperlink w:history="1" r:id="rIdsvjxc_zhnjydy_ed0cbsz">
               <w:r>
                 <w:rPr>
                   <w:rFonts w:ascii="Arial" w:cs="Arial" w:eastAsia="Arial" w:hAnsi="Arial"/>
@@ -28571,7 +28571,7 @@
             <w:pPr>
               <w:spacing w:after="20" w:before="0"/>
             </w:pPr>
-            <w:hyperlink w:history="1" r:id="rId2knkyjaxtuiatfrshmmbs">
+            <w:hyperlink w:history="1" r:id="rIdex28aqxfmdikrp2en6i04">
               <w:r>
                 <w:rPr>
                   <w:rFonts w:ascii="Arial" w:cs="Arial" w:eastAsia="Arial" w:hAnsi="Arial"/>
@@ -28604,7 +28604,7 @@
               <w:spacing w:after="10" w:before="0"/>
               <w:ind w:left="120"/>
             </w:pPr>
-            <w:hyperlink w:history="1" r:id="rIdmhjvidowqfjn-vzqz9g9g">
+            <w:hyperlink w:history="1" r:id="rIdjmjgqsyjqehd51kur5ppg">
               <w:r>
                 <w:rPr>
                   <w:rFonts w:ascii="Arial" w:cs="Arial" w:eastAsia="Arial" w:hAnsi="Arial"/>
@@ -30091,7 +30091,7 @@
             <w:pPr>
               <w:spacing w:after="20" w:before="0"/>
             </w:pPr>
-            <w:hyperlink w:history="1" r:id="rIdmutnc80__ewo_a7bovbz_">
+            <w:hyperlink w:history="1" r:id="rIdblut8iprxwe4q-j6ekrme">
               <w:r>
                 <w:rPr>
                   <w:rFonts w:ascii="Arial" w:cs="Arial" w:eastAsia="Arial" w:hAnsi="Arial"/>
@@ -30124,7 +30124,7 @@
               <w:spacing w:after="10" w:before="0"/>
               <w:ind w:left="120"/>
             </w:pPr>
-            <w:hyperlink w:history="1" r:id="rIdaz9wq_43cfyirlcya_pb2">
+            <w:hyperlink w:history="1" r:id="rIdqt40vevnltf8oz5kuhtl1">
               <w:r>
                 <w:rPr>
                   <w:rFonts w:ascii="Arial" w:cs="Arial" w:eastAsia="Arial" w:hAnsi="Arial"/>
@@ -30169,7 +30169,7 @@
             <w:pPr>
               <w:spacing w:after="20" w:before="0"/>
             </w:pPr>
-            <w:hyperlink w:history="1" r:id="rId_lpihxccleuakc6-wborv">
+            <w:hyperlink w:history="1" r:id="rIdypaipjqrk-zi_r9kyn_9r">
               <w:r>
                 <w:rPr>
                   <w:rFonts w:ascii="Arial" w:cs="Arial" w:eastAsia="Arial" w:hAnsi="Arial"/>
@@ -30202,7 +30202,7 @@
               <w:spacing w:after="10" w:before="0"/>
               <w:ind w:left="120"/>
             </w:pPr>
-            <w:hyperlink w:history="1" r:id="rIdozmqnnr_xgugluxkiiuom">
+            <w:hyperlink w:history="1" r:id="rIddceilgixtavav7pvurse_">
               <w:r>
                 <w:rPr>
                   <w:rFonts w:ascii="Arial" w:cs="Arial" w:eastAsia="Arial" w:hAnsi="Arial"/>
@@ -30397,7 +30397,7 @@
             <w:pPr>
               <w:spacing w:after="20" w:before="0"/>
             </w:pPr>
-            <w:hyperlink w:history="1" r:id="rIdwvjqpp251pnxg5utpsseh">
+            <w:hyperlink w:history="1" r:id="rIdsyuw_ngawi4lnm1ynetva">
               <w:r>
                 <w:rPr>
                   <w:rFonts w:ascii="Arial" w:cs="Arial" w:eastAsia="Arial" w:hAnsi="Arial"/>
@@ -30430,7 +30430,7 @@
               <w:spacing w:after="10" w:before="0"/>
               <w:ind w:left="120"/>
             </w:pPr>
-            <w:hyperlink w:history="1" r:id="rIdjjkqifvocuqd_z7yhw7gk">
+            <w:hyperlink w:history="1" r:id="rId7ktudvp-eexkacc6mz1ss">
               <w:r>
                 <w:rPr>
                   <w:rFonts w:ascii="Arial" w:cs="Arial" w:eastAsia="Arial" w:hAnsi="Arial"/>
@@ -30475,7 +30475,7 @@
             <w:pPr>
               <w:spacing w:after="20" w:before="0"/>
             </w:pPr>
-            <w:hyperlink w:history="1" r:id="rId-9exphzii2aihvlbrtyxr">
+            <w:hyperlink w:history="1" r:id="rIdhhqvsbcmxesj1oahgkvre">
               <w:r>
                 <w:rPr>
                   <w:rFonts w:ascii="Arial" w:cs="Arial" w:eastAsia="Arial" w:hAnsi="Arial"/>
@@ -30508,7 +30508,7 @@
               <w:spacing w:after="10" w:before="0"/>
               <w:ind w:left="120"/>
             </w:pPr>
-            <w:hyperlink w:history="1" r:id="rIdfo7xsj5ebzvyse2ppmn0_">
+            <w:hyperlink w:history="1" r:id="rIds0n6ti8hths2iy_avrakl">
               <w:r>
                 <w:rPr>
                   <w:rFonts w:ascii="Arial" w:cs="Arial" w:eastAsia="Arial" w:hAnsi="Arial"/>
@@ -30855,7 +30855,7 @@
             <w:pPr>
               <w:spacing w:after="20" w:before="0"/>
             </w:pPr>
-            <w:hyperlink w:history="1" r:id="rIduh1o2syvq05buhdd6s4vw">
+            <w:hyperlink w:history="1" r:id="rIdwpovr81d6wk692bilcrdu">
               <w:r>
                 <w:rPr>
                   <w:rFonts w:ascii="Arial" w:cs="Arial" w:eastAsia="Arial" w:hAnsi="Arial"/>
@@ -30888,7 +30888,7 @@
               <w:spacing w:after="10" w:before="0"/>
               <w:ind w:left="120"/>
             </w:pPr>
-            <w:hyperlink w:history="1" r:id="rIdur3mqthsmjvdrooc_b0rx">
+            <w:hyperlink w:history="1" r:id="rIdrdmamu6lmxdn5qw0mcfdq">
               <w:r>
                 <w:rPr>
                   <w:rFonts w:ascii="Arial" w:cs="Arial" w:eastAsia="Arial" w:hAnsi="Arial"/>
@@ -30933,7 +30933,7 @@
             <w:pPr>
               <w:spacing w:after="20" w:before="0"/>
             </w:pPr>
-            <w:hyperlink w:history="1" r:id="rIdq_qoalbbqh8lusrx6s1va">
+            <w:hyperlink w:history="1" r:id="rIdaip7cyw_1ewhevymzmgky">
               <w:r>
                 <w:rPr>
                   <w:rFonts w:ascii="Arial" w:cs="Arial" w:eastAsia="Arial" w:hAnsi="Arial"/>
@@ -30966,7 +30966,7 @@
               <w:spacing w:after="10" w:before="0"/>
               <w:ind w:left="120"/>
             </w:pPr>
-            <w:hyperlink w:history="1" r:id="rIdbuzycn7qy27pceply8aia">
+            <w:hyperlink w:history="1" r:id="rIdv-3d4amlicmz6thfdugg4">
               <w:r>
                 <w:rPr>
                   <w:rFonts w:ascii="Arial" w:cs="Arial" w:eastAsia="Arial" w:hAnsi="Arial"/>
@@ -31161,7 +31161,7 @@
             <w:pPr>
               <w:spacing w:after="20" w:before="0"/>
             </w:pPr>
-            <w:hyperlink w:history="1" r:id="rIddtuscr87_tm39t5f6vujc">
+            <w:hyperlink w:history="1" r:id="rIdncjr5ahxy0esxbygr1uwi">
               <w:r>
                 <w:rPr>
                   <w:rFonts w:ascii="Arial" w:cs="Arial" w:eastAsia="Arial" w:hAnsi="Arial"/>
@@ -31194,7 +31194,7 @@
               <w:spacing w:after="10" w:before="0"/>
               <w:ind w:left="120"/>
             </w:pPr>
-            <w:hyperlink w:history="1" r:id="rId-crh8-9tlmfeqvqz7mf5p">
+            <w:hyperlink w:history="1" r:id="rIdgci3fqq4ko929tk_kqjjl">
               <w:r>
                 <w:rPr>
                   <w:rFonts w:ascii="Arial" w:cs="Arial" w:eastAsia="Arial" w:hAnsi="Arial"/>
@@ -31239,7 +31239,7 @@
             <w:pPr>
               <w:spacing w:after="20" w:before="0"/>
             </w:pPr>
-            <w:hyperlink w:history="1" r:id="rIdc0g5mnlk3aq2lbbm12xjf">
+            <w:hyperlink w:history="1" r:id="rId9m1zsqatrylpl7rgpjsri">
               <w:r>
                 <w:rPr>
                   <w:rFonts w:ascii="Arial" w:cs="Arial" w:eastAsia="Arial" w:hAnsi="Arial"/>
@@ -31272,7 +31272,7 @@
               <w:spacing w:after="10" w:before="0"/>
               <w:ind w:left="120"/>
             </w:pPr>
-            <w:hyperlink w:history="1" r:id="rId3idjlxgl4dhfa1io3yptx">
+            <w:hyperlink w:history="1" r:id="rIdy_sds70mxtr6zosizzxfc">
               <w:r>
                 <w:rPr>
                   <w:rFonts w:ascii="Arial" w:cs="Arial" w:eastAsia="Arial" w:hAnsi="Arial"/>
@@ -31467,7 +31467,7 @@
             <w:pPr>
               <w:spacing w:after="20" w:before="0"/>
             </w:pPr>
-            <w:hyperlink w:history="1" r:id="rIdyrltyifjwuzdnpjxb75ru">
+            <w:hyperlink w:history="1" r:id="rId2goh_lmlyw61ldqzeeqz8">
               <w:r>
                 <w:rPr>
                   <w:rFonts w:ascii="Arial" w:cs="Arial" w:eastAsia="Arial" w:hAnsi="Arial"/>
@@ -31500,7 +31500,7 @@
               <w:spacing w:after="10" w:before="0"/>
               <w:ind w:left="120"/>
             </w:pPr>
-            <w:hyperlink w:history="1" r:id="rIda19sfvtxk2vt79sfiq1ph">
+            <w:hyperlink w:history="1" r:id="rIdkdtnsutu21ubybg1v0ni2">
               <w:r>
                 <w:rPr>
                   <w:rFonts w:ascii="Arial" w:cs="Arial" w:eastAsia="Arial" w:hAnsi="Arial"/>
@@ -31545,7 +31545,7 @@
             <w:pPr>
               <w:spacing w:after="20" w:before="0"/>
             </w:pPr>
-            <w:hyperlink w:history="1" r:id="rIdikkmbesfzi5g0ftklmnnc">
+            <w:hyperlink w:history="1" r:id="rIdwybcx6zmq_kznwvuspzn8">
               <w:r>
                 <w:rPr>
                   <w:rFonts w:ascii="Arial" w:cs="Arial" w:eastAsia="Arial" w:hAnsi="Arial"/>
@@ -31578,7 +31578,7 @@
               <w:spacing w:after="10" w:before="0"/>
               <w:ind w:left="120"/>
             </w:pPr>
-            <w:hyperlink w:history="1" r:id="rIdd05b1kbkcsd9v5twm3uqk">
+            <w:hyperlink w:history="1" r:id="rIdrbu4m6vkwa1-xvbi6u3mx">
               <w:r>
                 <w:rPr>
                   <w:rFonts w:ascii="Arial" w:cs="Arial" w:eastAsia="Arial" w:hAnsi="Arial"/>

--- a/data/outputs/v2/Maths/SS3.1_Trigonometry_I/Mathematics_Trigonometry_I_CBE_LessonSequence.docx
+++ b/data/outputs/v2/Maths/SS3.1_Trigonometry_I/Mathematics_Trigonometry_I_CBE_LessonSequence.docx
@@ -3496,7 +3496,7 @@
             <w:pPr>
               <w:spacing w:after="20" w:before="0"/>
             </w:pPr>
-            <w:hyperlink w:history="1" r:id="rIdsavrbcmanypg-h0rskrg2">
+            <w:hyperlink w:history="1" r:id="rId_pduy1tp6oezgdjk9iu_t">
               <w:r>
                 <w:rPr>
                   <w:rFonts w:ascii="Arial" w:cs="Arial" w:eastAsia="Arial" w:hAnsi="Arial"/>
@@ -3529,7 +3529,7 @@
               <w:spacing w:after="10" w:before="0"/>
               <w:ind w:left="120"/>
             </w:pPr>
-            <w:hyperlink w:history="1" r:id="rIdngizs-djs-rvejehcygrq">
+            <w:hyperlink w:history="1" r:id="rIdua2n67x3re11ahzcin75_">
               <w:r>
                 <w:rPr>
                   <w:rFonts w:ascii="Arial" w:cs="Arial" w:eastAsia="Arial" w:hAnsi="Arial"/>
@@ -3574,7 +3574,7 @@
             <w:pPr>
               <w:spacing w:after="20" w:before="0"/>
             </w:pPr>
-            <w:hyperlink w:history="1" r:id="rIdmkz3jfmuwvjsd0zlqkyai">
+            <w:hyperlink w:history="1" r:id="rIdos7y-rywvcq-ydnnej4nq">
               <w:r>
                 <w:rPr>
                   <w:rFonts w:ascii="Arial" w:cs="Arial" w:eastAsia="Arial" w:hAnsi="Arial"/>
@@ -3607,7 +3607,7 @@
               <w:spacing w:after="10" w:before="0"/>
               <w:ind w:left="120"/>
             </w:pPr>
-            <w:hyperlink w:history="1" r:id="rIdqk9weyspsdylvqcfahpi-">
+            <w:hyperlink w:history="1" r:id="rIdj02e7stp4fxhrc5696tu7">
               <w:r>
                 <w:rPr>
                   <w:rFonts w:ascii="Arial" w:cs="Arial" w:eastAsia="Arial" w:hAnsi="Arial"/>
@@ -3802,7 +3802,7 @@
             <w:pPr>
               <w:spacing w:after="20" w:before="0"/>
             </w:pPr>
-            <w:hyperlink w:history="1" r:id="rIdtca2nalxassssj95qem7h">
+            <w:hyperlink w:history="1" r:id="rIdl7f6vqk597o-klxr_6jzv">
               <w:r>
                 <w:rPr>
                   <w:rFonts w:ascii="Arial" w:cs="Arial" w:eastAsia="Arial" w:hAnsi="Arial"/>
@@ -3835,7 +3835,7 @@
               <w:spacing w:after="10" w:before="0"/>
               <w:ind w:left="120"/>
             </w:pPr>
-            <w:hyperlink w:history="1" r:id="rIdni8e3shwmcdmhc47krrea">
+            <w:hyperlink w:history="1" r:id="rIdruerabkqcsha_lvt8j0fo">
               <w:r>
                 <w:rPr>
                   <w:rFonts w:ascii="Arial" w:cs="Arial" w:eastAsia="Arial" w:hAnsi="Arial"/>
@@ -3880,7 +3880,7 @@
             <w:pPr>
               <w:spacing w:after="20" w:before="0"/>
             </w:pPr>
-            <w:hyperlink w:history="1" r:id="rIdn66ue4ameebuxfq8gzf7a">
+            <w:hyperlink w:history="1" r:id="rIdvymjsurugxwdiou2u5odz">
               <w:r>
                 <w:rPr>
                   <w:rFonts w:ascii="Arial" w:cs="Arial" w:eastAsia="Arial" w:hAnsi="Arial"/>
@@ -3913,7 +3913,7 @@
               <w:spacing w:after="10" w:before="0"/>
               <w:ind w:left="120"/>
             </w:pPr>
-            <w:hyperlink w:history="1" r:id="rIdlo56fxflnnm1g0dnv-cjg">
+            <w:hyperlink w:history="1" r:id="rIdfypzclpfddws-xvgu1xag">
               <w:r>
                 <w:rPr>
                   <w:rFonts w:ascii="Arial" w:cs="Arial" w:eastAsia="Arial" w:hAnsi="Arial"/>
@@ -4108,7 +4108,7 @@
             <w:pPr>
               <w:spacing w:after="20" w:before="0"/>
             </w:pPr>
-            <w:hyperlink w:history="1" r:id="rIdjsweftvwc3ioji_srbppo">
+            <w:hyperlink w:history="1" r:id="rIdyrc8u8xvnsmp114jxchr6">
               <w:r>
                 <w:rPr>
                   <w:rFonts w:ascii="Arial" w:cs="Arial" w:eastAsia="Arial" w:hAnsi="Arial"/>
@@ -4141,7 +4141,7 @@
               <w:spacing w:after="10" w:before="0"/>
               <w:ind w:left="120"/>
             </w:pPr>
-            <w:hyperlink w:history="1" r:id="rIdaesyjj_25cbyocy37fvde">
+            <w:hyperlink w:history="1" r:id="rId1d-qyuhfhjuaynruaahsl">
               <w:r>
                 <w:rPr>
                   <w:rFonts w:ascii="Arial" w:cs="Arial" w:eastAsia="Arial" w:hAnsi="Arial"/>
@@ -4186,7 +4186,7 @@
             <w:pPr>
               <w:spacing w:after="20" w:before="0"/>
             </w:pPr>
-            <w:hyperlink w:history="1" r:id="rIdrqjmap1af1agtw_0d3uub">
+            <w:hyperlink w:history="1" r:id="rIdgxla09jpziy6ay_y6jd1k">
               <w:r>
                 <w:rPr>
                   <w:rFonts w:ascii="Arial" w:cs="Arial" w:eastAsia="Arial" w:hAnsi="Arial"/>
@@ -4219,7 +4219,7 @@
               <w:spacing w:after="10" w:before="0"/>
               <w:ind w:left="120"/>
             </w:pPr>
-            <w:hyperlink w:history="1" r:id="rIddjnq6hf3_lrhgdrkursaz">
+            <w:hyperlink w:history="1" r:id="rId5tiebiiwtigbql6uxn1eg">
               <w:r>
                 <w:rPr>
                   <w:rFonts w:ascii="Arial" w:cs="Arial" w:eastAsia="Arial" w:hAnsi="Arial"/>
@@ -4414,7 +4414,7 @@
             <w:pPr>
               <w:spacing w:after="20" w:before="0"/>
             </w:pPr>
-            <w:hyperlink w:history="1" r:id="rIdhao9rbnshxbesqz-ovxvs">
+            <w:hyperlink w:history="1" r:id="rIdu04xxdn31ns8pyzvgwqsw">
               <w:r>
                 <w:rPr>
                   <w:rFonts w:ascii="Arial" w:cs="Arial" w:eastAsia="Arial" w:hAnsi="Arial"/>
@@ -4447,7 +4447,7 @@
               <w:spacing w:after="10" w:before="0"/>
               <w:ind w:left="120"/>
             </w:pPr>
-            <w:hyperlink w:history="1" r:id="rIdy3ko0gsc9zbju9ezi1f0s">
+            <w:hyperlink w:history="1" r:id="rIdrsrsooefhbpfxe5ith1lt">
               <w:r>
                 <w:rPr>
                   <w:rFonts w:ascii="Arial" w:cs="Arial" w:eastAsia="Arial" w:hAnsi="Arial"/>
@@ -4492,7 +4492,7 @@
             <w:pPr>
               <w:spacing w:after="20" w:before="0"/>
             </w:pPr>
-            <w:hyperlink w:history="1" r:id="rIdrtm-8gqmh_kkmsifamlnp">
+            <w:hyperlink w:history="1" r:id="rIdpvixdbmhuya3_g5_xwnev">
               <w:r>
                 <w:rPr>
                   <w:rFonts w:ascii="Arial" w:cs="Arial" w:eastAsia="Arial" w:hAnsi="Arial"/>
@@ -4525,7 +4525,7 @@
               <w:spacing w:after="10" w:before="0"/>
               <w:ind w:left="120"/>
             </w:pPr>
-            <w:hyperlink w:history="1" r:id="rIda9objmfgqcdc1ol89qdpw">
+            <w:hyperlink w:history="1" r:id="rIdbv8deqm2hrazhahqvdf1o">
               <w:r>
                 <w:rPr>
                   <w:rFonts w:ascii="Arial" w:cs="Arial" w:eastAsia="Arial" w:hAnsi="Arial"/>
@@ -4720,7 +4720,7 @@
             <w:pPr>
               <w:spacing w:after="20" w:before="0"/>
             </w:pPr>
-            <w:hyperlink w:history="1" r:id="rId7slpvda-vyjtinpnngw__">
+            <w:hyperlink w:history="1" r:id="rIdwkrjbkfxv0l8frkgi2rvi">
               <w:r>
                 <w:rPr>
                   <w:rFonts w:ascii="Arial" w:cs="Arial" w:eastAsia="Arial" w:hAnsi="Arial"/>
@@ -4753,7 +4753,7 @@
               <w:spacing w:after="10" w:before="0"/>
               <w:ind w:left="120"/>
             </w:pPr>
-            <w:hyperlink w:history="1" r:id="rIdh9taugcnrulrl9pjvvytu">
+            <w:hyperlink w:history="1" r:id="rIdvquikyrvrgh05zwu9jczz">
               <w:r>
                 <w:rPr>
                   <w:rFonts w:ascii="Arial" w:cs="Arial" w:eastAsia="Arial" w:hAnsi="Arial"/>
@@ -4798,7 +4798,7 @@
             <w:pPr>
               <w:spacing w:after="20" w:before="0"/>
             </w:pPr>
-            <w:hyperlink w:history="1" r:id="rIdgckeqxlmbf0nykumbybup">
+            <w:hyperlink w:history="1" r:id="rIdgq3mwt0ma0np8z8muzkn7">
               <w:r>
                 <w:rPr>
                   <w:rFonts w:ascii="Arial" w:cs="Arial" w:eastAsia="Arial" w:hAnsi="Arial"/>
@@ -4831,7 +4831,7 @@
               <w:spacing w:after="10" w:before="0"/>
               <w:ind w:left="120"/>
             </w:pPr>
-            <w:hyperlink w:history="1" r:id="rIdvzqeuoidqpbxg9-ph-rvg">
+            <w:hyperlink w:history="1" r:id="rIdryhbbphx9utksylce6pd7">
               <w:r>
                 <w:rPr>
                   <w:rFonts w:ascii="Arial" w:cs="Arial" w:eastAsia="Arial" w:hAnsi="Arial"/>
@@ -6318,7 +6318,7 @@
             <w:pPr>
               <w:spacing w:after="20" w:before="0"/>
             </w:pPr>
-            <w:hyperlink w:history="1" r:id="rIdjvwstywnw3okai0-b7y4u">
+            <w:hyperlink w:history="1" r:id="rId4hf8anrkz9tflggqgkgco">
               <w:r>
                 <w:rPr>
                   <w:rFonts w:ascii="Arial" w:cs="Arial" w:eastAsia="Arial" w:hAnsi="Arial"/>
@@ -6351,7 +6351,7 @@
               <w:spacing w:after="10" w:before="0"/>
               <w:ind w:left="120"/>
             </w:pPr>
-            <w:hyperlink w:history="1" r:id="rIdkykwwdgsp8li8r3zb3yrx">
+            <w:hyperlink w:history="1" r:id="rId5nukxsbmrtjd0fpqlvgka">
               <w:r>
                 <w:rPr>
                   <w:rFonts w:ascii="Arial" w:cs="Arial" w:eastAsia="Arial" w:hAnsi="Arial"/>
@@ -6396,7 +6396,7 @@
             <w:pPr>
               <w:spacing w:after="20" w:before="0"/>
             </w:pPr>
-            <w:hyperlink w:history="1" r:id="rId9abrjlvc0fojablstxgb3">
+            <w:hyperlink w:history="1" r:id="rIdblxm135pjfyaaweaa2087">
               <w:r>
                 <w:rPr>
                   <w:rFonts w:ascii="Arial" w:cs="Arial" w:eastAsia="Arial" w:hAnsi="Arial"/>
@@ -6429,7 +6429,7 @@
               <w:spacing w:after="10" w:before="0"/>
               <w:ind w:left="120"/>
             </w:pPr>
-            <w:hyperlink w:history="1" r:id="rIdrqulmbbqkpy0kdgci6wrr">
+            <w:hyperlink w:history="1" r:id="rIdurkb7yefrlwjpijl-rr9o">
               <w:r>
                 <w:rPr>
                   <w:rFonts w:ascii="Arial" w:cs="Arial" w:eastAsia="Arial" w:hAnsi="Arial"/>
@@ -6624,7 +6624,7 @@
             <w:pPr>
               <w:spacing w:after="20" w:before="0"/>
             </w:pPr>
-            <w:hyperlink w:history="1" r:id="rIdl2-x9ekms3n0pb30zdnju">
+            <w:hyperlink w:history="1" r:id="rIdxllqravv9ibxiuofth5s_">
               <w:r>
                 <w:rPr>
                   <w:rFonts w:ascii="Arial" w:cs="Arial" w:eastAsia="Arial" w:hAnsi="Arial"/>
@@ -6657,7 +6657,7 @@
               <w:spacing w:after="10" w:before="0"/>
               <w:ind w:left="120"/>
             </w:pPr>
-            <w:hyperlink w:history="1" r:id="rIdswljvfckf7hgstbddbdeb">
+            <w:hyperlink w:history="1" r:id="rIdxkfwbr_p2aiztklucfflp">
               <w:r>
                 <w:rPr>
                   <w:rFonts w:ascii="Arial" w:cs="Arial" w:eastAsia="Arial" w:hAnsi="Arial"/>
@@ -6702,7 +6702,7 @@
             <w:pPr>
               <w:spacing w:after="20" w:before="0"/>
             </w:pPr>
-            <w:hyperlink w:history="1" r:id="rId8_mw-a1p3ymt_q6fcccew">
+            <w:hyperlink w:history="1" r:id="rId6ipdlkbmse701yicryn2_">
               <w:r>
                 <w:rPr>
                   <w:rFonts w:ascii="Arial" w:cs="Arial" w:eastAsia="Arial" w:hAnsi="Arial"/>
@@ -6735,7 +6735,7 @@
               <w:spacing w:after="10" w:before="0"/>
               <w:ind w:left="120"/>
             </w:pPr>
-            <w:hyperlink w:history="1" r:id="rIdykucrddnxexhnm5typeco">
+            <w:hyperlink w:history="1" r:id="rIdme1q4rxv0aanslrzmvufm">
               <w:r>
                 <w:rPr>
                   <w:rFonts w:ascii="Arial" w:cs="Arial" w:eastAsia="Arial" w:hAnsi="Arial"/>
@@ -6930,7 +6930,7 @@
             <w:pPr>
               <w:spacing w:after="20" w:before="0"/>
             </w:pPr>
-            <w:hyperlink w:history="1" r:id="rIdvkx9vb9bfb9zrbaxvtwwk">
+            <w:hyperlink w:history="1" r:id="rIdg7qqxkoqhkhzg73extrbj">
               <w:r>
                 <w:rPr>
                   <w:rFonts w:ascii="Arial" w:cs="Arial" w:eastAsia="Arial" w:hAnsi="Arial"/>
@@ -6963,7 +6963,7 @@
               <w:spacing w:after="10" w:before="0"/>
               <w:ind w:left="120"/>
             </w:pPr>
-            <w:hyperlink w:history="1" r:id="rIdr3iztrubv5z3ej9tdnchj">
+            <w:hyperlink w:history="1" r:id="rIdv6kz2wqoxjcnx647mnile">
               <w:r>
                 <w:rPr>
                   <w:rFonts w:ascii="Arial" w:cs="Arial" w:eastAsia="Arial" w:hAnsi="Arial"/>
@@ -7008,7 +7008,7 @@
             <w:pPr>
               <w:spacing w:after="20" w:before="0"/>
             </w:pPr>
-            <w:hyperlink w:history="1" r:id="rIdhnnlo5ntzmowvisph61mn">
+            <w:hyperlink w:history="1" r:id="rIdn-onnfheeletdmfh7m4dl">
               <w:r>
                 <w:rPr>
                   <w:rFonts w:ascii="Arial" w:cs="Arial" w:eastAsia="Arial" w:hAnsi="Arial"/>
@@ -7041,7 +7041,7 @@
               <w:spacing w:after="10" w:before="0"/>
               <w:ind w:left="120"/>
             </w:pPr>
-            <w:hyperlink w:history="1" r:id="rIdrcryrgbed78zwy02zouom">
+            <w:hyperlink w:history="1" r:id="rIdz9wfsw_nupir-lhgxwcc2">
               <w:r>
                 <w:rPr>
                   <w:rFonts w:ascii="Arial" w:cs="Arial" w:eastAsia="Arial" w:hAnsi="Arial"/>
@@ -7236,7 +7236,7 @@
             <w:pPr>
               <w:spacing w:after="20" w:before="0"/>
             </w:pPr>
-            <w:hyperlink w:history="1" r:id="rIdr0xgpcleyyveferuahpli">
+            <w:hyperlink w:history="1" r:id="rIdqgysjf0jrf2rjclzgfnso">
               <w:r>
                 <w:rPr>
                   <w:rFonts w:ascii="Arial" w:cs="Arial" w:eastAsia="Arial" w:hAnsi="Arial"/>
@@ -7269,7 +7269,7 @@
               <w:spacing w:after="10" w:before="0"/>
               <w:ind w:left="120"/>
             </w:pPr>
-            <w:hyperlink w:history="1" r:id="rIdnpya8yb-fbk9g3c65okr4">
+            <w:hyperlink w:history="1" r:id="rIdyerxgvrlm7pgbrkb0cf_o">
               <w:r>
                 <w:rPr>
                   <w:rFonts w:ascii="Arial" w:cs="Arial" w:eastAsia="Arial" w:hAnsi="Arial"/>
@@ -7314,7 +7314,7 @@
             <w:pPr>
               <w:spacing w:after="20" w:before="0"/>
             </w:pPr>
-            <w:hyperlink w:history="1" r:id="rId08ij3nyhnhgvvsbv6d2aq">
+            <w:hyperlink w:history="1" r:id="rIdk8pwihnmitaeq1sidi7lc">
               <w:r>
                 <w:rPr>
                   <w:rFonts w:ascii="Arial" w:cs="Arial" w:eastAsia="Arial" w:hAnsi="Arial"/>
@@ -7347,7 +7347,7 @@
               <w:spacing w:after="10" w:before="0"/>
               <w:ind w:left="120"/>
             </w:pPr>
-            <w:hyperlink w:history="1" r:id="rIdd5od77gwnqejctmb7xqwp">
+            <w:hyperlink w:history="1" r:id="rIdt1tph_9qw4fnvq-ywo9uw">
               <w:r>
                 <w:rPr>
                   <w:rFonts w:ascii="Arial" w:cs="Arial" w:eastAsia="Arial" w:hAnsi="Arial"/>
@@ -7542,7 +7542,7 @@
             <w:pPr>
               <w:spacing w:after="20" w:before="0"/>
             </w:pPr>
-            <w:hyperlink w:history="1" r:id="rIdn0ez2wlx1e0tph6zff9ix">
+            <w:hyperlink w:history="1" r:id="rIdk0gcdhdveodcampm3r9tl">
               <w:r>
                 <w:rPr>
                   <w:rFonts w:ascii="Arial" w:cs="Arial" w:eastAsia="Arial" w:hAnsi="Arial"/>
@@ -7575,7 +7575,7 @@
               <w:spacing w:after="10" w:before="0"/>
               <w:ind w:left="120"/>
             </w:pPr>
-            <w:hyperlink w:history="1" r:id="rId-7qmqeqd-mdiohgmzwxsx">
+            <w:hyperlink w:history="1" r:id="rIdjzmugyqoo9doknxlkr7hh">
               <w:r>
                 <w:rPr>
                   <w:rFonts w:ascii="Arial" w:cs="Arial" w:eastAsia="Arial" w:hAnsi="Arial"/>
@@ -7620,7 +7620,7 @@
             <w:pPr>
               <w:spacing w:after="20" w:before="0"/>
             </w:pPr>
-            <w:hyperlink w:history="1" r:id="rId9ubyo-3ezw0d7ztg-xvs3">
+            <w:hyperlink w:history="1" r:id="rIdjtu2it7kgpvm-eu4dmxtv">
               <w:r>
                 <w:rPr>
                   <w:rFonts w:ascii="Arial" w:cs="Arial" w:eastAsia="Arial" w:hAnsi="Arial"/>
@@ -7653,7 +7653,7 @@
               <w:spacing w:after="10" w:before="0"/>
               <w:ind w:left="120"/>
             </w:pPr>
-            <w:hyperlink w:history="1" r:id="rIde5237eeiromutxnjm7wbi">
+            <w:hyperlink w:history="1" r:id="rIdeqs7vtqbib19ged2n2o85">
               <w:r>
                 <w:rPr>
                   <w:rFonts w:ascii="Arial" w:cs="Arial" w:eastAsia="Arial" w:hAnsi="Arial"/>
@@ -9140,7 +9140,7 @@
             <w:pPr>
               <w:spacing w:after="20" w:before="0"/>
             </w:pPr>
-            <w:hyperlink w:history="1" r:id="rId__izeqxhyxltoi8bppsir">
+            <w:hyperlink w:history="1" r:id="rIdkpci4rfuwx9rwczj1otnh">
               <w:r>
                 <w:rPr>
                   <w:rFonts w:ascii="Arial" w:cs="Arial" w:eastAsia="Arial" w:hAnsi="Arial"/>
@@ -9173,7 +9173,7 @@
               <w:spacing w:after="10" w:before="0"/>
               <w:ind w:left="120"/>
             </w:pPr>
-            <w:hyperlink w:history="1" r:id="rIdswq0zo4syq8vewkdjlshk">
+            <w:hyperlink w:history="1" r:id="rId5a-dxvheeoqv1yurxxucl">
               <w:r>
                 <w:rPr>
                   <w:rFonts w:ascii="Arial" w:cs="Arial" w:eastAsia="Arial" w:hAnsi="Arial"/>
@@ -9218,7 +9218,7 @@
             <w:pPr>
               <w:spacing w:after="20" w:before="0"/>
             </w:pPr>
-            <w:hyperlink w:history="1" r:id="rId8nkxapkyv9m66jon-y6y7">
+            <w:hyperlink w:history="1" r:id="rIdmjpeu60o7kwez6gj8t1r5">
               <w:r>
                 <w:rPr>
                   <w:rFonts w:ascii="Arial" w:cs="Arial" w:eastAsia="Arial" w:hAnsi="Arial"/>
@@ -9251,7 +9251,7 @@
               <w:spacing w:after="10" w:before="0"/>
               <w:ind w:left="120"/>
             </w:pPr>
-            <w:hyperlink w:history="1" r:id="rIdd_glkp9trhwg4rpqep_qy">
+            <w:hyperlink w:history="1" r:id="rId0anwzh5i3y9wotiycpm8-">
               <w:r>
                 <w:rPr>
                   <w:rFonts w:ascii="Arial" w:cs="Arial" w:eastAsia="Arial" w:hAnsi="Arial"/>
@@ -9446,7 +9446,7 @@
             <w:pPr>
               <w:spacing w:after="20" w:before="0"/>
             </w:pPr>
-            <w:hyperlink w:history="1" r:id="rIdvmqhjzig6xmnzoewpnd9s">
+            <w:hyperlink w:history="1" r:id="rIdcbepyvslald9rjfpreqle">
               <w:r>
                 <w:rPr>
                   <w:rFonts w:ascii="Arial" w:cs="Arial" w:eastAsia="Arial" w:hAnsi="Arial"/>
@@ -9479,7 +9479,7 @@
               <w:spacing w:after="10" w:before="0"/>
               <w:ind w:left="120"/>
             </w:pPr>
-            <w:hyperlink w:history="1" r:id="rIdazgz3phyihgoao-gnkjdd">
+            <w:hyperlink w:history="1" r:id="rIdyfk5sofhmueoat3vh8zku">
               <w:r>
                 <w:rPr>
                   <w:rFonts w:ascii="Arial" w:cs="Arial" w:eastAsia="Arial" w:hAnsi="Arial"/>
@@ -9524,7 +9524,7 @@
             <w:pPr>
               <w:spacing w:after="20" w:before="0"/>
             </w:pPr>
-            <w:hyperlink w:history="1" r:id="rIdqydh2sgn1zdczz34_jek5">
+            <w:hyperlink w:history="1" r:id="rIdxu9cys4qwkvoeljhozffm">
               <w:r>
                 <w:rPr>
                   <w:rFonts w:ascii="Arial" w:cs="Arial" w:eastAsia="Arial" w:hAnsi="Arial"/>
@@ -9557,7 +9557,7 @@
               <w:spacing w:after="10" w:before="0"/>
               <w:ind w:left="120"/>
             </w:pPr>
-            <w:hyperlink w:history="1" r:id="rId7m6sntd9ye0hodkfkjy5f">
+            <w:hyperlink w:history="1" r:id="rIdkhzqgctyzwpdfm0qaslxw">
               <w:r>
                 <w:rPr>
                   <w:rFonts w:ascii="Arial" w:cs="Arial" w:eastAsia="Arial" w:hAnsi="Arial"/>
@@ -9752,7 +9752,7 @@
             <w:pPr>
               <w:spacing w:after="20" w:before="0"/>
             </w:pPr>
-            <w:hyperlink w:history="1" r:id="rIdvaqv3saw6ljpr8bqxoxpk">
+            <w:hyperlink w:history="1" r:id="rIdeyhmcwgx5w3eysxr2vbie">
               <w:r>
                 <w:rPr>
                   <w:rFonts w:ascii="Arial" w:cs="Arial" w:eastAsia="Arial" w:hAnsi="Arial"/>
@@ -9785,7 +9785,7 @@
               <w:spacing w:after="10" w:before="0"/>
               <w:ind w:left="120"/>
             </w:pPr>
-            <w:hyperlink w:history="1" r:id="rIdjsfvv2mvzm0jisakq_kwf">
+            <w:hyperlink w:history="1" r:id="rIdqq7maz3t-kxnz4fgwyecg">
               <w:r>
                 <w:rPr>
                   <w:rFonts w:ascii="Arial" w:cs="Arial" w:eastAsia="Arial" w:hAnsi="Arial"/>
@@ -9830,7 +9830,7 @@
             <w:pPr>
               <w:spacing w:after="20" w:before="0"/>
             </w:pPr>
-            <w:hyperlink w:history="1" r:id="rIdiqffc4wqcmqmhmypl0a3b">
+            <w:hyperlink w:history="1" r:id="rId8h4yq4xj_3hnd952mrfjc">
               <w:r>
                 <w:rPr>
                   <w:rFonts w:ascii="Arial" w:cs="Arial" w:eastAsia="Arial" w:hAnsi="Arial"/>
@@ -9863,7 +9863,7 @@
               <w:spacing w:after="10" w:before="0"/>
               <w:ind w:left="120"/>
             </w:pPr>
-            <w:hyperlink w:history="1" r:id="rIdwpuwrfybdlo0_eztozhrr">
+            <w:hyperlink w:history="1" r:id="rIdrdzvwht7mideo_8a4edif">
               <w:r>
                 <w:rPr>
                   <w:rFonts w:ascii="Arial" w:cs="Arial" w:eastAsia="Arial" w:hAnsi="Arial"/>
@@ -10058,7 +10058,7 @@
             <w:pPr>
               <w:spacing w:after="20" w:before="0"/>
             </w:pPr>
-            <w:hyperlink w:history="1" r:id="rIdyq5wqp85i89orerzj-msc">
+            <w:hyperlink w:history="1" r:id="rIdn7twlyeffmjvepbry1ogo">
               <w:r>
                 <w:rPr>
                   <w:rFonts w:ascii="Arial" w:cs="Arial" w:eastAsia="Arial" w:hAnsi="Arial"/>
@@ -10091,7 +10091,7 @@
               <w:spacing w:after="10" w:before="0"/>
               <w:ind w:left="120"/>
             </w:pPr>
-            <w:hyperlink w:history="1" r:id="rIdxwevvv0dpl-k1wlz42nvx">
+            <w:hyperlink w:history="1" r:id="rIdzej050dwmeappvvkkccbb">
               <w:r>
                 <w:rPr>
                   <w:rFonts w:ascii="Arial" w:cs="Arial" w:eastAsia="Arial" w:hAnsi="Arial"/>
@@ -10136,7 +10136,7 @@
             <w:pPr>
               <w:spacing w:after="20" w:before="0"/>
             </w:pPr>
-            <w:hyperlink w:history="1" r:id="rIdgdexokf7jiv4lppd0rdwx">
+            <w:hyperlink w:history="1" r:id="rIdbgwt9goxaqa2465yhugvt">
               <w:r>
                 <w:rPr>
                   <w:rFonts w:ascii="Arial" w:cs="Arial" w:eastAsia="Arial" w:hAnsi="Arial"/>
@@ -10169,7 +10169,7 @@
               <w:spacing w:after="10" w:before="0"/>
               <w:ind w:left="120"/>
             </w:pPr>
-            <w:hyperlink w:history="1" r:id="rIdsfoflklka7qwsaryeioxh">
+            <w:hyperlink w:history="1" r:id="rId68mwz9hvzcsqyq6n0rc27">
               <w:r>
                 <w:rPr>
                   <w:rFonts w:ascii="Arial" w:cs="Arial" w:eastAsia="Arial" w:hAnsi="Arial"/>
@@ -10364,7 +10364,7 @@
             <w:pPr>
               <w:spacing w:after="20" w:before="0"/>
             </w:pPr>
-            <w:hyperlink w:history="1" r:id="rIdg8ghgdmnyfaqabo7sazwh">
+            <w:hyperlink w:history="1" r:id="rId-pnsjhidqkm_j8amgqu20">
               <w:r>
                 <w:rPr>
                   <w:rFonts w:ascii="Arial" w:cs="Arial" w:eastAsia="Arial" w:hAnsi="Arial"/>
@@ -10397,7 +10397,7 @@
               <w:spacing w:after="10" w:before="0"/>
               <w:ind w:left="120"/>
             </w:pPr>
-            <w:hyperlink w:history="1" r:id="rIdnpbl7a-zscmqx0ky68tsi">
+            <w:hyperlink w:history="1" r:id="rIdkw4rpz5vkamscxb7obrwj">
               <w:r>
                 <w:rPr>
                   <w:rFonts w:ascii="Arial" w:cs="Arial" w:eastAsia="Arial" w:hAnsi="Arial"/>
@@ -10442,7 +10442,7 @@
             <w:pPr>
               <w:spacing w:after="20" w:before="0"/>
             </w:pPr>
-            <w:hyperlink w:history="1" r:id="rIdpbmoenzpadtrvpkinui3x">
+            <w:hyperlink w:history="1" r:id="rIdgjdyu33lmgctv9gfjosod">
               <w:r>
                 <w:rPr>
                   <w:rFonts w:ascii="Arial" w:cs="Arial" w:eastAsia="Arial" w:hAnsi="Arial"/>
@@ -10475,7 +10475,7 @@
               <w:spacing w:after="10" w:before="0"/>
               <w:ind w:left="120"/>
             </w:pPr>
-            <w:hyperlink w:history="1" r:id="rId1zyov-pgpanrf97c6z0xh">
+            <w:hyperlink w:history="1" r:id="rIdienpfpzx2cm6w-tvcsbr-">
               <w:r>
                 <w:rPr>
                   <w:rFonts w:ascii="Arial" w:cs="Arial" w:eastAsia="Arial" w:hAnsi="Arial"/>
@@ -11962,7 +11962,7 @@
             <w:pPr>
               <w:spacing w:after="20" w:before="0"/>
             </w:pPr>
-            <w:hyperlink w:history="1" r:id="rIdpfcq43zuvyh-rzwqq6llu">
+            <w:hyperlink w:history="1" r:id="rIdrk0vqk7ckhdjlb1pkcvln">
               <w:r>
                 <w:rPr>
                   <w:rFonts w:ascii="Arial" w:cs="Arial" w:eastAsia="Arial" w:hAnsi="Arial"/>
@@ -11995,7 +11995,7 @@
               <w:spacing w:after="10" w:before="0"/>
               <w:ind w:left="120"/>
             </w:pPr>
-            <w:hyperlink w:history="1" r:id="rIduh9n5xxauacjws7ej012o">
+            <w:hyperlink w:history="1" r:id="rId67reho5mgdeb0avmjwsyj">
               <w:r>
                 <w:rPr>
                   <w:rFonts w:ascii="Arial" w:cs="Arial" w:eastAsia="Arial" w:hAnsi="Arial"/>
@@ -12040,7 +12040,7 @@
             <w:pPr>
               <w:spacing w:after="20" w:before="0"/>
             </w:pPr>
-            <w:hyperlink w:history="1" r:id="rId02e9uwlq9b1sew24tyktt">
+            <w:hyperlink w:history="1" r:id="rIdzm2fte19vt6dgwnem2dib">
               <w:r>
                 <w:rPr>
                   <w:rFonts w:ascii="Arial" w:cs="Arial" w:eastAsia="Arial" w:hAnsi="Arial"/>
@@ -12073,7 +12073,7 @@
               <w:spacing w:after="10" w:before="0"/>
               <w:ind w:left="120"/>
             </w:pPr>
-            <w:hyperlink w:history="1" r:id="rId0urclmewszfaauc1lnzvs">
+            <w:hyperlink w:history="1" r:id="rIdixs02la9eq9fijvwgo3pe">
               <w:r>
                 <w:rPr>
                   <w:rFonts w:ascii="Arial" w:cs="Arial" w:eastAsia="Arial" w:hAnsi="Arial"/>
@@ -12268,7 +12268,7 @@
             <w:pPr>
               <w:spacing w:after="20" w:before="0"/>
             </w:pPr>
-            <w:hyperlink w:history="1" r:id="rIdk2y8e3ffqva7f0-adpglx">
+            <w:hyperlink w:history="1" r:id="rIdfrad8z5hp33nx_xraiiro">
               <w:r>
                 <w:rPr>
                   <w:rFonts w:ascii="Arial" w:cs="Arial" w:eastAsia="Arial" w:hAnsi="Arial"/>
@@ -12301,7 +12301,7 @@
               <w:spacing w:after="10" w:before="0"/>
               <w:ind w:left="120"/>
             </w:pPr>
-            <w:hyperlink w:history="1" r:id="rIddc8cmbj_q924m7inuwbip">
+            <w:hyperlink w:history="1" r:id="rIdsz2txhkjbjodz_b6nzmat">
               <w:r>
                 <w:rPr>
                   <w:rFonts w:ascii="Arial" w:cs="Arial" w:eastAsia="Arial" w:hAnsi="Arial"/>
@@ -12346,7 +12346,7 @@
             <w:pPr>
               <w:spacing w:after="20" w:before="0"/>
             </w:pPr>
-            <w:hyperlink w:history="1" r:id="rIdalgdvzoo7qvokwidmslhv">
+            <w:hyperlink w:history="1" r:id="rIdxh-7b2yrfr-9l9gzo23ms">
               <w:r>
                 <w:rPr>
                   <w:rFonts w:ascii="Arial" w:cs="Arial" w:eastAsia="Arial" w:hAnsi="Arial"/>
@@ -12379,7 +12379,7 @@
               <w:spacing w:after="10" w:before="0"/>
               <w:ind w:left="120"/>
             </w:pPr>
-            <w:hyperlink w:history="1" r:id="rId5cmqyhwvg12i55z8_hmjf">
+            <w:hyperlink w:history="1" r:id="rIdvzqwovjujpgr7qfmvx0n0">
               <w:r>
                 <w:rPr>
                   <w:rFonts w:ascii="Arial" w:cs="Arial" w:eastAsia="Arial" w:hAnsi="Arial"/>
@@ -12650,7 +12650,7 @@
             <w:pPr>
               <w:spacing w:after="20" w:before="0"/>
             </w:pPr>
-            <w:hyperlink w:history="1" r:id="rId6viy_suf_yrvccn_rc9rg">
+            <w:hyperlink w:history="1" r:id="rIdeq7xjuhxrztlv_n66tev3">
               <w:r>
                 <w:rPr>
                   <w:rFonts w:ascii="Arial" w:cs="Arial" w:eastAsia="Arial" w:hAnsi="Arial"/>
@@ -12683,7 +12683,7 @@
               <w:spacing w:after="10" w:before="0"/>
               <w:ind w:left="120"/>
             </w:pPr>
-            <w:hyperlink w:history="1" r:id="rIdfuqar3esg8x27hiay8_mf">
+            <w:hyperlink w:history="1" r:id="rId4gdlm9hmeekensqkmwvcj">
               <w:r>
                 <w:rPr>
                   <w:rFonts w:ascii="Arial" w:cs="Arial" w:eastAsia="Arial" w:hAnsi="Arial"/>
@@ -12728,7 +12728,7 @@
             <w:pPr>
               <w:spacing w:after="20" w:before="0"/>
             </w:pPr>
-            <w:hyperlink w:history="1" r:id="rIdxvmsev7yc8bx4i86rumwe">
+            <w:hyperlink w:history="1" r:id="rIdcir5irp2-smo0rpvlp0qd">
               <w:r>
                 <w:rPr>
                   <w:rFonts w:ascii="Arial" w:cs="Arial" w:eastAsia="Arial" w:hAnsi="Arial"/>
@@ -12761,7 +12761,7 @@
               <w:spacing w:after="10" w:before="0"/>
               <w:ind w:left="120"/>
             </w:pPr>
-            <w:hyperlink w:history="1" r:id="rIdblxvexx4iy_tgbvdzk3ll">
+            <w:hyperlink w:history="1" r:id="rIdiv3swhvzlfn1qnc0r5zdg">
               <w:r>
                 <w:rPr>
                   <w:rFonts w:ascii="Arial" w:cs="Arial" w:eastAsia="Arial" w:hAnsi="Arial"/>
@@ -13108,7 +13108,7 @@
             <w:pPr>
               <w:spacing w:after="20" w:before="0"/>
             </w:pPr>
-            <w:hyperlink w:history="1" r:id="rIdhx-hyihvtfqfyxyda09oy">
+            <w:hyperlink w:history="1" r:id="rId_kio0unityhrhto7e-qbv">
               <w:r>
                 <w:rPr>
                   <w:rFonts w:ascii="Arial" w:cs="Arial" w:eastAsia="Arial" w:hAnsi="Arial"/>
@@ -13141,7 +13141,7 @@
               <w:spacing w:after="10" w:before="0"/>
               <w:ind w:left="120"/>
             </w:pPr>
-            <w:hyperlink w:history="1" r:id="rIdefn5mz7ygtwhenzdatib4">
+            <w:hyperlink w:history="1" r:id="rId1s2tu4twlu7uc8qzn5oyz">
               <w:r>
                 <w:rPr>
                   <w:rFonts w:ascii="Arial" w:cs="Arial" w:eastAsia="Arial" w:hAnsi="Arial"/>
@@ -13186,7 +13186,7 @@
             <w:pPr>
               <w:spacing w:after="20" w:before="0"/>
             </w:pPr>
-            <w:hyperlink w:history="1" r:id="rIdoz2byef9xw3hzdferztb-">
+            <w:hyperlink w:history="1" r:id="rIdfrs8gwr0haxa6qa7orxxs">
               <w:r>
                 <w:rPr>
                   <w:rFonts w:ascii="Arial" w:cs="Arial" w:eastAsia="Arial" w:hAnsi="Arial"/>
@@ -13219,7 +13219,7 @@
               <w:spacing w:after="10" w:before="0"/>
               <w:ind w:left="120"/>
             </w:pPr>
-            <w:hyperlink w:history="1" r:id="rIdxm-qi0fgchuq1zhus-pmz">
+            <w:hyperlink w:history="1" r:id="rIdroq7eeaf6vzxlsfk6pco5">
               <w:r>
                 <w:rPr>
                   <w:rFonts w:ascii="Arial" w:cs="Arial" w:eastAsia="Arial" w:hAnsi="Arial"/>
@@ -13414,7 +13414,7 @@
             <w:pPr>
               <w:spacing w:after="20" w:before="0"/>
             </w:pPr>
-            <w:hyperlink w:history="1" r:id="rId35-bvugdvkabbgei6owqk">
+            <w:hyperlink w:history="1" r:id="rIdnzsr17me1chqzux871eir">
               <w:r>
                 <w:rPr>
                   <w:rFonts w:ascii="Arial" w:cs="Arial" w:eastAsia="Arial" w:hAnsi="Arial"/>
@@ -13447,7 +13447,7 @@
               <w:spacing w:after="10" w:before="0"/>
               <w:ind w:left="120"/>
             </w:pPr>
-            <w:hyperlink w:history="1" r:id="rIdvtsydkgmrac6fx8xst5an">
+            <w:hyperlink w:history="1" r:id="rId8vnrbwypm4ejujmbwomi4">
               <w:r>
                 <w:rPr>
                   <w:rFonts w:ascii="Arial" w:cs="Arial" w:eastAsia="Arial" w:hAnsi="Arial"/>
@@ -13492,7 +13492,7 @@
             <w:pPr>
               <w:spacing w:after="20" w:before="0"/>
             </w:pPr>
-            <w:hyperlink w:history="1" r:id="rIdgot4ww3rylra0b06rctgt">
+            <w:hyperlink w:history="1" r:id="rIdziuoabpcogbr_8rx2sbeu">
               <w:r>
                 <w:rPr>
                   <w:rFonts w:ascii="Arial" w:cs="Arial" w:eastAsia="Arial" w:hAnsi="Arial"/>
@@ -13525,7 +13525,7 @@
               <w:spacing w:after="10" w:before="0"/>
               <w:ind w:left="120"/>
             </w:pPr>
-            <w:hyperlink w:history="1" r:id="rIdru_cnfvxwyg31zwxfppem">
+            <w:hyperlink w:history="1" r:id="rIdpdwscdyye8tuvik9lhmdh">
               <w:r>
                 <w:rPr>
                   <w:rFonts w:ascii="Arial" w:cs="Arial" w:eastAsia="Arial" w:hAnsi="Arial"/>
@@ -15012,7 +15012,7 @@
             <w:pPr>
               <w:spacing w:after="20" w:before="0"/>
             </w:pPr>
-            <w:hyperlink w:history="1" r:id="rIdnrmsdx17g7vbvajyu77y_">
+            <w:hyperlink w:history="1" r:id="rId1jodimihfnadmush6k-oz">
               <w:r>
                 <w:rPr>
                   <w:rFonts w:ascii="Arial" w:cs="Arial" w:eastAsia="Arial" w:hAnsi="Arial"/>
@@ -15045,7 +15045,7 @@
               <w:spacing w:after="10" w:before="0"/>
               <w:ind w:left="120"/>
             </w:pPr>
-            <w:hyperlink w:history="1" r:id="rId2j4xljdnzn8cvsny0xljt">
+            <w:hyperlink w:history="1" r:id="rIdabrkgc6dzhqqo1y0pu_a1">
               <w:r>
                 <w:rPr>
                   <w:rFonts w:ascii="Arial" w:cs="Arial" w:eastAsia="Arial" w:hAnsi="Arial"/>
@@ -15090,7 +15090,7 @@
             <w:pPr>
               <w:spacing w:after="20" w:before="0"/>
             </w:pPr>
-            <w:hyperlink w:history="1" r:id="rId9sk9ujdfmdpeykkjq_b82">
+            <w:hyperlink w:history="1" r:id="rIdjonlxsasprhowdn1uqvvb">
               <w:r>
                 <w:rPr>
                   <w:rFonts w:ascii="Arial" w:cs="Arial" w:eastAsia="Arial" w:hAnsi="Arial"/>
@@ -15123,7 +15123,7 @@
               <w:spacing w:after="10" w:before="0"/>
               <w:ind w:left="120"/>
             </w:pPr>
-            <w:hyperlink w:history="1" r:id="rIdmw0ta3xln6mwztmeurn46">
+            <w:hyperlink w:history="1" r:id="rIdm7qhjdlx1indexjtdyluq">
               <w:r>
                 <w:rPr>
                   <w:rFonts w:ascii="Arial" w:cs="Arial" w:eastAsia="Arial" w:hAnsi="Arial"/>
@@ -15318,7 +15318,7 @@
             <w:pPr>
               <w:spacing w:after="20" w:before="0"/>
             </w:pPr>
-            <w:hyperlink w:history="1" r:id="rIdo6opogz4vwwppkpgmb8hb">
+            <w:hyperlink w:history="1" r:id="rIdqqxmoxu4z3ccjewztkacw">
               <w:r>
                 <w:rPr>
                   <w:rFonts w:ascii="Arial" w:cs="Arial" w:eastAsia="Arial" w:hAnsi="Arial"/>
@@ -15351,7 +15351,7 @@
               <w:spacing w:after="10" w:before="0"/>
               <w:ind w:left="120"/>
             </w:pPr>
-            <w:hyperlink w:history="1" r:id="rIdpq3ytr2awxjoh1j5cd7gi">
+            <w:hyperlink w:history="1" r:id="rIdstviugaacvttyx5zcpthm">
               <w:r>
                 <w:rPr>
                   <w:rFonts w:ascii="Arial" w:cs="Arial" w:eastAsia="Arial" w:hAnsi="Arial"/>
@@ -15396,7 +15396,7 @@
             <w:pPr>
               <w:spacing w:after="20" w:before="0"/>
             </w:pPr>
-            <w:hyperlink w:history="1" r:id="rId7ejfpdn1mtvjvzrjnosqa">
+            <w:hyperlink w:history="1" r:id="rId0i4ontg9hcmtc8vz9ndo1">
               <w:r>
                 <w:rPr>
                   <w:rFonts w:ascii="Arial" w:cs="Arial" w:eastAsia="Arial" w:hAnsi="Arial"/>
@@ -15429,7 +15429,7 @@
               <w:spacing w:after="10" w:before="0"/>
               <w:ind w:left="120"/>
             </w:pPr>
-            <w:hyperlink w:history="1" r:id="rIdyq59z3slwrlurrd2bh0kv">
+            <w:hyperlink w:history="1" r:id="rIdhgqzqzdayo2_uh0vrhs8w">
               <w:r>
                 <w:rPr>
                   <w:rFonts w:ascii="Arial" w:cs="Arial" w:eastAsia="Arial" w:hAnsi="Arial"/>
@@ -15624,7 +15624,7 @@
             <w:pPr>
               <w:spacing w:after="20" w:before="0"/>
             </w:pPr>
-            <w:hyperlink w:history="1" r:id="rIdvdpafn9kzwgws-mnaaw9p">
+            <w:hyperlink w:history="1" r:id="rIdnrewaiws1oenmi-wwruad">
               <w:r>
                 <w:rPr>
                   <w:rFonts w:ascii="Arial" w:cs="Arial" w:eastAsia="Arial" w:hAnsi="Arial"/>
@@ -15657,7 +15657,7 @@
               <w:spacing w:after="10" w:before="0"/>
               <w:ind w:left="120"/>
             </w:pPr>
-            <w:hyperlink w:history="1" r:id="rIdtvkfblzshpnlyomsrkruy">
+            <w:hyperlink w:history="1" r:id="rIdholpmsx-jwkv9rutj2bpg">
               <w:r>
                 <w:rPr>
                   <w:rFonts w:ascii="Arial" w:cs="Arial" w:eastAsia="Arial" w:hAnsi="Arial"/>
@@ -15702,7 +15702,7 @@
             <w:pPr>
               <w:spacing w:after="20" w:before="0"/>
             </w:pPr>
-            <w:hyperlink w:history="1" r:id="rIds-mss0qpdnkxbtvtqpvrm">
+            <w:hyperlink w:history="1" r:id="rIdi7wl3llbbfrpj-sf26gva">
               <w:r>
                 <w:rPr>
                   <w:rFonts w:ascii="Arial" w:cs="Arial" w:eastAsia="Arial" w:hAnsi="Arial"/>
@@ -15735,7 +15735,7 @@
               <w:spacing w:after="10" w:before="0"/>
               <w:ind w:left="120"/>
             </w:pPr>
-            <w:hyperlink w:history="1" r:id="rId3vkpog6gdfthfovagg9fd">
+            <w:hyperlink w:history="1" r:id="rIdxetsto-ywuotz6uwymwut">
               <w:r>
                 <w:rPr>
                   <w:rFonts w:ascii="Arial" w:cs="Arial" w:eastAsia="Arial" w:hAnsi="Arial"/>
@@ -15930,7 +15930,7 @@
             <w:pPr>
               <w:spacing w:after="20" w:before="0"/>
             </w:pPr>
-            <w:hyperlink w:history="1" r:id="rId5jgisgyf2midshaorwpfp">
+            <w:hyperlink w:history="1" r:id="rId8iinzn3jqf1iue1iellep">
               <w:r>
                 <w:rPr>
                   <w:rFonts w:ascii="Arial" w:cs="Arial" w:eastAsia="Arial" w:hAnsi="Arial"/>
@@ -15963,7 +15963,7 @@
               <w:spacing w:after="10" w:before="0"/>
               <w:ind w:left="120"/>
             </w:pPr>
-            <w:hyperlink w:history="1" r:id="rIdgjm0qlml_smq0qbli5lvs">
+            <w:hyperlink w:history="1" r:id="rIdoc9tgwfcy3jmbto5gs3nj">
               <w:r>
                 <w:rPr>
                   <w:rFonts w:ascii="Arial" w:cs="Arial" w:eastAsia="Arial" w:hAnsi="Arial"/>
@@ -16008,7 +16008,7 @@
             <w:pPr>
               <w:spacing w:after="20" w:before="0"/>
             </w:pPr>
-            <w:hyperlink w:history="1" r:id="rIdcc933atfvdrqkn0bqdmav">
+            <w:hyperlink w:history="1" r:id="rIdcs1asde68f5lsaqcx_tdi">
               <w:r>
                 <w:rPr>
                   <w:rFonts w:ascii="Arial" w:cs="Arial" w:eastAsia="Arial" w:hAnsi="Arial"/>
@@ -16041,7 +16041,7 @@
               <w:spacing w:after="10" w:before="0"/>
               <w:ind w:left="120"/>
             </w:pPr>
-            <w:hyperlink w:history="1" r:id="rIde1b7dto-eewduu-upiufb">
+            <w:hyperlink w:history="1" r:id="rId6yohbd2fej6wq5n-hpmf0">
               <w:r>
                 <w:rPr>
                   <w:rFonts w:ascii="Arial" w:cs="Arial" w:eastAsia="Arial" w:hAnsi="Arial"/>
@@ -16236,7 +16236,7 @@
             <w:pPr>
               <w:spacing w:after="20" w:before="0"/>
             </w:pPr>
-            <w:hyperlink w:history="1" r:id="rIdk9f35btljs5abryoursqv">
+            <w:hyperlink w:history="1" r:id="rIdge1mgnanrvozl_b2fjpug">
               <w:r>
                 <w:rPr>
                   <w:rFonts w:ascii="Arial" w:cs="Arial" w:eastAsia="Arial" w:hAnsi="Arial"/>
@@ -16269,7 +16269,7 @@
               <w:spacing w:after="10" w:before="0"/>
               <w:ind w:left="120"/>
             </w:pPr>
-            <w:hyperlink w:history="1" r:id="rIdxvj15uqvjcqoxu8_om4ee">
+            <w:hyperlink w:history="1" r:id="rIdkndmzfjyy_wj3dxrfgrhy">
               <w:r>
                 <w:rPr>
                   <w:rFonts w:ascii="Arial" w:cs="Arial" w:eastAsia="Arial" w:hAnsi="Arial"/>
@@ -16314,7 +16314,7 @@
             <w:pPr>
               <w:spacing w:after="20" w:before="0"/>
             </w:pPr>
-            <w:hyperlink w:history="1" r:id="rIdlez93wkbt2_railr6y8hy">
+            <w:hyperlink w:history="1" r:id="rIdl17ulllb-dzkry2rntkol">
               <w:r>
                 <w:rPr>
                   <w:rFonts w:ascii="Arial" w:cs="Arial" w:eastAsia="Arial" w:hAnsi="Arial"/>
@@ -16347,7 +16347,7 @@
               <w:spacing w:after="10" w:before="0"/>
               <w:ind w:left="120"/>
             </w:pPr>
-            <w:hyperlink w:history="1" r:id="rIdwyetgxvndjn-jpkhylm3d">
+            <w:hyperlink w:history="1" r:id="rIdeubulwbrrqzry4hypgmia">
               <w:r>
                 <w:rPr>
                   <w:rFonts w:ascii="Arial" w:cs="Arial" w:eastAsia="Arial" w:hAnsi="Arial"/>
@@ -17929,7 +17929,7 @@
             <w:pPr>
               <w:spacing w:after="20" w:before="0"/>
             </w:pPr>
-            <w:hyperlink w:history="1" r:id="rIdhvkjbizfx7rb7jkkxyu4g">
+            <w:hyperlink w:history="1" r:id="rIdq6rhhh2c4309y4bj-sa59">
               <w:r>
                 <w:rPr>
                   <w:rFonts w:ascii="Arial" w:cs="Arial" w:eastAsia="Arial" w:hAnsi="Arial"/>
@@ -17962,7 +17962,7 @@
               <w:spacing w:after="10" w:before="0"/>
               <w:ind w:left="120"/>
             </w:pPr>
-            <w:hyperlink w:history="1" r:id="rIdzzsbtmxcen_hs7u2n-na-">
+            <w:hyperlink w:history="1" r:id="rIdw9u6jlshmdkomg5mhaniq">
               <w:r>
                 <w:rPr>
                   <w:rFonts w:ascii="Arial" w:cs="Arial" w:eastAsia="Arial" w:hAnsi="Arial"/>
@@ -18007,7 +18007,7 @@
             <w:pPr>
               <w:spacing w:after="20" w:before="0"/>
             </w:pPr>
-            <w:hyperlink w:history="1" r:id="rIdueghhghbghn7fz1nvjv2a">
+            <w:hyperlink w:history="1" r:id="rIdzkrgzf8gcjfxyw1s2jsty">
               <w:r>
                 <w:rPr>
                   <w:rFonts w:ascii="Arial" w:cs="Arial" w:eastAsia="Arial" w:hAnsi="Arial"/>
@@ -18040,7 +18040,7 @@
               <w:spacing w:after="10" w:before="0"/>
               <w:ind w:left="120"/>
             </w:pPr>
-            <w:hyperlink w:history="1" r:id="rIdbavvgfiiojvbef85_jsxb">
+            <w:hyperlink w:history="1" r:id="rIdv9gdhb9zpuxserujp1r-o">
               <w:r>
                 <w:rPr>
                   <w:rFonts w:ascii="Arial" w:cs="Arial" w:eastAsia="Arial" w:hAnsi="Arial"/>
@@ -18235,7 +18235,7 @@
             <w:pPr>
               <w:spacing w:after="20" w:before="0"/>
             </w:pPr>
-            <w:hyperlink w:history="1" r:id="rIdd1wjvvagfqgpgyn3gbxba">
+            <w:hyperlink w:history="1" r:id="rIdtfep-gwwkx2bib6o5djud">
               <w:r>
                 <w:rPr>
                   <w:rFonts w:ascii="Arial" w:cs="Arial" w:eastAsia="Arial" w:hAnsi="Arial"/>
@@ -18268,7 +18268,7 @@
               <w:spacing w:after="10" w:before="0"/>
               <w:ind w:left="120"/>
             </w:pPr>
-            <w:hyperlink w:history="1" r:id="rIdeufisan04w5u033_ceows">
+            <w:hyperlink w:history="1" r:id="rIdbvtnyufrturkfw-h9homj">
               <w:r>
                 <w:rPr>
                   <w:rFonts w:ascii="Arial" w:cs="Arial" w:eastAsia="Arial" w:hAnsi="Arial"/>
@@ -18313,7 +18313,7 @@
             <w:pPr>
               <w:spacing w:after="20" w:before="0"/>
             </w:pPr>
-            <w:hyperlink w:history="1" r:id="rIdk93cshwvamoffu6thftaj">
+            <w:hyperlink w:history="1" r:id="rIdjc5uuuxnwjhzznbmre9v1">
               <w:r>
                 <w:rPr>
                   <w:rFonts w:ascii="Arial" w:cs="Arial" w:eastAsia="Arial" w:hAnsi="Arial"/>
@@ -18346,7 +18346,7 @@
               <w:spacing w:after="10" w:before="0"/>
               <w:ind w:left="120"/>
             </w:pPr>
-            <w:hyperlink w:history="1" r:id="rIdereh-krgw1rkbc6bzghkm">
+            <w:hyperlink w:history="1" r:id="rIdyyog6woy_vcdg95-aahrq">
               <w:r>
                 <w:rPr>
                   <w:rFonts w:ascii="Arial" w:cs="Arial" w:eastAsia="Arial" w:hAnsi="Arial"/>
@@ -18693,7 +18693,7 @@
             <w:pPr>
               <w:spacing w:after="20" w:before="0"/>
             </w:pPr>
-            <w:hyperlink w:history="1" r:id="rIdmcrh5xnguu5nw_m3prruq">
+            <w:hyperlink w:history="1" r:id="rIdiyquwyxoe6fsdezoaxb04">
               <w:r>
                 <w:rPr>
                   <w:rFonts w:ascii="Arial" w:cs="Arial" w:eastAsia="Arial" w:hAnsi="Arial"/>
@@ -18726,7 +18726,7 @@
               <w:spacing w:after="10" w:before="0"/>
               <w:ind w:left="120"/>
             </w:pPr>
-            <w:hyperlink w:history="1" r:id="rIdinyhcmk1kzn1ob6txqmci">
+            <w:hyperlink w:history="1" r:id="rIdcqfdmsn1jimfbqvbl1yx9">
               <w:r>
                 <w:rPr>
                   <w:rFonts w:ascii="Arial" w:cs="Arial" w:eastAsia="Arial" w:hAnsi="Arial"/>
@@ -18771,7 +18771,7 @@
             <w:pPr>
               <w:spacing w:after="20" w:before="0"/>
             </w:pPr>
-            <w:hyperlink w:history="1" r:id="rIdcgsggz-tbt98lrucyyvds">
+            <w:hyperlink w:history="1" r:id="rIdwqpv4ginbkq3tn5y3nj82">
               <w:r>
                 <w:rPr>
                   <w:rFonts w:ascii="Arial" w:cs="Arial" w:eastAsia="Arial" w:hAnsi="Arial"/>
@@ -18804,7 +18804,7 @@
               <w:spacing w:after="10" w:before="0"/>
               <w:ind w:left="120"/>
             </w:pPr>
-            <w:hyperlink w:history="1" r:id="rIdmuflway0glh01pxmiwxr7">
+            <w:hyperlink w:history="1" r:id="rIdh34bu3oap38redmh5oh1k">
               <w:r>
                 <w:rPr>
                   <w:rFonts w:ascii="Arial" w:cs="Arial" w:eastAsia="Arial" w:hAnsi="Arial"/>
@@ -19151,7 +19151,7 @@
             <w:pPr>
               <w:spacing w:after="20" w:before="0"/>
             </w:pPr>
-            <w:hyperlink w:history="1" r:id="rIdcsd4vncinsk_si89ls33b">
+            <w:hyperlink w:history="1" r:id="rIdjwlikcxzldcvxyblzwsyp">
               <w:r>
                 <w:rPr>
                   <w:rFonts w:ascii="Arial" w:cs="Arial" w:eastAsia="Arial" w:hAnsi="Arial"/>
@@ -19184,7 +19184,7 @@
               <w:spacing w:after="10" w:before="0"/>
               <w:ind w:left="120"/>
             </w:pPr>
-            <w:hyperlink w:history="1" r:id="rIdbeujw7e3l1s5xg92us38s">
+            <w:hyperlink w:history="1" r:id="rIddadr9qnf3zyvbxxmbqv7h">
               <w:r>
                 <w:rPr>
                   <w:rFonts w:ascii="Arial" w:cs="Arial" w:eastAsia="Arial" w:hAnsi="Arial"/>
@@ -19229,7 +19229,7 @@
             <w:pPr>
               <w:spacing w:after="20" w:before="0"/>
             </w:pPr>
-            <w:hyperlink w:history="1" r:id="rIdchrz_wjzwpdbshn6wrl7d">
+            <w:hyperlink w:history="1" r:id="rIdn1woxmfsmxmy5r_fi7vgf">
               <w:r>
                 <w:rPr>
                   <w:rFonts w:ascii="Arial" w:cs="Arial" w:eastAsia="Arial" w:hAnsi="Arial"/>
@@ -19262,7 +19262,7 @@
               <w:spacing w:after="10" w:before="0"/>
               <w:ind w:left="120"/>
             </w:pPr>
-            <w:hyperlink w:history="1" r:id="rId9nv-akptwyjip01dderhv">
+            <w:hyperlink w:history="1" r:id="rIdbpcczrgus76dthrmox1tp">
               <w:r>
                 <w:rPr>
                   <w:rFonts w:ascii="Arial" w:cs="Arial" w:eastAsia="Arial" w:hAnsi="Arial"/>
@@ -19457,7 +19457,7 @@
             <w:pPr>
               <w:spacing w:after="20" w:before="0"/>
             </w:pPr>
-            <w:hyperlink w:history="1" r:id="rId-nle9huhxcx1fh-togkud">
+            <w:hyperlink w:history="1" r:id="rIde-xhihb2fbjpg0aapadzd">
               <w:r>
                 <w:rPr>
                   <w:rFonts w:ascii="Arial" w:cs="Arial" w:eastAsia="Arial" w:hAnsi="Arial"/>
@@ -19490,7 +19490,7 @@
               <w:spacing w:after="10" w:before="0"/>
               <w:ind w:left="120"/>
             </w:pPr>
-            <w:hyperlink w:history="1" r:id="rId6nzoznrucuz7uls9zooiu">
+            <w:hyperlink w:history="1" r:id="rIdego7t3bqdijympn8skhko">
               <w:r>
                 <w:rPr>
                   <w:rFonts w:ascii="Arial" w:cs="Arial" w:eastAsia="Arial" w:hAnsi="Arial"/>
@@ -19535,7 +19535,7 @@
             <w:pPr>
               <w:spacing w:after="20" w:before="0"/>
             </w:pPr>
-            <w:hyperlink w:history="1" r:id="rIdnzxortavcobjxvbfxupw5">
+            <w:hyperlink w:history="1" r:id="rIdvfskgavwgfr3zv29ouvm2">
               <w:r>
                 <w:rPr>
                   <w:rFonts w:ascii="Arial" w:cs="Arial" w:eastAsia="Arial" w:hAnsi="Arial"/>
@@ -19568,7 +19568,7 @@
               <w:spacing w:after="10" w:before="0"/>
               <w:ind w:left="120"/>
             </w:pPr>
-            <w:hyperlink w:history="1" r:id="rIdvrjkrvynrfmfuna1d55kn">
+            <w:hyperlink w:history="1" r:id="rIdkbkmgiub3mu7vpqtzihnq">
               <w:r>
                 <w:rPr>
                   <w:rFonts w:ascii="Arial" w:cs="Arial" w:eastAsia="Arial" w:hAnsi="Arial"/>
@@ -21245,7 +21245,7 @@
             <w:pPr>
               <w:spacing w:after="20" w:before="0"/>
             </w:pPr>
-            <w:hyperlink w:history="1" r:id="rIdzbby0aw_wjumrsmtjysh-">
+            <w:hyperlink w:history="1" r:id="rIdjd8n7syfbywe48cf7j3dw">
               <w:r>
                 <w:rPr>
                   <w:rFonts w:ascii="Arial" w:cs="Arial" w:eastAsia="Arial" w:hAnsi="Arial"/>
@@ -21278,7 +21278,7 @@
               <w:spacing w:after="10" w:before="0"/>
               <w:ind w:left="120"/>
             </w:pPr>
-            <w:hyperlink w:history="1" r:id="rIdt--wf9ht8kvxjbqbd-kwr">
+            <w:hyperlink w:history="1" r:id="rIdxeesl6i7aqe8skoayiznv">
               <w:r>
                 <w:rPr>
                   <w:rFonts w:ascii="Arial" w:cs="Arial" w:eastAsia="Arial" w:hAnsi="Arial"/>
@@ -21323,7 +21323,7 @@
             <w:pPr>
               <w:spacing w:after="20" w:before="0"/>
             </w:pPr>
-            <w:hyperlink w:history="1" r:id="rIdpygows7kamhblcjrifyln">
+            <w:hyperlink w:history="1" r:id="rIdncobzdsh6hdqq5cafkoiv">
               <w:r>
                 <w:rPr>
                   <w:rFonts w:ascii="Arial" w:cs="Arial" w:eastAsia="Arial" w:hAnsi="Arial"/>
@@ -21356,7 +21356,7 @@
               <w:spacing w:after="10" w:before="0"/>
               <w:ind w:left="120"/>
             </w:pPr>
-            <w:hyperlink w:history="1" r:id="rIdvljpgalzckv7prsd-ky0a">
+            <w:hyperlink w:history="1" r:id="rIdbwruvp5lxqvbkfgc-wq4t">
               <w:r>
                 <w:rPr>
                   <w:rFonts w:ascii="Arial" w:cs="Arial" w:eastAsia="Arial" w:hAnsi="Arial"/>
@@ -21551,7 +21551,7 @@
             <w:pPr>
               <w:spacing w:after="20" w:before="0"/>
             </w:pPr>
-            <w:hyperlink w:history="1" r:id="rIdvs4wdhnnuro4k0esjm6yj">
+            <w:hyperlink w:history="1" r:id="rIdfsyc8jtrh97aeyrfxprvx">
               <w:r>
                 <w:rPr>
                   <w:rFonts w:ascii="Arial" w:cs="Arial" w:eastAsia="Arial" w:hAnsi="Arial"/>
@@ -21584,7 +21584,7 @@
               <w:spacing w:after="10" w:before="0"/>
               <w:ind w:left="120"/>
             </w:pPr>
-            <w:hyperlink w:history="1" r:id="rIduia39dkby9iutox8corvn">
+            <w:hyperlink w:history="1" r:id="rIdbkclajdytor7zaz7eeft_">
               <w:r>
                 <w:rPr>
                   <w:rFonts w:ascii="Arial" w:cs="Arial" w:eastAsia="Arial" w:hAnsi="Arial"/>
@@ -21629,7 +21629,7 @@
             <w:pPr>
               <w:spacing w:after="20" w:before="0"/>
             </w:pPr>
-            <w:hyperlink w:history="1" r:id="rId-2gvseubdyjgettw1i1wk">
+            <w:hyperlink w:history="1" r:id="rIdbsyiplef7ksx-yiwamdl5">
               <w:r>
                 <w:rPr>
                   <w:rFonts w:ascii="Arial" w:cs="Arial" w:eastAsia="Arial" w:hAnsi="Arial"/>
@@ -21662,7 +21662,7 @@
               <w:spacing w:after="10" w:before="0"/>
               <w:ind w:left="120"/>
             </w:pPr>
-            <w:hyperlink w:history="1" r:id="rId_c2zcegn4pixfrdgqn8uc">
+            <w:hyperlink w:history="1" r:id="rIdvmrqhpfkxes3osbhhijh_">
               <w:r>
                 <w:rPr>
                   <w:rFonts w:ascii="Arial" w:cs="Arial" w:eastAsia="Arial" w:hAnsi="Arial"/>
@@ -22009,7 +22009,7 @@
             <w:pPr>
               <w:spacing w:after="20" w:before="0"/>
             </w:pPr>
-            <w:hyperlink w:history="1" r:id="rIdovrvfyaxkyjg8pzonfxde">
+            <w:hyperlink w:history="1" r:id="rIddgzmoqtsmugdfyz-q97tq">
               <w:r>
                 <w:rPr>
                   <w:rFonts w:ascii="Arial" w:cs="Arial" w:eastAsia="Arial" w:hAnsi="Arial"/>
@@ -22042,7 +22042,7 @@
               <w:spacing w:after="10" w:before="0"/>
               <w:ind w:left="120"/>
             </w:pPr>
-            <w:hyperlink w:history="1" r:id="rIdeuslhwppw5hfemlw1a3ko">
+            <w:hyperlink w:history="1" r:id="rIddduwxkfkhrzfwi-d0xs_d">
               <w:r>
                 <w:rPr>
                   <w:rFonts w:ascii="Arial" w:cs="Arial" w:eastAsia="Arial" w:hAnsi="Arial"/>
@@ -22087,7 +22087,7 @@
             <w:pPr>
               <w:spacing w:after="20" w:before="0"/>
             </w:pPr>
-            <w:hyperlink w:history="1" r:id="rIdauysvj9khcjxwkqd7hn71">
+            <w:hyperlink w:history="1" r:id="rIdom0syydmqwlgl77vbv6lg">
               <w:r>
                 <w:rPr>
                   <w:rFonts w:ascii="Arial" w:cs="Arial" w:eastAsia="Arial" w:hAnsi="Arial"/>
@@ -22120,7 +22120,7 @@
               <w:spacing w:after="10" w:before="0"/>
               <w:ind w:left="120"/>
             </w:pPr>
-            <w:hyperlink w:history="1" r:id="rIdlgluyhxqslnbb177tabvc">
+            <w:hyperlink w:history="1" r:id="rId237trka-zz9yuajwzi024">
               <w:r>
                 <w:rPr>
                   <w:rFonts w:ascii="Arial" w:cs="Arial" w:eastAsia="Arial" w:hAnsi="Arial"/>
@@ -22391,7 +22391,7 @@
             <w:pPr>
               <w:spacing w:after="20" w:before="0"/>
             </w:pPr>
-            <w:hyperlink w:history="1" r:id="rIdqmwsmguatxweijek7l-_q">
+            <w:hyperlink w:history="1" r:id="rIdi_kt2pfhgss2rv9u6k2pb">
               <w:r>
                 <w:rPr>
                   <w:rFonts w:ascii="Arial" w:cs="Arial" w:eastAsia="Arial" w:hAnsi="Arial"/>
@@ -22424,7 +22424,7 @@
               <w:spacing w:after="10" w:before="0"/>
               <w:ind w:left="120"/>
             </w:pPr>
-            <w:hyperlink w:history="1" r:id="rId8wrprvchx9upbaqhlka9l">
+            <w:hyperlink w:history="1" r:id="rIdfkg-vhomczokfjnyfo7l4">
               <w:r>
                 <w:rPr>
                   <w:rFonts w:ascii="Arial" w:cs="Arial" w:eastAsia="Arial" w:hAnsi="Arial"/>
@@ -22469,7 +22469,7 @@
             <w:pPr>
               <w:spacing w:after="20" w:before="0"/>
             </w:pPr>
-            <w:hyperlink w:history="1" r:id="rIdoyvie5rbk06dui1ruti-6">
+            <w:hyperlink w:history="1" r:id="rIdbsyys1twew0x39vrwid_f">
               <w:r>
                 <w:rPr>
                   <w:rFonts w:ascii="Arial" w:cs="Arial" w:eastAsia="Arial" w:hAnsi="Arial"/>
@@ -22502,7 +22502,7 @@
               <w:spacing w:after="10" w:before="0"/>
               <w:ind w:left="120"/>
             </w:pPr>
-            <w:hyperlink w:history="1" r:id="rIdcf359iwfny64iko4qeogt">
+            <w:hyperlink w:history="1" r:id="rIdjx9dw2x4kyxup7ewruy9g">
               <w:r>
                 <w:rPr>
                   <w:rFonts w:ascii="Arial" w:cs="Arial" w:eastAsia="Arial" w:hAnsi="Arial"/>
@@ -22697,7 +22697,7 @@
             <w:pPr>
               <w:spacing w:after="20" w:before="0"/>
             </w:pPr>
-            <w:hyperlink w:history="1" r:id="rId29ovc9hjx-am1scq1mnqf">
+            <w:hyperlink w:history="1" r:id="rIdzumxkl43iz5eohavz0rii">
               <w:r>
                 <w:rPr>
                   <w:rFonts w:ascii="Arial" w:cs="Arial" w:eastAsia="Arial" w:hAnsi="Arial"/>
@@ -22730,7 +22730,7 @@
               <w:spacing w:after="10" w:before="0"/>
               <w:ind w:left="120"/>
             </w:pPr>
-            <w:hyperlink w:history="1" r:id="rIdfzc38xrgcazupbyai0eya">
+            <w:hyperlink w:history="1" r:id="rIdbul5-tivxighny-ylrc9a">
               <w:r>
                 <w:rPr>
                   <w:rFonts w:ascii="Arial" w:cs="Arial" w:eastAsia="Arial" w:hAnsi="Arial"/>
@@ -22775,7 +22775,7 @@
             <w:pPr>
               <w:spacing w:after="20" w:before="0"/>
             </w:pPr>
-            <w:hyperlink w:history="1" r:id="rIdmfdwtnf_slrewz0msbehc">
+            <w:hyperlink w:history="1" r:id="rIdpsb-lcfafjgr98jpzuw86">
               <w:r>
                 <w:rPr>
                   <w:rFonts w:ascii="Arial" w:cs="Arial" w:eastAsia="Arial" w:hAnsi="Arial"/>
@@ -22808,7 +22808,7 @@
               <w:spacing w:after="10" w:before="0"/>
               <w:ind w:left="120"/>
             </w:pPr>
-            <w:hyperlink w:history="1" r:id="rIdablnfz-wha8o0oy7l-mo6">
+            <w:hyperlink w:history="1" r:id="rIdjnymemxrh4akpzq1fgpj7">
               <w:r>
                 <w:rPr>
                   <w:rFonts w:ascii="Arial" w:cs="Arial" w:eastAsia="Arial" w:hAnsi="Arial"/>
@@ -24447,7 +24447,7 @@
             <w:pPr>
               <w:spacing w:after="20" w:before="0"/>
             </w:pPr>
-            <w:hyperlink w:history="1" r:id="rIdyxe8e_1w4rrd2r-dpkbio">
+            <w:hyperlink w:history="1" r:id="rIdza43uz1bkmnksancwmvkl">
               <w:r>
                 <w:rPr>
                   <w:rFonts w:ascii="Arial" w:cs="Arial" w:eastAsia="Arial" w:hAnsi="Arial"/>
@@ -24480,7 +24480,7 @@
               <w:spacing w:after="10" w:before="0"/>
               <w:ind w:left="120"/>
             </w:pPr>
-            <w:hyperlink w:history="1" r:id="rIdmihxl2qpfibowkkeuqax6">
+            <w:hyperlink w:history="1" r:id="rIdytjdywiliazlmfhlif8er">
               <w:r>
                 <w:rPr>
                   <w:rFonts w:ascii="Arial" w:cs="Arial" w:eastAsia="Arial" w:hAnsi="Arial"/>
@@ -24525,7 +24525,7 @@
             <w:pPr>
               <w:spacing w:after="20" w:before="0"/>
             </w:pPr>
-            <w:hyperlink w:history="1" r:id="rIdc2oryjj5kklioebvtgpj1">
+            <w:hyperlink w:history="1" r:id="rId_pt7t_tu5kfw4ydwhj1yk">
               <w:r>
                 <w:rPr>
                   <w:rFonts w:ascii="Arial" w:cs="Arial" w:eastAsia="Arial" w:hAnsi="Arial"/>
@@ -24558,7 +24558,7 @@
               <w:spacing w:after="10" w:before="0"/>
               <w:ind w:left="120"/>
             </w:pPr>
-            <w:hyperlink w:history="1" r:id="rIdcuw3o9fi76x23ftid10qd">
+            <w:hyperlink w:history="1" r:id="rIdv1ynt1jlfsni8e7d2avme">
               <w:r>
                 <w:rPr>
                   <w:rFonts w:ascii="Arial" w:cs="Arial" w:eastAsia="Arial" w:hAnsi="Arial"/>
@@ -24753,7 +24753,7 @@
             <w:pPr>
               <w:spacing w:after="20" w:before="0"/>
             </w:pPr>
-            <w:hyperlink w:history="1" r:id="rIdm_hfggvvgkew8whf8pcnl">
+            <w:hyperlink w:history="1" r:id="rId3rnluxos04vtnmpaqwmyz">
               <w:r>
                 <w:rPr>
                   <w:rFonts w:ascii="Arial" w:cs="Arial" w:eastAsia="Arial" w:hAnsi="Arial"/>
@@ -24786,7 +24786,7 @@
               <w:spacing w:after="10" w:before="0"/>
               <w:ind w:left="120"/>
             </w:pPr>
-            <w:hyperlink w:history="1" r:id="rIdkywtjx2fskoqzb_wjvkz_">
+            <w:hyperlink w:history="1" r:id="rId5kofpat5vtraravyrppqx">
               <w:r>
                 <w:rPr>
                   <w:rFonts w:ascii="Arial" w:cs="Arial" w:eastAsia="Arial" w:hAnsi="Arial"/>
@@ -24831,7 +24831,7 @@
             <w:pPr>
               <w:spacing w:after="20" w:before="0"/>
             </w:pPr>
-            <w:hyperlink w:history="1" r:id="rIduwarod2utjbcvkn_t5wwy">
+            <w:hyperlink w:history="1" r:id="rIdxyssrcjjqy78-dw1phlny">
               <w:r>
                 <w:rPr>
                   <w:rFonts w:ascii="Arial" w:cs="Arial" w:eastAsia="Arial" w:hAnsi="Arial"/>
@@ -24864,7 +24864,7 @@
               <w:spacing w:after="10" w:before="0"/>
               <w:ind w:left="120"/>
             </w:pPr>
-            <w:hyperlink w:history="1" r:id="rIducf52fw2c1j8-ikeuovkb">
+            <w:hyperlink w:history="1" r:id="rIdbitqkdlhve4mib-yc6s9b">
               <w:r>
                 <w:rPr>
                   <w:rFonts w:ascii="Arial" w:cs="Arial" w:eastAsia="Arial" w:hAnsi="Arial"/>
@@ -25059,7 +25059,7 @@
             <w:pPr>
               <w:spacing w:after="20" w:before="0"/>
             </w:pPr>
-            <w:hyperlink w:history="1" r:id="rIdehuwxzyjxs8ovjc76kq7f">
+            <w:hyperlink w:history="1" r:id="rIdv99cdgselyrq0cauqnnbg">
               <w:r>
                 <w:rPr>
                   <w:rFonts w:ascii="Arial" w:cs="Arial" w:eastAsia="Arial" w:hAnsi="Arial"/>
@@ -25092,7 +25092,7 @@
               <w:spacing w:after="10" w:before="0"/>
               <w:ind w:left="120"/>
             </w:pPr>
-            <w:hyperlink w:history="1" r:id="rId6yszthbb8-w2qgobsvigg">
+            <w:hyperlink w:history="1" r:id="rIddaeh_qfax3b8zkp-dl5i9">
               <w:r>
                 <w:rPr>
                   <w:rFonts w:ascii="Arial" w:cs="Arial" w:eastAsia="Arial" w:hAnsi="Arial"/>
@@ -25137,7 +25137,7 @@
             <w:pPr>
               <w:spacing w:after="20" w:before="0"/>
             </w:pPr>
-            <w:hyperlink w:history="1" r:id="rIdojut0uh1zxo8tmlq_lyf6">
+            <w:hyperlink w:history="1" r:id="rIdhhn86m_lriy8eohwdvwar">
               <w:r>
                 <w:rPr>
                   <w:rFonts w:ascii="Arial" w:cs="Arial" w:eastAsia="Arial" w:hAnsi="Arial"/>
@@ -25170,7 +25170,7 @@
               <w:spacing w:after="10" w:before="0"/>
               <w:ind w:left="120"/>
             </w:pPr>
-            <w:hyperlink w:history="1" r:id="rIdajod73q29yn_vlbrxxc7l">
+            <w:hyperlink w:history="1" r:id="rIdlp5gdzs7pj5dcfh1tsbzc">
               <w:r>
                 <w:rPr>
                   <w:rFonts w:ascii="Arial" w:cs="Arial" w:eastAsia="Arial" w:hAnsi="Arial"/>
@@ -25365,7 +25365,7 @@
             <w:pPr>
               <w:spacing w:after="20" w:before="0"/>
             </w:pPr>
-            <w:hyperlink w:history="1" r:id="rIdsjxak429wmhbcxgc6-fdf">
+            <w:hyperlink w:history="1" r:id="rIdk2-kbqzwnqnjfcm1gecu-">
               <w:r>
                 <w:rPr>
                   <w:rFonts w:ascii="Arial" w:cs="Arial" w:eastAsia="Arial" w:hAnsi="Arial"/>
@@ -25398,7 +25398,7 @@
               <w:spacing w:after="10" w:before="0"/>
               <w:ind w:left="120"/>
             </w:pPr>
-            <w:hyperlink w:history="1" r:id="rId1v6pbr7qv6roidrw-squz">
+            <w:hyperlink w:history="1" r:id="rIdyrxz9ekmt60fjh1x9v8bd">
               <w:r>
                 <w:rPr>
                   <w:rFonts w:ascii="Arial" w:cs="Arial" w:eastAsia="Arial" w:hAnsi="Arial"/>
@@ -25443,7 +25443,7 @@
             <w:pPr>
               <w:spacing w:after="20" w:before="0"/>
             </w:pPr>
-            <w:hyperlink w:history="1" r:id="rIdh-1wsti4rwhfjboxt3kxu">
+            <w:hyperlink w:history="1" r:id="rId_2jmnw_lhpavxwby7hdli">
               <w:r>
                 <w:rPr>
                   <w:rFonts w:ascii="Arial" w:cs="Arial" w:eastAsia="Arial" w:hAnsi="Arial"/>
@@ -25476,7 +25476,7 @@
               <w:spacing w:after="10" w:before="0"/>
               <w:ind w:left="120"/>
             </w:pPr>
-            <w:hyperlink w:history="1" r:id="rId25hqcyuaxo0cezchjhc7e">
+            <w:hyperlink w:history="1" r:id="rIdd4wf5ctzj8uvsa3usrw_5">
               <w:r>
                 <w:rPr>
                   <w:rFonts w:ascii="Arial" w:cs="Arial" w:eastAsia="Arial" w:hAnsi="Arial"/>
@@ -25671,7 +25671,7 @@
             <w:pPr>
               <w:spacing w:after="20" w:before="0"/>
             </w:pPr>
-            <w:hyperlink w:history="1" r:id="rIdeoa_isrnonqxu-9veimg0">
+            <w:hyperlink w:history="1" r:id="rIdw3m7mvcjflvlujkaiocfa">
               <w:r>
                 <w:rPr>
                   <w:rFonts w:ascii="Arial" w:cs="Arial" w:eastAsia="Arial" w:hAnsi="Arial"/>
@@ -25704,7 +25704,7 @@
               <w:spacing w:after="10" w:before="0"/>
               <w:ind w:left="120"/>
             </w:pPr>
-            <w:hyperlink w:history="1" r:id="rIdfdz9s5lgkaj1wnyfs90-w">
+            <w:hyperlink w:history="1" r:id="rIdq26matrpdmhxdmgspnrvj">
               <w:r>
                 <w:rPr>
                   <w:rFonts w:ascii="Arial" w:cs="Arial" w:eastAsia="Arial" w:hAnsi="Arial"/>
@@ -25749,7 +25749,7 @@
             <w:pPr>
               <w:spacing w:after="20" w:before="0"/>
             </w:pPr>
-            <w:hyperlink w:history="1" r:id="rId4hktp6z2ccljcgdu7mivf">
+            <w:hyperlink w:history="1" r:id="rIdubv4seqnf4aeg9xpexlu8">
               <w:r>
                 <w:rPr>
                   <w:rFonts w:ascii="Arial" w:cs="Arial" w:eastAsia="Arial" w:hAnsi="Arial"/>
@@ -25782,7 +25782,7 @@
               <w:spacing w:after="10" w:before="0"/>
               <w:ind w:left="120"/>
             </w:pPr>
-            <w:hyperlink w:history="1" r:id="rIdeysyrwlb5xcxbtgil_urt">
+            <w:hyperlink w:history="1" r:id="rIdpknr9ehqdwrpwakezf2ra">
               <w:r>
                 <w:rPr>
                   <w:rFonts w:ascii="Arial" w:cs="Arial" w:eastAsia="Arial" w:hAnsi="Arial"/>
@@ -27269,7 +27269,7 @@
             <w:pPr>
               <w:spacing w:after="20" w:before="0"/>
             </w:pPr>
-            <w:hyperlink w:history="1" r:id="rId3htllmdnuao-0r33podfb">
+            <w:hyperlink w:history="1" r:id="rIdndjpp341ldijhgjdeuxix">
               <w:r>
                 <w:rPr>
                   <w:rFonts w:ascii="Arial" w:cs="Arial" w:eastAsia="Arial" w:hAnsi="Arial"/>
@@ -27302,7 +27302,7 @@
               <w:spacing w:after="10" w:before="0"/>
               <w:ind w:left="120"/>
             </w:pPr>
-            <w:hyperlink w:history="1" r:id="rIdfu69vbpemt-edz4lelo6e">
+            <w:hyperlink w:history="1" r:id="rIdpcw_rtjp8uxmi8tzftglx">
               <w:r>
                 <w:rPr>
                   <w:rFonts w:ascii="Arial" w:cs="Arial" w:eastAsia="Arial" w:hAnsi="Arial"/>
@@ -27347,7 +27347,7 @@
             <w:pPr>
               <w:spacing w:after="20" w:before="0"/>
             </w:pPr>
-            <w:hyperlink w:history="1" r:id="rIdixjaolndesn3-00kzvij1">
+            <w:hyperlink w:history="1" r:id="rIdfo2ag8vwh6nimvtdyrt9g">
               <w:r>
                 <w:rPr>
                   <w:rFonts w:ascii="Arial" w:cs="Arial" w:eastAsia="Arial" w:hAnsi="Arial"/>
@@ -27380,7 +27380,7 @@
               <w:spacing w:after="10" w:before="0"/>
               <w:ind w:left="120"/>
             </w:pPr>
-            <w:hyperlink w:history="1" r:id="rIdgqrrnmstwwsarjnrmapg-">
+            <w:hyperlink w:history="1" r:id="rIdm7r8zzmgrirw_znvx9shf">
               <w:r>
                 <w:rPr>
                   <w:rFonts w:ascii="Arial" w:cs="Arial" w:eastAsia="Arial" w:hAnsi="Arial"/>
@@ -27575,7 +27575,7 @@
             <w:pPr>
               <w:spacing w:after="20" w:before="0"/>
             </w:pPr>
-            <w:hyperlink w:history="1" r:id="rIdbra4_2mexnwcm9lsy_iud">
+            <w:hyperlink w:history="1" r:id="rIdtacxzx0y1qi9r9af99vol">
               <w:r>
                 <w:rPr>
                   <w:rFonts w:ascii="Arial" w:cs="Arial" w:eastAsia="Arial" w:hAnsi="Arial"/>
@@ -27608,7 +27608,7 @@
               <w:spacing w:after="10" w:before="0"/>
               <w:ind w:left="120"/>
             </w:pPr>
-            <w:hyperlink w:history="1" r:id="rId3drxhnqqwre-1b8ou4ydr">
+            <w:hyperlink w:history="1" r:id="rId2hup_kasl1mp1isbq6wfb">
               <w:r>
                 <w:rPr>
                   <w:rFonts w:ascii="Arial" w:cs="Arial" w:eastAsia="Arial" w:hAnsi="Arial"/>
@@ -27653,7 +27653,7 @@
             <w:pPr>
               <w:spacing w:after="20" w:before="0"/>
             </w:pPr>
-            <w:hyperlink w:history="1" r:id="rIdoeb3gb8qtbcmbql9btm_m">
+            <w:hyperlink w:history="1" r:id="rIdscqeckgc_g1izqxivizrx">
               <w:r>
                 <w:rPr>
                   <w:rFonts w:ascii="Arial" w:cs="Arial" w:eastAsia="Arial" w:hAnsi="Arial"/>
@@ -27686,7 +27686,7 @@
               <w:spacing w:after="10" w:before="0"/>
               <w:ind w:left="120"/>
             </w:pPr>
-            <w:hyperlink w:history="1" r:id="rIdjxw9cdsd1nwuoz6gsvaqi">
+            <w:hyperlink w:history="1" r:id="rIdcxvf-1bmyztnv1yq5bume">
               <w:r>
                 <w:rPr>
                   <w:rFonts w:ascii="Arial" w:cs="Arial" w:eastAsia="Arial" w:hAnsi="Arial"/>
@@ -27881,7 +27881,7 @@
             <w:pPr>
               <w:spacing w:after="20" w:before="0"/>
             </w:pPr>
-            <w:hyperlink w:history="1" r:id="rIdwggzlccsn_4ubeywyxgp6">
+            <w:hyperlink w:history="1" r:id="rIdkk_t_7miomq1uxh35iwcp">
               <w:r>
                 <w:rPr>
                   <w:rFonts w:ascii="Arial" w:cs="Arial" w:eastAsia="Arial" w:hAnsi="Arial"/>
@@ -27914,7 +27914,7 @@
               <w:spacing w:after="10" w:before="0"/>
               <w:ind w:left="120"/>
             </w:pPr>
-            <w:hyperlink w:history="1" r:id="rIdfm4hehsyffd3utyamy3yd">
+            <w:hyperlink w:history="1" r:id="rId2vfg76p5xz3-gaszh9dh7">
               <w:r>
                 <w:rPr>
                   <w:rFonts w:ascii="Arial" w:cs="Arial" w:eastAsia="Arial" w:hAnsi="Arial"/>
@@ -27959,7 +27959,7 @@
             <w:pPr>
               <w:spacing w:after="20" w:before="0"/>
             </w:pPr>
-            <w:hyperlink w:history="1" r:id="rId4p0ass80eff5iv-h_npph">
+            <w:hyperlink w:history="1" r:id="rId59aatmriwrolg7cl0okp4">
               <w:r>
                 <w:rPr>
                   <w:rFonts w:ascii="Arial" w:cs="Arial" w:eastAsia="Arial" w:hAnsi="Arial"/>
@@ -27992,7 +27992,7 @@
               <w:spacing w:after="10" w:before="0"/>
               <w:ind w:left="120"/>
             </w:pPr>
-            <w:hyperlink w:history="1" r:id="rIdvnkeujfj-s5ixv2adukeh">
+            <w:hyperlink w:history="1" r:id="rIdxpom02zfp3zarwjsrkeef">
               <w:r>
                 <w:rPr>
                   <w:rFonts w:ascii="Arial" w:cs="Arial" w:eastAsia="Arial" w:hAnsi="Arial"/>
@@ -28187,7 +28187,7 @@
             <w:pPr>
               <w:spacing w:after="20" w:before="0"/>
             </w:pPr>
-            <w:hyperlink w:history="1" r:id="rIdo9lhmcgrwcgo9qtxtzldi">
+            <w:hyperlink w:history="1" r:id="rId3sgrvj8bxb6cmlg82tpwf">
               <w:r>
                 <w:rPr>
                   <w:rFonts w:ascii="Arial" w:cs="Arial" w:eastAsia="Arial" w:hAnsi="Arial"/>
@@ -28220,7 +28220,7 @@
               <w:spacing w:after="10" w:before="0"/>
               <w:ind w:left="120"/>
             </w:pPr>
-            <w:hyperlink w:history="1" r:id="rIduxbstnqge9b8bywdenkxa">
+            <w:hyperlink w:history="1" r:id="rIdmzlfhgdxvvq6zbqovshee">
               <w:r>
                 <w:rPr>
                   <w:rFonts w:ascii="Arial" w:cs="Arial" w:eastAsia="Arial" w:hAnsi="Arial"/>
@@ -28265,7 +28265,7 @@
             <w:pPr>
               <w:spacing w:after="20" w:before="0"/>
             </w:pPr>
-            <w:hyperlink w:history="1" r:id="rIdgc-tu3nx0xr2so3dqbwsm">
+            <w:hyperlink w:history="1" r:id="rId06k1prgmji5ryt7c7zbjq">
               <w:r>
                 <w:rPr>
                   <w:rFonts w:ascii="Arial" w:cs="Arial" w:eastAsia="Arial" w:hAnsi="Arial"/>
@@ -28298,7 +28298,7 @@
               <w:spacing w:after="10" w:before="0"/>
               <w:ind w:left="120"/>
             </w:pPr>
-            <w:hyperlink w:history="1" r:id="rIdxlp-ofza-_rmt4ubowzvp">
+            <w:hyperlink w:history="1" r:id="rIdx7plmp4niswvmka0ujvee">
               <w:r>
                 <w:rPr>
                   <w:rFonts w:ascii="Arial" w:cs="Arial" w:eastAsia="Arial" w:hAnsi="Arial"/>
@@ -28493,7 +28493,7 @@
             <w:pPr>
               <w:spacing w:after="20" w:before="0"/>
             </w:pPr>
-            <w:hyperlink w:history="1" r:id="rIdooyexwol0ibaemyvv2bze">
+            <w:hyperlink w:history="1" r:id="rIdfbopctqf8serlmcwjbc-t">
               <w:r>
                 <w:rPr>
                   <w:rFonts w:ascii="Arial" w:cs="Arial" w:eastAsia="Arial" w:hAnsi="Arial"/>
@@ -28526,7 +28526,7 @@
               <w:spacing w:after="10" w:before="0"/>
               <w:ind w:left="120"/>
             </w:pPr>
-            <w:hyperlink w:history="1" r:id="rIdsvjxc_zhnjydy_ed0cbsz">
+            <w:hyperlink w:history="1" r:id="rIdga6198vsto7vfsm4a4zpr">
               <w:r>
                 <w:rPr>
                   <w:rFonts w:ascii="Arial" w:cs="Arial" w:eastAsia="Arial" w:hAnsi="Arial"/>
@@ -28571,7 +28571,7 @@
             <w:pPr>
               <w:spacing w:after="20" w:before="0"/>
             </w:pPr>
-            <w:hyperlink w:history="1" r:id="rIdex28aqxfmdikrp2en6i04">
+            <w:hyperlink w:history="1" r:id="rIdezqi27ukbo7ew0mozgnxt">
               <w:r>
                 <w:rPr>
                   <w:rFonts w:ascii="Arial" w:cs="Arial" w:eastAsia="Arial" w:hAnsi="Arial"/>
@@ -28604,7 +28604,7 @@
               <w:spacing w:after="10" w:before="0"/>
               <w:ind w:left="120"/>
             </w:pPr>
-            <w:hyperlink w:history="1" r:id="rIdjmjgqsyjqehd51kur5ppg">
+            <w:hyperlink w:history="1" r:id="rIdg54rmuxn32ykdk3b40fib">
               <w:r>
                 <w:rPr>
                   <w:rFonts w:ascii="Arial" w:cs="Arial" w:eastAsia="Arial" w:hAnsi="Arial"/>
@@ -30091,7 +30091,7 @@
             <w:pPr>
               <w:spacing w:after="20" w:before="0"/>
             </w:pPr>
-            <w:hyperlink w:history="1" r:id="rIdblut8iprxwe4q-j6ekrme">
+            <w:hyperlink w:history="1" r:id="rIdguwk1ovhc1iwapgyc1c6m">
               <w:r>
                 <w:rPr>
                   <w:rFonts w:ascii="Arial" w:cs="Arial" w:eastAsia="Arial" w:hAnsi="Arial"/>
@@ -30124,7 +30124,7 @@
               <w:spacing w:after="10" w:before="0"/>
               <w:ind w:left="120"/>
             </w:pPr>
-            <w:hyperlink w:history="1" r:id="rIdqt40vevnltf8oz5kuhtl1">
+            <w:hyperlink w:history="1" r:id="rIdlqmuasezhmrnmznexevpz">
               <w:r>
                 <w:rPr>
                   <w:rFonts w:ascii="Arial" w:cs="Arial" w:eastAsia="Arial" w:hAnsi="Arial"/>
@@ -30169,7 +30169,7 @@
             <w:pPr>
               <w:spacing w:after="20" w:before="0"/>
             </w:pPr>
-            <w:hyperlink w:history="1" r:id="rIdypaipjqrk-zi_r9kyn_9r">
+            <w:hyperlink w:history="1" r:id="rIdjw-hphf7hdbbnecnxpkdu">
               <w:r>
                 <w:rPr>
                   <w:rFonts w:ascii="Arial" w:cs="Arial" w:eastAsia="Arial" w:hAnsi="Arial"/>
@@ -30202,7 +30202,7 @@
               <w:spacing w:after="10" w:before="0"/>
               <w:ind w:left="120"/>
             </w:pPr>
-            <w:hyperlink w:history="1" r:id="rIddceilgixtavav7pvurse_">
+            <w:hyperlink w:history="1" r:id="rIdjbwghr5uyawt8ajtysdyz">
               <w:r>
                 <w:rPr>
                   <w:rFonts w:ascii="Arial" w:cs="Arial" w:eastAsia="Arial" w:hAnsi="Arial"/>
@@ -30397,7 +30397,7 @@
             <w:pPr>
               <w:spacing w:after="20" w:before="0"/>
             </w:pPr>
-            <w:hyperlink w:history="1" r:id="rIdsyuw_ngawi4lnm1ynetva">
+            <w:hyperlink w:history="1" r:id="rId_fp8wlf4-gk-secxh2qiy">
               <w:r>
                 <w:rPr>
                   <w:rFonts w:ascii="Arial" w:cs="Arial" w:eastAsia="Arial" w:hAnsi="Arial"/>
@@ -30430,7 +30430,7 @@
               <w:spacing w:after="10" w:before="0"/>
               <w:ind w:left="120"/>
             </w:pPr>
-            <w:hyperlink w:history="1" r:id="rId7ktudvp-eexkacc6mz1ss">
+            <w:hyperlink w:history="1" r:id="rIdhqccfq7umkwvd1_isr9mg">
               <w:r>
                 <w:rPr>
                   <w:rFonts w:ascii="Arial" w:cs="Arial" w:eastAsia="Arial" w:hAnsi="Arial"/>
@@ -30475,7 +30475,7 @@
             <w:pPr>
               <w:spacing w:after="20" w:before="0"/>
             </w:pPr>
-            <w:hyperlink w:history="1" r:id="rIdhhqvsbcmxesj1oahgkvre">
+            <w:hyperlink w:history="1" r:id="rIdnxxh5l8jspwskt7l4a3yp">
               <w:r>
                 <w:rPr>
                   <w:rFonts w:ascii="Arial" w:cs="Arial" w:eastAsia="Arial" w:hAnsi="Arial"/>
@@ -30508,7 +30508,7 @@
               <w:spacing w:after="10" w:before="0"/>
               <w:ind w:left="120"/>
             </w:pPr>
-            <w:hyperlink w:history="1" r:id="rIds0n6ti8hths2iy_avrakl">
+            <w:hyperlink w:history="1" r:id="rId7xhvdt8tvyr8i1vhab0q7">
               <w:r>
                 <w:rPr>
                   <w:rFonts w:ascii="Arial" w:cs="Arial" w:eastAsia="Arial" w:hAnsi="Arial"/>
@@ -30855,7 +30855,7 @@
             <w:pPr>
               <w:spacing w:after="20" w:before="0"/>
             </w:pPr>
-            <w:hyperlink w:history="1" r:id="rIdwpovr81d6wk692bilcrdu">
+            <w:hyperlink w:history="1" r:id="rIdof5yoplceswhtthbsadkh">
               <w:r>
                 <w:rPr>
                   <w:rFonts w:ascii="Arial" w:cs="Arial" w:eastAsia="Arial" w:hAnsi="Arial"/>
@@ -30888,7 +30888,7 @@
               <w:spacing w:after="10" w:before="0"/>
               <w:ind w:left="120"/>
             </w:pPr>
-            <w:hyperlink w:history="1" r:id="rIdrdmamu6lmxdn5qw0mcfdq">
+            <w:hyperlink w:history="1" r:id="rIdlfyiebyuf0zgsr0n-aoaq">
               <w:r>
                 <w:rPr>
                   <w:rFonts w:ascii="Arial" w:cs="Arial" w:eastAsia="Arial" w:hAnsi="Arial"/>
@@ -30933,7 +30933,7 @@
             <w:pPr>
               <w:spacing w:after="20" w:before="0"/>
             </w:pPr>
-            <w:hyperlink w:history="1" r:id="rIdaip7cyw_1ewhevymzmgky">
+            <w:hyperlink w:history="1" r:id="rIdpqrdznqe2zm_fuo4hynaj">
               <w:r>
                 <w:rPr>
                   <w:rFonts w:ascii="Arial" w:cs="Arial" w:eastAsia="Arial" w:hAnsi="Arial"/>
@@ -30966,7 +30966,7 @@
               <w:spacing w:after="10" w:before="0"/>
               <w:ind w:left="120"/>
             </w:pPr>
-            <w:hyperlink w:history="1" r:id="rIdv-3d4amlicmz6thfdugg4">
+            <w:hyperlink w:history="1" r:id="rIdvaqww6elmhvbkvmex4ahy">
               <w:r>
                 <w:rPr>
                   <w:rFonts w:ascii="Arial" w:cs="Arial" w:eastAsia="Arial" w:hAnsi="Arial"/>
@@ -31161,7 +31161,7 @@
             <w:pPr>
               <w:spacing w:after="20" w:before="0"/>
             </w:pPr>
-            <w:hyperlink w:history="1" r:id="rIdncjr5ahxy0esxbygr1uwi">
+            <w:hyperlink w:history="1" r:id="rId5cama2wjyrib7henzvq28">
               <w:r>
                 <w:rPr>
                   <w:rFonts w:ascii="Arial" w:cs="Arial" w:eastAsia="Arial" w:hAnsi="Arial"/>
@@ -31194,7 +31194,7 @@
               <w:spacing w:after="10" w:before="0"/>
               <w:ind w:left="120"/>
             </w:pPr>
-            <w:hyperlink w:history="1" r:id="rIdgci3fqq4ko929tk_kqjjl">
+            <w:hyperlink w:history="1" r:id="rIdre2vcqnr9wxbv61answux">
               <w:r>
                 <w:rPr>
                   <w:rFonts w:ascii="Arial" w:cs="Arial" w:eastAsia="Arial" w:hAnsi="Arial"/>
@@ -31239,7 +31239,7 @@
             <w:pPr>
               <w:spacing w:after="20" w:before="0"/>
             </w:pPr>
-            <w:hyperlink w:history="1" r:id="rId9m1zsqatrylpl7rgpjsri">
+            <w:hyperlink w:history="1" r:id="rIdjs-bouuaehk1x6wwqieac">
               <w:r>
                 <w:rPr>
                   <w:rFonts w:ascii="Arial" w:cs="Arial" w:eastAsia="Arial" w:hAnsi="Arial"/>
@@ -31272,7 +31272,7 @@
               <w:spacing w:after="10" w:before="0"/>
               <w:ind w:left="120"/>
             </w:pPr>
-            <w:hyperlink w:history="1" r:id="rIdy_sds70mxtr6zosizzxfc">
+            <w:hyperlink w:history="1" r:id="rId0khcoufeichskejpg5arm">
               <w:r>
                 <w:rPr>
                   <w:rFonts w:ascii="Arial" w:cs="Arial" w:eastAsia="Arial" w:hAnsi="Arial"/>
@@ -31467,7 +31467,7 @@
             <w:pPr>
               <w:spacing w:after="20" w:before="0"/>
             </w:pPr>
-            <w:hyperlink w:history="1" r:id="rId2goh_lmlyw61ldqzeeqz8">
+            <w:hyperlink w:history="1" r:id="rId6nswbsfrmjkumkdnrnmy9">
               <w:r>
                 <w:rPr>
                   <w:rFonts w:ascii="Arial" w:cs="Arial" w:eastAsia="Arial" w:hAnsi="Arial"/>
@@ -31500,7 +31500,7 @@
               <w:spacing w:after="10" w:before="0"/>
               <w:ind w:left="120"/>
             </w:pPr>
-            <w:hyperlink w:history="1" r:id="rIdkdtnsutu21ubybg1v0ni2">
+            <w:hyperlink w:history="1" r:id="rIdw2khmebpvrwri92ibbxyb">
               <w:r>
                 <w:rPr>
                   <w:rFonts w:ascii="Arial" w:cs="Arial" w:eastAsia="Arial" w:hAnsi="Arial"/>
@@ -31545,7 +31545,7 @@
             <w:pPr>
               <w:spacing w:after="20" w:before="0"/>
             </w:pPr>
-            <w:hyperlink w:history="1" r:id="rIdwybcx6zmq_kznwvuspzn8">
+            <w:hyperlink w:history="1" r:id="rIdsrqvghz0w9t0q1abxzghy">
               <w:r>
                 <w:rPr>
                   <w:rFonts w:ascii="Arial" w:cs="Arial" w:eastAsia="Arial" w:hAnsi="Arial"/>
@@ -31578,7 +31578,7 @@
               <w:spacing w:after="10" w:before="0"/>
               <w:ind w:left="120"/>
             </w:pPr>
-            <w:hyperlink w:history="1" r:id="rIdrbu4m6vkwa1-xvbi6u3mx">
+            <w:hyperlink w:history="1" r:id="rIduj7zxrosuzbe_ac9_kh9-">
               <w:r>
                 <w:rPr>
                   <w:rFonts w:ascii="Arial" w:cs="Arial" w:eastAsia="Arial" w:hAnsi="Arial"/>

--- a/data/outputs/v2/Maths/SS3.1_Trigonometry_I/Mathematics_Trigonometry_I_CBE_LessonSequence.docx
+++ b/data/outputs/v2/Maths/SS3.1_Trigonometry_I/Mathematics_Trigonometry_I_CBE_LessonSequence.docx
@@ -3496,7 +3496,7 @@
             <w:pPr>
               <w:spacing w:after="20" w:before="0"/>
             </w:pPr>
-            <w:hyperlink w:history="1" r:id="rId_pduy1tp6oezgdjk9iu_t">
+            <w:hyperlink w:history="1" r:id="rIdzigellpmc1fwe_njaxdd2">
               <w:r>
                 <w:rPr>
                   <w:rFonts w:ascii="Arial" w:cs="Arial" w:eastAsia="Arial" w:hAnsi="Arial"/>
@@ -3529,7 +3529,7 @@
               <w:spacing w:after="10" w:before="0"/>
               <w:ind w:left="120"/>
             </w:pPr>
-            <w:hyperlink w:history="1" r:id="rIdua2n67x3re11ahzcin75_">
+            <w:hyperlink w:history="1" r:id="rIdrppqtzawsr7_btmpkwb2e">
               <w:r>
                 <w:rPr>
                   <w:rFonts w:ascii="Arial" w:cs="Arial" w:eastAsia="Arial" w:hAnsi="Arial"/>
@@ -3574,7 +3574,7 @@
             <w:pPr>
               <w:spacing w:after="20" w:before="0"/>
             </w:pPr>
-            <w:hyperlink w:history="1" r:id="rIdos7y-rywvcq-ydnnej4nq">
+            <w:hyperlink w:history="1" r:id="rIdojlisto8elq8bzu2tjpqa">
               <w:r>
                 <w:rPr>
                   <w:rFonts w:ascii="Arial" w:cs="Arial" w:eastAsia="Arial" w:hAnsi="Arial"/>
@@ -3607,7 +3607,7 @@
               <w:spacing w:after="10" w:before="0"/>
               <w:ind w:left="120"/>
             </w:pPr>
-            <w:hyperlink w:history="1" r:id="rIdj02e7stp4fxhrc5696tu7">
+            <w:hyperlink w:history="1" r:id="rIdwdyks-ybvw3zwtxkmwoqt">
               <w:r>
                 <w:rPr>
                   <w:rFonts w:ascii="Arial" w:cs="Arial" w:eastAsia="Arial" w:hAnsi="Arial"/>
@@ -3802,7 +3802,7 @@
             <w:pPr>
               <w:spacing w:after="20" w:before="0"/>
             </w:pPr>
-            <w:hyperlink w:history="1" r:id="rIdl7f6vqk597o-klxr_6jzv">
+            <w:hyperlink w:history="1" r:id="rId0jdu6su6jkjhnlofz8a_u">
               <w:r>
                 <w:rPr>
                   <w:rFonts w:ascii="Arial" w:cs="Arial" w:eastAsia="Arial" w:hAnsi="Arial"/>
@@ -3835,7 +3835,7 @@
               <w:spacing w:after="10" w:before="0"/>
               <w:ind w:left="120"/>
             </w:pPr>
-            <w:hyperlink w:history="1" r:id="rIdruerabkqcsha_lvt8j0fo">
+            <w:hyperlink w:history="1" r:id="rIduupf5i8uskqt4gi5ehn6y">
               <w:r>
                 <w:rPr>
                   <w:rFonts w:ascii="Arial" w:cs="Arial" w:eastAsia="Arial" w:hAnsi="Arial"/>
@@ -3880,7 +3880,7 @@
             <w:pPr>
               <w:spacing w:after="20" w:before="0"/>
             </w:pPr>
-            <w:hyperlink w:history="1" r:id="rIdvymjsurugxwdiou2u5odz">
+            <w:hyperlink w:history="1" r:id="rIdujglgfy2lyfbpz9_qoxjq">
               <w:r>
                 <w:rPr>
                   <w:rFonts w:ascii="Arial" w:cs="Arial" w:eastAsia="Arial" w:hAnsi="Arial"/>
@@ -3913,7 +3913,7 @@
               <w:spacing w:after="10" w:before="0"/>
               <w:ind w:left="120"/>
             </w:pPr>
-            <w:hyperlink w:history="1" r:id="rIdfypzclpfddws-xvgu1xag">
+            <w:hyperlink w:history="1" r:id="rIdmm-wyxi0dsgbgzibbswug">
               <w:r>
                 <w:rPr>
                   <w:rFonts w:ascii="Arial" w:cs="Arial" w:eastAsia="Arial" w:hAnsi="Arial"/>
@@ -4108,7 +4108,7 @@
             <w:pPr>
               <w:spacing w:after="20" w:before="0"/>
             </w:pPr>
-            <w:hyperlink w:history="1" r:id="rIdyrc8u8xvnsmp114jxchr6">
+            <w:hyperlink w:history="1" r:id="rIdsawjhzkhyvs8hofxmfamg">
               <w:r>
                 <w:rPr>
                   <w:rFonts w:ascii="Arial" w:cs="Arial" w:eastAsia="Arial" w:hAnsi="Arial"/>
@@ -4141,7 +4141,7 @@
               <w:spacing w:after="10" w:before="0"/>
               <w:ind w:left="120"/>
             </w:pPr>
-            <w:hyperlink w:history="1" r:id="rId1d-qyuhfhjuaynruaahsl">
+            <w:hyperlink w:history="1" r:id="rIddvewms0yk9kdrgltxcbnk">
               <w:r>
                 <w:rPr>
                   <w:rFonts w:ascii="Arial" w:cs="Arial" w:eastAsia="Arial" w:hAnsi="Arial"/>
@@ -4186,7 +4186,7 @@
             <w:pPr>
               <w:spacing w:after="20" w:before="0"/>
             </w:pPr>
-            <w:hyperlink w:history="1" r:id="rIdgxla09jpziy6ay_y6jd1k">
+            <w:hyperlink w:history="1" r:id="rIdqr7bqso0oksxy3liod-nk">
               <w:r>
                 <w:rPr>
                   <w:rFonts w:ascii="Arial" w:cs="Arial" w:eastAsia="Arial" w:hAnsi="Arial"/>
@@ -4219,7 +4219,7 @@
               <w:spacing w:after="10" w:before="0"/>
               <w:ind w:left="120"/>
             </w:pPr>
-            <w:hyperlink w:history="1" r:id="rId5tiebiiwtigbql6uxn1eg">
+            <w:hyperlink w:history="1" r:id="rIdshfs5zz6c_pth-tr_vrce">
               <w:r>
                 <w:rPr>
                   <w:rFonts w:ascii="Arial" w:cs="Arial" w:eastAsia="Arial" w:hAnsi="Arial"/>
@@ -4414,7 +4414,7 @@
             <w:pPr>
               <w:spacing w:after="20" w:before="0"/>
             </w:pPr>
-            <w:hyperlink w:history="1" r:id="rIdu04xxdn31ns8pyzvgwqsw">
+            <w:hyperlink w:history="1" r:id="rIdll6cuwabeesw78enzjwe8">
               <w:r>
                 <w:rPr>
                   <w:rFonts w:ascii="Arial" w:cs="Arial" w:eastAsia="Arial" w:hAnsi="Arial"/>
@@ -4447,7 +4447,7 @@
               <w:spacing w:after="10" w:before="0"/>
               <w:ind w:left="120"/>
             </w:pPr>
-            <w:hyperlink w:history="1" r:id="rIdrsrsooefhbpfxe5ith1lt">
+            <w:hyperlink w:history="1" r:id="rIddesaeyudang5ybfcynosn">
               <w:r>
                 <w:rPr>
                   <w:rFonts w:ascii="Arial" w:cs="Arial" w:eastAsia="Arial" w:hAnsi="Arial"/>
@@ -4492,7 +4492,7 @@
             <w:pPr>
               <w:spacing w:after="20" w:before="0"/>
             </w:pPr>
-            <w:hyperlink w:history="1" r:id="rIdpvixdbmhuya3_g5_xwnev">
+            <w:hyperlink w:history="1" r:id="rIdczgiy6qpdklwgla_pzjdg">
               <w:r>
                 <w:rPr>
                   <w:rFonts w:ascii="Arial" w:cs="Arial" w:eastAsia="Arial" w:hAnsi="Arial"/>
@@ -4525,7 +4525,7 @@
               <w:spacing w:after="10" w:before="0"/>
               <w:ind w:left="120"/>
             </w:pPr>
-            <w:hyperlink w:history="1" r:id="rIdbv8deqm2hrazhahqvdf1o">
+            <w:hyperlink w:history="1" r:id="rId1-p5ivlqaqe8gt1a0ghj7">
               <w:r>
                 <w:rPr>
                   <w:rFonts w:ascii="Arial" w:cs="Arial" w:eastAsia="Arial" w:hAnsi="Arial"/>
@@ -4720,7 +4720,7 @@
             <w:pPr>
               <w:spacing w:after="20" w:before="0"/>
             </w:pPr>
-            <w:hyperlink w:history="1" r:id="rIdwkrjbkfxv0l8frkgi2rvi">
+            <w:hyperlink w:history="1" r:id="rId_7e4uzt3ixbgaxxgzm6xm">
               <w:r>
                 <w:rPr>
                   <w:rFonts w:ascii="Arial" w:cs="Arial" w:eastAsia="Arial" w:hAnsi="Arial"/>
@@ -4753,7 +4753,7 @@
               <w:spacing w:after="10" w:before="0"/>
               <w:ind w:left="120"/>
             </w:pPr>
-            <w:hyperlink w:history="1" r:id="rIdvquikyrvrgh05zwu9jczz">
+            <w:hyperlink w:history="1" r:id="rIdlz1jqoin2lu5e1rs42dff">
               <w:r>
                 <w:rPr>
                   <w:rFonts w:ascii="Arial" w:cs="Arial" w:eastAsia="Arial" w:hAnsi="Arial"/>
@@ -4798,7 +4798,7 @@
             <w:pPr>
               <w:spacing w:after="20" w:before="0"/>
             </w:pPr>
-            <w:hyperlink w:history="1" r:id="rIdgq3mwt0ma0np8z8muzkn7">
+            <w:hyperlink w:history="1" r:id="rId68panjn8kysgfa_sqdvyt">
               <w:r>
                 <w:rPr>
                   <w:rFonts w:ascii="Arial" w:cs="Arial" w:eastAsia="Arial" w:hAnsi="Arial"/>
@@ -4831,7 +4831,7 @@
               <w:spacing w:after="10" w:before="0"/>
               <w:ind w:left="120"/>
             </w:pPr>
-            <w:hyperlink w:history="1" r:id="rIdryhbbphx9utksylce6pd7">
+            <w:hyperlink w:history="1" r:id="rIdk33ae-outqcvf-9juha5q">
               <w:r>
                 <w:rPr>
                   <w:rFonts w:ascii="Arial" w:cs="Arial" w:eastAsia="Arial" w:hAnsi="Arial"/>
@@ -6318,7 +6318,7 @@
             <w:pPr>
               <w:spacing w:after="20" w:before="0"/>
             </w:pPr>
-            <w:hyperlink w:history="1" r:id="rId4hf8anrkz9tflggqgkgco">
+            <w:hyperlink w:history="1" r:id="rIdmpoyq_fyezjphianeimta">
               <w:r>
                 <w:rPr>
                   <w:rFonts w:ascii="Arial" w:cs="Arial" w:eastAsia="Arial" w:hAnsi="Arial"/>
@@ -6351,7 +6351,7 @@
               <w:spacing w:after="10" w:before="0"/>
               <w:ind w:left="120"/>
             </w:pPr>
-            <w:hyperlink w:history="1" r:id="rId5nukxsbmrtjd0fpqlvgka">
+            <w:hyperlink w:history="1" r:id="rIdp7otigg3_gtn9cplrwpmn">
               <w:r>
                 <w:rPr>
                   <w:rFonts w:ascii="Arial" w:cs="Arial" w:eastAsia="Arial" w:hAnsi="Arial"/>
@@ -6396,7 +6396,7 @@
             <w:pPr>
               <w:spacing w:after="20" w:before="0"/>
             </w:pPr>
-            <w:hyperlink w:history="1" r:id="rIdblxm135pjfyaaweaa2087">
+            <w:hyperlink w:history="1" r:id="rIdbfgru2amqqowdc8shfjk2">
               <w:r>
                 <w:rPr>
                   <w:rFonts w:ascii="Arial" w:cs="Arial" w:eastAsia="Arial" w:hAnsi="Arial"/>
@@ -6429,7 +6429,7 @@
               <w:spacing w:after="10" w:before="0"/>
               <w:ind w:left="120"/>
             </w:pPr>
-            <w:hyperlink w:history="1" r:id="rIdurkb7yefrlwjpijl-rr9o">
+            <w:hyperlink w:history="1" r:id="rIdwwiksf_ks6k9cl1ry5i_e">
               <w:r>
                 <w:rPr>
                   <w:rFonts w:ascii="Arial" w:cs="Arial" w:eastAsia="Arial" w:hAnsi="Arial"/>
@@ -6624,7 +6624,7 @@
             <w:pPr>
               <w:spacing w:after="20" w:before="0"/>
             </w:pPr>
-            <w:hyperlink w:history="1" r:id="rIdxllqravv9ibxiuofth5s_">
+            <w:hyperlink w:history="1" r:id="rIdalucovggmh-q9uwwgsann">
               <w:r>
                 <w:rPr>
                   <w:rFonts w:ascii="Arial" w:cs="Arial" w:eastAsia="Arial" w:hAnsi="Arial"/>
@@ -6657,7 +6657,7 @@
               <w:spacing w:after="10" w:before="0"/>
               <w:ind w:left="120"/>
             </w:pPr>
-            <w:hyperlink w:history="1" r:id="rIdxkfwbr_p2aiztklucfflp">
+            <w:hyperlink w:history="1" r:id="rIdldfqcxmftev_vlafkniam">
               <w:r>
                 <w:rPr>
                   <w:rFonts w:ascii="Arial" w:cs="Arial" w:eastAsia="Arial" w:hAnsi="Arial"/>
@@ -6702,7 +6702,7 @@
             <w:pPr>
               <w:spacing w:after="20" w:before="0"/>
             </w:pPr>
-            <w:hyperlink w:history="1" r:id="rId6ipdlkbmse701yicryn2_">
+            <w:hyperlink w:history="1" r:id="rIdjxjvmsdbjkujjvxfdasvy">
               <w:r>
                 <w:rPr>
                   <w:rFonts w:ascii="Arial" w:cs="Arial" w:eastAsia="Arial" w:hAnsi="Arial"/>
@@ -6735,7 +6735,7 @@
               <w:spacing w:after="10" w:before="0"/>
               <w:ind w:left="120"/>
             </w:pPr>
-            <w:hyperlink w:history="1" r:id="rIdme1q4rxv0aanslrzmvufm">
+            <w:hyperlink w:history="1" r:id="rIdpv0pja9agf5flind2nqoz">
               <w:r>
                 <w:rPr>
                   <w:rFonts w:ascii="Arial" w:cs="Arial" w:eastAsia="Arial" w:hAnsi="Arial"/>
@@ -6930,7 +6930,7 @@
             <w:pPr>
               <w:spacing w:after="20" w:before="0"/>
             </w:pPr>
-            <w:hyperlink w:history="1" r:id="rIdg7qqxkoqhkhzg73extrbj">
+            <w:hyperlink w:history="1" r:id="rIdjalnq-k08jxwz-fptkvrb">
               <w:r>
                 <w:rPr>
                   <w:rFonts w:ascii="Arial" w:cs="Arial" w:eastAsia="Arial" w:hAnsi="Arial"/>
@@ -6963,7 +6963,7 @@
               <w:spacing w:after="10" w:before="0"/>
               <w:ind w:left="120"/>
             </w:pPr>
-            <w:hyperlink w:history="1" r:id="rIdv6kz2wqoxjcnx647mnile">
+            <w:hyperlink w:history="1" r:id="rIdibyxtur258d-qdg2zgkce">
               <w:r>
                 <w:rPr>
                   <w:rFonts w:ascii="Arial" w:cs="Arial" w:eastAsia="Arial" w:hAnsi="Arial"/>
@@ -7008,7 +7008,7 @@
             <w:pPr>
               <w:spacing w:after="20" w:before="0"/>
             </w:pPr>
-            <w:hyperlink w:history="1" r:id="rIdn-onnfheeletdmfh7m4dl">
+            <w:hyperlink w:history="1" r:id="rIdvxyxatrofp7j6xw6j-kqn">
               <w:r>
                 <w:rPr>
                   <w:rFonts w:ascii="Arial" w:cs="Arial" w:eastAsia="Arial" w:hAnsi="Arial"/>
@@ -7041,7 +7041,7 @@
               <w:spacing w:after="10" w:before="0"/>
               <w:ind w:left="120"/>
             </w:pPr>
-            <w:hyperlink w:history="1" r:id="rIdz9wfsw_nupir-lhgxwcc2">
+            <w:hyperlink w:history="1" r:id="rIddq8w0cw6cmhvze-iavz4u">
               <w:r>
                 <w:rPr>
                   <w:rFonts w:ascii="Arial" w:cs="Arial" w:eastAsia="Arial" w:hAnsi="Arial"/>
@@ -7236,7 +7236,7 @@
             <w:pPr>
               <w:spacing w:after="20" w:before="0"/>
             </w:pPr>
-            <w:hyperlink w:history="1" r:id="rIdqgysjf0jrf2rjclzgfnso">
+            <w:hyperlink w:history="1" r:id="rIdmiwyh0kbwcrv4_fifdjuj">
               <w:r>
                 <w:rPr>
                   <w:rFonts w:ascii="Arial" w:cs="Arial" w:eastAsia="Arial" w:hAnsi="Arial"/>
@@ -7269,7 +7269,7 @@
               <w:spacing w:after="10" w:before="0"/>
               <w:ind w:left="120"/>
             </w:pPr>
-            <w:hyperlink w:history="1" r:id="rIdyerxgvrlm7pgbrkb0cf_o">
+            <w:hyperlink w:history="1" r:id="rIdfowejds6myj6vv8wvm638">
               <w:r>
                 <w:rPr>
                   <w:rFonts w:ascii="Arial" w:cs="Arial" w:eastAsia="Arial" w:hAnsi="Arial"/>
@@ -7314,7 +7314,7 @@
             <w:pPr>
               <w:spacing w:after="20" w:before="0"/>
             </w:pPr>
-            <w:hyperlink w:history="1" r:id="rIdk8pwihnmitaeq1sidi7lc">
+            <w:hyperlink w:history="1" r:id="rIdqgypwrjv1oqvnpwh2ncot">
               <w:r>
                 <w:rPr>
                   <w:rFonts w:ascii="Arial" w:cs="Arial" w:eastAsia="Arial" w:hAnsi="Arial"/>
@@ -7347,7 +7347,7 @@
               <w:spacing w:after="10" w:before="0"/>
               <w:ind w:left="120"/>
             </w:pPr>
-            <w:hyperlink w:history="1" r:id="rIdt1tph_9qw4fnvq-ywo9uw">
+            <w:hyperlink w:history="1" r:id="rIdoqlloptklrc15t6vxl0o5">
               <w:r>
                 <w:rPr>
                   <w:rFonts w:ascii="Arial" w:cs="Arial" w:eastAsia="Arial" w:hAnsi="Arial"/>
@@ -7542,7 +7542,7 @@
             <w:pPr>
               <w:spacing w:after="20" w:before="0"/>
             </w:pPr>
-            <w:hyperlink w:history="1" r:id="rIdk0gcdhdveodcampm3r9tl">
+            <w:hyperlink w:history="1" r:id="rId5xmn72boeuibqrufu4rrh">
               <w:r>
                 <w:rPr>
                   <w:rFonts w:ascii="Arial" w:cs="Arial" w:eastAsia="Arial" w:hAnsi="Arial"/>
@@ -7575,7 +7575,7 @@
               <w:spacing w:after="10" w:before="0"/>
               <w:ind w:left="120"/>
             </w:pPr>
-            <w:hyperlink w:history="1" r:id="rIdjzmugyqoo9doknxlkr7hh">
+            <w:hyperlink w:history="1" r:id="rIdvan5cpc4lp8wzab5qlr7p">
               <w:r>
                 <w:rPr>
                   <w:rFonts w:ascii="Arial" w:cs="Arial" w:eastAsia="Arial" w:hAnsi="Arial"/>
@@ -7620,7 +7620,7 @@
             <w:pPr>
               <w:spacing w:after="20" w:before="0"/>
             </w:pPr>
-            <w:hyperlink w:history="1" r:id="rIdjtu2it7kgpvm-eu4dmxtv">
+            <w:hyperlink w:history="1" r:id="rIdb1nxifpvwvtm4kfji33gv">
               <w:r>
                 <w:rPr>
                   <w:rFonts w:ascii="Arial" w:cs="Arial" w:eastAsia="Arial" w:hAnsi="Arial"/>
@@ -7653,7 +7653,7 @@
               <w:spacing w:after="10" w:before="0"/>
               <w:ind w:left="120"/>
             </w:pPr>
-            <w:hyperlink w:history="1" r:id="rIdeqs7vtqbib19ged2n2o85">
+            <w:hyperlink w:history="1" r:id="rIdct6j76ogylfb51ku_atoe">
               <w:r>
                 <w:rPr>
                   <w:rFonts w:ascii="Arial" w:cs="Arial" w:eastAsia="Arial" w:hAnsi="Arial"/>
@@ -9140,7 +9140,7 @@
             <w:pPr>
               <w:spacing w:after="20" w:before="0"/>
             </w:pPr>
-            <w:hyperlink w:history="1" r:id="rIdkpci4rfuwx9rwczj1otnh">
+            <w:hyperlink w:history="1" r:id="rIdssmznzpkzfat66ikl3roh">
               <w:r>
                 <w:rPr>
                   <w:rFonts w:ascii="Arial" w:cs="Arial" w:eastAsia="Arial" w:hAnsi="Arial"/>
@@ -9173,7 +9173,7 @@
               <w:spacing w:after="10" w:before="0"/>
               <w:ind w:left="120"/>
             </w:pPr>
-            <w:hyperlink w:history="1" r:id="rId5a-dxvheeoqv1yurxxucl">
+            <w:hyperlink w:history="1" r:id="rIdn1g6qc_yi3_ez7hoxxg7r">
               <w:r>
                 <w:rPr>
                   <w:rFonts w:ascii="Arial" w:cs="Arial" w:eastAsia="Arial" w:hAnsi="Arial"/>
@@ -9218,7 +9218,7 @@
             <w:pPr>
               <w:spacing w:after="20" w:before="0"/>
             </w:pPr>
-            <w:hyperlink w:history="1" r:id="rIdmjpeu60o7kwez6gj8t1r5">
+            <w:hyperlink w:history="1" r:id="rIdxzsozzlerqh5gpy_xcghw">
               <w:r>
                 <w:rPr>
                   <w:rFonts w:ascii="Arial" w:cs="Arial" w:eastAsia="Arial" w:hAnsi="Arial"/>
@@ -9251,7 +9251,7 @@
               <w:spacing w:after="10" w:before="0"/>
               <w:ind w:left="120"/>
             </w:pPr>
-            <w:hyperlink w:history="1" r:id="rId0anwzh5i3y9wotiycpm8-">
+            <w:hyperlink w:history="1" r:id="rId0mrnpd8pybcr2ey4bm-qw">
               <w:r>
                 <w:rPr>
                   <w:rFonts w:ascii="Arial" w:cs="Arial" w:eastAsia="Arial" w:hAnsi="Arial"/>
@@ -9446,7 +9446,7 @@
             <w:pPr>
               <w:spacing w:after="20" w:before="0"/>
             </w:pPr>
-            <w:hyperlink w:history="1" r:id="rIdcbepyvslald9rjfpreqle">
+            <w:hyperlink w:history="1" r:id="rIdw8bemosnabvg8tmxkwnfz">
               <w:r>
                 <w:rPr>
                   <w:rFonts w:ascii="Arial" w:cs="Arial" w:eastAsia="Arial" w:hAnsi="Arial"/>
@@ -9479,7 +9479,7 @@
               <w:spacing w:after="10" w:before="0"/>
               <w:ind w:left="120"/>
             </w:pPr>
-            <w:hyperlink w:history="1" r:id="rIdyfk5sofhmueoat3vh8zku">
+            <w:hyperlink w:history="1" r:id="rIdlggcmlnj60yfcpc55us7k">
               <w:r>
                 <w:rPr>
                   <w:rFonts w:ascii="Arial" w:cs="Arial" w:eastAsia="Arial" w:hAnsi="Arial"/>
@@ -9524,7 +9524,7 @@
             <w:pPr>
               <w:spacing w:after="20" w:before="0"/>
             </w:pPr>
-            <w:hyperlink w:history="1" r:id="rIdxu9cys4qwkvoeljhozffm">
+            <w:hyperlink w:history="1" r:id="rId6bpt6u1d_jz0vysst7zgy">
               <w:r>
                 <w:rPr>
                   <w:rFonts w:ascii="Arial" w:cs="Arial" w:eastAsia="Arial" w:hAnsi="Arial"/>
@@ -9557,7 +9557,7 @@
               <w:spacing w:after="10" w:before="0"/>
               <w:ind w:left="120"/>
             </w:pPr>
-            <w:hyperlink w:history="1" r:id="rIdkhzqgctyzwpdfm0qaslxw">
+            <w:hyperlink w:history="1" r:id="rIdig4klyeu6d7no_o65hbis">
               <w:r>
                 <w:rPr>
                   <w:rFonts w:ascii="Arial" w:cs="Arial" w:eastAsia="Arial" w:hAnsi="Arial"/>
@@ -9752,7 +9752,7 @@
             <w:pPr>
               <w:spacing w:after="20" w:before="0"/>
             </w:pPr>
-            <w:hyperlink w:history="1" r:id="rIdeyhmcwgx5w3eysxr2vbie">
+            <w:hyperlink w:history="1" r:id="rId0dsg7go7i190x8jhtdxvs">
               <w:r>
                 <w:rPr>
                   <w:rFonts w:ascii="Arial" w:cs="Arial" w:eastAsia="Arial" w:hAnsi="Arial"/>
@@ -9785,7 +9785,7 @@
               <w:spacing w:after="10" w:before="0"/>
               <w:ind w:left="120"/>
             </w:pPr>
-            <w:hyperlink w:history="1" r:id="rIdqq7maz3t-kxnz4fgwyecg">
+            <w:hyperlink w:history="1" r:id="rId3et8hwcpwmuigi0mllgjx">
               <w:r>
                 <w:rPr>
                   <w:rFonts w:ascii="Arial" w:cs="Arial" w:eastAsia="Arial" w:hAnsi="Arial"/>
@@ -9830,7 +9830,7 @@
             <w:pPr>
               <w:spacing w:after="20" w:before="0"/>
             </w:pPr>
-            <w:hyperlink w:history="1" r:id="rId8h4yq4xj_3hnd952mrfjc">
+            <w:hyperlink w:history="1" r:id="rIdnjmcugxfverkyhtafxn-x">
               <w:r>
                 <w:rPr>
                   <w:rFonts w:ascii="Arial" w:cs="Arial" w:eastAsia="Arial" w:hAnsi="Arial"/>
@@ -9863,7 +9863,7 @@
               <w:spacing w:after="10" w:before="0"/>
               <w:ind w:left="120"/>
             </w:pPr>
-            <w:hyperlink w:history="1" r:id="rIdrdzvwht7mideo_8a4edif">
+            <w:hyperlink w:history="1" r:id="rIdxwnybcvrkl3o0wgfy5bxt">
               <w:r>
                 <w:rPr>
                   <w:rFonts w:ascii="Arial" w:cs="Arial" w:eastAsia="Arial" w:hAnsi="Arial"/>
@@ -10058,7 +10058,7 @@
             <w:pPr>
               <w:spacing w:after="20" w:before="0"/>
             </w:pPr>
-            <w:hyperlink w:history="1" r:id="rIdn7twlyeffmjvepbry1ogo">
+            <w:hyperlink w:history="1" r:id="rIddc35qoxwxhnivsalcwcmh">
               <w:r>
                 <w:rPr>
                   <w:rFonts w:ascii="Arial" w:cs="Arial" w:eastAsia="Arial" w:hAnsi="Arial"/>
@@ -10091,7 +10091,7 @@
               <w:spacing w:after="10" w:before="0"/>
               <w:ind w:left="120"/>
             </w:pPr>
-            <w:hyperlink w:history="1" r:id="rIdzej050dwmeappvvkkccbb">
+            <w:hyperlink w:history="1" r:id="rIdmguoktrr9vt3wgqok7k71">
               <w:r>
                 <w:rPr>
                   <w:rFonts w:ascii="Arial" w:cs="Arial" w:eastAsia="Arial" w:hAnsi="Arial"/>
@@ -10136,7 +10136,7 @@
             <w:pPr>
               <w:spacing w:after="20" w:before="0"/>
             </w:pPr>
-            <w:hyperlink w:history="1" r:id="rIdbgwt9goxaqa2465yhugvt">
+            <w:hyperlink w:history="1" r:id="rIdsxwzpmgcrggwmerlwamoy">
               <w:r>
                 <w:rPr>
                   <w:rFonts w:ascii="Arial" w:cs="Arial" w:eastAsia="Arial" w:hAnsi="Arial"/>
@@ -10169,7 +10169,7 @@
               <w:spacing w:after="10" w:before="0"/>
               <w:ind w:left="120"/>
             </w:pPr>
-            <w:hyperlink w:history="1" r:id="rId68mwz9hvzcsqyq6n0rc27">
+            <w:hyperlink w:history="1" r:id="rIdkcmoc8xfwglfokjs9_kz_">
               <w:r>
                 <w:rPr>
                   <w:rFonts w:ascii="Arial" w:cs="Arial" w:eastAsia="Arial" w:hAnsi="Arial"/>
@@ -10364,7 +10364,7 @@
             <w:pPr>
               <w:spacing w:after="20" w:before="0"/>
             </w:pPr>
-            <w:hyperlink w:history="1" r:id="rId-pnsjhidqkm_j8amgqu20">
+            <w:hyperlink w:history="1" r:id="rIdl-ti5n55gexo5cxjrsb3n">
               <w:r>
                 <w:rPr>
                   <w:rFonts w:ascii="Arial" w:cs="Arial" w:eastAsia="Arial" w:hAnsi="Arial"/>
@@ -10397,7 +10397,7 @@
               <w:spacing w:after="10" w:before="0"/>
               <w:ind w:left="120"/>
             </w:pPr>
-            <w:hyperlink w:history="1" r:id="rIdkw4rpz5vkamscxb7obrwj">
+            <w:hyperlink w:history="1" r:id="rIdaw0n0vncmm6jhndvl2y9x">
               <w:r>
                 <w:rPr>
                   <w:rFonts w:ascii="Arial" w:cs="Arial" w:eastAsia="Arial" w:hAnsi="Arial"/>
@@ -10442,7 +10442,7 @@
             <w:pPr>
               <w:spacing w:after="20" w:before="0"/>
             </w:pPr>
-            <w:hyperlink w:history="1" r:id="rIdgjdyu33lmgctv9gfjosod">
+            <w:hyperlink w:history="1" r:id="rIdd_ivwg07ayoko51kslqpx">
               <w:r>
                 <w:rPr>
                   <w:rFonts w:ascii="Arial" w:cs="Arial" w:eastAsia="Arial" w:hAnsi="Arial"/>
@@ -10475,7 +10475,7 @@
               <w:spacing w:after="10" w:before="0"/>
               <w:ind w:left="120"/>
             </w:pPr>
-            <w:hyperlink w:history="1" r:id="rIdienpfpzx2cm6w-tvcsbr-">
+            <w:hyperlink w:history="1" r:id="rIdyrdlhql_brf9gfn6jfplb">
               <w:r>
                 <w:rPr>
                   <w:rFonts w:ascii="Arial" w:cs="Arial" w:eastAsia="Arial" w:hAnsi="Arial"/>
@@ -11962,7 +11962,7 @@
             <w:pPr>
               <w:spacing w:after="20" w:before="0"/>
             </w:pPr>
-            <w:hyperlink w:history="1" r:id="rIdrk0vqk7ckhdjlb1pkcvln">
+            <w:hyperlink w:history="1" r:id="rIdvtor8ci_lwd_nfzk1bi1z">
               <w:r>
                 <w:rPr>
                   <w:rFonts w:ascii="Arial" w:cs="Arial" w:eastAsia="Arial" w:hAnsi="Arial"/>
@@ -11995,7 +11995,7 @@
               <w:spacing w:after="10" w:before="0"/>
               <w:ind w:left="120"/>
             </w:pPr>
-            <w:hyperlink w:history="1" r:id="rId67reho5mgdeb0avmjwsyj">
+            <w:hyperlink w:history="1" r:id="rIdyseoqw53ndesrbgzf8-sq">
               <w:r>
                 <w:rPr>
                   <w:rFonts w:ascii="Arial" w:cs="Arial" w:eastAsia="Arial" w:hAnsi="Arial"/>
@@ -12040,7 +12040,7 @@
             <w:pPr>
               <w:spacing w:after="20" w:before="0"/>
             </w:pPr>
-            <w:hyperlink w:history="1" r:id="rIdzm2fte19vt6dgwnem2dib">
+            <w:hyperlink w:history="1" r:id="rIdfpginssrlcxrtpgi_wckx">
               <w:r>
                 <w:rPr>
                   <w:rFonts w:ascii="Arial" w:cs="Arial" w:eastAsia="Arial" w:hAnsi="Arial"/>
@@ -12073,7 +12073,7 @@
               <w:spacing w:after="10" w:before="0"/>
               <w:ind w:left="120"/>
             </w:pPr>
-            <w:hyperlink w:history="1" r:id="rIdixs02la9eq9fijvwgo3pe">
+            <w:hyperlink w:history="1" r:id="rIdoehnju4yfhw2fttw_xxfq">
               <w:r>
                 <w:rPr>
                   <w:rFonts w:ascii="Arial" w:cs="Arial" w:eastAsia="Arial" w:hAnsi="Arial"/>
@@ -12268,7 +12268,7 @@
             <w:pPr>
               <w:spacing w:after="20" w:before="0"/>
             </w:pPr>
-            <w:hyperlink w:history="1" r:id="rIdfrad8z5hp33nx_xraiiro">
+            <w:hyperlink w:history="1" r:id="rId8ic0btejvs74dorr3qfvs">
               <w:r>
                 <w:rPr>
                   <w:rFonts w:ascii="Arial" w:cs="Arial" w:eastAsia="Arial" w:hAnsi="Arial"/>
@@ -12301,7 +12301,7 @@
               <w:spacing w:after="10" w:before="0"/>
               <w:ind w:left="120"/>
             </w:pPr>
-            <w:hyperlink w:history="1" r:id="rIdsz2txhkjbjodz_b6nzmat">
+            <w:hyperlink w:history="1" r:id="rIdyjz4cpzvkvyrn0jpvvzr2">
               <w:r>
                 <w:rPr>
                   <w:rFonts w:ascii="Arial" w:cs="Arial" w:eastAsia="Arial" w:hAnsi="Arial"/>
@@ -12346,7 +12346,7 @@
             <w:pPr>
               <w:spacing w:after="20" w:before="0"/>
             </w:pPr>
-            <w:hyperlink w:history="1" r:id="rIdxh-7b2yrfr-9l9gzo23ms">
+            <w:hyperlink w:history="1" r:id="rIdaj7dwmjn4mdmpzjpuyebw">
               <w:r>
                 <w:rPr>
                   <w:rFonts w:ascii="Arial" w:cs="Arial" w:eastAsia="Arial" w:hAnsi="Arial"/>
@@ -12379,7 +12379,7 @@
               <w:spacing w:after="10" w:before="0"/>
               <w:ind w:left="120"/>
             </w:pPr>
-            <w:hyperlink w:history="1" r:id="rIdvzqwovjujpgr7qfmvx0n0">
+            <w:hyperlink w:history="1" r:id="rIdbkrciysc10ghxhpds8ocf">
               <w:r>
                 <w:rPr>
                   <w:rFonts w:ascii="Arial" w:cs="Arial" w:eastAsia="Arial" w:hAnsi="Arial"/>
@@ -12650,7 +12650,7 @@
             <w:pPr>
               <w:spacing w:after="20" w:before="0"/>
             </w:pPr>
-            <w:hyperlink w:history="1" r:id="rIdeq7xjuhxrztlv_n66tev3">
+            <w:hyperlink w:history="1" r:id="rIdi4npt_0oviceyblfkhrqt">
               <w:r>
                 <w:rPr>
                   <w:rFonts w:ascii="Arial" w:cs="Arial" w:eastAsia="Arial" w:hAnsi="Arial"/>
@@ -12683,7 +12683,7 @@
               <w:spacing w:after="10" w:before="0"/>
               <w:ind w:left="120"/>
             </w:pPr>
-            <w:hyperlink w:history="1" r:id="rId4gdlm9hmeekensqkmwvcj">
+            <w:hyperlink w:history="1" r:id="rIdfnlxnemngrgzemfu9ogfx">
               <w:r>
                 <w:rPr>
                   <w:rFonts w:ascii="Arial" w:cs="Arial" w:eastAsia="Arial" w:hAnsi="Arial"/>
@@ -12728,7 +12728,7 @@
             <w:pPr>
               <w:spacing w:after="20" w:before="0"/>
             </w:pPr>
-            <w:hyperlink w:history="1" r:id="rIdcir5irp2-smo0rpvlp0qd">
+            <w:hyperlink w:history="1" r:id="rIdb7t3vnny57v4xuff-mpnx">
               <w:r>
                 <w:rPr>
                   <w:rFonts w:ascii="Arial" w:cs="Arial" w:eastAsia="Arial" w:hAnsi="Arial"/>
@@ -12761,7 +12761,7 @@
               <w:spacing w:after="10" w:before="0"/>
               <w:ind w:left="120"/>
             </w:pPr>
-            <w:hyperlink w:history="1" r:id="rIdiv3swhvzlfn1qnc0r5zdg">
+            <w:hyperlink w:history="1" r:id="rIddqp76syvpmz6uwco_fwh0">
               <w:r>
                 <w:rPr>
                   <w:rFonts w:ascii="Arial" w:cs="Arial" w:eastAsia="Arial" w:hAnsi="Arial"/>
@@ -13108,7 +13108,7 @@
             <w:pPr>
               <w:spacing w:after="20" w:before="0"/>
             </w:pPr>
-            <w:hyperlink w:history="1" r:id="rId_kio0unityhrhto7e-qbv">
+            <w:hyperlink w:history="1" r:id="rId8wzjhpacivjnujsa_9r4o">
               <w:r>
                 <w:rPr>
                   <w:rFonts w:ascii="Arial" w:cs="Arial" w:eastAsia="Arial" w:hAnsi="Arial"/>
@@ -13141,7 +13141,7 @@
               <w:spacing w:after="10" w:before="0"/>
               <w:ind w:left="120"/>
             </w:pPr>
-            <w:hyperlink w:history="1" r:id="rId1s2tu4twlu7uc8qzn5oyz">
+            <w:hyperlink w:history="1" r:id="rId_yyqkayjecg2fixgzaxpr">
               <w:r>
                 <w:rPr>
                   <w:rFonts w:ascii="Arial" w:cs="Arial" w:eastAsia="Arial" w:hAnsi="Arial"/>
@@ -13186,7 +13186,7 @@
             <w:pPr>
               <w:spacing w:after="20" w:before="0"/>
             </w:pPr>
-            <w:hyperlink w:history="1" r:id="rIdfrs8gwr0haxa6qa7orxxs">
+            <w:hyperlink w:history="1" r:id="rIdlc-eggz_iinwy-tnwhngu">
               <w:r>
                 <w:rPr>
                   <w:rFonts w:ascii="Arial" w:cs="Arial" w:eastAsia="Arial" w:hAnsi="Arial"/>
@@ -13219,7 +13219,7 @@
               <w:spacing w:after="10" w:before="0"/>
               <w:ind w:left="120"/>
             </w:pPr>
-            <w:hyperlink w:history="1" r:id="rIdroq7eeaf6vzxlsfk6pco5">
+            <w:hyperlink w:history="1" r:id="rIdp2znrq2ksfgljuvcjjcl-">
               <w:r>
                 <w:rPr>
                   <w:rFonts w:ascii="Arial" w:cs="Arial" w:eastAsia="Arial" w:hAnsi="Arial"/>
@@ -13414,7 +13414,7 @@
             <w:pPr>
               <w:spacing w:after="20" w:before="0"/>
             </w:pPr>
-            <w:hyperlink w:history="1" r:id="rIdnzsr17me1chqzux871eir">
+            <w:hyperlink w:history="1" r:id="rIdgs8u-xb1r6kifvvswqdub">
               <w:r>
                 <w:rPr>
                   <w:rFonts w:ascii="Arial" w:cs="Arial" w:eastAsia="Arial" w:hAnsi="Arial"/>
@@ -13447,7 +13447,7 @@
               <w:spacing w:after="10" w:before="0"/>
               <w:ind w:left="120"/>
             </w:pPr>
-            <w:hyperlink w:history="1" r:id="rId8vnrbwypm4ejujmbwomi4">
+            <w:hyperlink w:history="1" r:id="rIdghumybimd6g2jlpg0qtro">
               <w:r>
                 <w:rPr>
                   <w:rFonts w:ascii="Arial" w:cs="Arial" w:eastAsia="Arial" w:hAnsi="Arial"/>
@@ -13492,7 +13492,7 @@
             <w:pPr>
               <w:spacing w:after="20" w:before="0"/>
             </w:pPr>
-            <w:hyperlink w:history="1" r:id="rIdziuoabpcogbr_8rx2sbeu">
+            <w:hyperlink w:history="1" r:id="rIdsp8fl6dt17ye3a6myscq7">
               <w:r>
                 <w:rPr>
                   <w:rFonts w:ascii="Arial" w:cs="Arial" w:eastAsia="Arial" w:hAnsi="Arial"/>
@@ -13525,7 +13525,7 @@
               <w:spacing w:after="10" w:before="0"/>
               <w:ind w:left="120"/>
             </w:pPr>
-            <w:hyperlink w:history="1" r:id="rIdpdwscdyye8tuvik9lhmdh">
+            <w:hyperlink w:history="1" r:id="rId64u81rotyuoyy0qokf_fi">
               <w:r>
                 <w:rPr>
                   <w:rFonts w:ascii="Arial" w:cs="Arial" w:eastAsia="Arial" w:hAnsi="Arial"/>
@@ -15012,7 +15012,7 @@
             <w:pPr>
               <w:spacing w:after="20" w:before="0"/>
             </w:pPr>
-            <w:hyperlink w:history="1" r:id="rId1jodimihfnadmush6k-oz">
+            <w:hyperlink w:history="1" r:id="rIdia5ficdcjnxlrzcrfqw2y">
               <w:r>
                 <w:rPr>
                   <w:rFonts w:ascii="Arial" w:cs="Arial" w:eastAsia="Arial" w:hAnsi="Arial"/>
@@ -15045,7 +15045,7 @@
               <w:spacing w:after="10" w:before="0"/>
               <w:ind w:left="120"/>
             </w:pPr>
-            <w:hyperlink w:history="1" r:id="rIdabrkgc6dzhqqo1y0pu_a1">
+            <w:hyperlink w:history="1" r:id="rIdlxk7cfajmhnf3mkhntm4u">
               <w:r>
                 <w:rPr>
                   <w:rFonts w:ascii="Arial" w:cs="Arial" w:eastAsia="Arial" w:hAnsi="Arial"/>
@@ -15090,7 +15090,7 @@
             <w:pPr>
               <w:spacing w:after="20" w:before="0"/>
             </w:pPr>
-            <w:hyperlink w:history="1" r:id="rIdjonlxsasprhowdn1uqvvb">
+            <w:hyperlink w:history="1" r:id="rIdty3rml7rs5lumelzmetok">
               <w:r>
                 <w:rPr>
                   <w:rFonts w:ascii="Arial" w:cs="Arial" w:eastAsia="Arial" w:hAnsi="Arial"/>
@@ -15123,7 +15123,7 @@
               <w:spacing w:after="10" w:before="0"/>
               <w:ind w:left="120"/>
             </w:pPr>
-            <w:hyperlink w:history="1" r:id="rIdm7qhjdlx1indexjtdyluq">
+            <w:hyperlink w:history="1" r:id="rId8estmzs8iscxdhfvrqbge">
               <w:r>
                 <w:rPr>
                   <w:rFonts w:ascii="Arial" w:cs="Arial" w:eastAsia="Arial" w:hAnsi="Arial"/>
@@ -15318,7 +15318,7 @@
             <w:pPr>
               <w:spacing w:after="20" w:before="0"/>
             </w:pPr>
-            <w:hyperlink w:history="1" r:id="rIdqqxmoxu4z3ccjewztkacw">
+            <w:hyperlink w:history="1" r:id="rIdfgzqmfoljrrnqi2qr9tmo">
               <w:r>
                 <w:rPr>
                   <w:rFonts w:ascii="Arial" w:cs="Arial" w:eastAsia="Arial" w:hAnsi="Arial"/>
@@ -15351,7 +15351,7 @@
               <w:spacing w:after="10" w:before="0"/>
               <w:ind w:left="120"/>
             </w:pPr>
-            <w:hyperlink w:history="1" r:id="rIdstviugaacvttyx5zcpthm">
+            <w:hyperlink w:history="1" r:id="rId-xjup38zp-6zeogclq3t9">
               <w:r>
                 <w:rPr>
                   <w:rFonts w:ascii="Arial" w:cs="Arial" w:eastAsia="Arial" w:hAnsi="Arial"/>
@@ -15396,7 +15396,7 @@
             <w:pPr>
               <w:spacing w:after="20" w:before="0"/>
             </w:pPr>
-            <w:hyperlink w:history="1" r:id="rId0i4ontg9hcmtc8vz9ndo1">
+            <w:hyperlink w:history="1" r:id="rIdkpl3naemaam9hg56lhpvj">
               <w:r>
                 <w:rPr>
                   <w:rFonts w:ascii="Arial" w:cs="Arial" w:eastAsia="Arial" w:hAnsi="Arial"/>
@@ -15429,7 +15429,7 @@
               <w:spacing w:after="10" w:before="0"/>
               <w:ind w:left="120"/>
             </w:pPr>
-            <w:hyperlink w:history="1" r:id="rIdhgqzqzdayo2_uh0vrhs8w">
+            <w:hyperlink w:history="1" r:id="rIdmcxy1hgyo5hogav-mc8zw">
               <w:r>
                 <w:rPr>
                   <w:rFonts w:ascii="Arial" w:cs="Arial" w:eastAsia="Arial" w:hAnsi="Arial"/>
@@ -15624,7 +15624,7 @@
             <w:pPr>
               <w:spacing w:after="20" w:before="0"/>
             </w:pPr>
-            <w:hyperlink w:history="1" r:id="rIdnrewaiws1oenmi-wwruad">
+            <w:hyperlink w:history="1" r:id="rIddcpazhamoaqv7s9oaysqu">
               <w:r>
                 <w:rPr>
                   <w:rFonts w:ascii="Arial" w:cs="Arial" w:eastAsia="Arial" w:hAnsi="Arial"/>
@@ -15657,7 +15657,7 @@
               <w:spacing w:after="10" w:before="0"/>
               <w:ind w:left="120"/>
             </w:pPr>
-            <w:hyperlink w:history="1" r:id="rIdholpmsx-jwkv9rutj2bpg">
+            <w:hyperlink w:history="1" r:id="rIdxh6qakjiyjuxlpe4x2kot">
               <w:r>
                 <w:rPr>
                   <w:rFonts w:ascii="Arial" w:cs="Arial" w:eastAsia="Arial" w:hAnsi="Arial"/>
@@ -15702,7 +15702,7 @@
             <w:pPr>
               <w:spacing w:after="20" w:before="0"/>
             </w:pPr>
-            <w:hyperlink w:history="1" r:id="rIdi7wl3llbbfrpj-sf26gva">
+            <w:hyperlink w:history="1" r:id="rIdo55nqczrow1mpsqvpxz-a">
               <w:r>
                 <w:rPr>
                   <w:rFonts w:ascii="Arial" w:cs="Arial" w:eastAsia="Arial" w:hAnsi="Arial"/>
@@ -15735,7 +15735,7 @@
               <w:spacing w:after="10" w:before="0"/>
               <w:ind w:left="120"/>
             </w:pPr>
-            <w:hyperlink w:history="1" r:id="rIdxetsto-ywuotz6uwymwut">
+            <w:hyperlink w:history="1" r:id="rId4nt5vvypd8m36hkumpnnm">
               <w:r>
                 <w:rPr>
                   <w:rFonts w:ascii="Arial" w:cs="Arial" w:eastAsia="Arial" w:hAnsi="Arial"/>
@@ -15930,7 +15930,7 @@
             <w:pPr>
               <w:spacing w:after="20" w:before="0"/>
             </w:pPr>
-            <w:hyperlink w:history="1" r:id="rId8iinzn3jqf1iue1iellep">
+            <w:hyperlink w:history="1" r:id="rIdrp7lvo8sflt-3tut89mdo">
               <w:r>
                 <w:rPr>
                   <w:rFonts w:ascii="Arial" w:cs="Arial" w:eastAsia="Arial" w:hAnsi="Arial"/>
@@ -15963,7 +15963,7 @@
               <w:spacing w:after="10" w:before="0"/>
               <w:ind w:left="120"/>
             </w:pPr>
-            <w:hyperlink w:history="1" r:id="rIdoc9tgwfcy3jmbto5gs3nj">
+            <w:hyperlink w:history="1" r:id="rIdarurg9lrhy7x3uwtmsgqo">
               <w:r>
                 <w:rPr>
                   <w:rFonts w:ascii="Arial" w:cs="Arial" w:eastAsia="Arial" w:hAnsi="Arial"/>
@@ -16008,7 +16008,7 @@
             <w:pPr>
               <w:spacing w:after="20" w:before="0"/>
             </w:pPr>
-            <w:hyperlink w:history="1" r:id="rIdcs1asde68f5lsaqcx_tdi">
+            <w:hyperlink w:history="1" r:id="rId0l2xj5n2ejm91qnwvppyq">
               <w:r>
                 <w:rPr>
                   <w:rFonts w:ascii="Arial" w:cs="Arial" w:eastAsia="Arial" w:hAnsi="Arial"/>
@@ -16041,7 +16041,7 @@
               <w:spacing w:after="10" w:before="0"/>
               <w:ind w:left="120"/>
             </w:pPr>
-            <w:hyperlink w:history="1" r:id="rId6yohbd2fej6wq5n-hpmf0">
+            <w:hyperlink w:history="1" r:id="rIda6vrpghhwplu8qn9pu9ly">
               <w:r>
                 <w:rPr>
                   <w:rFonts w:ascii="Arial" w:cs="Arial" w:eastAsia="Arial" w:hAnsi="Arial"/>
@@ -16236,7 +16236,7 @@
             <w:pPr>
               <w:spacing w:after="20" w:before="0"/>
             </w:pPr>
-            <w:hyperlink w:history="1" r:id="rIdge1mgnanrvozl_b2fjpug">
+            <w:hyperlink w:history="1" r:id="rIddwpuksbpfjjmcsj2ibwqs">
               <w:r>
                 <w:rPr>
                   <w:rFonts w:ascii="Arial" w:cs="Arial" w:eastAsia="Arial" w:hAnsi="Arial"/>
@@ -16269,7 +16269,7 @@
               <w:spacing w:after="10" w:before="0"/>
               <w:ind w:left="120"/>
             </w:pPr>
-            <w:hyperlink w:history="1" r:id="rIdkndmzfjyy_wj3dxrfgrhy">
+            <w:hyperlink w:history="1" r:id="rIdm1t-snkbukydcdn36_3jl">
               <w:r>
                 <w:rPr>
                   <w:rFonts w:ascii="Arial" w:cs="Arial" w:eastAsia="Arial" w:hAnsi="Arial"/>
@@ -16314,7 +16314,7 @@
             <w:pPr>
               <w:spacing w:after="20" w:before="0"/>
             </w:pPr>
-            <w:hyperlink w:history="1" r:id="rIdl17ulllb-dzkry2rntkol">
+            <w:hyperlink w:history="1" r:id="rIdbi0-icjnm794lnoc3g2x4">
               <w:r>
                 <w:rPr>
                   <w:rFonts w:ascii="Arial" w:cs="Arial" w:eastAsia="Arial" w:hAnsi="Arial"/>
@@ -16347,7 +16347,7 @@
               <w:spacing w:after="10" w:before="0"/>
               <w:ind w:left="120"/>
             </w:pPr>
-            <w:hyperlink w:history="1" r:id="rIdeubulwbrrqzry4hypgmia">
+            <w:hyperlink w:history="1" r:id="rIdjdbu3awqylatalumo8ou2">
               <w:r>
                 <w:rPr>
                   <w:rFonts w:ascii="Arial" w:cs="Arial" w:eastAsia="Arial" w:hAnsi="Arial"/>
@@ -17929,7 +17929,7 @@
             <w:pPr>
               <w:spacing w:after="20" w:before="0"/>
             </w:pPr>
-            <w:hyperlink w:history="1" r:id="rIdq6rhhh2c4309y4bj-sa59">
+            <w:hyperlink w:history="1" r:id="rId5pmxhiqqrxohwuyk0qhsz">
               <w:r>
                 <w:rPr>
                   <w:rFonts w:ascii="Arial" w:cs="Arial" w:eastAsia="Arial" w:hAnsi="Arial"/>
@@ -17962,7 +17962,7 @@
               <w:spacing w:after="10" w:before="0"/>
               <w:ind w:left="120"/>
             </w:pPr>
-            <w:hyperlink w:history="1" r:id="rIdw9u6jlshmdkomg5mhaniq">
+            <w:hyperlink w:history="1" r:id="rId0mdfc7smzn4lpgthjkcac">
               <w:r>
                 <w:rPr>
                   <w:rFonts w:ascii="Arial" w:cs="Arial" w:eastAsia="Arial" w:hAnsi="Arial"/>
@@ -18007,7 +18007,7 @@
             <w:pPr>
               <w:spacing w:after="20" w:before="0"/>
             </w:pPr>
-            <w:hyperlink w:history="1" r:id="rIdzkrgzf8gcjfxyw1s2jsty">
+            <w:hyperlink w:history="1" r:id="rId7ezogtt8nijkusm9xso_d">
               <w:r>
                 <w:rPr>
                   <w:rFonts w:ascii="Arial" w:cs="Arial" w:eastAsia="Arial" w:hAnsi="Arial"/>
@@ -18040,7 +18040,7 @@
               <w:spacing w:after="10" w:before="0"/>
               <w:ind w:left="120"/>
             </w:pPr>
-            <w:hyperlink w:history="1" r:id="rIdv9gdhb9zpuxserujp1r-o">
+            <w:hyperlink w:history="1" r:id="rIdfkpkbyi_vf3ustyryto9k">
               <w:r>
                 <w:rPr>
                   <w:rFonts w:ascii="Arial" w:cs="Arial" w:eastAsia="Arial" w:hAnsi="Arial"/>
@@ -18235,7 +18235,7 @@
             <w:pPr>
               <w:spacing w:after="20" w:before="0"/>
             </w:pPr>
-            <w:hyperlink w:history="1" r:id="rIdtfep-gwwkx2bib6o5djud">
+            <w:hyperlink w:history="1" r:id="rIdkbxcrobmrehqcblhp5xvh">
               <w:r>
                 <w:rPr>
                   <w:rFonts w:ascii="Arial" w:cs="Arial" w:eastAsia="Arial" w:hAnsi="Arial"/>
@@ -18268,7 +18268,7 @@
               <w:spacing w:after="10" w:before="0"/>
               <w:ind w:left="120"/>
             </w:pPr>
-            <w:hyperlink w:history="1" r:id="rIdbvtnyufrturkfw-h9homj">
+            <w:hyperlink w:history="1" r:id="rIdmclmwybgct6irenligwes">
               <w:r>
                 <w:rPr>
                   <w:rFonts w:ascii="Arial" w:cs="Arial" w:eastAsia="Arial" w:hAnsi="Arial"/>
@@ -18313,7 +18313,7 @@
             <w:pPr>
               <w:spacing w:after="20" w:before="0"/>
             </w:pPr>
-            <w:hyperlink w:history="1" r:id="rIdjc5uuuxnwjhzznbmre9v1">
+            <w:hyperlink w:history="1" r:id="rId9hex11wb6isx-hwnk3jkp">
               <w:r>
                 <w:rPr>
                   <w:rFonts w:ascii="Arial" w:cs="Arial" w:eastAsia="Arial" w:hAnsi="Arial"/>
@@ -18346,7 +18346,7 @@
               <w:spacing w:after="10" w:before="0"/>
               <w:ind w:left="120"/>
             </w:pPr>
-            <w:hyperlink w:history="1" r:id="rIdyyog6woy_vcdg95-aahrq">
+            <w:hyperlink w:history="1" r:id="rIdxpxd_xc91sno9pf463alu">
               <w:r>
                 <w:rPr>
                   <w:rFonts w:ascii="Arial" w:cs="Arial" w:eastAsia="Arial" w:hAnsi="Arial"/>
@@ -18693,7 +18693,7 @@
             <w:pPr>
               <w:spacing w:after="20" w:before="0"/>
             </w:pPr>
-            <w:hyperlink w:history="1" r:id="rIdiyquwyxoe6fsdezoaxb04">
+            <w:hyperlink w:history="1" r:id="rIdeawe4xktmpie7vdufl7f0">
               <w:r>
                 <w:rPr>
                   <w:rFonts w:ascii="Arial" w:cs="Arial" w:eastAsia="Arial" w:hAnsi="Arial"/>
@@ -18726,7 +18726,7 @@
               <w:spacing w:after="10" w:before="0"/>
               <w:ind w:left="120"/>
             </w:pPr>
-            <w:hyperlink w:history="1" r:id="rIdcqfdmsn1jimfbqvbl1yx9">
+            <w:hyperlink w:history="1" r:id="rIdftic2fmgy8fss6ppuslqz">
               <w:r>
                 <w:rPr>
                   <w:rFonts w:ascii="Arial" w:cs="Arial" w:eastAsia="Arial" w:hAnsi="Arial"/>
@@ -18771,7 +18771,7 @@
             <w:pPr>
               <w:spacing w:after="20" w:before="0"/>
             </w:pPr>
-            <w:hyperlink w:history="1" r:id="rIdwqpv4ginbkq3tn5y3nj82">
+            <w:hyperlink w:history="1" r:id="rId1volqrig9-ilyoltv5xps">
               <w:r>
                 <w:rPr>
                   <w:rFonts w:ascii="Arial" w:cs="Arial" w:eastAsia="Arial" w:hAnsi="Arial"/>
@@ -18804,7 +18804,7 @@
               <w:spacing w:after="10" w:before="0"/>
               <w:ind w:left="120"/>
             </w:pPr>
-            <w:hyperlink w:history="1" r:id="rIdh34bu3oap38redmh5oh1k">
+            <w:hyperlink w:history="1" r:id="rId9gj5itifwwe5juxry6q84">
               <w:r>
                 <w:rPr>
                   <w:rFonts w:ascii="Arial" w:cs="Arial" w:eastAsia="Arial" w:hAnsi="Arial"/>
@@ -19151,7 +19151,7 @@
             <w:pPr>
               <w:spacing w:after="20" w:before="0"/>
             </w:pPr>
-            <w:hyperlink w:history="1" r:id="rIdjwlikcxzldcvxyblzwsyp">
+            <w:hyperlink w:history="1" r:id="rIdsr6hpt7jjh1dd6ruwiw_i">
               <w:r>
                 <w:rPr>
                   <w:rFonts w:ascii="Arial" w:cs="Arial" w:eastAsia="Arial" w:hAnsi="Arial"/>
@@ -19184,7 +19184,7 @@
               <w:spacing w:after="10" w:before="0"/>
               <w:ind w:left="120"/>
             </w:pPr>
-            <w:hyperlink w:history="1" r:id="rIddadr9qnf3zyvbxxmbqv7h">
+            <w:hyperlink w:history="1" r:id="rIdb5pwril_ofymgwzxtjsyw">
               <w:r>
                 <w:rPr>
                   <w:rFonts w:ascii="Arial" w:cs="Arial" w:eastAsia="Arial" w:hAnsi="Arial"/>
@@ -19229,7 +19229,7 @@
             <w:pPr>
               <w:spacing w:after="20" w:before="0"/>
             </w:pPr>
-            <w:hyperlink w:history="1" r:id="rIdn1woxmfsmxmy5r_fi7vgf">
+            <w:hyperlink w:history="1" r:id="rIdrugqbiw-nszi9oumxcpve">
               <w:r>
                 <w:rPr>
                   <w:rFonts w:ascii="Arial" w:cs="Arial" w:eastAsia="Arial" w:hAnsi="Arial"/>
@@ -19262,7 +19262,7 @@
               <w:spacing w:after="10" w:before="0"/>
               <w:ind w:left="120"/>
             </w:pPr>
-            <w:hyperlink w:history="1" r:id="rIdbpcczrgus76dthrmox1tp">
+            <w:hyperlink w:history="1" r:id="rIdqflqitzdqraqvkaxlv3bh">
               <w:r>
                 <w:rPr>
                   <w:rFonts w:ascii="Arial" w:cs="Arial" w:eastAsia="Arial" w:hAnsi="Arial"/>
@@ -19457,7 +19457,7 @@
             <w:pPr>
               <w:spacing w:after="20" w:before="0"/>
             </w:pPr>
-            <w:hyperlink w:history="1" r:id="rIde-xhihb2fbjpg0aapadzd">
+            <w:hyperlink w:history="1" r:id="rIdrt5560sabh3s9t2cvnfhv">
               <w:r>
                 <w:rPr>
                   <w:rFonts w:ascii="Arial" w:cs="Arial" w:eastAsia="Arial" w:hAnsi="Arial"/>
@@ -19490,7 +19490,7 @@
               <w:spacing w:after="10" w:before="0"/>
               <w:ind w:left="120"/>
             </w:pPr>
-            <w:hyperlink w:history="1" r:id="rIdego7t3bqdijympn8skhko">
+            <w:hyperlink w:history="1" r:id="rIdivcy6f61eszu8g7iaeyxp">
               <w:r>
                 <w:rPr>
                   <w:rFonts w:ascii="Arial" w:cs="Arial" w:eastAsia="Arial" w:hAnsi="Arial"/>
@@ -19535,7 +19535,7 @@
             <w:pPr>
               <w:spacing w:after="20" w:before="0"/>
             </w:pPr>
-            <w:hyperlink w:history="1" r:id="rIdvfskgavwgfr3zv29ouvm2">
+            <w:hyperlink w:history="1" r:id="rIdummyrydt_yywpizdheq4j">
               <w:r>
                 <w:rPr>
                   <w:rFonts w:ascii="Arial" w:cs="Arial" w:eastAsia="Arial" w:hAnsi="Arial"/>
@@ -19568,7 +19568,7 @@
               <w:spacing w:after="10" w:before="0"/>
               <w:ind w:left="120"/>
             </w:pPr>
-            <w:hyperlink w:history="1" r:id="rIdkbkmgiub3mu7vpqtzihnq">
+            <w:hyperlink w:history="1" r:id="rIddx8ykxipo3w4eilsviip_">
               <w:r>
                 <w:rPr>
                   <w:rFonts w:ascii="Arial" w:cs="Arial" w:eastAsia="Arial" w:hAnsi="Arial"/>
@@ -21245,7 +21245,7 @@
             <w:pPr>
               <w:spacing w:after="20" w:before="0"/>
             </w:pPr>
-            <w:hyperlink w:history="1" r:id="rIdjd8n7syfbywe48cf7j3dw">
+            <w:hyperlink w:history="1" r:id="rIdutoj7w5l6gvbjh6rnr7e8">
               <w:r>
                 <w:rPr>
                   <w:rFonts w:ascii="Arial" w:cs="Arial" w:eastAsia="Arial" w:hAnsi="Arial"/>
@@ -21278,7 +21278,7 @@
               <w:spacing w:after="10" w:before="0"/>
               <w:ind w:left="120"/>
             </w:pPr>
-            <w:hyperlink w:history="1" r:id="rIdxeesl6i7aqe8skoayiznv">
+            <w:hyperlink w:history="1" r:id="rIdxoc4avhgitxufcj2rklz-">
               <w:r>
                 <w:rPr>
                   <w:rFonts w:ascii="Arial" w:cs="Arial" w:eastAsia="Arial" w:hAnsi="Arial"/>
@@ -21323,7 +21323,7 @@
             <w:pPr>
               <w:spacing w:after="20" w:before="0"/>
             </w:pPr>
-            <w:hyperlink w:history="1" r:id="rIdncobzdsh6hdqq5cafkoiv">
+            <w:hyperlink w:history="1" r:id="rId0s6gmewoevg0gypd7nyd6">
               <w:r>
                 <w:rPr>
                   <w:rFonts w:ascii="Arial" w:cs="Arial" w:eastAsia="Arial" w:hAnsi="Arial"/>
@@ -21356,7 +21356,7 @@
               <w:spacing w:after="10" w:before="0"/>
               <w:ind w:left="120"/>
             </w:pPr>
-            <w:hyperlink w:history="1" r:id="rIdbwruvp5lxqvbkfgc-wq4t">
+            <w:hyperlink w:history="1" r:id="rIdh3ukn1ezq3syd3lbuukb9">
               <w:r>
                 <w:rPr>
                   <w:rFonts w:ascii="Arial" w:cs="Arial" w:eastAsia="Arial" w:hAnsi="Arial"/>
@@ -21551,7 +21551,7 @@
             <w:pPr>
               <w:spacing w:after="20" w:before="0"/>
             </w:pPr>
-            <w:hyperlink w:history="1" r:id="rIdfsyc8jtrh97aeyrfxprvx">
+            <w:hyperlink w:history="1" r:id="rId8bhnk2ihbvb9k32rjznyi">
               <w:r>
                 <w:rPr>
                   <w:rFonts w:ascii="Arial" w:cs="Arial" w:eastAsia="Arial" w:hAnsi="Arial"/>
@@ -21584,7 +21584,7 @@
               <w:spacing w:after="10" w:before="0"/>
               <w:ind w:left="120"/>
             </w:pPr>
-            <w:hyperlink w:history="1" r:id="rIdbkclajdytor7zaz7eeft_">
+            <w:hyperlink w:history="1" r:id="rId6exymsy8wx-mdnfqw3fcl">
               <w:r>
                 <w:rPr>
                   <w:rFonts w:ascii="Arial" w:cs="Arial" w:eastAsia="Arial" w:hAnsi="Arial"/>
@@ -21629,7 +21629,7 @@
             <w:pPr>
               <w:spacing w:after="20" w:before="0"/>
             </w:pPr>
-            <w:hyperlink w:history="1" r:id="rIdbsyiplef7ksx-yiwamdl5">
+            <w:hyperlink w:history="1" r:id="rIdowwwevqlhxsqd6e_wyrzx">
               <w:r>
                 <w:rPr>
                   <w:rFonts w:ascii="Arial" w:cs="Arial" w:eastAsia="Arial" w:hAnsi="Arial"/>
@@ -21662,7 +21662,7 @@
               <w:spacing w:after="10" w:before="0"/>
               <w:ind w:left="120"/>
             </w:pPr>
-            <w:hyperlink w:history="1" r:id="rIdvmrqhpfkxes3osbhhijh_">
+            <w:hyperlink w:history="1" r:id="rId7lsjbqw5mkt0zadwwrhuc">
               <w:r>
                 <w:rPr>
                   <w:rFonts w:ascii="Arial" w:cs="Arial" w:eastAsia="Arial" w:hAnsi="Arial"/>
@@ -22009,7 +22009,7 @@
             <w:pPr>
               <w:spacing w:after="20" w:before="0"/>
             </w:pPr>
-            <w:hyperlink w:history="1" r:id="rIddgzmoqtsmugdfyz-q97tq">
+            <w:hyperlink w:history="1" r:id="rIdhxeoxcwq4ojr0j80d4j16">
               <w:r>
                 <w:rPr>
                   <w:rFonts w:ascii="Arial" w:cs="Arial" w:eastAsia="Arial" w:hAnsi="Arial"/>
@@ -22042,7 +22042,7 @@
               <w:spacing w:after="10" w:before="0"/>
               <w:ind w:left="120"/>
             </w:pPr>
-            <w:hyperlink w:history="1" r:id="rIddduwxkfkhrzfwi-d0xs_d">
+            <w:hyperlink w:history="1" r:id="rIdli-jxsgr18flcrmkw6cgw">
               <w:r>
                 <w:rPr>
                   <w:rFonts w:ascii="Arial" w:cs="Arial" w:eastAsia="Arial" w:hAnsi="Arial"/>
@@ -22087,7 +22087,7 @@
             <w:pPr>
               <w:spacing w:after="20" w:before="0"/>
             </w:pPr>
-            <w:hyperlink w:history="1" r:id="rIdom0syydmqwlgl77vbv6lg">
+            <w:hyperlink w:history="1" r:id="rIdu4_ezflcdyhmj6ayy9lhg">
               <w:r>
                 <w:rPr>
                   <w:rFonts w:ascii="Arial" w:cs="Arial" w:eastAsia="Arial" w:hAnsi="Arial"/>
@@ -22120,7 +22120,7 @@
               <w:spacing w:after="10" w:before="0"/>
               <w:ind w:left="120"/>
             </w:pPr>
-            <w:hyperlink w:history="1" r:id="rId237trka-zz9yuajwzi024">
+            <w:hyperlink w:history="1" r:id="rIdpbuxgs9g9ukvtu_fiw2cv">
               <w:r>
                 <w:rPr>
                   <w:rFonts w:ascii="Arial" w:cs="Arial" w:eastAsia="Arial" w:hAnsi="Arial"/>
@@ -22391,7 +22391,7 @@
             <w:pPr>
               <w:spacing w:after="20" w:before="0"/>
             </w:pPr>
-            <w:hyperlink w:history="1" r:id="rIdi_kt2pfhgss2rv9u6k2pb">
+            <w:hyperlink w:history="1" r:id="rIdbx4sbgzqmzhfgy1ldgvyu">
               <w:r>
                 <w:rPr>
                   <w:rFonts w:ascii="Arial" w:cs="Arial" w:eastAsia="Arial" w:hAnsi="Arial"/>
@@ -22424,7 +22424,7 @@
               <w:spacing w:after="10" w:before="0"/>
               <w:ind w:left="120"/>
             </w:pPr>
-            <w:hyperlink w:history="1" r:id="rIdfkg-vhomczokfjnyfo7l4">
+            <w:hyperlink w:history="1" r:id="rId0nqa7wdjrgjvimclslwuk">
               <w:r>
                 <w:rPr>
                   <w:rFonts w:ascii="Arial" w:cs="Arial" w:eastAsia="Arial" w:hAnsi="Arial"/>
@@ -22469,7 +22469,7 @@
             <w:pPr>
               <w:spacing w:after="20" w:before="0"/>
             </w:pPr>
-            <w:hyperlink w:history="1" r:id="rIdbsyys1twew0x39vrwid_f">
+            <w:hyperlink w:history="1" r:id="rIdvvaupczgjrtabfx_2uyvv">
               <w:r>
                 <w:rPr>
                   <w:rFonts w:ascii="Arial" w:cs="Arial" w:eastAsia="Arial" w:hAnsi="Arial"/>
@@ -22502,7 +22502,7 @@
               <w:spacing w:after="10" w:before="0"/>
               <w:ind w:left="120"/>
             </w:pPr>
-            <w:hyperlink w:history="1" r:id="rIdjx9dw2x4kyxup7ewruy9g">
+            <w:hyperlink w:history="1" r:id="rIdvb3rkspbbweh0fzkj4kqz">
               <w:r>
                 <w:rPr>
                   <w:rFonts w:ascii="Arial" w:cs="Arial" w:eastAsia="Arial" w:hAnsi="Arial"/>
@@ -22697,7 +22697,7 @@
             <w:pPr>
               <w:spacing w:after="20" w:before="0"/>
             </w:pPr>
-            <w:hyperlink w:history="1" r:id="rIdzumxkl43iz5eohavz0rii">
+            <w:hyperlink w:history="1" r:id="rIdouwfncfklzob9eujqr4xs">
               <w:r>
                 <w:rPr>
                   <w:rFonts w:ascii="Arial" w:cs="Arial" w:eastAsia="Arial" w:hAnsi="Arial"/>
@@ -22730,7 +22730,7 @@
               <w:spacing w:after="10" w:before="0"/>
               <w:ind w:left="120"/>
             </w:pPr>
-            <w:hyperlink w:history="1" r:id="rIdbul5-tivxighny-ylrc9a">
+            <w:hyperlink w:history="1" r:id="rIdl1wc_u38rkadzg5wn-dsv">
               <w:r>
                 <w:rPr>
                   <w:rFonts w:ascii="Arial" w:cs="Arial" w:eastAsia="Arial" w:hAnsi="Arial"/>
@@ -22775,7 +22775,7 @@
             <w:pPr>
               <w:spacing w:after="20" w:before="0"/>
             </w:pPr>
-            <w:hyperlink w:history="1" r:id="rIdpsb-lcfafjgr98jpzuw86">
+            <w:hyperlink w:history="1" r:id="rId9wv6dka76mae25eywtrzz">
               <w:r>
                 <w:rPr>
                   <w:rFonts w:ascii="Arial" w:cs="Arial" w:eastAsia="Arial" w:hAnsi="Arial"/>
@@ -22808,7 +22808,7 @@
               <w:spacing w:after="10" w:before="0"/>
               <w:ind w:left="120"/>
             </w:pPr>
-            <w:hyperlink w:history="1" r:id="rIdjnymemxrh4akpzq1fgpj7">
+            <w:hyperlink w:history="1" r:id="rIdc4v4yqrzkfksmxxxppx6c">
               <w:r>
                 <w:rPr>
                   <w:rFonts w:ascii="Arial" w:cs="Arial" w:eastAsia="Arial" w:hAnsi="Arial"/>
@@ -24447,7 +24447,7 @@
             <w:pPr>
               <w:spacing w:after="20" w:before="0"/>
             </w:pPr>
-            <w:hyperlink w:history="1" r:id="rIdza43uz1bkmnksancwmvkl">
+            <w:hyperlink w:history="1" r:id="rIdsxqgruloruknsfjaiy_hj">
               <w:r>
                 <w:rPr>
                   <w:rFonts w:ascii="Arial" w:cs="Arial" w:eastAsia="Arial" w:hAnsi="Arial"/>
@@ -24480,7 +24480,7 @@
               <w:spacing w:after="10" w:before="0"/>
               <w:ind w:left="120"/>
             </w:pPr>
-            <w:hyperlink w:history="1" r:id="rIdytjdywiliazlmfhlif8er">
+            <w:hyperlink w:history="1" r:id="rIdew9cniinue3ets3hiix7c">
               <w:r>
                 <w:rPr>
                   <w:rFonts w:ascii="Arial" w:cs="Arial" w:eastAsia="Arial" w:hAnsi="Arial"/>
@@ -24525,7 +24525,7 @@
             <w:pPr>
               <w:spacing w:after="20" w:before="0"/>
             </w:pPr>
-            <w:hyperlink w:history="1" r:id="rId_pt7t_tu5kfw4ydwhj1yk">
+            <w:hyperlink w:history="1" r:id="rIdc0limsgzekb2jwt7jmybz">
               <w:r>
                 <w:rPr>
                   <w:rFonts w:ascii="Arial" w:cs="Arial" w:eastAsia="Arial" w:hAnsi="Arial"/>
@@ -24558,7 +24558,7 @@
               <w:spacing w:after="10" w:before="0"/>
               <w:ind w:left="120"/>
             </w:pPr>
-            <w:hyperlink w:history="1" r:id="rIdv1ynt1jlfsni8e7d2avme">
+            <w:hyperlink w:history="1" r:id="rIdnsmtieostmsja-xtumtph">
               <w:r>
                 <w:rPr>
                   <w:rFonts w:ascii="Arial" w:cs="Arial" w:eastAsia="Arial" w:hAnsi="Arial"/>
@@ -24753,7 +24753,7 @@
             <w:pPr>
               <w:spacing w:after="20" w:before="0"/>
             </w:pPr>
-            <w:hyperlink w:history="1" r:id="rId3rnluxos04vtnmpaqwmyz">
+            <w:hyperlink w:history="1" r:id="rIdzpevqk2c74ef60jvyedt7">
               <w:r>
                 <w:rPr>
                   <w:rFonts w:ascii="Arial" w:cs="Arial" w:eastAsia="Arial" w:hAnsi="Arial"/>
@@ -24786,7 +24786,7 @@
               <w:spacing w:after="10" w:before="0"/>
               <w:ind w:left="120"/>
             </w:pPr>
-            <w:hyperlink w:history="1" r:id="rId5kofpat5vtraravyrppqx">
+            <w:hyperlink w:history="1" r:id="rIdv4twfjjto2gae7blrjox7">
               <w:r>
                 <w:rPr>
                   <w:rFonts w:ascii="Arial" w:cs="Arial" w:eastAsia="Arial" w:hAnsi="Arial"/>
@@ -24831,7 +24831,7 @@
             <w:pPr>
               <w:spacing w:after="20" w:before="0"/>
             </w:pPr>
-            <w:hyperlink w:history="1" r:id="rIdxyssrcjjqy78-dw1phlny">
+            <w:hyperlink w:history="1" r:id="rIdfhdvvqudtclvrll9cees0">
               <w:r>
                 <w:rPr>
                   <w:rFonts w:ascii="Arial" w:cs="Arial" w:eastAsia="Arial" w:hAnsi="Arial"/>
@@ -24864,7 +24864,7 @@
               <w:spacing w:after="10" w:before="0"/>
               <w:ind w:left="120"/>
             </w:pPr>
-            <w:hyperlink w:history="1" r:id="rIdbitqkdlhve4mib-yc6s9b">
+            <w:hyperlink w:history="1" r:id="rId7yu6bc0td6yopxuny0vlj">
               <w:r>
                 <w:rPr>
                   <w:rFonts w:ascii="Arial" w:cs="Arial" w:eastAsia="Arial" w:hAnsi="Arial"/>
@@ -25059,7 +25059,7 @@
             <w:pPr>
               <w:spacing w:after="20" w:before="0"/>
             </w:pPr>
-            <w:hyperlink w:history="1" r:id="rIdv99cdgselyrq0cauqnnbg">
+            <w:hyperlink w:history="1" r:id="rIdovmy2dbcctxy-dej8lhst">
               <w:r>
                 <w:rPr>
                   <w:rFonts w:ascii="Arial" w:cs="Arial" w:eastAsia="Arial" w:hAnsi="Arial"/>
@@ -25092,7 +25092,7 @@
               <w:spacing w:after="10" w:before="0"/>
               <w:ind w:left="120"/>
             </w:pPr>
-            <w:hyperlink w:history="1" r:id="rIddaeh_qfax3b8zkp-dl5i9">
+            <w:hyperlink w:history="1" r:id="rIdycxqkj6dl50owkukyao7u">
               <w:r>
                 <w:rPr>
                   <w:rFonts w:ascii="Arial" w:cs="Arial" w:eastAsia="Arial" w:hAnsi="Arial"/>
@@ -25137,7 +25137,7 @@
             <w:pPr>
               <w:spacing w:after="20" w:before="0"/>
             </w:pPr>
-            <w:hyperlink w:history="1" r:id="rIdhhn86m_lriy8eohwdvwar">
+            <w:hyperlink w:history="1" r:id="rId6jz_-m6lijapyw3tmgpgm">
               <w:r>
                 <w:rPr>
                   <w:rFonts w:ascii="Arial" w:cs="Arial" w:eastAsia="Arial" w:hAnsi="Arial"/>
@@ -25170,7 +25170,7 @@
               <w:spacing w:after="10" w:before="0"/>
               <w:ind w:left="120"/>
             </w:pPr>
-            <w:hyperlink w:history="1" r:id="rIdlp5gdzs7pj5dcfh1tsbzc">
+            <w:hyperlink w:history="1" r:id="rIdtrtycfcxfty8w77xyvc1r">
               <w:r>
                 <w:rPr>
                   <w:rFonts w:ascii="Arial" w:cs="Arial" w:eastAsia="Arial" w:hAnsi="Arial"/>
@@ -25365,7 +25365,7 @@
             <w:pPr>
               <w:spacing w:after="20" w:before="0"/>
             </w:pPr>
-            <w:hyperlink w:history="1" r:id="rIdk2-kbqzwnqnjfcm1gecu-">
+            <w:hyperlink w:history="1" r:id="rId4ojhxbfdq85qbjykpcnb_">
               <w:r>
                 <w:rPr>
                   <w:rFonts w:ascii="Arial" w:cs="Arial" w:eastAsia="Arial" w:hAnsi="Arial"/>
@@ -25398,7 +25398,7 @@
               <w:spacing w:after="10" w:before="0"/>
               <w:ind w:left="120"/>
             </w:pPr>
-            <w:hyperlink w:history="1" r:id="rIdyrxz9ekmt60fjh1x9v8bd">
+            <w:hyperlink w:history="1" r:id="rIdi9thkklnxi-tv9kn_wfkm">
               <w:r>
                 <w:rPr>
                   <w:rFonts w:ascii="Arial" w:cs="Arial" w:eastAsia="Arial" w:hAnsi="Arial"/>
@@ -25443,7 +25443,7 @@
             <w:pPr>
               <w:spacing w:after="20" w:before="0"/>
             </w:pPr>
-            <w:hyperlink w:history="1" r:id="rId_2jmnw_lhpavxwby7hdli">
+            <w:hyperlink w:history="1" r:id="rIddesrp-65g-9rogrqbgfr4">
               <w:r>
                 <w:rPr>
                   <w:rFonts w:ascii="Arial" w:cs="Arial" w:eastAsia="Arial" w:hAnsi="Arial"/>
@@ -25476,7 +25476,7 @@
               <w:spacing w:after="10" w:before="0"/>
               <w:ind w:left="120"/>
             </w:pPr>
-            <w:hyperlink w:history="1" r:id="rIdd4wf5ctzj8uvsa3usrw_5">
+            <w:hyperlink w:history="1" r:id="rIdvye6veggn9yilmrgz6ka4">
               <w:r>
                 <w:rPr>
                   <w:rFonts w:ascii="Arial" w:cs="Arial" w:eastAsia="Arial" w:hAnsi="Arial"/>
@@ -25671,7 +25671,7 @@
             <w:pPr>
               <w:spacing w:after="20" w:before="0"/>
             </w:pPr>
-            <w:hyperlink w:history="1" r:id="rIdw3m7mvcjflvlujkaiocfa">
+            <w:hyperlink w:history="1" r:id="rIdr3vev8w-yi86jvxoel7r6">
               <w:r>
                 <w:rPr>
                   <w:rFonts w:ascii="Arial" w:cs="Arial" w:eastAsia="Arial" w:hAnsi="Arial"/>
@@ -25704,7 +25704,7 @@
               <w:spacing w:after="10" w:before="0"/>
               <w:ind w:left="120"/>
             </w:pPr>
-            <w:hyperlink w:history="1" r:id="rIdq26matrpdmhxdmgspnrvj">
+            <w:hyperlink w:history="1" r:id="rIdjwtb8s_phckjuxqc6kn19">
               <w:r>
                 <w:rPr>
                   <w:rFonts w:ascii="Arial" w:cs="Arial" w:eastAsia="Arial" w:hAnsi="Arial"/>
@@ -25749,7 +25749,7 @@
             <w:pPr>
               <w:spacing w:after="20" w:before="0"/>
             </w:pPr>
-            <w:hyperlink w:history="1" r:id="rIdubv4seqnf4aeg9xpexlu8">
+            <w:hyperlink w:history="1" r:id="rIdzejens0djd6rztklwprt7">
               <w:r>
                 <w:rPr>
                   <w:rFonts w:ascii="Arial" w:cs="Arial" w:eastAsia="Arial" w:hAnsi="Arial"/>
@@ -25782,7 +25782,7 @@
               <w:spacing w:after="10" w:before="0"/>
               <w:ind w:left="120"/>
             </w:pPr>
-            <w:hyperlink w:history="1" r:id="rIdpknr9ehqdwrpwakezf2ra">
+            <w:hyperlink w:history="1" r:id="rIdqmgmkq7xlr8djxruxldam">
               <w:r>
                 <w:rPr>
                   <w:rFonts w:ascii="Arial" w:cs="Arial" w:eastAsia="Arial" w:hAnsi="Arial"/>
@@ -27269,7 +27269,7 @@
             <w:pPr>
               <w:spacing w:after="20" w:before="0"/>
             </w:pPr>
-            <w:hyperlink w:history="1" r:id="rIdndjpp341ldijhgjdeuxix">
+            <w:hyperlink w:history="1" r:id="rIdgepnm_xdmha8tnwc37tso">
               <w:r>
                 <w:rPr>
                   <w:rFonts w:ascii="Arial" w:cs="Arial" w:eastAsia="Arial" w:hAnsi="Arial"/>
@@ -27302,7 +27302,7 @@
               <w:spacing w:after="10" w:before="0"/>
               <w:ind w:left="120"/>
             </w:pPr>
-            <w:hyperlink w:history="1" r:id="rIdpcw_rtjp8uxmi8tzftglx">
+            <w:hyperlink w:history="1" r:id="rIdlbkigfjrkslqewx17pa5v">
               <w:r>
                 <w:rPr>
                   <w:rFonts w:ascii="Arial" w:cs="Arial" w:eastAsia="Arial" w:hAnsi="Arial"/>
@@ -27347,7 +27347,7 @@
             <w:pPr>
               <w:spacing w:after="20" w:before="0"/>
             </w:pPr>
-            <w:hyperlink w:history="1" r:id="rIdfo2ag8vwh6nimvtdyrt9g">
+            <w:hyperlink w:history="1" r:id="rIdei52hd__kfbwbltkxx7sy">
               <w:r>
                 <w:rPr>
                   <w:rFonts w:ascii="Arial" w:cs="Arial" w:eastAsia="Arial" w:hAnsi="Arial"/>
@@ -27380,7 +27380,7 @@
               <w:spacing w:after="10" w:before="0"/>
               <w:ind w:left="120"/>
             </w:pPr>
-            <w:hyperlink w:history="1" r:id="rIdm7r8zzmgrirw_znvx9shf">
+            <w:hyperlink w:history="1" r:id="rIdsmv15d4_qr9w9vcnzqri-">
               <w:r>
                 <w:rPr>
                   <w:rFonts w:ascii="Arial" w:cs="Arial" w:eastAsia="Arial" w:hAnsi="Arial"/>
@@ -27575,7 +27575,7 @@
             <w:pPr>
               <w:spacing w:after="20" w:before="0"/>
             </w:pPr>
-            <w:hyperlink w:history="1" r:id="rIdtacxzx0y1qi9r9af99vol">
+            <w:hyperlink w:history="1" r:id="rIdnn7ft4ras_wplhlprtxlu">
               <w:r>
                 <w:rPr>
                   <w:rFonts w:ascii="Arial" w:cs="Arial" w:eastAsia="Arial" w:hAnsi="Arial"/>
@@ -27608,7 +27608,7 @@
               <w:spacing w:after="10" w:before="0"/>
               <w:ind w:left="120"/>
             </w:pPr>
-            <w:hyperlink w:history="1" r:id="rId2hup_kasl1mp1isbq6wfb">
+            <w:hyperlink w:history="1" r:id="rIdepkqbjjpikzcipzyfgra6">
               <w:r>
                 <w:rPr>
                   <w:rFonts w:ascii="Arial" w:cs="Arial" w:eastAsia="Arial" w:hAnsi="Arial"/>
@@ -27653,7 +27653,7 @@
             <w:pPr>
               <w:spacing w:after="20" w:before="0"/>
             </w:pPr>
-            <w:hyperlink w:history="1" r:id="rIdscqeckgc_g1izqxivizrx">
+            <w:hyperlink w:history="1" r:id="rIdvgzmf-xgz77wmsloq-qbo">
               <w:r>
                 <w:rPr>
                   <w:rFonts w:ascii="Arial" w:cs="Arial" w:eastAsia="Arial" w:hAnsi="Arial"/>
@@ -27686,7 +27686,7 @@
               <w:spacing w:after="10" w:before="0"/>
               <w:ind w:left="120"/>
             </w:pPr>
-            <w:hyperlink w:history="1" r:id="rIdcxvf-1bmyztnv1yq5bume">
+            <w:hyperlink w:history="1" r:id="rIdh0mb4k81lau8l44z4kqzg">
               <w:r>
                 <w:rPr>
                   <w:rFonts w:ascii="Arial" w:cs="Arial" w:eastAsia="Arial" w:hAnsi="Arial"/>
@@ -27881,7 +27881,7 @@
             <w:pPr>
               <w:spacing w:after="20" w:before="0"/>
             </w:pPr>
-            <w:hyperlink w:history="1" r:id="rIdkk_t_7miomq1uxh35iwcp">
+            <w:hyperlink w:history="1" r:id="rId5cbtwekojm90hgnlucahu">
               <w:r>
                 <w:rPr>
                   <w:rFonts w:ascii="Arial" w:cs="Arial" w:eastAsia="Arial" w:hAnsi="Arial"/>
@@ -27914,7 +27914,7 @@
               <w:spacing w:after="10" w:before="0"/>
               <w:ind w:left="120"/>
             </w:pPr>
-            <w:hyperlink w:history="1" r:id="rId2vfg76p5xz3-gaszh9dh7">
+            <w:hyperlink w:history="1" r:id="rIdtr-2wleqsufskc4avioym">
               <w:r>
                 <w:rPr>
                   <w:rFonts w:ascii="Arial" w:cs="Arial" w:eastAsia="Arial" w:hAnsi="Arial"/>
@@ -27959,7 +27959,7 @@
             <w:pPr>
               <w:spacing w:after="20" w:before="0"/>
             </w:pPr>
-            <w:hyperlink w:history="1" r:id="rId59aatmriwrolg7cl0okp4">
+            <w:hyperlink w:history="1" r:id="rIdicizpmv2dulctryciafrv">
               <w:r>
                 <w:rPr>
                   <w:rFonts w:ascii="Arial" w:cs="Arial" w:eastAsia="Arial" w:hAnsi="Arial"/>
@@ -27992,7 +27992,7 @@
               <w:spacing w:after="10" w:before="0"/>
               <w:ind w:left="120"/>
             </w:pPr>
-            <w:hyperlink w:history="1" r:id="rIdxpom02zfp3zarwjsrkeef">
+            <w:hyperlink w:history="1" r:id="rId1l5j0nnggcyvmzz8cd7n6">
               <w:r>
                 <w:rPr>
                   <w:rFonts w:ascii="Arial" w:cs="Arial" w:eastAsia="Arial" w:hAnsi="Arial"/>
@@ -28187,7 +28187,7 @@
             <w:pPr>
               <w:spacing w:after="20" w:before="0"/>
             </w:pPr>
-            <w:hyperlink w:history="1" r:id="rId3sgrvj8bxb6cmlg82tpwf">
+            <w:hyperlink w:history="1" r:id="rIdju5epdgkpsvdc1rj5ikyu">
               <w:r>
                 <w:rPr>
                   <w:rFonts w:ascii="Arial" w:cs="Arial" w:eastAsia="Arial" w:hAnsi="Arial"/>
@@ -28220,7 +28220,7 @@
               <w:spacing w:after="10" w:before="0"/>
               <w:ind w:left="120"/>
             </w:pPr>
-            <w:hyperlink w:history="1" r:id="rIdmzlfhgdxvvq6zbqovshee">
+            <w:hyperlink w:history="1" r:id="rIdl9jsp5as2ztqwwtmglak-">
               <w:r>
                 <w:rPr>
                   <w:rFonts w:ascii="Arial" w:cs="Arial" w:eastAsia="Arial" w:hAnsi="Arial"/>
@@ -28265,7 +28265,7 @@
             <w:pPr>
               <w:spacing w:after="20" w:before="0"/>
             </w:pPr>
-            <w:hyperlink w:history="1" r:id="rId06k1prgmji5ryt7c7zbjq">
+            <w:hyperlink w:history="1" r:id="rIdkkhxhhfqtjgdwpjsjhtzt">
               <w:r>
                 <w:rPr>
                   <w:rFonts w:ascii="Arial" w:cs="Arial" w:eastAsia="Arial" w:hAnsi="Arial"/>
@@ -28298,7 +28298,7 @@
               <w:spacing w:after="10" w:before="0"/>
               <w:ind w:left="120"/>
             </w:pPr>
-            <w:hyperlink w:history="1" r:id="rIdx7plmp4niswvmka0ujvee">
+            <w:hyperlink w:history="1" r:id="rIdn-aukskbkyiwetmuwpdvg">
               <w:r>
                 <w:rPr>
                   <w:rFonts w:ascii="Arial" w:cs="Arial" w:eastAsia="Arial" w:hAnsi="Arial"/>
@@ -28493,7 +28493,7 @@
             <w:pPr>
               <w:spacing w:after="20" w:before="0"/>
             </w:pPr>
-            <w:hyperlink w:history="1" r:id="rIdfbopctqf8serlmcwjbc-t">
+            <w:hyperlink w:history="1" r:id="rIdxvezkyyw-slvojzhip2f8">
               <w:r>
                 <w:rPr>
                   <w:rFonts w:ascii="Arial" w:cs="Arial" w:eastAsia="Arial" w:hAnsi="Arial"/>
@@ -28526,7 +28526,7 @@
               <w:spacing w:after="10" w:before="0"/>
               <w:ind w:left="120"/>
             </w:pPr>
-            <w:hyperlink w:history="1" r:id="rIdga6198vsto7vfsm4a4zpr">
+            <w:hyperlink w:history="1" r:id="rIdtkgmxvdvmaxksqery4a6b">
               <w:r>
                 <w:rPr>
                   <w:rFonts w:ascii="Arial" w:cs="Arial" w:eastAsia="Arial" w:hAnsi="Arial"/>
@@ -28571,7 +28571,7 @@
             <w:pPr>
               <w:spacing w:after="20" w:before="0"/>
             </w:pPr>
-            <w:hyperlink w:history="1" r:id="rIdezqi27ukbo7ew0mozgnxt">
+            <w:hyperlink w:history="1" r:id="rIdw9pjf7zmk7vnyknryffg9">
               <w:r>
                 <w:rPr>
                   <w:rFonts w:ascii="Arial" w:cs="Arial" w:eastAsia="Arial" w:hAnsi="Arial"/>
@@ -28604,7 +28604,7 @@
               <w:spacing w:after="10" w:before="0"/>
               <w:ind w:left="120"/>
             </w:pPr>
-            <w:hyperlink w:history="1" r:id="rIdg54rmuxn32ykdk3b40fib">
+            <w:hyperlink w:history="1" r:id="rIdapv214vzkv8-ec7c8hecj">
               <w:r>
                 <w:rPr>
                   <w:rFonts w:ascii="Arial" w:cs="Arial" w:eastAsia="Arial" w:hAnsi="Arial"/>
@@ -30091,7 +30091,7 @@
             <w:pPr>
               <w:spacing w:after="20" w:before="0"/>
             </w:pPr>
-            <w:hyperlink w:history="1" r:id="rIdguwk1ovhc1iwapgyc1c6m">
+            <w:hyperlink w:history="1" r:id="rIdpygsctdxylb6o5p5x_xbh">
               <w:r>
                 <w:rPr>
                   <w:rFonts w:ascii="Arial" w:cs="Arial" w:eastAsia="Arial" w:hAnsi="Arial"/>
@@ -30124,7 +30124,7 @@
               <w:spacing w:after="10" w:before="0"/>
               <w:ind w:left="120"/>
             </w:pPr>
-            <w:hyperlink w:history="1" r:id="rIdlqmuasezhmrnmznexevpz">
+            <w:hyperlink w:history="1" r:id="rId3r3rcrsf8rbbazv0ikytm">
               <w:r>
                 <w:rPr>
                   <w:rFonts w:ascii="Arial" w:cs="Arial" w:eastAsia="Arial" w:hAnsi="Arial"/>
@@ -30169,7 +30169,7 @@
             <w:pPr>
               <w:spacing w:after="20" w:before="0"/>
             </w:pPr>
-            <w:hyperlink w:history="1" r:id="rIdjw-hphf7hdbbnecnxpkdu">
+            <w:hyperlink w:history="1" r:id="rId6mryjkqcoy39b7oca8xlb">
               <w:r>
                 <w:rPr>
                   <w:rFonts w:ascii="Arial" w:cs="Arial" w:eastAsia="Arial" w:hAnsi="Arial"/>
@@ -30202,7 +30202,7 @@
               <w:spacing w:after="10" w:before="0"/>
               <w:ind w:left="120"/>
             </w:pPr>
-            <w:hyperlink w:history="1" r:id="rIdjbwghr5uyawt8ajtysdyz">
+            <w:hyperlink w:history="1" r:id="rId2rc50mlk-cetffmnlfie3">
               <w:r>
                 <w:rPr>
                   <w:rFonts w:ascii="Arial" w:cs="Arial" w:eastAsia="Arial" w:hAnsi="Arial"/>
@@ -30397,7 +30397,7 @@
             <w:pPr>
               <w:spacing w:after="20" w:before="0"/>
             </w:pPr>
-            <w:hyperlink w:history="1" r:id="rId_fp8wlf4-gk-secxh2qiy">
+            <w:hyperlink w:history="1" r:id="rIdvworch_coytb-0c9jxhys">
               <w:r>
                 <w:rPr>
                   <w:rFonts w:ascii="Arial" w:cs="Arial" w:eastAsia="Arial" w:hAnsi="Arial"/>
@@ -30430,7 +30430,7 @@
               <w:spacing w:after="10" w:before="0"/>
               <w:ind w:left="120"/>
             </w:pPr>
-            <w:hyperlink w:history="1" r:id="rIdhqccfq7umkwvd1_isr9mg">
+            <w:hyperlink w:history="1" r:id="rIdswvum_yly6e1y9nzi7asv">
               <w:r>
                 <w:rPr>
                   <w:rFonts w:ascii="Arial" w:cs="Arial" w:eastAsia="Arial" w:hAnsi="Arial"/>
@@ -30475,7 +30475,7 @@
             <w:pPr>
               <w:spacing w:after="20" w:before="0"/>
             </w:pPr>
-            <w:hyperlink w:history="1" r:id="rIdnxxh5l8jspwskt7l4a3yp">
+            <w:hyperlink w:history="1" r:id="rIdfmzqboruqpobzy2uqodb3">
               <w:r>
                 <w:rPr>
                   <w:rFonts w:ascii="Arial" w:cs="Arial" w:eastAsia="Arial" w:hAnsi="Arial"/>
@@ -30508,7 +30508,7 @@
               <w:spacing w:after="10" w:before="0"/>
               <w:ind w:left="120"/>
             </w:pPr>
-            <w:hyperlink w:history="1" r:id="rId7xhvdt8tvyr8i1vhab0q7">
+            <w:hyperlink w:history="1" r:id="rIdpce7qouqcsbbarfgzjkif">
               <w:r>
                 <w:rPr>
                   <w:rFonts w:ascii="Arial" w:cs="Arial" w:eastAsia="Arial" w:hAnsi="Arial"/>
@@ -30855,7 +30855,7 @@
             <w:pPr>
               <w:spacing w:after="20" w:before="0"/>
             </w:pPr>
-            <w:hyperlink w:history="1" r:id="rIdof5yoplceswhtthbsadkh">
+            <w:hyperlink w:history="1" r:id="rIdx44vasyijltjnyvdorudx">
               <w:r>
                 <w:rPr>
                   <w:rFonts w:ascii="Arial" w:cs="Arial" w:eastAsia="Arial" w:hAnsi="Arial"/>
@@ -30888,7 +30888,7 @@
               <w:spacing w:after="10" w:before="0"/>
               <w:ind w:left="120"/>
             </w:pPr>
-            <w:hyperlink w:history="1" r:id="rIdlfyiebyuf0zgsr0n-aoaq">
+            <w:hyperlink w:history="1" r:id="rIde3uw7lwixhix-ibt7qpcm">
               <w:r>
                 <w:rPr>
                   <w:rFonts w:ascii="Arial" w:cs="Arial" w:eastAsia="Arial" w:hAnsi="Arial"/>
@@ -30933,7 +30933,7 @@
             <w:pPr>
               <w:spacing w:after="20" w:before="0"/>
             </w:pPr>
-            <w:hyperlink w:history="1" r:id="rIdpqrdznqe2zm_fuo4hynaj">
+            <w:hyperlink w:history="1" r:id="rId2gbfoubm_e48de8ifcmfb">
               <w:r>
                 <w:rPr>
                   <w:rFonts w:ascii="Arial" w:cs="Arial" w:eastAsia="Arial" w:hAnsi="Arial"/>
@@ -30966,7 +30966,7 @@
               <w:spacing w:after="10" w:before="0"/>
               <w:ind w:left="120"/>
             </w:pPr>
-            <w:hyperlink w:history="1" r:id="rIdvaqww6elmhvbkvmex4ahy">
+            <w:hyperlink w:history="1" r:id="rIdkhpudmpkhtx0ubaipcsc2">
               <w:r>
                 <w:rPr>
                   <w:rFonts w:ascii="Arial" w:cs="Arial" w:eastAsia="Arial" w:hAnsi="Arial"/>
@@ -31161,7 +31161,7 @@
             <w:pPr>
               <w:spacing w:after="20" w:before="0"/>
             </w:pPr>
-            <w:hyperlink w:history="1" r:id="rId5cama2wjyrib7henzvq28">
+            <w:hyperlink w:history="1" r:id="rIdnwi1uvubf6tmxmcbjmsy_">
               <w:r>
                 <w:rPr>
                   <w:rFonts w:ascii="Arial" w:cs="Arial" w:eastAsia="Arial" w:hAnsi="Arial"/>
@@ -31194,7 +31194,7 @@
               <w:spacing w:after="10" w:before="0"/>
               <w:ind w:left="120"/>
             </w:pPr>
-            <w:hyperlink w:history="1" r:id="rIdre2vcqnr9wxbv61answux">
+            <w:hyperlink w:history="1" r:id="rId-aqe_qckb23trdef9l-zc">
               <w:r>
                 <w:rPr>
                   <w:rFonts w:ascii="Arial" w:cs="Arial" w:eastAsia="Arial" w:hAnsi="Arial"/>
@@ -31239,7 +31239,7 @@
             <w:pPr>
               <w:spacing w:after="20" w:before="0"/>
             </w:pPr>
-            <w:hyperlink w:history="1" r:id="rIdjs-bouuaehk1x6wwqieac">
+            <w:hyperlink w:history="1" r:id="rIdb5sh0woa4sjxaxabqvhgi">
               <w:r>
                 <w:rPr>
                   <w:rFonts w:ascii="Arial" w:cs="Arial" w:eastAsia="Arial" w:hAnsi="Arial"/>
@@ -31272,7 +31272,7 @@
               <w:spacing w:after="10" w:before="0"/>
               <w:ind w:left="120"/>
             </w:pPr>
-            <w:hyperlink w:history="1" r:id="rId0khcoufeichskejpg5arm">
+            <w:hyperlink w:history="1" r:id="rIddlwajjemgbfogsg1t0qgf">
               <w:r>
                 <w:rPr>
                   <w:rFonts w:ascii="Arial" w:cs="Arial" w:eastAsia="Arial" w:hAnsi="Arial"/>
@@ -31467,7 +31467,7 @@
             <w:pPr>
               <w:spacing w:after="20" w:before="0"/>
             </w:pPr>
-            <w:hyperlink w:history="1" r:id="rId6nswbsfrmjkumkdnrnmy9">
+            <w:hyperlink w:history="1" r:id="rId2vijzepenm4d-tdecm-9c">
               <w:r>
                 <w:rPr>
                   <w:rFonts w:ascii="Arial" w:cs="Arial" w:eastAsia="Arial" w:hAnsi="Arial"/>
@@ -31500,7 +31500,7 @@
               <w:spacing w:after="10" w:before="0"/>
               <w:ind w:left="120"/>
             </w:pPr>
-            <w:hyperlink w:history="1" r:id="rIdw2khmebpvrwri92ibbxyb">
+            <w:hyperlink w:history="1" r:id="rIdjbcyxxl6wfh7_ucqk9jja">
               <w:r>
                 <w:rPr>
                   <w:rFonts w:ascii="Arial" w:cs="Arial" w:eastAsia="Arial" w:hAnsi="Arial"/>
@@ -31545,7 +31545,7 @@
             <w:pPr>
               <w:spacing w:after="20" w:before="0"/>
             </w:pPr>
-            <w:hyperlink w:history="1" r:id="rIdsrqvghz0w9t0q1abxzghy">
+            <w:hyperlink w:history="1" r:id="rIddzwlkkhhts5kdjcayikv8">
               <w:r>
                 <w:rPr>
                   <w:rFonts w:ascii="Arial" w:cs="Arial" w:eastAsia="Arial" w:hAnsi="Arial"/>
@@ -31578,7 +31578,7 @@
               <w:spacing w:after="10" w:before="0"/>
               <w:ind w:left="120"/>
             </w:pPr>
-            <w:hyperlink w:history="1" r:id="rIduj7zxrosuzbe_ac9_kh9-">
+            <w:hyperlink w:history="1" r:id="rIdje47uijrhh0u3i8jmfnrs">
               <w:r>
                 <w:rPr>
                   <w:rFonts w:ascii="Arial" w:cs="Arial" w:eastAsia="Arial" w:hAnsi="Arial"/>
